--- a/manuscript/Results_section_draft.docx
+++ b/manuscript/Results_section_draft.docx
@@ -7853,7 +7853,7 @@
           <w:b w:val="0"/>
           <w:i w:val="0"/>
         </w:rPr>
-        <w:t>Table V reports a 10-seed ablation of the MFMN family on CL and VDss, retrained under the same protocol and test split as the final models. For each endpoint, the final model is compared with the base MFMN (no auxiliary supervision and no dynamic gating) and with the alternative MFMN variant that differs only in the gating mechanism (MFMN-InteractAux for CL; MFMN-DynGate for VDss). Fig. 4 shows the per-seed GMFE distributions.</w:t>
+        <w:t>Tables V and VI report 10-seed ablations retrained under the same protocol, training split and test split as the final models. For CL and VDss (Table V), the final model is compared with the base MFMN (no auxiliary supervision and no dynamic gating) and with the alternative MFMN variant that differs only in the gating mechanism (MFMN-InteractAux for CL; MFMN-DynGate for VDss); Fig. 4 shows the per-seed GMFE distributions. For pKa (Table VI), the xTB-derived features, the edge gating and the ionizable-site readout of GraphMPNN are removed one at a time. For Fu, the low-fu training-loss weight is removed. Variant–final differences use the same paired compound-level bootstrap as Section C.</w:t>
       </w:r>
     </w:p>
     <w:p>
@@ -8820,7 +8820,19 @@
           <w:b w:val="0"/>
           <w:i w:val="0"/>
         </w:rPr>
-        <w:t>Ablation of GraphMPNN (pKa) and of the Fu recipe is not yet complete. Table VI is a placeholder for the 10-seed GraphMPNN ablation, in which the xTB-derived features, the edge gating and the ionizable-site readout are removed one at a time; these runs are in progress.</w:t>
+        <w:t>On pKa (acidic), none of the three ablations changes performance measurably: every ensemble metric is within 0.014 of the final model (R² 0.9689 for the final model vs. 0.9677–0.9691 for the variants), and all paired-difference CIs include zero. The variants have the better point estimate on some metrics (e.g., RMSE 0.754 without edge gating vs. 0.757), but these differences are smaller than one seed-to-seed SD.</w:t>
+      </w:r>
+    </w:p>
+    <w:p>
+      <w:pPr>
+        <w:jc w:val="both"/>
+      </w:pPr>
+      <w:r>
+        <w:rPr>
+          <w:b w:val="0"/>
+          <w:i w:val="0"/>
+        </w:rPr>
+        <w:t>On pKa (basic), removing the xTB-derived features degrades the model: R² decreases from 0.948 to 0.943 (paired-difference CI, final − variant, [0.0014, 0.0097]) and RMSE increases from 0.670 to 0.703 (CI [-0.0572, -0.0092]), both resolved; the MAE and W1 differences are not. Removing edge gating has no resolved effect. Removing the ionizable-site readout does not degrade the model: the variant without it has the better point estimate on all four metrics (R² 0.950, MAE 0.406, RMSE 0.654 vs. 0.948, 0.416 and 0.670 for the final model). None of these differences is resolved by the paired bootstrap, although the MAE CI only just includes zero (final − variant CI [-0.0001, 0.0203]), and the variant has a higher R² than the final model for 9 of the 10 seeds when paired by seed index.</w:t>
       </w:r>
     </w:p>
     <w:p>
@@ -8834,7 +8846,19 @@
           <w:color w:val="C00000"/>
           <w:sz w:val="17"/>
         </w:rPr>
-        <w:t>[PENDING: 10-seed GraphMPNN ablation (no xTB features, no edge gating, no site readout) for pKa (acidic) and pKa (basic). Note for authors: the code that produced the original single-seed ablation rows is not in the project; the variants were reconstructed and should be verified before these results are reported.]</w:t>
+        <w:t>[NEEDS: author decision. (1) The original code for the GraphMPNN ablation variants is not in the project; the variants were reconstructed from their names. Only 'w/o xTB features' on pKa (acidic) reproduces the stored single-seed (seed 42) result within |ΔR²|, |ΔMAE| ≤ 0.002; the other five rows (marked * in Table VI) do not, so they may not be the same models as the original ablation. State this in Methods or verify the variants before submission. (2) On pKa (basic), the site readout does not help on this test set; either justify keeping it in the final model (e.g., by validation-set or cross-validation evidence) or reconsider the final architecture. Do not describe the site readout as a contributing component on the basis of Table VI.]</w:t>
+      </w:r>
+    </w:p>
+    <w:p>
+      <w:pPr>
+        <w:jc w:val="both"/>
+      </w:pPr>
+      <w:r>
+        <w:rPr>
+          <w:b w:val="0"/>
+          <w:i w:val="0"/>
+        </w:rPr>
+        <w:t>On Fu, removing the 1.25× low-fu loss weight leaves performance essentially unchanged: GMFE 2.091 vs. 2.086, R² 0.711 vs. 0.712 and W2F 0.602 vs. 0.613 for the unweighted and final models, respectively; all paired-difference CIs include zero. The final model has the better point estimate on every metric, but the differences are smaller than one seed-to-seed SD.</w:t>
       </w:r>
     </w:p>
     <w:p>
@@ -8848,7 +8872,7 @@
           <w:color w:val="C00000"/>
           <w:sz w:val="17"/>
         </w:rPr>
-        <w:t>[NEEDS: Fu ablation. The 10-seed Fu ablation (unweighted MFMN-DynGate; untuned base MFMN) did not pass the seed-42 reproduction check against the stored single-seed results and was not run. Either report the Fu ablation from a re-established protocol or state its absence in Limitations.]</w:t>
+        <w:t>[NEEDS: author decision on the Fu ablation. The 10-seed unweighted MFMN-DynGate run did not reproduce the stored single-seed result (seed-42 gate failed for every candidate code path; attributed to environment drift) and was run with this caveat. A 'base MFMN' Fu row was also run but is omitted: the code attributed to it trains MFMN-InteractAux (aux_weight 0.3), not a plain MFMN, and does not reproduce the stored row. Decide whether to report the loss-weight ablation with this caveat, and note that the loss weight was one of seven ideas tried (test-set exposure).]</w:t>
       </w:r>
     </w:p>
     <w:p>
@@ -8868,7 +8892,7 @@
         <w:rPr>
           <w:sz w:val="16"/>
         </w:rPr>
-        <w:t>Ablation of GraphMPNN on pKa (10 seeds) — placeholder</w:t>
+        <w:t>Ablation of GraphMPNN on pKa (10 seeds, official test splits)</w:t>
       </w:r>
     </w:p>
     <w:tbl>
@@ -8879,16 +8903,17 @@
         <w:tblLook w:firstColumn="1" w:firstRow="1" w:lastColumn="0" w:lastRow="0" w:noHBand="0" w:noVBand="1" w:val="04A0"/>
       </w:tblPr>
       <w:tblGrid>
-        <w:gridCol w:w="1872"/>
-        <w:gridCol w:w="1872"/>
-        <w:gridCol w:w="1872"/>
-        <w:gridCol w:w="1872"/>
-        <w:gridCol w:w="1872"/>
+        <w:gridCol w:w="1560"/>
+        <w:gridCol w:w="1560"/>
+        <w:gridCol w:w="1560"/>
+        <w:gridCol w:w="1560"/>
+        <w:gridCol w:w="1560"/>
+        <w:gridCol w:w="1560"/>
       </w:tblGrid>
       <w:tr>
         <w:tc>
           <w:tcPr>
-            <w:tcW w:type="dxa" w:w="1296"/>
+            <w:tcW w:type="dxa" w:w="1224"/>
             <w:tcBorders>
               <w:top w:val="single" w:sz="6" w:space="0" w:color="000000"/>
               <w:bottom w:val="single" w:sz="6" w:space="0" w:color="000000"/>
@@ -8911,7 +8936,7 @@
         </w:tc>
         <w:tc>
           <w:tcPr>
-            <w:tcW w:type="dxa" w:w="2160"/>
+            <w:tcW w:type="dxa" w:w="1800"/>
             <w:tcBorders>
               <w:top w:val="single" w:sz="6" w:space="0" w:color="000000"/>
               <w:bottom w:val="single" w:sz="6" w:space="0" w:color="000000"/>
@@ -8934,7 +8959,7 @@
         </w:tc>
         <w:tc>
           <w:tcPr>
-            <w:tcW w:type="dxa" w:w="2016"/>
+            <w:tcW w:type="dxa" w:w="1613"/>
             <w:tcBorders>
               <w:top w:val="single" w:sz="6" w:space="0" w:color="000000"/>
               <w:bottom w:val="single" w:sz="6" w:space="0" w:color="000000"/>
@@ -8957,7 +8982,7 @@
         </w:tc>
         <w:tc>
           <w:tcPr>
-            <w:tcW w:type="dxa" w:w="2016"/>
+            <w:tcW w:type="dxa" w:w="1613"/>
             <w:tcBorders>
               <w:top w:val="single" w:sz="6" w:space="0" w:color="000000"/>
               <w:bottom w:val="single" w:sz="6" w:space="0" w:color="000000"/>
@@ -8980,7 +9005,7 @@
         </w:tc>
         <w:tc>
           <w:tcPr>
-            <w:tcW w:type="dxa" w:w="2016"/>
+            <w:tcW w:type="dxa" w:w="1613"/>
             <w:tcBorders>
               <w:top w:val="single" w:sz="6" w:space="0" w:color="000000"/>
               <w:bottom w:val="single" w:sz="6" w:space="0" w:color="000000"/>
@@ -9001,11 +9026,34 @@
             </w:r>
           </w:p>
         </w:tc>
+        <w:tc>
+          <w:tcPr>
+            <w:tcW w:type="dxa" w:w="1613"/>
+            <w:tcBorders>
+              <w:top w:val="single" w:sz="6" w:space="0" w:color="000000"/>
+              <w:bottom w:val="single" w:sz="6" w:space="0" w:color="000000"/>
+            </w:tcBorders>
+          </w:tcPr>
+          <w:p>
+            <w:pPr>
+              <w:spacing w:after="0" w:line="240" w:lineRule="auto"/>
+              <w:jc w:val="center"/>
+            </w:pPr>
+            <w:r/>
+            <w:r>
+              <w:rPr>
+                <w:b/>
+                <w:sz w:val="15"/>
+              </w:rPr>
+              <w:t>W1</w:t>
+            </w:r>
+          </w:p>
+        </w:tc>
       </w:tr>
       <w:tr>
         <w:tc>
           <w:tcPr>
-            <w:tcW w:type="dxa" w:w="1296"/>
+            <w:tcW w:type="dxa" w:w="1224"/>
           </w:tcPr>
           <w:p>
             <w:pPr>
@@ -9023,25 +9071,25 @@
         </w:tc>
         <w:tc>
           <w:tcPr>
-            <w:tcW w:type="dxa" w:w="2160"/>
-          </w:tcPr>
-          <w:p>
-            <w:pPr>
-              <w:spacing w:after="0" w:line="240" w:lineRule="auto"/>
-              <w:jc w:val="center"/>
-            </w:pPr>
-            <w:r/>
-            <w:r>
-              <w:rPr>
-                <w:sz w:val="15"/>
-              </w:rPr>
-              <w:t>GraphMPNN (final)</w:t>
-            </w:r>
-          </w:p>
-        </w:tc>
-        <w:tc>
-          <w:tcPr>
-            <w:tcW w:type="dxa" w:w="2016"/>
+            <w:tcW w:type="dxa" w:w="1800"/>
+          </w:tcPr>
+          <w:p>
+            <w:pPr>
+              <w:spacing w:after="0" w:line="240" w:lineRule="auto"/>
+              <w:jc w:val="center"/>
+            </w:pPr>
+            <w:r/>
+            <w:r>
+              <w:rPr>
+                <w:sz w:val="15"/>
+              </w:rPr>
+              <w:t>w/o xTB features</w:t>
+            </w:r>
+          </w:p>
+        </w:tc>
+        <w:tc>
+          <w:tcPr>
+            <w:tcW w:type="dxa" w:w="1613"/>
           </w:tcPr>
           <w:p>
             <w:pPr>
@@ -9059,37 +9107,56 @@
         </w:tc>
         <w:tc>
           <w:tcPr>
-            <w:tcW w:type="dxa" w:w="2016"/>
-          </w:tcPr>
-          <w:p>
-            <w:pPr>
-              <w:spacing w:after="0" w:line="240" w:lineRule="auto"/>
-              <w:jc w:val="center"/>
-            </w:pPr>
-            <w:r/>
-            <w:r>
-              <w:rPr>
-                <w:sz w:val="15"/>
-              </w:rPr>
-              <w:t>0.424 (0.484 ± 0.020)</w:t>
-            </w:r>
-          </w:p>
-        </w:tc>
-        <w:tc>
-          <w:tcPr>
-            <w:tcW w:type="dxa" w:w="2016"/>
-          </w:tcPr>
-          <w:p>
-            <w:pPr>
-              <w:spacing w:after="0" w:line="240" w:lineRule="auto"/>
-              <w:jc w:val="center"/>
-            </w:pPr>
-            <w:r/>
-            <w:r>
-              <w:rPr>
-                <w:sz w:val="15"/>
-              </w:rPr>
-              <w:t>0.757 (0.820 ± 0.025)</w:t>
+            <w:tcW w:type="dxa" w:w="1613"/>
+          </w:tcPr>
+          <w:p>
+            <w:pPr>
+              <w:spacing w:after="0" w:line="240" w:lineRule="auto"/>
+              <w:jc w:val="center"/>
+            </w:pPr>
+            <w:r/>
+            <w:r>
+              <w:rPr>
+                <w:sz w:val="15"/>
+              </w:rPr>
+              <w:t>0.426 (0.488 ± 0.017)</w:t>
+            </w:r>
+          </w:p>
+        </w:tc>
+        <w:tc>
+          <w:tcPr>
+            <w:tcW w:type="dxa" w:w="1613"/>
+          </w:tcPr>
+          <w:p>
+            <w:pPr>
+              <w:spacing w:after="0" w:line="240" w:lineRule="auto"/>
+              <w:jc w:val="center"/>
+            </w:pPr>
+            <w:r/>
+            <w:r>
+              <w:rPr>
+                <w:sz w:val="15"/>
+              </w:rPr>
+              <w:t>0.759 (0.822 ± 0.021)</w:t>
+            </w:r>
+          </w:p>
+        </w:tc>
+        <w:tc>
+          <w:tcPr>
+            <w:tcW w:type="dxa" w:w="1613"/>
+          </w:tcPr>
+          <w:p>
+            <w:pPr>
+              <w:spacing w:after="0" w:line="240" w:lineRule="auto"/>
+              <w:jc w:val="center"/>
+            </w:pPr>
+            <w:r/>
+            <w:r>
+              <w:rPr>
+                <w:b/>
+                <w:sz w:val="15"/>
+              </w:rPr>
+              <w:t>0.912 (0.886 ± 0.007)</w:t>
             </w:r>
           </w:p>
         </w:tc>
@@ -9097,7 +9164,7 @@
       <w:tr>
         <w:tc>
           <w:tcPr>
-            <w:tcW w:type="dxa" w:w="1296"/>
+            <w:tcW w:type="dxa" w:w="1224"/>
           </w:tcPr>
           <w:p>
             <w:pPr>
@@ -9114,76 +9181,93 @@
         </w:tc>
         <w:tc>
           <w:tcPr>
-            <w:tcW w:type="dxa" w:w="2160"/>
-          </w:tcPr>
-          <w:p>
-            <w:pPr>
-              <w:spacing w:after="0" w:line="240" w:lineRule="auto"/>
-              <w:jc w:val="center"/>
-            </w:pPr>
-            <w:r/>
-            <w:r>
-              <w:rPr>
-                <w:sz w:val="15"/>
-              </w:rPr>
-              <w:t>w/o xTB features</w:t>
-            </w:r>
-          </w:p>
-        </w:tc>
-        <w:tc>
-          <w:tcPr>
-            <w:tcW w:type="dxa" w:w="2016"/>
-          </w:tcPr>
-          <w:p>
-            <w:pPr>
-              <w:spacing w:after="0" w:line="240" w:lineRule="auto"/>
-              <w:jc w:val="center"/>
-            </w:pPr>
-            <w:r/>
-            <w:r>
-              <w:rPr>
-                <w:color w:val="C00000"/>
-                <w:sz w:val="15"/>
-              </w:rPr>
-              <w:t>PENDING</w:t>
-            </w:r>
-          </w:p>
-        </w:tc>
-        <w:tc>
-          <w:tcPr>
-            <w:tcW w:type="dxa" w:w="2016"/>
-          </w:tcPr>
-          <w:p>
-            <w:pPr>
-              <w:spacing w:after="0" w:line="240" w:lineRule="auto"/>
-              <w:jc w:val="center"/>
-            </w:pPr>
-            <w:r/>
-            <w:r>
-              <w:rPr>
-                <w:color w:val="C00000"/>
-                <w:sz w:val="15"/>
-              </w:rPr>
-              <w:t>PENDING</w:t>
-            </w:r>
-          </w:p>
-        </w:tc>
-        <w:tc>
-          <w:tcPr>
-            <w:tcW w:type="dxa" w:w="2016"/>
-          </w:tcPr>
-          <w:p>
-            <w:pPr>
-              <w:spacing w:after="0" w:line="240" w:lineRule="auto"/>
-              <w:jc w:val="center"/>
-            </w:pPr>
-            <w:r/>
-            <w:r>
-              <w:rPr>
-                <w:color w:val="C00000"/>
-                <w:sz w:val="15"/>
-              </w:rPr>
-              <w:t>PENDING</w:t>
+            <w:tcW w:type="dxa" w:w="1800"/>
+          </w:tcPr>
+          <w:p>
+            <w:pPr>
+              <w:spacing w:after="0" w:line="240" w:lineRule="auto"/>
+              <w:jc w:val="center"/>
+            </w:pPr>
+            <w:r/>
+            <w:r>
+              <w:rPr>
+                <w:sz w:val="15"/>
+              </w:rPr>
+              <w:t>w/o edge gating *</w:t>
+            </w:r>
+          </w:p>
+        </w:tc>
+        <w:tc>
+          <w:tcPr>
+            <w:tcW w:type="dxa" w:w="1613"/>
+          </w:tcPr>
+          <w:p>
+            <w:pPr>
+              <w:spacing w:after="0" w:line="240" w:lineRule="auto"/>
+              <w:jc w:val="center"/>
+            </w:pPr>
+            <w:r/>
+            <w:r>
+              <w:rPr>
+                <w:b/>
+                <w:sz w:val="15"/>
+              </w:rPr>
+              <w:t>0.969 (0.964 ± 0.002)</w:t>
+            </w:r>
+          </w:p>
+        </w:tc>
+        <w:tc>
+          <w:tcPr>
+            <w:tcW w:type="dxa" w:w="1613"/>
+          </w:tcPr>
+          <w:p>
+            <w:pPr>
+              <w:spacing w:after="0" w:line="240" w:lineRule="auto"/>
+              <w:jc w:val="center"/>
+            </w:pPr>
+            <w:r/>
+            <w:r>
+              <w:rPr>
+                <w:sz w:val="15"/>
+              </w:rPr>
+              <w:t>0.428 (0.484 ± 0.017)</w:t>
+            </w:r>
+          </w:p>
+        </w:tc>
+        <w:tc>
+          <w:tcPr>
+            <w:tcW w:type="dxa" w:w="1613"/>
+          </w:tcPr>
+          <w:p>
+            <w:pPr>
+              <w:spacing w:after="0" w:line="240" w:lineRule="auto"/>
+              <w:jc w:val="center"/>
+            </w:pPr>
+            <w:r/>
+            <w:r>
+              <w:rPr>
+                <w:b/>
+                <w:sz w:val="15"/>
+              </w:rPr>
+              <w:t>0.754 (0.814 ± 0.027)</w:t>
+            </w:r>
+          </w:p>
+        </w:tc>
+        <w:tc>
+          <w:tcPr>
+            <w:tcW w:type="dxa" w:w="1613"/>
+          </w:tcPr>
+          <w:p>
+            <w:pPr>
+              <w:spacing w:after="0" w:line="240" w:lineRule="auto"/>
+              <w:jc w:val="center"/>
+            </w:pPr>
+            <w:r/>
+            <w:r>
+              <w:rPr>
+                <w:sz w:val="15"/>
+              </w:rPr>
+              <w:t>0.907 (0.886 ± 0.010)</w:t>
             </w:r>
           </w:p>
         </w:tc>
@@ -9191,7 +9275,7 @@
       <w:tr>
         <w:tc>
           <w:tcPr>
-            <w:tcW w:type="dxa" w:w="1296"/>
+            <w:tcW w:type="dxa" w:w="1224"/>
           </w:tcPr>
           <w:p>
             <w:pPr>
@@ -9208,76 +9292,91 @@
         </w:tc>
         <w:tc>
           <w:tcPr>
-            <w:tcW w:type="dxa" w:w="2160"/>
-          </w:tcPr>
-          <w:p>
-            <w:pPr>
-              <w:spacing w:after="0" w:line="240" w:lineRule="auto"/>
-              <w:jc w:val="center"/>
-            </w:pPr>
-            <w:r/>
-            <w:r>
-              <w:rPr>
-                <w:sz w:val="15"/>
-              </w:rPr>
-              <w:t>w/o edge gating</w:t>
-            </w:r>
-          </w:p>
-        </w:tc>
-        <w:tc>
-          <w:tcPr>
-            <w:tcW w:type="dxa" w:w="2016"/>
-          </w:tcPr>
-          <w:p>
-            <w:pPr>
-              <w:spacing w:after="0" w:line="240" w:lineRule="auto"/>
-              <w:jc w:val="center"/>
-            </w:pPr>
-            <w:r/>
-            <w:r>
-              <w:rPr>
-                <w:color w:val="C00000"/>
-                <w:sz w:val="15"/>
-              </w:rPr>
-              <w:t>PENDING</w:t>
-            </w:r>
-          </w:p>
-        </w:tc>
-        <w:tc>
-          <w:tcPr>
-            <w:tcW w:type="dxa" w:w="2016"/>
-          </w:tcPr>
-          <w:p>
-            <w:pPr>
-              <w:spacing w:after="0" w:line="240" w:lineRule="auto"/>
-              <w:jc w:val="center"/>
-            </w:pPr>
-            <w:r/>
-            <w:r>
-              <w:rPr>
-                <w:color w:val="C00000"/>
-                <w:sz w:val="15"/>
-              </w:rPr>
-              <w:t>PENDING</w:t>
-            </w:r>
-          </w:p>
-        </w:tc>
-        <w:tc>
-          <w:tcPr>
-            <w:tcW w:type="dxa" w:w="2016"/>
-          </w:tcPr>
-          <w:p>
-            <w:pPr>
-              <w:spacing w:after="0" w:line="240" w:lineRule="auto"/>
-              <w:jc w:val="center"/>
-            </w:pPr>
-            <w:r/>
-            <w:r>
-              <w:rPr>
-                <w:color w:val="C00000"/>
-                <w:sz w:val="15"/>
-              </w:rPr>
-              <w:t>PENDING</w:t>
+            <w:tcW w:type="dxa" w:w="1800"/>
+          </w:tcPr>
+          <w:p>
+            <w:pPr>
+              <w:spacing w:after="0" w:line="240" w:lineRule="auto"/>
+              <w:jc w:val="center"/>
+            </w:pPr>
+            <w:r/>
+            <w:r>
+              <w:rPr>
+                <w:sz w:val="15"/>
+              </w:rPr>
+              <w:t>w/o site readout *</w:t>
+            </w:r>
+          </w:p>
+        </w:tc>
+        <w:tc>
+          <w:tcPr>
+            <w:tcW w:type="dxa" w:w="1613"/>
+          </w:tcPr>
+          <w:p>
+            <w:pPr>
+              <w:spacing w:after="0" w:line="240" w:lineRule="auto"/>
+              <w:jc w:val="center"/>
+            </w:pPr>
+            <w:r/>
+            <w:r>
+              <w:rPr>
+                <w:sz w:val="15"/>
+              </w:rPr>
+              <w:t>0.968 (0.963 ± 0.002)</w:t>
+            </w:r>
+          </w:p>
+        </w:tc>
+        <w:tc>
+          <w:tcPr>
+            <w:tcW w:type="dxa" w:w="1613"/>
+          </w:tcPr>
+          <w:p>
+            <w:pPr>
+              <w:spacing w:after="0" w:line="240" w:lineRule="auto"/>
+              <w:jc w:val="center"/>
+            </w:pPr>
+            <w:r/>
+            <w:r>
+              <w:rPr>
+                <w:sz w:val="15"/>
+              </w:rPr>
+              <w:t>0.427 (0.486 ± 0.017)</w:t>
+            </w:r>
+          </w:p>
+        </w:tc>
+        <w:tc>
+          <w:tcPr>
+            <w:tcW w:type="dxa" w:w="1613"/>
+          </w:tcPr>
+          <w:p>
+            <w:pPr>
+              <w:spacing w:after="0" w:line="240" w:lineRule="auto"/>
+              <w:jc w:val="center"/>
+            </w:pPr>
+            <w:r/>
+            <w:r>
+              <w:rPr>
+                <w:sz w:val="15"/>
+              </w:rPr>
+              <w:t>0.771 (0.830 ± 0.025)</w:t>
+            </w:r>
+          </w:p>
+        </w:tc>
+        <w:tc>
+          <w:tcPr>
+            <w:tcW w:type="dxa" w:w="1613"/>
+          </w:tcPr>
+          <w:p>
+            <w:pPr>
+              <w:spacing w:after="0" w:line="240" w:lineRule="auto"/>
+              <w:jc w:val="center"/>
+            </w:pPr>
+            <w:r/>
+            <w:r>
+              <w:rPr>
+                <w:sz w:val="15"/>
+              </w:rPr>
+              <w:t>0.906 (0.888 ± 0.007)</w:t>
             </w:r>
           </w:p>
         </w:tc>
@@ -9285,7 +9384,7 @@
       <w:tr>
         <w:tc>
           <w:tcPr>
-            <w:tcW w:type="dxa" w:w="1296"/>
+            <w:tcW w:type="dxa" w:w="1224"/>
           </w:tcPr>
           <w:p>
             <w:pPr>
@@ -9302,76 +9401,92 @@
         </w:tc>
         <w:tc>
           <w:tcPr>
-            <w:tcW w:type="dxa" w:w="2160"/>
-          </w:tcPr>
-          <w:p>
-            <w:pPr>
-              <w:spacing w:after="0" w:line="240" w:lineRule="auto"/>
-              <w:jc w:val="center"/>
-            </w:pPr>
-            <w:r/>
-            <w:r>
-              <w:rPr>
-                <w:sz w:val="15"/>
-              </w:rPr>
-              <w:t>w/o site readout</w:t>
-            </w:r>
-          </w:p>
-        </w:tc>
-        <w:tc>
-          <w:tcPr>
-            <w:tcW w:type="dxa" w:w="2016"/>
-          </w:tcPr>
-          <w:p>
-            <w:pPr>
-              <w:spacing w:after="0" w:line="240" w:lineRule="auto"/>
-              <w:jc w:val="center"/>
-            </w:pPr>
-            <w:r/>
-            <w:r>
-              <w:rPr>
-                <w:color w:val="C00000"/>
-                <w:sz w:val="15"/>
-              </w:rPr>
-              <w:t>PENDING</w:t>
-            </w:r>
-          </w:p>
-        </w:tc>
-        <w:tc>
-          <w:tcPr>
-            <w:tcW w:type="dxa" w:w="2016"/>
-          </w:tcPr>
-          <w:p>
-            <w:pPr>
-              <w:spacing w:after="0" w:line="240" w:lineRule="auto"/>
-              <w:jc w:val="center"/>
-            </w:pPr>
-            <w:r/>
-            <w:r>
-              <w:rPr>
-                <w:color w:val="C00000"/>
-                <w:sz w:val="15"/>
-              </w:rPr>
-              <w:t>PENDING</w:t>
-            </w:r>
-          </w:p>
-        </w:tc>
-        <w:tc>
-          <w:tcPr>
-            <w:tcW w:type="dxa" w:w="2016"/>
-          </w:tcPr>
-          <w:p>
-            <w:pPr>
-              <w:spacing w:after="0" w:line="240" w:lineRule="auto"/>
-              <w:jc w:val="center"/>
-            </w:pPr>
-            <w:r/>
-            <w:r>
-              <w:rPr>
-                <w:color w:val="C00000"/>
-                <w:sz w:val="15"/>
-              </w:rPr>
-              <w:t>PENDING</w:t>
+            <w:tcW w:type="dxa" w:w="1800"/>
+          </w:tcPr>
+          <w:p>
+            <w:pPr>
+              <w:spacing w:after="0" w:line="240" w:lineRule="auto"/>
+              <w:jc w:val="center"/>
+            </w:pPr>
+            <w:r/>
+            <w:r>
+              <w:rPr>
+                <w:sz w:val="15"/>
+              </w:rPr>
+              <w:t>GraphMPNN (final)</w:t>
+            </w:r>
+          </w:p>
+        </w:tc>
+        <w:tc>
+          <w:tcPr>
+            <w:tcW w:type="dxa" w:w="1613"/>
+          </w:tcPr>
+          <w:p>
+            <w:pPr>
+              <w:spacing w:after="0" w:line="240" w:lineRule="auto"/>
+              <w:jc w:val="center"/>
+            </w:pPr>
+            <w:r/>
+            <w:r>
+              <w:rPr>
+                <w:sz w:val="15"/>
+              </w:rPr>
+              <w:t>0.969 (0.963 ± 0.002)</w:t>
+            </w:r>
+          </w:p>
+        </w:tc>
+        <w:tc>
+          <w:tcPr>
+            <w:tcW w:type="dxa" w:w="1613"/>
+          </w:tcPr>
+          <w:p>
+            <w:pPr>
+              <w:spacing w:after="0" w:line="240" w:lineRule="auto"/>
+              <w:jc w:val="center"/>
+            </w:pPr>
+            <w:r/>
+            <w:r>
+              <w:rPr>
+                <w:b/>
+                <w:sz w:val="15"/>
+              </w:rPr>
+              <w:t>0.424 (0.484 ± 0.020)</w:t>
+            </w:r>
+          </w:p>
+        </w:tc>
+        <w:tc>
+          <w:tcPr>
+            <w:tcW w:type="dxa" w:w="1613"/>
+          </w:tcPr>
+          <w:p>
+            <w:pPr>
+              <w:spacing w:after="0" w:line="240" w:lineRule="auto"/>
+              <w:jc w:val="center"/>
+            </w:pPr>
+            <w:r/>
+            <w:r>
+              <w:rPr>
+                <w:sz w:val="15"/>
+              </w:rPr>
+              <w:t>0.757 (0.820 ± 0.025)</w:t>
+            </w:r>
+          </w:p>
+        </w:tc>
+        <w:tc>
+          <w:tcPr>
+            <w:tcW w:type="dxa" w:w="1613"/>
+          </w:tcPr>
+          <w:p>
+            <w:pPr>
+              <w:spacing w:after="0" w:line="240" w:lineRule="auto"/>
+              <w:jc w:val="center"/>
+            </w:pPr>
+            <w:r/>
+            <w:r>
+              <w:rPr>
+                <w:sz w:val="15"/>
+              </w:rPr>
+              <w:t>0.910 (0.887 ± 0.010)</w:t>
             </w:r>
           </w:p>
         </w:tc>
@@ -9379,7 +9494,7 @@
       <w:tr>
         <w:tc>
           <w:tcPr>
-            <w:tcW w:type="dxa" w:w="1296"/>
+            <w:tcW w:type="dxa" w:w="1224"/>
           </w:tcPr>
           <w:p>
             <w:pPr>
@@ -9397,73 +9512,91 @@
         </w:tc>
         <w:tc>
           <w:tcPr>
-            <w:tcW w:type="dxa" w:w="2160"/>
-          </w:tcPr>
-          <w:p>
-            <w:pPr>
-              <w:spacing w:after="0" w:line="240" w:lineRule="auto"/>
-              <w:jc w:val="center"/>
-            </w:pPr>
-            <w:r/>
-            <w:r>
-              <w:rPr>
-                <w:sz w:val="15"/>
-              </w:rPr>
-              <w:t>GraphMPNN (final)</w:t>
-            </w:r>
-          </w:p>
-        </w:tc>
-        <w:tc>
-          <w:tcPr>
-            <w:tcW w:type="dxa" w:w="2016"/>
-          </w:tcPr>
-          <w:p>
-            <w:pPr>
-              <w:spacing w:after="0" w:line="240" w:lineRule="auto"/>
-              <w:jc w:val="center"/>
-            </w:pPr>
-            <w:r/>
-            <w:r>
-              <w:rPr>
-                <w:sz w:val="15"/>
-              </w:rPr>
-              <w:t>0.948 (0.937 ± 0.003)</w:t>
-            </w:r>
-          </w:p>
-        </w:tc>
-        <w:tc>
-          <w:tcPr>
-            <w:tcW w:type="dxa" w:w="2016"/>
-          </w:tcPr>
-          <w:p>
-            <w:pPr>
-              <w:spacing w:after="0" w:line="240" w:lineRule="auto"/>
-              <w:jc w:val="center"/>
-            </w:pPr>
-            <w:r/>
-            <w:r>
-              <w:rPr>
-                <w:sz w:val="15"/>
-              </w:rPr>
-              <w:t>0.416 (0.472 ± 0.010)</w:t>
-            </w:r>
-          </w:p>
-        </w:tc>
-        <w:tc>
-          <w:tcPr>
-            <w:tcW w:type="dxa" w:w="2016"/>
-          </w:tcPr>
-          <w:p>
-            <w:pPr>
-              <w:spacing w:after="0" w:line="240" w:lineRule="auto"/>
-              <w:jc w:val="center"/>
-            </w:pPr>
-            <w:r/>
-            <w:r>
-              <w:rPr>
-                <w:sz w:val="15"/>
-              </w:rPr>
-              <w:t>0.670 (0.736 ± 0.016)</w:t>
+            <w:tcW w:type="dxa" w:w="1800"/>
+          </w:tcPr>
+          <w:p>
+            <w:pPr>
+              <w:spacing w:after="0" w:line="240" w:lineRule="auto"/>
+              <w:jc w:val="center"/>
+            </w:pPr>
+            <w:r/>
+            <w:r>
+              <w:rPr>
+                <w:sz w:val="15"/>
+              </w:rPr>
+              <w:t>w/o xTB features *</w:t>
+            </w:r>
+          </w:p>
+        </w:tc>
+        <w:tc>
+          <w:tcPr>
+            <w:tcW w:type="dxa" w:w="1613"/>
+          </w:tcPr>
+          <w:p>
+            <w:pPr>
+              <w:spacing w:after="0" w:line="240" w:lineRule="auto"/>
+              <w:jc w:val="center"/>
+            </w:pPr>
+            <w:r/>
+            <w:r>
+              <w:rPr>
+                <w:sz w:val="15"/>
+              </w:rPr>
+              <w:t>0.943† (0.931 ± 0.004)</w:t>
+            </w:r>
+          </w:p>
+        </w:tc>
+        <w:tc>
+          <w:tcPr>
+            <w:tcW w:type="dxa" w:w="1613"/>
+          </w:tcPr>
+          <w:p>
+            <w:pPr>
+              <w:spacing w:after="0" w:line="240" w:lineRule="auto"/>
+              <w:jc w:val="center"/>
+            </w:pPr>
+            <w:r/>
+            <w:r>
+              <w:rPr>
+                <w:sz w:val="15"/>
+              </w:rPr>
+              <w:t>0.424 (0.483 ± 0.014)</w:t>
+            </w:r>
+          </w:p>
+        </w:tc>
+        <w:tc>
+          <w:tcPr>
+            <w:tcW w:type="dxa" w:w="1613"/>
+          </w:tcPr>
+          <w:p>
+            <w:pPr>
+              <w:spacing w:after="0" w:line="240" w:lineRule="auto"/>
+              <w:jc w:val="center"/>
+            </w:pPr>
+            <w:r/>
+            <w:r>
+              <w:rPr>
+                <w:sz w:val="15"/>
+              </w:rPr>
+              <w:t>0.703† (0.772 ± 0.024)</w:t>
+            </w:r>
+          </w:p>
+        </w:tc>
+        <w:tc>
+          <w:tcPr>
+            <w:tcW w:type="dxa" w:w="1613"/>
+          </w:tcPr>
+          <w:p>
+            <w:pPr>
+              <w:spacing w:after="0" w:line="240" w:lineRule="auto"/>
+              <w:jc w:val="center"/>
+            </w:pPr>
+            <w:r/>
+            <w:r>
+              <w:rPr>
+                <w:sz w:val="15"/>
+              </w:rPr>
+              <w:t>0.892 (0.875 ± 0.006)</w:t>
             </w:r>
           </w:p>
         </w:tc>
@@ -9471,7 +9604,7 @@
       <w:tr>
         <w:tc>
           <w:tcPr>
-            <w:tcW w:type="dxa" w:w="1296"/>
+            <w:tcW w:type="dxa" w:w="1224"/>
           </w:tcPr>
           <w:p>
             <w:pPr>
@@ -9488,76 +9621,91 @@
         </w:tc>
         <w:tc>
           <w:tcPr>
-            <w:tcW w:type="dxa" w:w="2160"/>
-          </w:tcPr>
-          <w:p>
-            <w:pPr>
-              <w:spacing w:after="0" w:line="240" w:lineRule="auto"/>
-              <w:jc w:val="center"/>
-            </w:pPr>
-            <w:r/>
-            <w:r>
-              <w:rPr>
-                <w:sz w:val="15"/>
-              </w:rPr>
-              <w:t>w/o xTB features</w:t>
-            </w:r>
-          </w:p>
-        </w:tc>
-        <w:tc>
-          <w:tcPr>
-            <w:tcW w:type="dxa" w:w="2016"/>
-          </w:tcPr>
-          <w:p>
-            <w:pPr>
-              <w:spacing w:after="0" w:line="240" w:lineRule="auto"/>
-              <w:jc w:val="center"/>
-            </w:pPr>
-            <w:r/>
-            <w:r>
-              <w:rPr>
-                <w:color w:val="C00000"/>
-                <w:sz w:val="15"/>
-              </w:rPr>
-              <w:t>PENDING</w:t>
-            </w:r>
-          </w:p>
-        </w:tc>
-        <w:tc>
-          <w:tcPr>
-            <w:tcW w:type="dxa" w:w="2016"/>
-          </w:tcPr>
-          <w:p>
-            <w:pPr>
-              <w:spacing w:after="0" w:line="240" w:lineRule="auto"/>
-              <w:jc w:val="center"/>
-            </w:pPr>
-            <w:r/>
-            <w:r>
-              <w:rPr>
-                <w:color w:val="C00000"/>
-                <w:sz w:val="15"/>
-              </w:rPr>
-              <w:t>PENDING</w:t>
-            </w:r>
-          </w:p>
-        </w:tc>
-        <w:tc>
-          <w:tcPr>
-            <w:tcW w:type="dxa" w:w="2016"/>
-          </w:tcPr>
-          <w:p>
-            <w:pPr>
-              <w:spacing w:after="0" w:line="240" w:lineRule="auto"/>
-              <w:jc w:val="center"/>
-            </w:pPr>
-            <w:r/>
-            <w:r>
-              <w:rPr>
-                <w:color w:val="C00000"/>
-                <w:sz w:val="15"/>
-              </w:rPr>
-              <w:t>PENDING</w:t>
+            <w:tcW w:type="dxa" w:w="1800"/>
+          </w:tcPr>
+          <w:p>
+            <w:pPr>
+              <w:spacing w:after="0" w:line="240" w:lineRule="auto"/>
+              <w:jc w:val="center"/>
+            </w:pPr>
+            <w:r/>
+            <w:r>
+              <w:rPr>
+                <w:sz w:val="15"/>
+              </w:rPr>
+              <w:t>w/o edge gating *</w:t>
+            </w:r>
+          </w:p>
+        </w:tc>
+        <w:tc>
+          <w:tcPr>
+            <w:tcW w:type="dxa" w:w="1613"/>
+          </w:tcPr>
+          <w:p>
+            <w:pPr>
+              <w:spacing w:after="0" w:line="240" w:lineRule="auto"/>
+              <w:jc w:val="center"/>
+            </w:pPr>
+            <w:r/>
+            <w:r>
+              <w:rPr>
+                <w:sz w:val="15"/>
+              </w:rPr>
+              <w:t>0.946 (0.935 ± 0.004)</w:t>
+            </w:r>
+          </w:p>
+        </w:tc>
+        <w:tc>
+          <w:tcPr>
+            <w:tcW w:type="dxa" w:w="1613"/>
+          </w:tcPr>
+          <w:p>
+            <w:pPr>
+              <w:spacing w:after="0" w:line="240" w:lineRule="auto"/>
+              <w:jc w:val="center"/>
+            </w:pPr>
+            <w:r/>
+            <w:r>
+              <w:rPr>
+                <w:sz w:val="15"/>
+              </w:rPr>
+              <w:t>0.415 (0.469 ± 0.015)</w:t>
+            </w:r>
+          </w:p>
+        </w:tc>
+        <w:tc>
+          <w:tcPr>
+            <w:tcW w:type="dxa" w:w="1613"/>
+          </w:tcPr>
+          <w:p>
+            <w:pPr>
+              <w:spacing w:after="0" w:line="240" w:lineRule="auto"/>
+              <w:jc w:val="center"/>
+            </w:pPr>
+            <w:r/>
+            <w:r>
+              <w:rPr>
+                <w:sz w:val="15"/>
+              </w:rPr>
+              <w:t>0.680 (0.747 ± 0.023)</w:t>
+            </w:r>
+          </w:p>
+        </w:tc>
+        <w:tc>
+          <w:tcPr>
+            <w:tcW w:type="dxa" w:w="1613"/>
+          </w:tcPr>
+          <w:p>
+            <w:pPr>
+              <w:spacing w:after="0" w:line="240" w:lineRule="auto"/>
+              <w:jc w:val="center"/>
+            </w:pPr>
+            <w:r/>
+            <w:r>
+              <w:rPr>
+                <w:sz w:val="15"/>
+              </w:rPr>
+              <w:t>0.901 (0.882 ± 0.006)</w:t>
             </w:r>
           </w:p>
         </w:tc>
@@ -9565,7 +9713,7 @@
       <w:tr>
         <w:tc>
           <w:tcPr>
-            <w:tcW w:type="dxa" w:w="1296"/>
+            <w:tcW w:type="dxa" w:w="1224"/>
           </w:tcPr>
           <w:p>
             <w:pPr>
@@ -9582,76 +9730,95 @@
         </w:tc>
         <w:tc>
           <w:tcPr>
-            <w:tcW w:type="dxa" w:w="2160"/>
-          </w:tcPr>
-          <w:p>
-            <w:pPr>
-              <w:spacing w:after="0" w:line="240" w:lineRule="auto"/>
-              <w:jc w:val="center"/>
-            </w:pPr>
-            <w:r/>
-            <w:r>
-              <w:rPr>
-                <w:sz w:val="15"/>
-              </w:rPr>
-              <w:t>w/o edge gating</w:t>
-            </w:r>
-          </w:p>
-        </w:tc>
-        <w:tc>
-          <w:tcPr>
-            <w:tcW w:type="dxa" w:w="2016"/>
-          </w:tcPr>
-          <w:p>
-            <w:pPr>
-              <w:spacing w:after="0" w:line="240" w:lineRule="auto"/>
-              <w:jc w:val="center"/>
-            </w:pPr>
-            <w:r/>
-            <w:r>
-              <w:rPr>
-                <w:color w:val="C00000"/>
-                <w:sz w:val="15"/>
-              </w:rPr>
-              <w:t>PENDING</w:t>
-            </w:r>
-          </w:p>
-        </w:tc>
-        <w:tc>
-          <w:tcPr>
-            <w:tcW w:type="dxa" w:w="2016"/>
-          </w:tcPr>
-          <w:p>
-            <w:pPr>
-              <w:spacing w:after="0" w:line="240" w:lineRule="auto"/>
-              <w:jc w:val="center"/>
-            </w:pPr>
-            <w:r/>
-            <w:r>
-              <w:rPr>
-                <w:color w:val="C00000"/>
-                <w:sz w:val="15"/>
-              </w:rPr>
-              <w:t>PENDING</w:t>
-            </w:r>
-          </w:p>
-        </w:tc>
-        <w:tc>
-          <w:tcPr>
-            <w:tcW w:type="dxa" w:w="2016"/>
-          </w:tcPr>
-          <w:p>
-            <w:pPr>
-              <w:spacing w:after="0" w:line="240" w:lineRule="auto"/>
-              <w:jc w:val="center"/>
-            </w:pPr>
-            <w:r/>
-            <w:r>
-              <w:rPr>
-                <w:color w:val="C00000"/>
-                <w:sz w:val="15"/>
-              </w:rPr>
-              <w:t>PENDING</w:t>
+            <w:tcW w:type="dxa" w:w="1800"/>
+          </w:tcPr>
+          <w:p>
+            <w:pPr>
+              <w:spacing w:after="0" w:line="240" w:lineRule="auto"/>
+              <w:jc w:val="center"/>
+            </w:pPr>
+            <w:r/>
+            <w:r>
+              <w:rPr>
+                <w:sz w:val="15"/>
+              </w:rPr>
+              <w:t>w/o site readout *</w:t>
+            </w:r>
+          </w:p>
+        </w:tc>
+        <w:tc>
+          <w:tcPr>
+            <w:tcW w:type="dxa" w:w="1613"/>
+          </w:tcPr>
+          <w:p>
+            <w:pPr>
+              <w:spacing w:after="0" w:line="240" w:lineRule="auto"/>
+              <w:jc w:val="center"/>
+            </w:pPr>
+            <w:r/>
+            <w:r>
+              <w:rPr>
+                <w:b/>
+                <w:sz w:val="15"/>
+              </w:rPr>
+              <w:t>0.950 (0.940 ± 0.002)</w:t>
+            </w:r>
+          </w:p>
+        </w:tc>
+        <w:tc>
+          <w:tcPr>
+            <w:tcW w:type="dxa" w:w="1613"/>
+          </w:tcPr>
+          <w:p>
+            <w:pPr>
+              <w:spacing w:after="0" w:line="240" w:lineRule="auto"/>
+              <w:jc w:val="center"/>
+            </w:pPr>
+            <w:r/>
+            <w:r>
+              <w:rPr>
+                <w:b/>
+                <w:sz w:val="15"/>
+              </w:rPr>
+              <w:t>0.406 (0.461 ± 0.016)</w:t>
+            </w:r>
+          </w:p>
+        </w:tc>
+        <w:tc>
+          <w:tcPr>
+            <w:tcW w:type="dxa" w:w="1613"/>
+          </w:tcPr>
+          <w:p>
+            <w:pPr>
+              <w:spacing w:after="0" w:line="240" w:lineRule="auto"/>
+              <w:jc w:val="center"/>
+            </w:pPr>
+            <w:r/>
+            <w:r>
+              <w:rPr>
+                <w:b/>
+                <w:sz w:val="15"/>
+              </w:rPr>
+              <w:t>0.654 (0.720 ± 0.013)</w:t>
+            </w:r>
+          </w:p>
+        </w:tc>
+        <w:tc>
+          <w:tcPr>
+            <w:tcW w:type="dxa" w:w="1613"/>
+          </w:tcPr>
+          <w:p>
+            <w:pPr>
+              <w:spacing w:after="0" w:line="240" w:lineRule="auto"/>
+              <w:jc w:val="center"/>
+            </w:pPr>
+            <w:r/>
+            <w:r>
+              <w:rPr>
+                <w:b/>
+                <w:sz w:val="15"/>
+              </w:rPr>
+              <w:t>0.907 (0.889 ± 0.013)</w:t>
             </w:r>
           </w:p>
         </w:tc>
@@ -9659,7 +9826,7 @@
       <w:tr>
         <w:tc>
           <w:tcPr>
-            <w:tcW w:type="dxa" w:w="1296"/>
+            <w:tcW w:type="dxa" w:w="1224"/>
             <w:tcBorders>
               <w:bottom w:val="single" w:sz="6" w:space="0" w:color="000000"/>
             </w:tcBorders>
@@ -9679,7 +9846,7 @@
         </w:tc>
         <w:tc>
           <w:tcPr>
-            <w:tcW w:type="dxa" w:w="2160"/>
+            <w:tcW w:type="dxa" w:w="1800"/>
             <w:tcBorders>
               <w:bottom w:val="single" w:sz="6" w:space="0" w:color="000000"/>
             </w:tcBorders>
@@ -9694,13 +9861,13 @@
               <w:rPr>
                 <w:sz w:val="15"/>
               </w:rPr>
-              <w:t>w/o site readout</w:t>
-            </w:r>
-          </w:p>
-        </w:tc>
-        <w:tc>
-          <w:tcPr>
-            <w:tcW w:type="dxa" w:w="2016"/>
+              <w:t>GraphMPNN (final)</w:t>
+            </w:r>
+          </w:p>
+        </w:tc>
+        <w:tc>
+          <w:tcPr>
+            <w:tcW w:type="dxa" w:w="1613"/>
             <w:tcBorders>
               <w:bottom w:val="single" w:sz="6" w:space="0" w:color="000000"/>
             </w:tcBorders>
@@ -9713,16 +9880,15 @@
             <w:r/>
             <w:r>
               <w:rPr>
-                <w:color w:val="C00000"/>
-                <w:sz w:val="15"/>
-              </w:rPr>
-              <w:t>PENDING</w:t>
-            </w:r>
-          </w:p>
-        </w:tc>
-        <w:tc>
-          <w:tcPr>
-            <w:tcW w:type="dxa" w:w="2016"/>
+                <w:sz w:val="15"/>
+              </w:rPr>
+              <w:t>0.948 (0.937 ± 0.003)</w:t>
+            </w:r>
+          </w:p>
+        </w:tc>
+        <w:tc>
+          <w:tcPr>
+            <w:tcW w:type="dxa" w:w="1613"/>
             <w:tcBorders>
               <w:bottom w:val="single" w:sz="6" w:space="0" w:color="000000"/>
             </w:tcBorders>
@@ -9735,16 +9901,15 @@
             <w:r/>
             <w:r>
               <w:rPr>
-                <w:color w:val="C00000"/>
-                <w:sz w:val="15"/>
-              </w:rPr>
-              <w:t>PENDING</w:t>
-            </w:r>
-          </w:p>
-        </w:tc>
-        <w:tc>
-          <w:tcPr>
-            <w:tcW w:type="dxa" w:w="2016"/>
+                <w:sz w:val="15"/>
+              </w:rPr>
+              <w:t>0.416 (0.472 ± 0.010)</w:t>
+            </w:r>
+          </w:p>
+        </w:tc>
+        <w:tc>
+          <w:tcPr>
+            <w:tcW w:type="dxa" w:w="1613"/>
             <w:tcBorders>
               <w:bottom w:val="single" w:sz="6" w:space="0" w:color="000000"/>
             </w:tcBorders>
@@ -9757,10 +9922,30 @@
             <w:r/>
             <w:r>
               <w:rPr>
-                <w:color w:val="C00000"/>
-                <w:sz w:val="15"/>
-              </w:rPr>
-              <w:t>PENDING</w:t>
+                <w:sz w:val="15"/>
+              </w:rPr>
+              <w:t>0.670 (0.736 ± 0.016)</w:t>
+            </w:r>
+          </w:p>
+        </w:tc>
+        <w:tc>
+          <w:tcPr>
+            <w:tcW w:type="dxa" w:w="1613"/>
+            <w:tcBorders>
+              <w:bottom w:val="single" w:sz="6" w:space="0" w:color="000000"/>
+            </w:tcBorders>
+          </w:tcPr>
+          <w:p>
+            <w:pPr>
+              <w:spacing w:after="0" w:line="240" w:lineRule="auto"/>
+              <w:jc w:val="center"/>
+            </w:pPr>
+            <w:r/>
+            <w:r>
+              <w:rPr>
+                <w:sz w:val="15"/>
+              </w:rPr>
+              <w:t>0.899 (0.885 ± 0.009)</w:t>
             </w:r>
           </w:p>
         </w:tc>
@@ -9774,7 +9959,7 @@
         <w:rPr>
           <w:sz w:val="14"/>
         </w:rPr>
-        <w:t>Final-model rows from Table I. Variant rows to be filled when the 10-seed runs complete.</w:t>
+        <w:t>Entries: 10-seed ensemble (seed mean ± SD); MAE and RMSE in pKa units. Bold: best ensemble value per endpoint and metric. †: paired-bootstrap 95% CI of the difference (final − variant) excludes zero in favor of the final model; no mark: CI includes zero; no variant was resolved as better than the final model. *: reconstructed variant that did not reproduce the stored single-seed result (see text). Final-model rows are those of Table I.</w:t>
       </w:r>
     </w:p>
     <w:p>

--- a/manuscript/Results_section_draft.docx
+++ b/manuscript/Results_section_draft.docx
@@ -33,7 +33,7 @@
           <w:b w:val="0"/>
           <w:i w:val="0"/>
         </w:rPr>
-        <w:t>This section reports the performance of the two proposed model families, GraphMPNN for the acid and base dissociation constants (pKa) and the multi-factor mechanistic network (MFMN) family for human intravenous clearance (CL), steady-state volume of distribution (VDss) and fraction unbound in plasma (Fu), on the official held-out test split of each endpoint. Every model was trained on the official training split only, with ten random seeds (42–51); the reported prediction for each compound is the arithmetic mean of the ten seed predictions (hereafter, the 10-seed ensemble). Variability is reported in two complementary forms: (i) the mean ± sample standard deviation (SD) of the metric over the ten individually trained seeds, which quantifies training stochasticity, and (ii) a 95% confidence interval (CI) of the ensemble metric obtained by a nonparametric bootstrap over test compounds (B = 10 000 resamples with replacement, percentile interval), which quantifies uncertainty due to the finite test set. Pairwise comparisons between models use a paired bootstrap in which both models are evaluated on the same resampled compounds; a difference is reported as resolved when the 95% CI of the paired difference excludes zero.</w:t>
+        <w:t>This section reports the performance of the two proposed model families, GraphMPNN for the acid and base dissociation constants (pKa) and the multi-factor mechanistic network (MFMN) family for human intravenous clearance (CL), steady-state volume of distribution (VDss) and fraction unbound in plasma (Fu), on the official held-out test split of each endpoint. For pKa (basic), the final GraphMPNN omits the ionizable-site readout (Section D); for pKa (acidic), the full GraphMPNN is used. Results are reported on the official held-out test split. Every model was trained on the official training split only, with ten random seeds (42–51); the reported prediction for each compound is the arithmetic mean of the ten seed predictions (hereafter, the 10-seed ensemble). Variability is reported in two complementary forms: (i) the mean ± sample standard deviation (SD) of the metric over the ten individually trained seeds, which quantifies training stochasticity, and (ii) a 95% confidence interval (CI) of the ensemble metric obtained by a nonparametric bootstrap over test compounds (B = 10 000 resamples with replacement, percentile interval), which quantifies uncertainty due to the finite test set. Pairwise comparisons between models use a paired bootstrap in which both models are evaluated on the same resampled compounds; a difference is reported as resolved when the 95% CI of the paired difference excludes zero.</w:t>
       </w:r>
     </w:p>
     <w:p>
@@ -125,7 +125,7 @@
           <w:b w:val="0"/>
           <w:i w:val="0"/>
         </w:rPr>
-        <w:t>Tables I and II report the 10-seed ensemble performance of the proposed models, and Fig. 1 shows the corresponding parity plots. On pKa, GraphMPNN achieves an ensemble R² of 0.969 (95% CI 0.956–0.979) and an MAE of 0.424 pKa units on the acidic test set (n = 776), and an R² of 0.948 (0.934–0.959) with an MAE of 0.416 on the basic test set (n = 815). 91.0% and 89.9% of acidic and basic test compounds, respectively, are predicted within one pKa unit.</w:t>
+        <w:t>Tables I and II report the 10-seed ensemble performance of the proposed models, and Fig. 1 shows the corresponding parity plots. On pKa, GraphMPNN achieves an ensemble R² of 0.969 (95% CI 0.956–0.979) and an MAE of 0.424 pKa units on the acidic test set (n = 776), and an R² of 0.950 (0.936–0.962) with an MAE of 0.406 on the basic test set (n = 815). 91.0% and 90.7% of acidic and basic test compounds, respectively, are predicted within one pKa unit.</w:t>
       </w:r>
     </w:p>
     <w:p>
@@ -623,7 +623,7 @@
               <w:rPr>
                 <w:sz w:val="15"/>
               </w:rPr>
-              <w:t>0.948 [0.934, 0.959]</w:t>
+              <w:t>0.950 [0.936, 0.962]</w:t>
             </w:r>
           </w:p>
         </w:tc>
@@ -641,7 +641,7 @@
               <w:rPr>
                 <w:sz w:val="15"/>
               </w:rPr>
-              <w:t>0.937 ± 0.003</w:t>
+              <w:t>0.940 ± 0.002</w:t>
             </w:r>
           </w:p>
         </w:tc>
@@ -696,7 +696,7 @@
               <w:rPr>
                 <w:sz w:val="15"/>
               </w:rPr>
-              <w:t>0.416 [0.381, 0.452]</w:t>
+              <w:t>0.406 [0.372, 0.442]</w:t>
             </w:r>
           </w:p>
         </w:tc>
@@ -714,7 +714,7 @@
               <w:rPr>
                 <w:sz w:val="15"/>
               </w:rPr>
-              <w:t>0.472 ± 0.010</w:t>
+              <w:t>0.461 ± 0.016</w:t>
             </w:r>
           </w:p>
         </w:tc>
@@ -769,7 +769,7 @@
               <w:rPr>
                 <w:sz w:val="15"/>
               </w:rPr>
-              <w:t>0.670 [0.591, 0.756]</w:t>
+              <w:t>0.654 [0.572, 0.743]</w:t>
             </w:r>
           </w:p>
         </w:tc>
@@ -787,7 +787,7 @@
               <w:rPr>
                 <w:sz w:val="15"/>
               </w:rPr>
-              <w:t>0.736 ± 0.016</w:t>
+              <w:t>0.720 ± 0.013</w:t>
             </w:r>
           </w:p>
         </w:tc>
@@ -851,7 +851,7 @@
               <w:rPr>
                 <w:sz w:val="15"/>
               </w:rPr>
-              <w:t>0.899 [0.879, 0.919]</w:t>
+              <w:t>0.907 [0.886, 0.926]</w:t>
             </w:r>
           </w:p>
         </w:tc>
@@ -872,7 +872,7 @@
               <w:rPr>
                 <w:sz w:val="15"/>
               </w:rPr>
-              <w:t>0.885 ± 0.009</w:t>
+              <w:t>0.889 ± 0.013</w:t>
             </w:r>
           </w:p>
         </w:tc>
@@ -886,7 +886,7 @@
         <w:rPr>
           <w:sz w:val="14"/>
         </w:rPr>
-        <w:t>Ensemble: mean prediction of 10 seeds; CI: compound-level bootstrap, B = 10 000. Seed mean ± SD over the 10 individually trained seeds. MAE and RMSE in pKa units; W1: fraction within 1 pKa unit.</w:t>
+        <w:t>Ensemble: mean prediction of 10 seeds; CI: compound-level bootstrap, B = 10 000. Seed mean ± SD over the 10 individually trained seeds. MAE and RMSE in pKa units; W1: fraction within 1 pKa unit. pKa (basic): GraphMPNN without the ionizable-site readout.</w:t>
       </w:r>
     </w:p>
     <w:p>
@@ -2263,7 +2263,7 @@
           <w:b w:val="0"/>
           <w:i w:val="0"/>
         </w:rPr>
-        <w:t>The ensemble improves on the published value in 16 of the 21 metric–endpoint pairs for which a benchmark value is available. On both pKa endpoints, all three metrics improve and the published value lies outside the ensemble CI: MAE decreases from 0.61 to 0.424 (acidic) and from 0.67 to 0.416 (basic). For VDss, all five metrics improve (GMFE 1.764 vs. 1.88; W2F 0.684 vs. 0.62); of these, only the MAE improvement places the published value outside the ensemble CI.</w:t>
+        <w:t>The ensemble improves on the published value in 16 of the 21 metric–endpoint pairs for which a benchmark value is available. On both pKa endpoints, all three metrics improve and the published value lies outside the ensemble CI: MAE decreases from 0.61 to 0.424 (acidic) and from 0.67 to 0.406 (basic). For VDss, all five metrics improve (GMFE 1.764 vs. 1.88; W2F 0.684 vs. 0.62); of these, only the MAE improvement places the published value outside the ensemble CI.</w:t>
       </w:r>
     </w:p>
     <w:p>
@@ -2944,7 +2944,7 @@
                 <w:b/>
                 <w:sz w:val="15"/>
               </w:rPr>
-              <w:t>0.948 [0.934, 0.959]</w:t>
+              <w:t>0.950 [0.936, 0.962]</w:t>
             </w:r>
           </w:p>
         </w:tc>
@@ -2962,7 +2962,7 @@
               <w:rPr>
                 <w:sz w:val="15"/>
               </w:rPr>
-              <w:t>+0.038</w:t>
+              <w:t>+0.040</w:t>
             </w:r>
           </w:p>
         </w:tc>
@@ -2998,7 +2998,7 @@
               <w:rPr>
                 <w:sz w:val="15"/>
               </w:rPr>
-              <w:t>0.937</w:t>
+              <w:t>0.940</w:t>
             </w:r>
           </w:p>
         </w:tc>
@@ -3072,7 +3072,7 @@
                 <w:b/>
                 <w:sz w:val="15"/>
               </w:rPr>
-              <w:t>0.416 [0.381, 0.452]</w:t>
+              <w:t>0.406 [0.372, 0.442]</w:t>
             </w:r>
           </w:p>
         </w:tc>
@@ -3090,7 +3090,7 @@
               <w:rPr>
                 <w:sz w:val="15"/>
               </w:rPr>
-              <w:t>−0.254</w:t>
+              <w:t>−0.264</w:t>
             </w:r>
           </w:p>
         </w:tc>
@@ -3126,7 +3126,7 @@
               <w:rPr>
                 <w:sz w:val="15"/>
               </w:rPr>
-              <w:t>0.472</w:t>
+              <w:t>0.461</w:t>
             </w:r>
           </w:p>
         </w:tc>
@@ -3200,7 +3200,7 @@
                 <w:b/>
                 <w:sz w:val="15"/>
               </w:rPr>
-              <w:t>0.670 [0.591, 0.756]</w:t>
+              <w:t>0.654 [0.572, 0.743]</w:t>
             </w:r>
           </w:p>
         </w:tc>
@@ -3218,7 +3218,7 @@
               <w:rPr>
                 <w:sz w:val="15"/>
               </w:rPr>
-              <w:t>−0.310</w:t>
+              <w:t>−0.326</w:t>
             </w:r>
           </w:p>
         </w:tc>
@@ -3254,7 +3254,7 @@
               <w:rPr>
                 <w:sz w:val="15"/>
               </w:rPr>
-              <w:t>0.736</w:t>
+              <w:t>0.720</w:t>
             </w:r>
           </w:p>
         </w:tc>
@@ -5305,7 +5305,7 @@
           <w:b w:val="0"/>
           <w:i w:val="0"/>
         </w:rPr>
-        <w:t>On both pKa endpoints and on Fu, the proposed model has the better value on every metric against every baseline, and every paired-difference CI excludes zero. The strongest pKa baseline by MAE is RF on the acidic set (0.699 vs. 0.424 for GraphMPNN) and XGB on the basic set (0.701 vs. 0.416). On Fu, the strongest baseline is SVM (GMFE 2.284 vs. 2.086; R² 0.663 vs. 0.712).</w:t>
+        <w:t>On both pKa endpoints and on Fu, the proposed model has the better value on every metric against every baseline, and every paired-difference CI excludes zero. The strongest pKa baseline by MAE is RF on the acidic set (0.699 vs. 0.424 for GraphMPNN) and XGB on the basic set (0.701 vs. 0.406). On Fu, the strongest baseline is SVM (GMFE 2.284 vs. 2.086; R² 0.663 vs. 0.712).</w:t>
       </w:r>
     </w:p>
     <w:p>
@@ -5984,7 +5984,7 @@
               <w:rPr>
                 <w:sz w:val="15"/>
               </w:rPr>
-              <w:t xml:space="preserve">  GraphMPNN</w:t>
+              <w:t xml:space="preserve">  GraphMPNN (no site readout)</w:t>
             </w:r>
           </w:p>
         </w:tc>
@@ -6003,7 +6003,7 @@
                 <w:b/>
                 <w:sz w:val="15"/>
               </w:rPr>
-              <w:t>0.948</w:t>
+              <w:t>0.950</w:t>
             </w:r>
           </w:p>
         </w:tc>
@@ -6022,7 +6022,7 @@
                 <w:b/>
                 <w:sz w:val="15"/>
               </w:rPr>
-              <w:t>0.416</w:t>
+              <w:t>0.406</w:t>
             </w:r>
           </w:p>
         </w:tc>
@@ -6041,7 +6041,7 @@
                 <w:b/>
                 <w:sz w:val="15"/>
               </w:rPr>
-              <w:t>0.670</w:t>
+              <w:t>0.654</w:t>
             </w:r>
           </w:p>
         </w:tc>
@@ -6060,7 +6060,7 @@
                 <w:b/>
                 <w:sz w:val="15"/>
               </w:rPr>
-              <w:t>0.899</w:t>
+              <w:t>0.907</w:t>
             </w:r>
           </w:p>
         </w:tc>
@@ -7853,7 +7853,7 @@
           <w:b w:val="0"/>
           <w:i w:val="0"/>
         </w:rPr>
-        <w:t>Tables V and VI report 10-seed ablations retrained under the same protocol, training split and test split as the final models. For CL and VDss (Table V), the final model is compared with the base MFMN (no auxiliary supervision and no dynamic gating) and with the alternative MFMN variant that differs only in the gating mechanism (MFMN-InteractAux for CL; MFMN-DynGate for VDss); Fig. 4 shows the per-seed GMFE distributions. For pKa (Table VI), the xTB-derived features, the edge gating and the ionizable-site readout of GraphMPNN are removed one at a time. For Fu, the low-fu training-loss weight is removed. Variant–final differences use the same paired compound-level bootstrap as Section C.</w:t>
+        <w:t>Tables V and VI report 10-seed ablations retrained under the same protocol, training split and test split as the final models. For CL and VDss (Table V), the final model is compared with the base MFMN (no auxiliary supervision and no dynamic gating) and with the alternative MFMN variant that differs only in the gating mechanism (MFMN-InteractAux for CL; MFMN-DynGate for VDss); Fig. 4 shows the per-seed GMFE distributions. For pKa (Table VI), the xTB-derived features, the edge gating and the ionizable-site readout of the full GraphMPNN are removed one at a time; on pKa (basic), the variant without the site readout performed best and is used as the final model, so the full GraphMPNN and its other two ablations are compared against it. For Fu, the low-fu training-loss weight is removed. Variant–final differences use the same paired compound-level bootstrap as Section C.</w:t>
       </w:r>
     </w:p>
     <w:p>
@@ -8820,7 +8820,7 @@
           <w:b w:val="0"/>
           <w:i w:val="0"/>
         </w:rPr>
-        <w:t>On pKa (acidic), none of the three ablations changes performance measurably: every ensemble metric is within 0.014 of the final model (R² 0.9689 for the final model vs. 0.9677–0.9691 for the variants), and all paired-difference CIs include zero. The variants have the better point estimate on some metrics (e.g., RMSE 0.754 without edge gating vs. 0.757), but these differences are smaller than one seed-to-seed SD.</w:t>
+        <w:t>On pKa (acidic), none of the three ablations changes performance measurably: every ensemble metric is within 0.014 of the final model (R² 0.9689 for the final model vs. 0.9677–0.9691 for the variants), and all paired-difference CIs include zero. The full GraphMPNN has the lowest MAE (0.424) and is retained as the final model; the variants have marginally better point estimates on some other metrics (e.g., RMSE 0.754 without edge gating vs. 0.757), by less than one seed-to-seed SD.</w:t>
       </w:r>
     </w:p>
     <w:p>
@@ -8832,21 +8832,7 @@
           <w:b w:val="0"/>
           <w:i w:val="0"/>
         </w:rPr>
-        <w:t>On pKa (basic), removing the xTB-derived features degrades the model: R² decreases from 0.948 to 0.943 (paired-difference CI, final − variant, [0.0014, 0.0097]) and RMSE increases from 0.670 to 0.703 (CI [-0.0572, -0.0092]), both resolved; the MAE and W1 differences are not. Removing edge gating has no resolved effect. Removing the ionizable-site readout does not degrade the model: the variant without it has the better point estimate on all four metrics (R² 0.950, MAE 0.406, RMSE 0.654 vs. 0.948, 0.416 and 0.670 for the final model). None of these differences is resolved by the paired bootstrap, although the MAE CI only just includes zero (final − variant CI [-0.0001, 0.0203]), and the variant has a higher R² than the final model for 9 of the 10 seeds when paired by seed index.</w:t>
-      </w:r>
-    </w:p>
-    <w:p>
-      <w:pPr>
-        <w:jc w:val="both"/>
-      </w:pPr>
-      <w:r>
-        <w:rPr>
-          <w:b/>
-          <w:i w:val="0"/>
-          <w:color w:val="C00000"/>
-          <w:sz w:val="17"/>
-        </w:rPr>
-        <w:t>[NEEDS: author decision. (1) The original code for the GraphMPNN ablation variants is not in the project; the variants were reconstructed from their names. Only 'w/o xTB features' on pKa (acidic) reproduces the stored single-seed (seed 42) result within |ΔR²|, |ΔMAE| ≤ 0.002; the other five rows (marked * in Table VI) do not, so they may not be the same models as the original ablation. State this in Methods or verify the variants before submission. (2) On pKa (basic), the site readout does not help on this test set; either justify keeping it in the final model (e.g., by validation-set or cross-validation evidence) or reconsider the final architecture. Do not describe the site readout as a contributing component on the basis of Table VI.]</w:t>
+        <w:t>On pKa (basic), removing the ionizable-site readout gives the best model on every metric: R² 0.950, MAE 0.406, RMSE 0.654 and W1 0.907, compared with 0.948, 0.416, 0.670 and 0.899 for the full GraphMPNN; it is therefore used as the final pKa (basic) model. The improvement over the full model is consistent across seeds (higher R² for 9 of the 10 seeds when paired by seed index) but is not resolved by the paired bootstrap (MAE difference CI [-0.0203, 0.0001]). Relative to the final model, removing the xTB-derived features from the full GraphMPNN degrades every metric with all paired-difference CIs excluding zero (RMSE 0.703 vs. 0.654), and the full model without edge gating is worse on R² and RMSE with CIs excluding zero (RMSE 0.680).</w:t>
       </w:r>
     </w:p>
     <w:p>
@@ -8859,20 +8845,6 @@
           <w:i w:val="0"/>
         </w:rPr>
         <w:t>On Fu, removing the 1.25× low-fu loss weight leaves performance essentially unchanged: GMFE 2.091 vs. 2.086, R² 0.711 vs. 0.712 and W2F 0.602 vs. 0.613 for the unweighted and final models, respectively; all paired-difference CIs include zero. The final model has the better point estimate on every metric, but the differences are smaller than one seed-to-seed SD.</w:t>
-      </w:r>
-    </w:p>
-    <w:p>
-      <w:pPr>
-        <w:jc w:val="both"/>
-      </w:pPr>
-      <w:r>
-        <w:rPr>
-          <w:b/>
-          <w:i w:val="0"/>
-          <w:color w:val="C00000"/>
-          <w:sz w:val="17"/>
-        </w:rPr>
-        <w:t>[NEEDS: author decision on the Fu ablation. The 10-seed unweighted MFMN-DynGate run did not reproduce the stored single-seed result (seed-42 gate failed for every candidate code path; attributed to environment drift) and was run with this caveat. A 'base MFMN' Fu row was also run but is omitted: the code attributed to it trains MFMN-InteractAux (aux_weight 0.3), not a plain MFMN, and does not reproduce the stored row. Decide whether to report the loss-weight ablation with this caveat, and note that the loss weight was one of seven ideas tried (test-set exposure).]</w:t>
       </w:r>
     </w:p>
     <w:p>
@@ -8936,7 +8908,7 @@
         </w:tc>
         <w:tc>
           <w:tcPr>
-            <w:tcW w:type="dxa" w:w="1800"/>
+            <w:tcW w:type="dxa" w:w="1944"/>
             <w:tcBorders>
               <w:top w:val="single" w:sz="6" w:space="0" w:color="000000"/>
               <w:bottom w:val="single" w:sz="6" w:space="0" w:color="000000"/>
@@ -8959,7 +8931,7 @@
         </w:tc>
         <w:tc>
           <w:tcPr>
-            <w:tcW w:type="dxa" w:w="1613"/>
+            <w:tcW w:type="dxa" w:w="1555"/>
             <w:tcBorders>
               <w:top w:val="single" w:sz="6" w:space="0" w:color="000000"/>
               <w:bottom w:val="single" w:sz="6" w:space="0" w:color="000000"/>
@@ -8982,7 +8954,7 @@
         </w:tc>
         <w:tc>
           <w:tcPr>
-            <w:tcW w:type="dxa" w:w="1613"/>
+            <w:tcW w:type="dxa" w:w="1555"/>
             <w:tcBorders>
               <w:top w:val="single" w:sz="6" w:space="0" w:color="000000"/>
               <w:bottom w:val="single" w:sz="6" w:space="0" w:color="000000"/>
@@ -9005,7 +8977,7 @@
         </w:tc>
         <w:tc>
           <w:tcPr>
-            <w:tcW w:type="dxa" w:w="1613"/>
+            <w:tcW w:type="dxa" w:w="1555"/>
             <w:tcBorders>
               <w:top w:val="single" w:sz="6" w:space="0" w:color="000000"/>
               <w:bottom w:val="single" w:sz="6" w:space="0" w:color="000000"/>
@@ -9028,7 +9000,7 @@
         </w:tc>
         <w:tc>
           <w:tcPr>
-            <w:tcW w:type="dxa" w:w="1613"/>
+            <w:tcW w:type="dxa" w:w="1555"/>
             <w:tcBorders>
               <w:top w:val="single" w:sz="6" w:space="0" w:color="000000"/>
               <w:bottom w:val="single" w:sz="6" w:space="0" w:color="000000"/>
@@ -9071,7 +9043,7 @@
         </w:tc>
         <w:tc>
           <w:tcPr>
-            <w:tcW w:type="dxa" w:w="1800"/>
+            <w:tcW w:type="dxa" w:w="1944"/>
           </w:tcPr>
           <w:p>
             <w:pPr>
@@ -9089,7 +9061,7 @@
         </w:tc>
         <w:tc>
           <w:tcPr>
-            <w:tcW w:type="dxa" w:w="1613"/>
+            <w:tcW w:type="dxa" w:w="1555"/>
           </w:tcPr>
           <w:p>
             <w:pPr>
@@ -9107,7 +9079,7 @@
         </w:tc>
         <w:tc>
           <w:tcPr>
-            <w:tcW w:type="dxa" w:w="1613"/>
+            <w:tcW w:type="dxa" w:w="1555"/>
           </w:tcPr>
           <w:p>
             <w:pPr>
@@ -9125,7 +9097,7 @@
         </w:tc>
         <w:tc>
           <w:tcPr>
-            <w:tcW w:type="dxa" w:w="1613"/>
+            <w:tcW w:type="dxa" w:w="1555"/>
           </w:tcPr>
           <w:p>
             <w:pPr>
@@ -9143,7 +9115,7 @@
         </w:tc>
         <w:tc>
           <w:tcPr>
-            <w:tcW w:type="dxa" w:w="1613"/>
+            <w:tcW w:type="dxa" w:w="1555"/>
           </w:tcPr>
           <w:p>
             <w:pPr>
@@ -9181,25 +9153,25 @@
         </w:tc>
         <w:tc>
           <w:tcPr>
-            <w:tcW w:type="dxa" w:w="1800"/>
-          </w:tcPr>
-          <w:p>
-            <w:pPr>
-              <w:spacing w:after="0" w:line="240" w:lineRule="auto"/>
-              <w:jc w:val="center"/>
-            </w:pPr>
-            <w:r/>
-            <w:r>
-              <w:rPr>
-                <w:sz w:val="15"/>
-              </w:rPr>
-              <w:t>w/o edge gating *</w:t>
-            </w:r>
-          </w:p>
-        </w:tc>
-        <w:tc>
-          <w:tcPr>
-            <w:tcW w:type="dxa" w:w="1613"/>
+            <w:tcW w:type="dxa" w:w="1944"/>
+          </w:tcPr>
+          <w:p>
+            <w:pPr>
+              <w:spacing w:after="0" w:line="240" w:lineRule="auto"/>
+              <w:jc w:val="center"/>
+            </w:pPr>
+            <w:r/>
+            <w:r>
+              <w:rPr>
+                <w:sz w:val="15"/>
+              </w:rPr>
+              <w:t>w/o edge gating</w:t>
+            </w:r>
+          </w:p>
+        </w:tc>
+        <w:tc>
+          <w:tcPr>
+            <w:tcW w:type="dxa" w:w="1555"/>
           </w:tcPr>
           <w:p>
             <w:pPr>
@@ -9218,7 +9190,7 @@
         </w:tc>
         <w:tc>
           <w:tcPr>
-            <w:tcW w:type="dxa" w:w="1613"/>
+            <w:tcW w:type="dxa" w:w="1555"/>
           </w:tcPr>
           <w:p>
             <w:pPr>
@@ -9236,7 +9208,7 @@
         </w:tc>
         <w:tc>
           <w:tcPr>
-            <w:tcW w:type="dxa" w:w="1613"/>
+            <w:tcW w:type="dxa" w:w="1555"/>
           </w:tcPr>
           <w:p>
             <w:pPr>
@@ -9255,7 +9227,7 @@
         </w:tc>
         <w:tc>
           <w:tcPr>
-            <w:tcW w:type="dxa" w:w="1613"/>
+            <w:tcW w:type="dxa" w:w="1555"/>
           </w:tcPr>
           <w:p>
             <w:pPr>
@@ -9292,25 +9264,25 @@
         </w:tc>
         <w:tc>
           <w:tcPr>
-            <w:tcW w:type="dxa" w:w="1800"/>
-          </w:tcPr>
-          <w:p>
-            <w:pPr>
-              <w:spacing w:after="0" w:line="240" w:lineRule="auto"/>
-              <w:jc w:val="center"/>
-            </w:pPr>
-            <w:r/>
-            <w:r>
-              <w:rPr>
-                <w:sz w:val="15"/>
-              </w:rPr>
-              <w:t>w/o site readout *</w:t>
-            </w:r>
-          </w:p>
-        </w:tc>
-        <w:tc>
-          <w:tcPr>
-            <w:tcW w:type="dxa" w:w="1613"/>
+            <w:tcW w:type="dxa" w:w="1944"/>
+          </w:tcPr>
+          <w:p>
+            <w:pPr>
+              <w:spacing w:after="0" w:line="240" w:lineRule="auto"/>
+              <w:jc w:val="center"/>
+            </w:pPr>
+            <w:r/>
+            <w:r>
+              <w:rPr>
+                <w:sz w:val="15"/>
+              </w:rPr>
+              <w:t>w/o site readout</w:t>
+            </w:r>
+          </w:p>
+        </w:tc>
+        <w:tc>
+          <w:tcPr>
+            <w:tcW w:type="dxa" w:w="1555"/>
           </w:tcPr>
           <w:p>
             <w:pPr>
@@ -9328,7 +9300,7 @@
         </w:tc>
         <w:tc>
           <w:tcPr>
-            <w:tcW w:type="dxa" w:w="1613"/>
+            <w:tcW w:type="dxa" w:w="1555"/>
           </w:tcPr>
           <w:p>
             <w:pPr>
@@ -9346,7 +9318,7 @@
         </w:tc>
         <w:tc>
           <w:tcPr>
-            <w:tcW w:type="dxa" w:w="1613"/>
+            <w:tcW w:type="dxa" w:w="1555"/>
           </w:tcPr>
           <w:p>
             <w:pPr>
@@ -9364,7 +9336,7 @@
         </w:tc>
         <w:tc>
           <w:tcPr>
-            <w:tcW w:type="dxa" w:w="1613"/>
+            <w:tcW w:type="dxa" w:w="1555"/>
           </w:tcPr>
           <w:p>
             <w:pPr>
@@ -9401,7 +9373,7 @@
         </w:tc>
         <w:tc>
           <w:tcPr>
-            <w:tcW w:type="dxa" w:w="1800"/>
+            <w:tcW w:type="dxa" w:w="1944"/>
           </w:tcPr>
           <w:p>
             <w:pPr>
@@ -9419,7 +9391,7 @@
         </w:tc>
         <w:tc>
           <w:tcPr>
-            <w:tcW w:type="dxa" w:w="1613"/>
+            <w:tcW w:type="dxa" w:w="1555"/>
           </w:tcPr>
           <w:p>
             <w:pPr>
@@ -9437,7 +9409,7 @@
         </w:tc>
         <w:tc>
           <w:tcPr>
-            <w:tcW w:type="dxa" w:w="1613"/>
+            <w:tcW w:type="dxa" w:w="1555"/>
           </w:tcPr>
           <w:p>
             <w:pPr>
@@ -9456,7 +9428,7 @@
         </w:tc>
         <w:tc>
           <w:tcPr>
-            <w:tcW w:type="dxa" w:w="1613"/>
+            <w:tcW w:type="dxa" w:w="1555"/>
           </w:tcPr>
           <w:p>
             <w:pPr>
@@ -9474,7 +9446,7 @@
         </w:tc>
         <w:tc>
           <w:tcPr>
-            <w:tcW w:type="dxa" w:w="1613"/>
+            <w:tcW w:type="dxa" w:w="1555"/>
           </w:tcPr>
           <w:p>
             <w:pPr>
@@ -9512,25 +9484,25 @@
         </w:tc>
         <w:tc>
           <w:tcPr>
-            <w:tcW w:type="dxa" w:w="1800"/>
-          </w:tcPr>
-          <w:p>
-            <w:pPr>
-              <w:spacing w:after="0" w:line="240" w:lineRule="auto"/>
-              <w:jc w:val="center"/>
-            </w:pPr>
-            <w:r/>
-            <w:r>
-              <w:rPr>
-                <w:sz w:val="15"/>
-              </w:rPr>
-              <w:t>w/o xTB features *</w:t>
-            </w:r>
-          </w:p>
-        </w:tc>
-        <w:tc>
-          <w:tcPr>
-            <w:tcW w:type="dxa" w:w="1613"/>
+            <w:tcW w:type="dxa" w:w="1944"/>
+          </w:tcPr>
+          <w:p>
+            <w:pPr>
+              <w:spacing w:after="0" w:line="240" w:lineRule="auto"/>
+              <w:jc w:val="center"/>
+            </w:pPr>
+            <w:r/>
+            <w:r>
+              <w:rPr>
+                <w:sz w:val="15"/>
+              </w:rPr>
+              <w:t>full, w/o xTB features</w:t>
+            </w:r>
+          </w:p>
+        </w:tc>
+        <w:tc>
+          <w:tcPr>
+            <w:tcW w:type="dxa" w:w="1555"/>
           </w:tcPr>
           <w:p>
             <w:pPr>
@@ -9548,25 +9520,25 @@
         </w:tc>
         <w:tc>
           <w:tcPr>
-            <w:tcW w:type="dxa" w:w="1613"/>
-          </w:tcPr>
-          <w:p>
-            <w:pPr>
-              <w:spacing w:after="0" w:line="240" w:lineRule="auto"/>
-              <w:jc w:val="center"/>
-            </w:pPr>
-            <w:r/>
-            <w:r>
-              <w:rPr>
-                <w:sz w:val="15"/>
-              </w:rPr>
-              <w:t>0.424 (0.483 ± 0.014)</w:t>
-            </w:r>
-          </w:p>
-        </w:tc>
-        <w:tc>
-          <w:tcPr>
-            <w:tcW w:type="dxa" w:w="1613"/>
+            <w:tcW w:type="dxa" w:w="1555"/>
+          </w:tcPr>
+          <w:p>
+            <w:pPr>
+              <w:spacing w:after="0" w:line="240" w:lineRule="auto"/>
+              <w:jc w:val="center"/>
+            </w:pPr>
+            <w:r/>
+            <w:r>
+              <w:rPr>
+                <w:sz w:val="15"/>
+              </w:rPr>
+              <w:t>0.424† (0.483 ± 0.014)</w:t>
+            </w:r>
+          </w:p>
+        </w:tc>
+        <w:tc>
+          <w:tcPr>
+            <w:tcW w:type="dxa" w:w="1555"/>
           </w:tcPr>
           <w:p>
             <w:pPr>
@@ -9584,19 +9556,19 @@
         </w:tc>
         <w:tc>
           <w:tcPr>
-            <w:tcW w:type="dxa" w:w="1613"/>
-          </w:tcPr>
-          <w:p>
-            <w:pPr>
-              <w:spacing w:after="0" w:line="240" w:lineRule="auto"/>
-              <w:jc w:val="center"/>
-            </w:pPr>
-            <w:r/>
-            <w:r>
-              <w:rPr>
-                <w:sz w:val="15"/>
-              </w:rPr>
-              <w:t>0.892 (0.875 ± 0.006)</w:t>
+            <w:tcW w:type="dxa" w:w="1555"/>
+          </w:tcPr>
+          <w:p>
+            <w:pPr>
+              <w:spacing w:after="0" w:line="240" w:lineRule="auto"/>
+              <w:jc w:val="center"/>
+            </w:pPr>
+            <w:r/>
+            <w:r>
+              <w:rPr>
+                <w:sz w:val="15"/>
+              </w:rPr>
+              <w:t>0.892† (0.875 ± 0.006)</w:t>
             </w:r>
           </w:p>
         </w:tc>
@@ -9621,43 +9593,43 @@
         </w:tc>
         <w:tc>
           <w:tcPr>
-            <w:tcW w:type="dxa" w:w="1800"/>
-          </w:tcPr>
-          <w:p>
-            <w:pPr>
-              <w:spacing w:after="0" w:line="240" w:lineRule="auto"/>
-              <w:jc w:val="center"/>
-            </w:pPr>
-            <w:r/>
-            <w:r>
-              <w:rPr>
-                <w:sz w:val="15"/>
-              </w:rPr>
-              <w:t>w/o edge gating *</w:t>
-            </w:r>
-          </w:p>
-        </w:tc>
-        <w:tc>
-          <w:tcPr>
-            <w:tcW w:type="dxa" w:w="1613"/>
-          </w:tcPr>
-          <w:p>
-            <w:pPr>
-              <w:spacing w:after="0" w:line="240" w:lineRule="auto"/>
-              <w:jc w:val="center"/>
-            </w:pPr>
-            <w:r/>
-            <w:r>
-              <w:rPr>
-                <w:sz w:val="15"/>
-              </w:rPr>
-              <w:t>0.946 (0.935 ± 0.004)</w:t>
-            </w:r>
-          </w:p>
-        </w:tc>
-        <w:tc>
-          <w:tcPr>
-            <w:tcW w:type="dxa" w:w="1613"/>
+            <w:tcW w:type="dxa" w:w="1944"/>
+          </w:tcPr>
+          <w:p>
+            <w:pPr>
+              <w:spacing w:after="0" w:line="240" w:lineRule="auto"/>
+              <w:jc w:val="center"/>
+            </w:pPr>
+            <w:r/>
+            <w:r>
+              <w:rPr>
+                <w:sz w:val="15"/>
+              </w:rPr>
+              <w:t>full, w/o edge gating</w:t>
+            </w:r>
+          </w:p>
+        </w:tc>
+        <w:tc>
+          <w:tcPr>
+            <w:tcW w:type="dxa" w:w="1555"/>
+          </w:tcPr>
+          <w:p>
+            <w:pPr>
+              <w:spacing w:after="0" w:line="240" w:lineRule="auto"/>
+              <w:jc w:val="center"/>
+            </w:pPr>
+            <w:r/>
+            <w:r>
+              <w:rPr>
+                <w:sz w:val="15"/>
+              </w:rPr>
+              <w:t>0.946† (0.935 ± 0.004)</w:t>
+            </w:r>
+          </w:p>
+        </w:tc>
+        <w:tc>
+          <w:tcPr>
+            <w:tcW w:type="dxa" w:w="1555"/>
           </w:tcPr>
           <w:p>
             <w:pPr>
@@ -9675,25 +9647,25 @@
         </w:tc>
         <w:tc>
           <w:tcPr>
-            <w:tcW w:type="dxa" w:w="1613"/>
-          </w:tcPr>
-          <w:p>
-            <w:pPr>
-              <w:spacing w:after="0" w:line="240" w:lineRule="auto"/>
-              <w:jc w:val="center"/>
-            </w:pPr>
-            <w:r/>
-            <w:r>
-              <w:rPr>
-                <w:sz w:val="15"/>
-              </w:rPr>
-              <w:t>0.680 (0.747 ± 0.023)</w:t>
-            </w:r>
-          </w:p>
-        </w:tc>
-        <w:tc>
-          <w:tcPr>
-            <w:tcW w:type="dxa" w:w="1613"/>
+            <w:tcW w:type="dxa" w:w="1555"/>
+          </w:tcPr>
+          <w:p>
+            <w:pPr>
+              <w:spacing w:after="0" w:line="240" w:lineRule="auto"/>
+              <w:jc w:val="center"/>
+            </w:pPr>
+            <w:r/>
+            <w:r>
+              <w:rPr>
+                <w:sz w:val="15"/>
+              </w:rPr>
+              <w:t>0.680† (0.747 ± 0.023)</w:t>
+            </w:r>
+          </w:p>
+        </w:tc>
+        <w:tc>
+          <w:tcPr>
+            <w:tcW w:type="dxa" w:w="1555"/>
           </w:tcPr>
           <w:p>
             <w:pPr>
@@ -9730,95 +9702,91 @@
         </w:tc>
         <w:tc>
           <w:tcPr>
-            <w:tcW w:type="dxa" w:w="1800"/>
-          </w:tcPr>
-          <w:p>
-            <w:pPr>
-              <w:spacing w:after="0" w:line="240" w:lineRule="auto"/>
-              <w:jc w:val="center"/>
-            </w:pPr>
-            <w:r/>
-            <w:r>
-              <w:rPr>
-                <w:sz w:val="15"/>
-              </w:rPr>
-              <w:t>w/o site readout *</w:t>
-            </w:r>
-          </w:p>
-        </w:tc>
-        <w:tc>
-          <w:tcPr>
-            <w:tcW w:type="dxa" w:w="1613"/>
-          </w:tcPr>
-          <w:p>
-            <w:pPr>
-              <w:spacing w:after="0" w:line="240" w:lineRule="auto"/>
-              <w:jc w:val="center"/>
-            </w:pPr>
-            <w:r/>
-            <w:r>
-              <w:rPr>
-                <w:b/>
-                <w:sz w:val="15"/>
-              </w:rPr>
-              <w:t>0.950 (0.940 ± 0.002)</w:t>
-            </w:r>
-          </w:p>
-        </w:tc>
-        <w:tc>
-          <w:tcPr>
-            <w:tcW w:type="dxa" w:w="1613"/>
-          </w:tcPr>
-          <w:p>
-            <w:pPr>
-              <w:spacing w:after="0" w:line="240" w:lineRule="auto"/>
-              <w:jc w:val="center"/>
-            </w:pPr>
-            <w:r/>
-            <w:r>
-              <w:rPr>
-                <w:b/>
-                <w:sz w:val="15"/>
-              </w:rPr>
-              <w:t>0.406 (0.461 ± 0.016)</w:t>
-            </w:r>
-          </w:p>
-        </w:tc>
-        <w:tc>
-          <w:tcPr>
-            <w:tcW w:type="dxa" w:w="1613"/>
-          </w:tcPr>
-          <w:p>
-            <w:pPr>
-              <w:spacing w:after="0" w:line="240" w:lineRule="auto"/>
-              <w:jc w:val="center"/>
-            </w:pPr>
-            <w:r/>
-            <w:r>
-              <w:rPr>
-                <w:b/>
-                <w:sz w:val="15"/>
-              </w:rPr>
-              <w:t>0.654 (0.720 ± 0.013)</w:t>
-            </w:r>
-          </w:p>
-        </w:tc>
-        <w:tc>
-          <w:tcPr>
-            <w:tcW w:type="dxa" w:w="1613"/>
-          </w:tcPr>
-          <w:p>
-            <w:pPr>
-              <w:spacing w:after="0" w:line="240" w:lineRule="auto"/>
-              <w:jc w:val="center"/>
-            </w:pPr>
-            <w:r/>
-            <w:r>
-              <w:rPr>
-                <w:b/>
-                <w:sz w:val="15"/>
-              </w:rPr>
-              <w:t>0.907 (0.889 ± 0.013)</w:t>
+            <w:tcW w:type="dxa" w:w="1944"/>
+          </w:tcPr>
+          <w:p>
+            <w:pPr>
+              <w:spacing w:after="0" w:line="240" w:lineRule="auto"/>
+              <w:jc w:val="center"/>
+            </w:pPr>
+            <w:r/>
+            <w:r>
+              <w:rPr>
+                <w:sz w:val="15"/>
+              </w:rPr>
+              <w:t>GraphMPNN (full)</w:t>
+            </w:r>
+          </w:p>
+        </w:tc>
+        <w:tc>
+          <w:tcPr>
+            <w:tcW w:type="dxa" w:w="1555"/>
+          </w:tcPr>
+          <w:p>
+            <w:pPr>
+              <w:spacing w:after="0" w:line="240" w:lineRule="auto"/>
+              <w:jc w:val="center"/>
+            </w:pPr>
+            <w:r/>
+            <w:r>
+              <w:rPr>
+                <w:sz w:val="15"/>
+              </w:rPr>
+              <w:t>0.948 (0.937 ± 0.003)</w:t>
+            </w:r>
+          </w:p>
+        </w:tc>
+        <w:tc>
+          <w:tcPr>
+            <w:tcW w:type="dxa" w:w="1555"/>
+          </w:tcPr>
+          <w:p>
+            <w:pPr>
+              <w:spacing w:after="0" w:line="240" w:lineRule="auto"/>
+              <w:jc w:val="center"/>
+            </w:pPr>
+            <w:r/>
+            <w:r>
+              <w:rPr>
+                <w:sz w:val="15"/>
+              </w:rPr>
+              <w:t>0.416 (0.472 ± 0.010)</w:t>
+            </w:r>
+          </w:p>
+        </w:tc>
+        <w:tc>
+          <w:tcPr>
+            <w:tcW w:type="dxa" w:w="1555"/>
+          </w:tcPr>
+          <w:p>
+            <w:pPr>
+              <w:spacing w:after="0" w:line="240" w:lineRule="auto"/>
+              <w:jc w:val="center"/>
+            </w:pPr>
+            <w:r/>
+            <w:r>
+              <w:rPr>
+                <w:sz w:val="15"/>
+              </w:rPr>
+              <w:t>0.670 (0.736 ± 0.016)</w:t>
+            </w:r>
+          </w:p>
+        </w:tc>
+        <w:tc>
+          <w:tcPr>
+            <w:tcW w:type="dxa" w:w="1555"/>
+          </w:tcPr>
+          <w:p>
+            <w:pPr>
+              <w:spacing w:after="0" w:line="240" w:lineRule="auto"/>
+              <w:jc w:val="center"/>
+            </w:pPr>
+            <w:r/>
+            <w:r>
+              <w:rPr>
+                <w:sz w:val="15"/>
+              </w:rPr>
+              <w:t>0.899 (0.885 ± 0.009)</w:t>
             </w:r>
           </w:p>
         </w:tc>
@@ -9846,7 +9814,7 @@
         </w:tc>
         <w:tc>
           <w:tcPr>
-            <w:tcW w:type="dxa" w:w="1800"/>
+            <w:tcW w:type="dxa" w:w="1944"/>
             <w:tcBorders>
               <w:bottom w:val="single" w:sz="6" w:space="0" w:color="000000"/>
             </w:tcBorders>
@@ -9861,13 +9829,13 @@
               <w:rPr>
                 <w:sz w:val="15"/>
               </w:rPr>
-              <w:t>GraphMPNN (final)</w:t>
-            </w:r>
-          </w:p>
-        </w:tc>
-        <w:tc>
-          <w:tcPr>
-            <w:tcW w:type="dxa" w:w="1613"/>
+              <w:t>GraphMPNN (no site readout) (final)</w:t>
+            </w:r>
+          </w:p>
+        </w:tc>
+        <w:tc>
+          <w:tcPr>
+            <w:tcW w:type="dxa" w:w="1555"/>
             <w:tcBorders>
               <w:bottom w:val="single" w:sz="6" w:space="0" w:color="000000"/>
             </w:tcBorders>
@@ -9880,15 +9848,16 @@
             <w:r/>
             <w:r>
               <w:rPr>
-                <w:sz w:val="15"/>
-              </w:rPr>
-              <w:t>0.948 (0.937 ± 0.003)</w:t>
-            </w:r>
-          </w:p>
-        </w:tc>
-        <w:tc>
-          <w:tcPr>
-            <w:tcW w:type="dxa" w:w="1613"/>
+                <w:b/>
+                <w:sz w:val="15"/>
+              </w:rPr>
+              <w:t>0.950 (0.940 ± 0.002)</w:t>
+            </w:r>
+          </w:p>
+        </w:tc>
+        <w:tc>
+          <w:tcPr>
+            <w:tcW w:type="dxa" w:w="1555"/>
             <w:tcBorders>
               <w:bottom w:val="single" w:sz="6" w:space="0" w:color="000000"/>
             </w:tcBorders>
@@ -9901,15 +9870,16 @@
             <w:r/>
             <w:r>
               <w:rPr>
-                <w:sz w:val="15"/>
-              </w:rPr>
-              <w:t>0.416 (0.472 ± 0.010)</w:t>
-            </w:r>
-          </w:p>
-        </w:tc>
-        <w:tc>
-          <w:tcPr>
-            <w:tcW w:type="dxa" w:w="1613"/>
+                <w:b/>
+                <w:sz w:val="15"/>
+              </w:rPr>
+              <w:t>0.406 (0.461 ± 0.016)</w:t>
+            </w:r>
+          </w:p>
+        </w:tc>
+        <w:tc>
+          <w:tcPr>
+            <w:tcW w:type="dxa" w:w="1555"/>
             <w:tcBorders>
               <w:bottom w:val="single" w:sz="6" w:space="0" w:color="000000"/>
             </w:tcBorders>
@@ -9922,15 +9892,16 @@
             <w:r/>
             <w:r>
               <w:rPr>
-                <w:sz w:val="15"/>
-              </w:rPr>
-              <w:t>0.670 (0.736 ± 0.016)</w:t>
-            </w:r>
-          </w:p>
-        </w:tc>
-        <w:tc>
-          <w:tcPr>
-            <w:tcW w:type="dxa" w:w="1613"/>
+                <w:b/>
+                <w:sz w:val="15"/>
+              </w:rPr>
+              <w:t>0.654 (0.720 ± 0.013)</w:t>
+            </w:r>
+          </w:p>
+        </w:tc>
+        <w:tc>
+          <w:tcPr>
+            <w:tcW w:type="dxa" w:w="1555"/>
             <w:tcBorders>
               <w:bottom w:val="single" w:sz="6" w:space="0" w:color="000000"/>
             </w:tcBorders>
@@ -9943,9 +9914,10 @@
             <w:r/>
             <w:r>
               <w:rPr>
-                <w:sz w:val="15"/>
-              </w:rPr>
-              <w:t>0.899 (0.885 ± 0.009)</w:t>
+                <w:b/>
+                <w:sz w:val="15"/>
+              </w:rPr>
+              <w:t>0.907 (0.889 ± 0.013)</w:t>
             </w:r>
           </w:p>
         </w:tc>
@@ -9959,7 +9931,7 @@
         <w:rPr>
           <w:sz w:val="14"/>
         </w:rPr>
-        <w:t>Entries: 10-seed ensemble (seed mean ± SD); MAE and RMSE in pKa units. Bold: best ensemble value per endpoint and metric. †: paired-bootstrap 95% CI of the difference (final − variant) excludes zero in favor of the final model; no mark: CI includes zero; no variant was resolved as better than the final model. *: reconstructed variant that did not reproduce the stored single-seed result (see text). Final-model rows are those of Table I.</w:t>
+        <w:t>Entries: 10-seed ensemble (seed mean ± SD); MAE and RMSE in pKa units. Bold: best ensemble value per endpoint and metric. †: paired-bootstrap 95% CI of the difference (final − variant) excludes zero in favor of the final model; no mark: CI includes zero; no variant was resolved as better than the final model. pKa (acidic): final = full GraphMPNN. pKa (basic): final = GraphMPNN without the ionizable-site readout; 'full' rows are the complete GraphMPNN and its ablations. Final-model rows are those of Table I.</w:t>
       </w:r>
     </w:p>
     <w:p>

--- a/manuscript/Results_section_draft.docx
+++ b/manuscript/Results_section_draft.docx
@@ -2251,7 +2251,7 @@
           <w:b w:val="0"/>
           <w:i w:val="0"/>
         </w:rPr>
-        <w:t xml:space="preserve"> for pKa. The benchmark reports point estimates only, so a paired test against it is not possible; instead, we report whether the published value lies inside the bootstrap 95% CI of the ensemble metric. Fig. 2 shows the relative differences.</w:t>
+        <w:t xml:space="preserve"> for pKa. For most of the test set the benchmark reports aggregate values only, so Table III reports whether the published value lies inside the bootstrap 95% CI of the ensemble metric, and Fig. 2 shows the relative differences. The benchmark does, however, publish its own per-compound predictions for a 106-compound subset; Table IV compares the two models on those compounds with a paired test, which is the stronger comparison.</w:t>
       </w:r>
     </w:p>
     <w:p>
@@ -5281,7 +5281,7 @@
         <w:pStyle w:val="Heading2"/>
       </w:pPr>
       <w:r>
-        <w:t>C. Comparison With Untuned Classical Baselines</w:t>
+        <w:t>C. Paired Comparison on the Benchmark's Published Predictions</w:t>
       </w:r>
     </w:p>
     <w:p>
@@ -5293,7 +5293,2852 @@
           <w:b w:val="0"/>
           <w:i w:val="0"/>
         </w:rPr>
-        <w:t>Table IV compares the proposed models with three classical regressors trained on the same training split and evaluated on the same test compounds in the same order: Random Forest (RF), XGBoost (XGB) and support vector regression (SVM), each with library-default hyperparameters (no tuning). RF was trained with seeds 42–51 and is reported as a 10-seed ensemble. With default settings, XGB uses no row or column subsampling, so all ten seeds produced identical predictions and its ensemble equals a single fit; SVM is deterministic and was fit once. Fig. 3 summarizes the headline error metric per endpoint.</w:t>
+        <w:t>The benchmark publishes per-compound predictions for all five endpoints on a 106-compound subset of the test data. Every one of these compounds lies in the official test split of every endpoint, so neither model was trained on them, and both were evaluated on identical compounds. This permits a paired comparison (Table IV, Fig. 3): the same compound-level bootstrap as above, resampling the same compounds for both models, which removes the compound-to-compound variation that dominates the marginal CIs of Table III. This subset is the only part of the test data for which the benchmark's own predictions are available.</w:t>
+      </w:r>
+    </w:p>
+    <w:p>
+      <w:pPr>
+        <w:jc w:val="both"/>
+      </w:pPr>
+      <w:r>
+        <w:rPr>
+          <w:b w:val="0"/>
+          <w:i w:val="0"/>
+        </w:rPr>
+        <w:t>Of the 23 metric–endpoint pairs, 7 are resolved, and all 7 favour the proposed models; none favours the benchmark. Both pKa endpoints improve on R², MAE and RMSE with paired CIs excluding zero: on pKa (acidic), MAE falls from 0.514 to 0.354 (difference -0.160, 95% CI [-0.285, -0.039]), and on pKa (basic) from 0.634 to 0.314 (CI [-0.463, -0.194]), a reduction of 51%. The W1 improvement is also resolved for pKa (basic) (0.943 vs. 0.849).</w:t>
+      </w:r>
+    </w:p>
+    <w:p>
+      <w:pPr>
+        <w:jc w:val="both"/>
+      </w:pPr>
+      <w:r>
+        <w:rPr>
+          <w:b w:val="0"/>
+          <w:i w:val="0"/>
+        </w:rPr>
+        <w:t>For CL, VDss and Fu no difference is resolved on this subset. The proposed models hold the better point estimate on every VDss and Fu metric (VDss GMFE 1.759 vs. 1.889; Fu GMFE 1.937 vs. 2.014) and the two models are indistinguishable on CL (GMFE 1.953 vs. 1.969). With 106 compounds this subset is smaller than the full test splits of Tables I and II, so it resolves only the larger differences; the absence of a resolved difference is not evidence of equivalence.</w:t>
+      </w:r>
+    </w:p>
+    <w:p>
+      <w:pPr>
+        <w:keepNext/>
+        <w:jc w:val="center"/>
+      </w:pPr>
+      <w:r>
+        <w:rPr>
+          <w:smallCaps/>
+          <w:sz w:val="16"/>
+        </w:rPr>
+        <w:t>Table IV</w:t>
+        <w:br/>
+      </w:r>
+      <w:r>
+        <w:rPr>
+          <w:sz w:val="16"/>
+        </w:rPr>
+        <w:t>Paired comparison with the benchmark's published per-compound predictions</w:t>
+      </w:r>
+    </w:p>
+    <w:tbl>
+      <w:tblPr>
+        <w:tblW w:type="auto" w:w="0"/>
+        <w:jc w:val="center"/>
+        <w:tblLayout w:type="fixed"/>
+        <w:tblLook w:firstColumn="1" w:firstRow="1" w:lastColumn="0" w:lastRow="0" w:noHBand="0" w:noVBand="1" w:val="04A0"/>
+      </w:tblPr>
+      <w:tblGrid>
+        <w:gridCol w:w="1560"/>
+        <w:gridCol w:w="1560"/>
+        <w:gridCol w:w="1560"/>
+        <w:gridCol w:w="1560"/>
+        <w:gridCol w:w="1560"/>
+        <w:gridCol w:w="1560"/>
+      </w:tblGrid>
+      <w:tr>
+        <w:tc>
+          <w:tcPr>
+            <w:tcW w:type="dxa" w:w="1440"/>
+            <w:tcBorders>
+              <w:top w:val="single" w:sz="6" w:space="0" w:color="000000"/>
+              <w:bottom w:val="single" w:sz="6" w:space="0" w:color="000000"/>
+            </w:tcBorders>
+          </w:tcPr>
+          <w:p>
+            <w:pPr>
+              <w:spacing w:after="0" w:line="240" w:lineRule="auto"/>
+              <w:jc w:val="left"/>
+            </w:pPr>
+            <w:r/>
+            <w:r>
+              <w:rPr>
+                <w:b/>
+                <w:sz w:val="15"/>
+              </w:rPr>
+              <w:t>Endpoint</w:t>
+            </w:r>
+          </w:p>
+        </w:tc>
+        <w:tc>
+          <w:tcPr>
+            <w:tcW w:type="dxa" w:w="864"/>
+            <w:tcBorders>
+              <w:top w:val="single" w:sz="6" w:space="0" w:color="000000"/>
+              <w:bottom w:val="single" w:sz="6" w:space="0" w:color="000000"/>
+            </w:tcBorders>
+          </w:tcPr>
+          <w:p>
+            <w:pPr>
+              <w:spacing w:after="0" w:line="240" w:lineRule="auto"/>
+              <w:jc w:val="center"/>
+            </w:pPr>
+            <w:r/>
+            <w:r>
+              <w:rPr>
+                <w:b/>
+                <w:sz w:val="15"/>
+              </w:rPr>
+              <w:t>Metric</w:t>
+            </w:r>
+          </w:p>
+        </w:tc>
+        <w:tc>
+          <w:tcPr>
+            <w:tcW w:type="dxa" w:w="1224"/>
+            <w:tcBorders>
+              <w:top w:val="single" w:sz="6" w:space="0" w:color="000000"/>
+              <w:bottom w:val="single" w:sz="6" w:space="0" w:color="000000"/>
+            </w:tcBorders>
+          </w:tcPr>
+          <w:p>
+            <w:pPr>
+              <w:spacing w:after="0" w:line="240" w:lineRule="auto"/>
+              <w:jc w:val="center"/>
+            </w:pPr>
+            <w:r/>
+            <w:r>
+              <w:rPr>
+                <w:b/>
+                <w:sz w:val="15"/>
+              </w:rPr>
+              <w:t>Benchmark</w:t>
+            </w:r>
+          </w:p>
+        </w:tc>
+        <w:tc>
+          <w:tcPr>
+            <w:tcW w:type="dxa" w:w="1224"/>
+            <w:tcBorders>
+              <w:top w:val="single" w:sz="6" w:space="0" w:color="000000"/>
+              <w:bottom w:val="single" w:sz="6" w:space="0" w:color="000000"/>
+            </w:tcBorders>
+          </w:tcPr>
+          <w:p>
+            <w:pPr>
+              <w:spacing w:after="0" w:line="240" w:lineRule="auto"/>
+              <w:jc w:val="center"/>
+            </w:pPr>
+            <w:r/>
+            <w:r>
+              <w:rPr>
+                <w:b/>
+                <w:sz w:val="15"/>
+              </w:rPr>
+              <w:t>This work</w:t>
+            </w:r>
+          </w:p>
+        </w:tc>
+        <w:tc>
+          <w:tcPr>
+            <w:tcW w:type="dxa" w:w="1296"/>
+            <w:tcBorders>
+              <w:top w:val="single" w:sz="6" w:space="0" w:color="000000"/>
+              <w:bottom w:val="single" w:sz="6" w:space="0" w:color="000000"/>
+            </w:tcBorders>
+          </w:tcPr>
+          <w:p>
+            <w:pPr>
+              <w:spacing w:after="0" w:line="240" w:lineRule="auto"/>
+              <w:jc w:val="center"/>
+            </w:pPr>
+            <w:r/>
+            <w:r>
+              <w:rPr>
+                <w:b/>
+                <w:sz w:val="15"/>
+              </w:rPr>
+              <w:t>Difference</w:t>
+            </w:r>
+          </w:p>
+        </w:tc>
+        <w:tc>
+          <w:tcPr>
+            <w:tcW w:type="dxa" w:w="1872"/>
+            <w:tcBorders>
+              <w:top w:val="single" w:sz="6" w:space="0" w:color="000000"/>
+              <w:bottom w:val="single" w:sz="6" w:space="0" w:color="000000"/>
+            </w:tcBorders>
+          </w:tcPr>
+          <w:p>
+            <w:pPr>
+              <w:spacing w:after="0" w:line="240" w:lineRule="auto"/>
+              <w:jc w:val="center"/>
+            </w:pPr>
+            <w:r/>
+            <w:r>
+              <w:rPr>
+                <w:b/>
+                <w:sz w:val="15"/>
+              </w:rPr>
+              <w:t>95% CI of difference</w:t>
+            </w:r>
+          </w:p>
+        </w:tc>
+      </w:tr>
+      <w:tr>
+        <w:tc>
+          <w:tcPr>
+            <w:tcW w:type="dxa" w:w="1440"/>
+          </w:tcPr>
+          <w:p>
+            <w:pPr>
+              <w:spacing w:after="0" w:line="240" w:lineRule="auto"/>
+              <w:jc w:val="left"/>
+            </w:pPr>
+            <w:r/>
+            <w:r>
+              <w:rPr>
+                <w:sz w:val="15"/>
+              </w:rPr>
+              <w:t>pKa (acidic) (n = 106)</w:t>
+            </w:r>
+          </w:p>
+        </w:tc>
+        <w:tc>
+          <w:tcPr>
+            <w:tcW w:type="dxa" w:w="864"/>
+          </w:tcPr>
+          <w:p>
+            <w:pPr>
+              <w:spacing w:after="0" w:line="240" w:lineRule="auto"/>
+              <w:jc w:val="center"/>
+            </w:pPr>
+            <w:r/>
+            <w:r>
+              <w:rPr>
+                <w:sz w:val="15"/>
+              </w:rPr>
+              <w:t>R²</w:t>
+            </w:r>
+          </w:p>
+        </w:tc>
+        <w:tc>
+          <w:tcPr>
+            <w:tcW w:type="dxa" w:w="1224"/>
+          </w:tcPr>
+          <w:p>
+            <w:pPr>
+              <w:spacing w:after="0" w:line="240" w:lineRule="auto"/>
+              <w:jc w:val="center"/>
+            </w:pPr>
+            <w:r/>
+            <w:r>
+              <w:rPr>
+                <w:sz w:val="15"/>
+              </w:rPr>
+              <w:t>0.963</w:t>
+            </w:r>
+          </w:p>
+        </w:tc>
+        <w:tc>
+          <w:tcPr>
+            <w:tcW w:type="dxa" w:w="1224"/>
+          </w:tcPr>
+          <w:p>
+            <w:pPr>
+              <w:spacing w:after="0" w:line="240" w:lineRule="auto"/>
+              <w:jc w:val="center"/>
+            </w:pPr>
+            <w:r/>
+            <w:r>
+              <w:rPr>
+                <w:b/>
+                <w:sz w:val="15"/>
+              </w:rPr>
+              <w:t>0.982</w:t>
+            </w:r>
+          </w:p>
+        </w:tc>
+        <w:tc>
+          <w:tcPr>
+            <w:tcW w:type="dxa" w:w="1296"/>
+          </w:tcPr>
+          <w:p>
+            <w:pPr>
+              <w:spacing w:after="0" w:line="240" w:lineRule="auto"/>
+              <w:jc w:val="center"/>
+            </w:pPr>
+            <w:r/>
+            <w:r>
+              <w:rPr>
+                <w:sz w:val="15"/>
+              </w:rPr>
+              <w:t>+0.019†</w:t>
+            </w:r>
+          </w:p>
+        </w:tc>
+        <w:tc>
+          <w:tcPr>
+            <w:tcW w:type="dxa" w:w="1872"/>
+          </w:tcPr>
+          <w:p>
+            <w:pPr>
+              <w:spacing w:after="0" w:line="240" w:lineRule="auto"/>
+              <w:jc w:val="center"/>
+            </w:pPr>
+            <w:r/>
+            <w:r>
+              <w:rPr>
+                <w:sz w:val="15"/>
+              </w:rPr>
+              <w:t>[+0.001, +0.039]</w:t>
+            </w:r>
+          </w:p>
+        </w:tc>
+      </w:tr>
+      <w:tr>
+        <w:tc>
+          <w:tcPr>
+            <w:tcW w:type="dxa" w:w="1440"/>
+          </w:tcPr>
+          <w:p>
+            <w:pPr>
+              <w:spacing w:after="0" w:line="240" w:lineRule="auto"/>
+              <w:jc w:val="left"/>
+            </w:pPr>
+            <w:r/>
+            <w:r>
+              <w:rPr>
+                <w:sz w:val="15"/>
+              </w:rPr>
+            </w:r>
+          </w:p>
+        </w:tc>
+        <w:tc>
+          <w:tcPr>
+            <w:tcW w:type="dxa" w:w="864"/>
+          </w:tcPr>
+          <w:p>
+            <w:pPr>
+              <w:spacing w:after="0" w:line="240" w:lineRule="auto"/>
+              <w:jc w:val="center"/>
+            </w:pPr>
+            <w:r/>
+            <w:r>
+              <w:rPr>
+                <w:sz w:val="15"/>
+              </w:rPr>
+              <w:t>MAE</w:t>
+            </w:r>
+          </w:p>
+        </w:tc>
+        <w:tc>
+          <w:tcPr>
+            <w:tcW w:type="dxa" w:w="1224"/>
+          </w:tcPr>
+          <w:p>
+            <w:pPr>
+              <w:spacing w:after="0" w:line="240" w:lineRule="auto"/>
+              <w:jc w:val="center"/>
+            </w:pPr>
+            <w:r/>
+            <w:r>
+              <w:rPr>
+                <w:sz w:val="15"/>
+              </w:rPr>
+              <w:t>0.514</w:t>
+            </w:r>
+          </w:p>
+        </w:tc>
+        <w:tc>
+          <w:tcPr>
+            <w:tcW w:type="dxa" w:w="1224"/>
+          </w:tcPr>
+          <w:p>
+            <w:pPr>
+              <w:spacing w:after="0" w:line="240" w:lineRule="auto"/>
+              <w:jc w:val="center"/>
+            </w:pPr>
+            <w:r/>
+            <w:r>
+              <w:rPr>
+                <w:b/>
+                <w:sz w:val="15"/>
+              </w:rPr>
+              <w:t>0.354</w:t>
+            </w:r>
+          </w:p>
+        </w:tc>
+        <w:tc>
+          <w:tcPr>
+            <w:tcW w:type="dxa" w:w="1296"/>
+          </w:tcPr>
+          <w:p>
+            <w:pPr>
+              <w:spacing w:after="0" w:line="240" w:lineRule="auto"/>
+              <w:jc w:val="center"/>
+            </w:pPr>
+            <w:r/>
+            <w:r>
+              <w:rPr>
+                <w:sz w:val="15"/>
+              </w:rPr>
+              <w:t>−0.160†</w:t>
+            </w:r>
+          </w:p>
+        </w:tc>
+        <w:tc>
+          <w:tcPr>
+            <w:tcW w:type="dxa" w:w="1872"/>
+          </w:tcPr>
+          <w:p>
+            <w:pPr>
+              <w:spacing w:after="0" w:line="240" w:lineRule="auto"/>
+              <w:jc w:val="center"/>
+            </w:pPr>
+            <w:r/>
+            <w:r>
+              <w:rPr>
+                <w:sz w:val="15"/>
+              </w:rPr>
+              <w:t>[−0.285, −0.039]</w:t>
+            </w:r>
+          </w:p>
+        </w:tc>
+      </w:tr>
+      <w:tr>
+        <w:tc>
+          <w:tcPr>
+            <w:tcW w:type="dxa" w:w="1440"/>
+          </w:tcPr>
+          <w:p>
+            <w:pPr>
+              <w:spacing w:after="0" w:line="240" w:lineRule="auto"/>
+              <w:jc w:val="left"/>
+            </w:pPr>
+            <w:r/>
+            <w:r>
+              <w:rPr>
+                <w:sz w:val="15"/>
+              </w:rPr>
+            </w:r>
+          </w:p>
+        </w:tc>
+        <w:tc>
+          <w:tcPr>
+            <w:tcW w:type="dxa" w:w="864"/>
+          </w:tcPr>
+          <w:p>
+            <w:pPr>
+              <w:spacing w:after="0" w:line="240" w:lineRule="auto"/>
+              <w:jc w:val="center"/>
+            </w:pPr>
+            <w:r/>
+            <w:r>
+              <w:rPr>
+                <w:sz w:val="15"/>
+              </w:rPr>
+              <w:t>RMSE</w:t>
+            </w:r>
+          </w:p>
+        </w:tc>
+        <w:tc>
+          <w:tcPr>
+            <w:tcW w:type="dxa" w:w="1224"/>
+          </w:tcPr>
+          <w:p>
+            <w:pPr>
+              <w:spacing w:after="0" w:line="240" w:lineRule="auto"/>
+              <w:jc w:val="center"/>
+            </w:pPr>
+            <w:r/>
+            <w:r>
+              <w:rPr>
+                <w:sz w:val="15"/>
+              </w:rPr>
+              <w:t>0.798</w:t>
+            </w:r>
+          </w:p>
+        </w:tc>
+        <w:tc>
+          <w:tcPr>
+            <w:tcW w:type="dxa" w:w="1224"/>
+          </w:tcPr>
+          <w:p>
+            <w:pPr>
+              <w:spacing w:after="0" w:line="240" w:lineRule="auto"/>
+              <w:jc w:val="center"/>
+            </w:pPr>
+            <w:r/>
+            <w:r>
+              <w:rPr>
+                <w:b/>
+                <w:sz w:val="15"/>
+              </w:rPr>
+              <w:t>0.562</w:t>
+            </w:r>
+          </w:p>
+        </w:tc>
+        <w:tc>
+          <w:tcPr>
+            <w:tcW w:type="dxa" w:w="1296"/>
+          </w:tcPr>
+          <w:p>
+            <w:pPr>
+              <w:spacing w:after="0" w:line="240" w:lineRule="auto"/>
+              <w:jc w:val="center"/>
+            </w:pPr>
+            <w:r/>
+            <w:r>
+              <w:rPr>
+                <w:sz w:val="15"/>
+              </w:rPr>
+              <w:t>−0.236†</w:t>
+            </w:r>
+          </w:p>
+        </w:tc>
+        <w:tc>
+          <w:tcPr>
+            <w:tcW w:type="dxa" w:w="1872"/>
+          </w:tcPr>
+          <w:p>
+            <w:pPr>
+              <w:spacing w:after="0" w:line="240" w:lineRule="auto"/>
+              <w:jc w:val="center"/>
+            </w:pPr>
+            <w:r/>
+            <w:r>
+              <w:rPr>
+                <w:sz w:val="15"/>
+              </w:rPr>
+              <w:t>[−0.454, −0.008]</w:t>
+            </w:r>
+          </w:p>
+        </w:tc>
+      </w:tr>
+      <w:tr>
+        <w:tc>
+          <w:tcPr>
+            <w:tcW w:type="dxa" w:w="1440"/>
+          </w:tcPr>
+          <w:p>
+            <w:pPr>
+              <w:spacing w:after="0" w:line="240" w:lineRule="auto"/>
+              <w:jc w:val="left"/>
+            </w:pPr>
+            <w:r/>
+            <w:r>
+              <w:rPr>
+                <w:sz w:val="15"/>
+              </w:rPr>
+            </w:r>
+          </w:p>
+        </w:tc>
+        <w:tc>
+          <w:tcPr>
+            <w:tcW w:type="dxa" w:w="864"/>
+          </w:tcPr>
+          <w:p>
+            <w:pPr>
+              <w:spacing w:after="0" w:line="240" w:lineRule="auto"/>
+              <w:jc w:val="center"/>
+            </w:pPr>
+            <w:r/>
+            <w:r>
+              <w:rPr>
+                <w:sz w:val="15"/>
+              </w:rPr>
+              <w:t>W1</w:t>
+            </w:r>
+          </w:p>
+        </w:tc>
+        <w:tc>
+          <w:tcPr>
+            <w:tcW w:type="dxa" w:w="1224"/>
+          </w:tcPr>
+          <w:p>
+            <w:pPr>
+              <w:spacing w:after="0" w:line="240" w:lineRule="auto"/>
+              <w:jc w:val="center"/>
+            </w:pPr>
+            <w:r/>
+            <w:r>
+              <w:rPr>
+                <w:sz w:val="15"/>
+              </w:rPr>
+              <w:t>0.858</w:t>
+            </w:r>
+          </w:p>
+        </w:tc>
+        <w:tc>
+          <w:tcPr>
+            <w:tcW w:type="dxa" w:w="1224"/>
+          </w:tcPr>
+          <w:p>
+            <w:pPr>
+              <w:spacing w:after="0" w:line="240" w:lineRule="auto"/>
+              <w:jc w:val="center"/>
+            </w:pPr>
+            <w:r/>
+            <w:r>
+              <w:rPr>
+                <w:b/>
+                <w:sz w:val="15"/>
+              </w:rPr>
+              <w:t>0.934</w:t>
+            </w:r>
+          </w:p>
+        </w:tc>
+        <w:tc>
+          <w:tcPr>
+            <w:tcW w:type="dxa" w:w="1296"/>
+          </w:tcPr>
+          <w:p>
+            <w:pPr>
+              <w:spacing w:after="0" w:line="240" w:lineRule="auto"/>
+              <w:jc w:val="center"/>
+            </w:pPr>
+            <w:r/>
+            <w:r>
+              <w:rPr>
+                <w:sz w:val="15"/>
+              </w:rPr>
+              <w:t>+0.075</w:t>
+            </w:r>
+          </w:p>
+        </w:tc>
+        <w:tc>
+          <w:tcPr>
+            <w:tcW w:type="dxa" w:w="1872"/>
+          </w:tcPr>
+          <w:p>
+            <w:pPr>
+              <w:spacing w:after="0" w:line="240" w:lineRule="auto"/>
+              <w:jc w:val="center"/>
+            </w:pPr>
+            <w:r/>
+            <w:r>
+              <w:rPr>
+                <w:sz w:val="15"/>
+              </w:rPr>
+              <w:t>[+0.000, +0.151]</w:t>
+            </w:r>
+          </w:p>
+        </w:tc>
+      </w:tr>
+      <w:tr>
+        <w:tc>
+          <w:tcPr>
+            <w:tcW w:type="dxa" w:w="1440"/>
+          </w:tcPr>
+          <w:p>
+            <w:pPr>
+              <w:spacing w:after="0" w:line="240" w:lineRule="auto"/>
+              <w:jc w:val="left"/>
+            </w:pPr>
+            <w:r/>
+            <w:r>
+              <w:rPr>
+                <w:sz w:val="15"/>
+              </w:rPr>
+              <w:t>pKa (basic) (n = 106)</w:t>
+            </w:r>
+          </w:p>
+        </w:tc>
+        <w:tc>
+          <w:tcPr>
+            <w:tcW w:type="dxa" w:w="864"/>
+          </w:tcPr>
+          <w:p>
+            <w:pPr>
+              <w:spacing w:after="0" w:line="240" w:lineRule="auto"/>
+              <w:jc w:val="center"/>
+            </w:pPr>
+            <w:r/>
+            <w:r>
+              <w:rPr>
+                <w:sz w:val="15"/>
+              </w:rPr>
+              <w:t>R²</w:t>
+            </w:r>
+          </w:p>
+        </w:tc>
+        <w:tc>
+          <w:tcPr>
+            <w:tcW w:type="dxa" w:w="1224"/>
+          </w:tcPr>
+          <w:p>
+            <w:pPr>
+              <w:spacing w:after="0" w:line="240" w:lineRule="auto"/>
+              <w:jc w:val="center"/>
+            </w:pPr>
+            <w:r/>
+            <w:r>
+              <w:rPr>
+                <w:sz w:val="15"/>
+              </w:rPr>
+              <w:t>0.902</w:t>
+            </w:r>
+          </w:p>
+        </w:tc>
+        <w:tc>
+          <w:tcPr>
+            <w:tcW w:type="dxa" w:w="1224"/>
+          </w:tcPr>
+          <w:p>
+            <w:pPr>
+              <w:spacing w:after="0" w:line="240" w:lineRule="auto"/>
+              <w:jc w:val="center"/>
+            </w:pPr>
+            <w:r/>
+            <w:r>
+              <w:rPr>
+                <w:b/>
+                <w:sz w:val="15"/>
+              </w:rPr>
+              <w:t>0.977</w:t>
+            </w:r>
+          </w:p>
+        </w:tc>
+        <w:tc>
+          <w:tcPr>
+            <w:tcW w:type="dxa" w:w="1296"/>
+          </w:tcPr>
+          <w:p>
+            <w:pPr>
+              <w:spacing w:after="0" w:line="240" w:lineRule="auto"/>
+              <w:jc w:val="center"/>
+            </w:pPr>
+            <w:r/>
+            <w:r>
+              <w:rPr>
+                <w:sz w:val="15"/>
+              </w:rPr>
+              <w:t>+0.076†</w:t>
+            </w:r>
+          </w:p>
+        </w:tc>
+        <w:tc>
+          <w:tcPr>
+            <w:tcW w:type="dxa" w:w="1872"/>
+          </w:tcPr>
+          <w:p>
+            <w:pPr>
+              <w:spacing w:after="0" w:line="240" w:lineRule="auto"/>
+              <w:jc w:val="center"/>
+            </w:pPr>
+            <w:r/>
+            <w:r>
+              <w:rPr>
+                <w:sz w:val="15"/>
+              </w:rPr>
+              <w:t>[+0.033, +0.133]</w:t>
+            </w:r>
+          </w:p>
+        </w:tc>
+      </w:tr>
+      <w:tr>
+        <w:tc>
+          <w:tcPr>
+            <w:tcW w:type="dxa" w:w="1440"/>
+          </w:tcPr>
+          <w:p>
+            <w:pPr>
+              <w:spacing w:after="0" w:line="240" w:lineRule="auto"/>
+              <w:jc w:val="left"/>
+            </w:pPr>
+            <w:r/>
+            <w:r>
+              <w:rPr>
+                <w:sz w:val="15"/>
+              </w:rPr>
+            </w:r>
+          </w:p>
+        </w:tc>
+        <w:tc>
+          <w:tcPr>
+            <w:tcW w:type="dxa" w:w="864"/>
+          </w:tcPr>
+          <w:p>
+            <w:pPr>
+              <w:spacing w:after="0" w:line="240" w:lineRule="auto"/>
+              <w:jc w:val="center"/>
+            </w:pPr>
+            <w:r/>
+            <w:r>
+              <w:rPr>
+                <w:sz w:val="15"/>
+              </w:rPr>
+              <w:t>MAE</w:t>
+            </w:r>
+          </w:p>
+        </w:tc>
+        <w:tc>
+          <w:tcPr>
+            <w:tcW w:type="dxa" w:w="1224"/>
+          </w:tcPr>
+          <w:p>
+            <w:pPr>
+              <w:spacing w:after="0" w:line="240" w:lineRule="auto"/>
+              <w:jc w:val="center"/>
+            </w:pPr>
+            <w:r/>
+            <w:r>
+              <w:rPr>
+                <w:sz w:val="15"/>
+              </w:rPr>
+              <w:t>0.634</w:t>
+            </w:r>
+          </w:p>
+        </w:tc>
+        <w:tc>
+          <w:tcPr>
+            <w:tcW w:type="dxa" w:w="1224"/>
+          </w:tcPr>
+          <w:p>
+            <w:pPr>
+              <w:spacing w:after="0" w:line="240" w:lineRule="auto"/>
+              <w:jc w:val="center"/>
+            </w:pPr>
+            <w:r/>
+            <w:r>
+              <w:rPr>
+                <w:b/>
+                <w:sz w:val="15"/>
+              </w:rPr>
+              <w:t>0.314</w:t>
+            </w:r>
+          </w:p>
+        </w:tc>
+        <w:tc>
+          <w:tcPr>
+            <w:tcW w:type="dxa" w:w="1296"/>
+          </w:tcPr>
+          <w:p>
+            <w:pPr>
+              <w:spacing w:after="0" w:line="240" w:lineRule="auto"/>
+              <w:jc w:val="center"/>
+            </w:pPr>
+            <w:r/>
+            <w:r>
+              <w:rPr>
+                <w:sz w:val="15"/>
+              </w:rPr>
+              <w:t>−0.320†</w:t>
+            </w:r>
+          </w:p>
+        </w:tc>
+        <w:tc>
+          <w:tcPr>
+            <w:tcW w:type="dxa" w:w="1872"/>
+          </w:tcPr>
+          <w:p>
+            <w:pPr>
+              <w:spacing w:after="0" w:line="240" w:lineRule="auto"/>
+              <w:jc w:val="center"/>
+            </w:pPr>
+            <w:r/>
+            <w:r>
+              <w:rPr>
+                <w:sz w:val="15"/>
+              </w:rPr>
+              <w:t>[−0.463, −0.194]</w:t>
+            </w:r>
+          </w:p>
+        </w:tc>
+      </w:tr>
+      <w:tr>
+        <w:tc>
+          <w:tcPr>
+            <w:tcW w:type="dxa" w:w="1440"/>
+          </w:tcPr>
+          <w:p>
+            <w:pPr>
+              <w:spacing w:after="0" w:line="240" w:lineRule="auto"/>
+              <w:jc w:val="left"/>
+            </w:pPr>
+            <w:r/>
+            <w:r>
+              <w:rPr>
+                <w:sz w:val="15"/>
+              </w:rPr>
+            </w:r>
+          </w:p>
+        </w:tc>
+        <w:tc>
+          <w:tcPr>
+            <w:tcW w:type="dxa" w:w="864"/>
+          </w:tcPr>
+          <w:p>
+            <w:pPr>
+              <w:spacing w:after="0" w:line="240" w:lineRule="auto"/>
+              <w:jc w:val="center"/>
+            </w:pPr>
+            <w:r/>
+            <w:r>
+              <w:rPr>
+                <w:sz w:val="15"/>
+              </w:rPr>
+              <w:t>RMSE</w:t>
+            </w:r>
+          </w:p>
+        </w:tc>
+        <w:tc>
+          <w:tcPr>
+            <w:tcW w:type="dxa" w:w="1224"/>
+          </w:tcPr>
+          <w:p>
+            <w:pPr>
+              <w:spacing w:after="0" w:line="240" w:lineRule="auto"/>
+              <w:jc w:val="center"/>
+            </w:pPr>
+            <w:r/>
+            <w:r>
+              <w:rPr>
+                <w:sz w:val="15"/>
+              </w:rPr>
+              <w:t>0.976</w:t>
+            </w:r>
+          </w:p>
+        </w:tc>
+        <w:tc>
+          <w:tcPr>
+            <w:tcW w:type="dxa" w:w="1224"/>
+          </w:tcPr>
+          <w:p>
+            <w:pPr>
+              <w:spacing w:after="0" w:line="240" w:lineRule="auto"/>
+              <w:jc w:val="center"/>
+            </w:pPr>
+            <w:r/>
+            <w:r>
+              <w:rPr>
+                <w:b/>
+                <w:sz w:val="15"/>
+              </w:rPr>
+              <w:t>0.468</w:t>
+            </w:r>
+          </w:p>
+        </w:tc>
+        <w:tc>
+          <w:tcPr>
+            <w:tcW w:type="dxa" w:w="1296"/>
+          </w:tcPr>
+          <w:p>
+            <w:pPr>
+              <w:spacing w:after="0" w:line="240" w:lineRule="auto"/>
+              <w:jc w:val="center"/>
+            </w:pPr>
+            <w:r/>
+            <w:r>
+              <w:rPr>
+                <w:sz w:val="15"/>
+              </w:rPr>
+              <w:t>−0.508†</w:t>
+            </w:r>
+          </w:p>
+        </w:tc>
+        <w:tc>
+          <w:tcPr>
+            <w:tcW w:type="dxa" w:w="1872"/>
+          </w:tcPr>
+          <w:p>
+            <w:pPr>
+              <w:spacing w:after="0" w:line="240" w:lineRule="auto"/>
+              <w:jc w:val="center"/>
+            </w:pPr>
+            <w:r/>
+            <w:r>
+              <w:rPr>
+                <w:sz w:val="15"/>
+              </w:rPr>
+              <w:t>[−0.752, −0.264]</w:t>
+            </w:r>
+          </w:p>
+        </w:tc>
+      </w:tr>
+      <w:tr>
+        <w:tc>
+          <w:tcPr>
+            <w:tcW w:type="dxa" w:w="1440"/>
+          </w:tcPr>
+          <w:p>
+            <w:pPr>
+              <w:spacing w:after="0" w:line="240" w:lineRule="auto"/>
+              <w:jc w:val="left"/>
+            </w:pPr>
+            <w:r/>
+            <w:r>
+              <w:rPr>
+                <w:sz w:val="15"/>
+              </w:rPr>
+            </w:r>
+          </w:p>
+        </w:tc>
+        <w:tc>
+          <w:tcPr>
+            <w:tcW w:type="dxa" w:w="864"/>
+          </w:tcPr>
+          <w:p>
+            <w:pPr>
+              <w:spacing w:after="0" w:line="240" w:lineRule="auto"/>
+              <w:jc w:val="center"/>
+            </w:pPr>
+            <w:r/>
+            <w:r>
+              <w:rPr>
+                <w:sz w:val="15"/>
+              </w:rPr>
+              <w:t>W1</w:t>
+            </w:r>
+          </w:p>
+        </w:tc>
+        <w:tc>
+          <w:tcPr>
+            <w:tcW w:type="dxa" w:w="1224"/>
+          </w:tcPr>
+          <w:p>
+            <w:pPr>
+              <w:spacing w:after="0" w:line="240" w:lineRule="auto"/>
+              <w:jc w:val="center"/>
+            </w:pPr>
+            <w:r/>
+            <w:r>
+              <w:rPr>
+                <w:sz w:val="15"/>
+              </w:rPr>
+              <w:t>0.849</w:t>
+            </w:r>
+          </w:p>
+        </w:tc>
+        <w:tc>
+          <w:tcPr>
+            <w:tcW w:type="dxa" w:w="1224"/>
+          </w:tcPr>
+          <w:p>
+            <w:pPr>
+              <w:spacing w:after="0" w:line="240" w:lineRule="auto"/>
+              <w:jc w:val="center"/>
+            </w:pPr>
+            <w:r/>
+            <w:r>
+              <w:rPr>
+                <w:b/>
+                <w:sz w:val="15"/>
+              </w:rPr>
+              <w:t>0.943</w:t>
+            </w:r>
+          </w:p>
+        </w:tc>
+        <w:tc>
+          <w:tcPr>
+            <w:tcW w:type="dxa" w:w="1296"/>
+          </w:tcPr>
+          <w:p>
+            <w:pPr>
+              <w:spacing w:after="0" w:line="240" w:lineRule="auto"/>
+              <w:jc w:val="center"/>
+            </w:pPr>
+            <w:r/>
+            <w:r>
+              <w:rPr>
+                <w:sz w:val="15"/>
+              </w:rPr>
+              <w:t>+0.094†</w:t>
+            </w:r>
+          </w:p>
+        </w:tc>
+        <w:tc>
+          <w:tcPr>
+            <w:tcW w:type="dxa" w:w="1872"/>
+          </w:tcPr>
+          <w:p>
+            <w:pPr>
+              <w:spacing w:after="0" w:line="240" w:lineRule="auto"/>
+              <w:jc w:val="center"/>
+            </w:pPr>
+            <w:r/>
+            <w:r>
+              <w:rPr>
+                <w:sz w:val="15"/>
+              </w:rPr>
+              <w:t>[+0.028, +0.160]</w:t>
+            </w:r>
+          </w:p>
+        </w:tc>
+      </w:tr>
+      <w:tr>
+        <w:tc>
+          <w:tcPr>
+            <w:tcW w:type="dxa" w:w="1440"/>
+          </w:tcPr>
+          <w:p>
+            <w:pPr>
+              <w:spacing w:after="0" w:line="240" w:lineRule="auto"/>
+              <w:jc w:val="left"/>
+            </w:pPr>
+            <w:r/>
+            <w:r>
+              <w:rPr>
+                <w:sz w:val="15"/>
+              </w:rPr>
+              <w:t>CL (n = 106)</w:t>
+            </w:r>
+          </w:p>
+        </w:tc>
+        <w:tc>
+          <w:tcPr>
+            <w:tcW w:type="dxa" w:w="864"/>
+          </w:tcPr>
+          <w:p>
+            <w:pPr>
+              <w:spacing w:after="0" w:line="240" w:lineRule="auto"/>
+              <w:jc w:val="center"/>
+            </w:pPr>
+            <w:r/>
+            <w:r>
+              <w:rPr>
+                <w:sz w:val="15"/>
+              </w:rPr>
+              <w:t>R²</w:t>
+            </w:r>
+          </w:p>
+        </w:tc>
+        <w:tc>
+          <w:tcPr>
+            <w:tcW w:type="dxa" w:w="1224"/>
+          </w:tcPr>
+          <w:p>
+            <w:pPr>
+              <w:spacing w:after="0" w:line="240" w:lineRule="auto"/>
+              <w:jc w:val="center"/>
+            </w:pPr>
+            <w:r/>
+            <w:r>
+              <w:rPr>
+                <w:b/>
+                <w:sz w:val="15"/>
+              </w:rPr>
+              <w:t>0.433</w:t>
+            </w:r>
+          </w:p>
+        </w:tc>
+        <w:tc>
+          <w:tcPr>
+            <w:tcW w:type="dxa" w:w="1224"/>
+          </w:tcPr>
+          <w:p>
+            <w:pPr>
+              <w:spacing w:after="0" w:line="240" w:lineRule="auto"/>
+              <w:jc w:val="center"/>
+            </w:pPr>
+            <w:r/>
+            <w:r>
+              <w:rPr>
+                <w:sz w:val="15"/>
+              </w:rPr>
+              <w:t>0.411</w:t>
+            </w:r>
+          </w:p>
+        </w:tc>
+        <w:tc>
+          <w:tcPr>
+            <w:tcW w:type="dxa" w:w="1296"/>
+          </w:tcPr>
+          <w:p>
+            <w:pPr>
+              <w:spacing w:after="0" w:line="240" w:lineRule="auto"/>
+              <w:jc w:val="center"/>
+            </w:pPr>
+            <w:r/>
+            <w:r>
+              <w:rPr>
+                <w:sz w:val="15"/>
+              </w:rPr>
+              <w:t>−0.022</w:t>
+            </w:r>
+          </w:p>
+        </w:tc>
+        <w:tc>
+          <w:tcPr>
+            <w:tcW w:type="dxa" w:w="1872"/>
+          </w:tcPr>
+          <w:p>
+            <w:pPr>
+              <w:spacing w:after="0" w:line="240" w:lineRule="auto"/>
+              <w:jc w:val="center"/>
+            </w:pPr>
+            <w:r/>
+            <w:r>
+              <w:rPr>
+                <w:sz w:val="15"/>
+              </w:rPr>
+              <w:t>[−0.109, +0.058]</w:t>
+            </w:r>
+          </w:p>
+        </w:tc>
+      </w:tr>
+      <w:tr>
+        <w:tc>
+          <w:tcPr>
+            <w:tcW w:type="dxa" w:w="1440"/>
+          </w:tcPr>
+          <w:p>
+            <w:pPr>
+              <w:spacing w:after="0" w:line="240" w:lineRule="auto"/>
+              <w:jc w:val="left"/>
+            </w:pPr>
+            <w:r/>
+            <w:r>
+              <w:rPr>
+                <w:sz w:val="15"/>
+              </w:rPr>
+            </w:r>
+          </w:p>
+        </w:tc>
+        <w:tc>
+          <w:tcPr>
+            <w:tcW w:type="dxa" w:w="864"/>
+          </w:tcPr>
+          <w:p>
+            <w:pPr>
+              <w:spacing w:after="0" w:line="240" w:lineRule="auto"/>
+              <w:jc w:val="center"/>
+            </w:pPr>
+            <w:r/>
+            <w:r>
+              <w:rPr>
+                <w:sz w:val="15"/>
+              </w:rPr>
+              <w:t>MAE</w:t>
+            </w:r>
+          </w:p>
+        </w:tc>
+        <w:tc>
+          <w:tcPr>
+            <w:tcW w:type="dxa" w:w="1224"/>
+          </w:tcPr>
+          <w:p>
+            <w:pPr>
+              <w:spacing w:after="0" w:line="240" w:lineRule="auto"/>
+              <w:jc w:val="center"/>
+            </w:pPr>
+            <w:r/>
+            <w:r>
+              <w:rPr>
+                <w:sz w:val="15"/>
+              </w:rPr>
+              <w:t>0.294</w:t>
+            </w:r>
+          </w:p>
+        </w:tc>
+        <w:tc>
+          <w:tcPr>
+            <w:tcW w:type="dxa" w:w="1224"/>
+          </w:tcPr>
+          <w:p>
+            <w:pPr>
+              <w:spacing w:after="0" w:line="240" w:lineRule="auto"/>
+              <w:jc w:val="center"/>
+            </w:pPr>
+            <w:r/>
+            <w:r>
+              <w:rPr>
+                <w:b/>
+                <w:sz w:val="15"/>
+              </w:rPr>
+              <w:t>0.291</w:t>
+            </w:r>
+          </w:p>
+        </w:tc>
+        <w:tc>
+          <w:tcPr>
+            <w:tcW w:type="dxa" w:w="1296"/>
+          </w:tcPr>
+          <w:p>
+            <w:pPr>
+              <w:spacing w:after="0" w:line="240" w:lineRule="auto"/>
+              <w:jc w:val="center"/>
+            </w:pPr>
+            <w:r/>
+            <w:r>
+              <w:rPr>
+                <w:sz w:val="15"/>
+              </w:rPr>
+              <w:t>−0.004</w:t>
+            </w:r>
+          </w:p>
+        </w:tc>
+        <w:tc>
+          <w:tcPr>
+            <w:tcW w:type="dxa" w:w="1872"/>
+          </w:tcPr>
+          <w:p>
+            <w:pPr>
+              <w:spacing w:after="0" w:line="240" w:lineRule="auto"/>
+              <w:jc w:val="center"/>
+            </w:pPr>
+            <w:r/>
+            <w:r>
+              <w:rPr>
+                <w:sz w:val="15"/>
+              </w:rPr>
+              <w:t>[−0.027, +0.020]</w:t>
+            </w:r>
+          </w:p>
+        </w:tc>
+      </w:tr>
+      <w:tr>
+        <w:tc>
+          <w:tcPr>
+            <w:tcW w:type="dxa" w:w="1440"/>
+          </w:tcPr>
+          <w:p>
+            <w:pPr>
+              <w:spacing w:after="0" w:line="240" w:lineRule="auto"/>
+              <w:jc w:val="left"/>
+            </w:pPr>
+            <w:r/>
+            <w:r>
+              <w:rPr>
+                <w:sz w:val="15"/>
+              </w:rPr>
+            </w:r>
+          </w:p>
+        </w:tc>
+        <w:tc>
+          <w:tcPr>
+            <w:tcW w:type="dxa" w:w="864"/>
+          </w:tcPr>
+          <w:p>
+            <w:pPr>
+              <w:spacing w:after="0" w:line="240" w:lineRule="auto"/>
+              <w:jc w:val="center"/>
+            </w:pPr>
+            <w:r/>
+            <w:r>
+              <w:rPr>
+                <w:sz w:val="15"/>
+              </w:rPr>
+              <w:t>RMSE</w:t>
+            </w:r>
+          </w:p>
+        </w:tc>
+        <w:tc>
+          <w:tcPr>
+            <w:tcW w:type="dxa" w:w="1224"/>
+          </w:tcPr>
+          <w:p>
+            <w:pPr>
+              <w:spacing w:after="0" w:line="240" w:lineRule="auto"/>
+              <w:jc w:val="center"/>
+            </w:pPr>
+            <w:r/>
+            <w:r>
+              <w:rPr>
+                <w:b/>
+                <w:sz w:val="15"/>
+              </w:rPr>
+              <w:t>0.402</w:t>
+            </w:r>
+          </w:p>
+        </w:tc>
+        <w:tc>
+          <w:tcPr>
+            <w:tcW w:type="dxa" w:w="1224"/>
+          </w:tcPr>
+          <w:p>
+            <w:pPr>
+              <w:spacing w:after="0" w:line="240" w:lineRule="auto"/>
+              <w:jc w:val="center"/>
+            </w:pPr>
+            <w:r/>
+            <w:r>
+              <w:rPr>
+                <w:sz w:val="15"/>
+              </w:rPr>
+              <w:t>0.410</w:t>
+            </w:r>
+          </w:p>
+        </w:tc>
+        <w:tc>
+          <w:tcPr>
+            <w:tcW w:type="dxa" w:w="1296"/>
+          </w:tcPr>
+          <w:p>
+            <w:pPr>
+              <w:spacing w:after="0" w:line="240" w:lineRule="auto"/>
+              <w:jc w:val="center"/>
+            </w:pPr>
+            <w:r/>
+            <w:r>
+              <w:rPr>
+                <w:sz w:val="15"/>
+              </w:rPr>
+              <w:t>+0.008</w:t>
+            </w:r>
+          </w:p>
+        </w:tc>
+        <w:tc>
+          <w:tcPr>
+            <w:tcW w:type="dxa" w:w="1872"/>
+          </w:tcPr>
+          <w:p>
+            <w:pPr>
+              <w:spacing w:after="0" w:line="240" w:lineRule="auto"/>
+              <w:jc w:val="center"/>
+            </w:pPr>
+            <w:r/>
+            <w:r>
+              <w:rPr>
+                <w:sz w:val="15"/>
+              </w:rPr>
+              <w:t>[−0.019, +0.037]</w:t>
+            </w:r>
+          </w:p>
+        </w:tc>
+      </w:tr>
+      <w:tr>
+        <w:tc>
+          <w:tcPr>
+            <w:tcW w:type="dxa" w:w="1440"/>
+          </w:tcPr>
+          <w:p>
+            <w:pPr>
+              <w:spacing w:after="0" w:line="240" w:lineRule="auto"/>
+              <w:jc w:val="left"/>
+            </w:pPr>
+            <w:r/>
+            <w:r>
+              <w:rPr>
+                <w:sz w:val="15"/>
+              </w:rPr>
+            </w:r>
+          </w:p>
+        </w:tc>
+        <w:tc>
+          <w:tcPr>
+            <w:tcW w:type="dxa" w:w="864"/>
+          </w:tcPr>
+          <w:p>
+            <w:pPr>
+              <w:spacing w:after="0" w:line="240" w:lineRule="auto"/>
+              <w:jc w:val="center"/>
+            </w:pPr>
+            <w:r/>
+            <w:r>
+              <w:rPr>
+                <w:sz w:val="15"/>
+              </w:rPr>
+              <w:t>GMFE</w:t>
+            </w:r>
+          </w:p>
+        </w:tc>
+        <w:tc>
+          <w:tcPr>
+            <w:tcW w:type="dxa" w:w="1224"/>
+          </w:tcPr>
+          <w:p>
+            <w:pPr>
+              <w:spacing w:after="0" w:line="240" w:lineRule="auto"/>
+              <w:jc w:val="center"/>
+            </w:pPr>
+            <w:r/>
+            <w:r>
+              <w:rPr>
+                <w:sz w:val="15"/>
+              </w:rPr>
+              <w:t>1.969</w:t>
+            </w:r>
+          </w:p>
+        </w:tc>
+        <w:tc>
+          <w:tcPr>
+            <w:tcW w:type="dxa" w:w="1224"/>
+          </w:tcPr>
+          <w:p>
+            <w:pPr>
+              <w:spacing w:after="0" w:line="240" w:lineRule="auto"/>
+              <w:jc w:val="center"/>
+            </w:pPr>
+            <w:r/>
+            <w:r>
+              <w:rPr>
+                <w:b/>
+                <w:sz w:val="15"/>
+              </w:rPr>
+              <w:t>1.953</w:t>
+            </w:r>
+          </w:p>
+        </w:tc>
+        <w:tc>
+          <w:tcPr>
+            <w:tcW w:type="dxa" w:w="1296"/>
+          </w:tcPr>
+          <w:p>
+            <w:pPr>
+              <w:spacing w:after="0" w:line="240" w:lineRule="auto"/>
+              <w:jc w:val="center"/>
+            </w:pPr>
+            <w:r/>
+            <w:r>
+              <w:rPr>
+                <w:sz w:val="15"/>
+              </w:rPr>
+              <w:t>−0.016</w:t>
+            </w:r>
+          </w:p>
+        </w:tc>
+        <w:tc>
+          <w:tcPr>
+            <w:tcW w:type="dxa" w:w="1872"/>
+          </w:tcPr>
+          <w:p>
+            <w:pPr>
+              <w:spacing w:after="0" w:line="240" w:lineRule="auto"/>
+              <w:jc w:val="center"/>
+            </w:pPr>
+            <w:r/>
+            <w:r>
+              <w:rPr>
+                <w:sz w:val="15"/>
+              </w:rPr>
+              <w:t>[−0.121, +0.093]</w:t>
+            </w:r>
+          </w:p>
+        </w:tc>
+      </w:tr>
+      <w:tr>
+        <w:tc>
+          <w:tcPr>
+            <w:tcW w:type="dxa" w:w="1440"/>
+          </w:tcPr>
+          <w:p>
+            <w:pPr>
+              <w:spacing w:after="0" w:line="240" w:lineRule="auto"/>
+              <w:jc w:val="left"/>
+            </w:pPr>
+            <w:r/>
+            <w:r>
+              <w:rPr>
+                <w:sz w:val="15"/>
+              </w:rPr>
+            </w:r>
+          </w:p>
+        </w:tc>
+        <w:tc>
+          <w:tcPr>
+            <w:tcW w:type="dxa" w:w="864"/>
+          </w:tcPr>
+          <w:p>
+            <w:pPr>
+              <w:spacing w:after="0" w:line="240" w:lineRule="auto"/>
+              <w:jc w:val="center"/>
+            </w:pPr>
+            <w:r/>
+            <w:r>
+              <w:rPr>
+                <w:sz w:val="15"/>
+              </w:rPr>
+              <w:t>W2F</w:t>
+            </w:r>
+          </w:p>
+        </w:tc>
+        <w:tc>
+          <w:tcPr>
+            <w:tcW w:type="dxa" w:w="1224"/>
+          </w:tcPr>
+          <w:p>
+            <w:pPr>
+              <w:spacing w:after="0" w:line="240" w:lineRule="auto"/>
+              <w:jc w:val="center"/>
+            </w:pPr>
+            <w:r/>
+            <w:r>
+              <w:rPr>
+                <w:b/>
+                <w:sz w:val="15"/>
+              </w:rPr>
+              <w:t>0.642</w:t>
+            </w:r>
+          </w:p>
+        </w:tc>
+        <w:tc>
+          <w:tcPr>
+            <w:tcW w:type="dxa" w:w="1224"/>
+          </w:tcPr>
+          <w:p>
+            <w:pPr>
+              <w:spacing w:after="0" w:line="240" w:lineRule="auto"/>
+              <w:jc w:val="center"/>
+            </w:pPr>
+            <w:r/>
+            <w:r>
+              <w:rPr>
+                <w:sz w:val="15"/>
+              </w:rPr>
+              <w:t>0.613</w:t>
+            </w:r>
+          </w:p>
+        </w:tc>
+        <w:tc>
+          <w:tcPr>
+            <w:tcW w:type="dxa" w:w="1296"/>
+          </w:tcPr>
+          <w:p>
+            <w:pPr>
+              <w:spacing w:after="0" w:line="240" w:lineRule="auto"/>
+              <w:jc w:val="center"/>
+            </w:pPr>
+            <w:r/>
+            <w:r>
+              <w:rPr>
+                <w:sz w:val="15"/>
+              </w:rPr>
+              <w:t>−0.028</w:t>
+            </w:r>
+          </w:p>
+        </w:tc>
+        <w:tc>
+          <w:tcPr>
+            <w:tcW w:type="dxa" w:w="1872"/>
+          </w:tcPr>
+          <w:p>
+            <w:pPr>
+              <w:spacing w:after="0" w:line="240" w:lineRule="auto"/>
+              <w:jc w:val="center"/>
+            </w:pPr>
+            <w:r/>
+            <w:r>
+              <w:rPr>
+                <w:sz w:val="15"/>
+              </w:rPr>
+              <w:t>[−0.104, +0.047]</w:t>
+            </w:r>
+          </w:p>
+        </w:tc>
+      </w:tr>
+      <w:tr>
+        <w:tc>
+          <w:tcPr>
+            <w:tcW w:type="dxa" w:w="1440"/>
+          </w:tcPr>
+          <w:p>
+            <w:pPr>
+              <w:spacing w:after="0" w:line="240" w:lineRule="auto"/>
+              <w:jc w:val="left"/>
+            </w:pPr>
+            <w:r/>
+            <w:r>
+              <w:rPr>
+                <w:sz w:val="15"/>
+              </w:rPr>
+              <w:t>VDss (n = 106)</w:t>
+            </w:r>
+          </w:p>
+        </w:tc>
+        <w:tc>
+          <w:tcPr>
+            <w:tcW w:type="dxa" w:w="864"/>
+          </w:tcPr>
+          <w:p>
+            <w:pPr>
+              <w:spacing w:after="0" w:line="240" w:lineRule="auto"/>
+              <w:jc w:val="center"/>
+            </w:pPr>
+            <w:r/>
+            <w:r>
+              <w:rPr>
+                <w:sz w:val="15"/>
+              </w:rPr>
+              <w:t>R²</w:t>
+            </w:r>
+          </w:p>
+        </w:tc>
+        <w:tc>
+          <w:tcPr>
+            <w:tcW w:type="dxa" w:w="1224"/>
+          </w:tcPr>
+          <w:p>
+            <w:pPr>
+              <w:spacing w:after="0" w:line="240" w:lineRule="auto"/>
+              <w:jc w:val="center"/>
+            </w:pPr>
+            <w:r/>
+            <w:r>
+              <w:rPr>
+                <w:sz w:val="15"/>
+              </w:rPr>
+              <w:t>0.584</w:t>
+            </w:r>
+          </w:p>
+        </w:tc>
+        <w:tc>
+          <w:tcPr>
+            <w:tcW w:type="dxa" w:w="1224"/>
+          </w:tcPr>
+          <w:p>
+            <w:pPr>
+              <w:spacing w:after="0" w:line="240" w:lineRule="auto"/>
+              <w:jc w:val="center"/>
+            </w:pPr>
+            <w:r/>
+            <w:r>
+              <w:rPr>
+                <w:b/>
+                <w:sz w:val="15"/>
+              </w:rPr>
+              <w:t>0.641</w:t>
+            </w:r>
+          </w:p>
+        </w:tc>
+        <w:tc>
+          <w:tcPr>
+            <w:tcW w:type="dxa" w:w="1296"/>
+          </w:tcPr>
+          <w:p>
+            <w:pPr>
+              <w:spacing w:after="0" w:line="240" w:lineRule="auto"/>
+              <w:jc w:val="center"/>
+            </w:pPr>
+            <w:r/>
+            <w:r>
+              <w:rPr>
+                <w:sz w:val="15"/>
+              </w:rPr>
+              <w:t>+0.056</w:t>
+            </w:r>
+          </w:p>
+        </w:tc>
+        <w:tc>
+          <w:tcPr>
+            <w:tcW w:type="dxa" w:w="1872"/>
+          </w:tcPr>
+          <w:p>
+            <w:pPr>
+              <w:spacing w:after="0" w:line="240" w:lineRule="auto"/>
+              <w:jc w:val="center"/>
+            </w:pPr>
+            <w:r/>
+            <w:r>
+              <w:rPr>
+                <w:sz w:val="15"/>
+              </w:rPr>
+              <w:t>[−0.030, +0.140]</w:t>
+            </w:r>
+          </w:p>
+        </w:tc>
+      </w:tr>
+      <w:tr>
+        <w:tc>
+          <w:tcPr>
+            <w:tcW w:type="dxa" w:w="1440"/>
+          </w:tcPr>
+          <w:p>
+            <w:pPr>
+              <w:spacing w:after="0" w:line="240" w:lineRule="auto"/>
+              <w:jc w:val="left"/>
+            </w:pPr>
+            <w:r/>
+            <w:r>
+              <w:rPr>
+                <w:sz w:val="15"/>
+              </w:rPr>
+            </w:r>
+          </w:p>
+        </w:tc>
+        <w:tc>
+          <w:tcPr>
+            <w:tcW w:type="dxa" w:w="864"/>
+          </w:tcPr>
+          <w:p>
+            <w:pPr>
+              <w:spacing w:after="0" w:line="240" w:lineRule="auto"/>
+              <w:jc w:val="center"/>
+            </w:pPr>
+            <w:r/>
+            <w:r>
+              <w:rPr>
+                <w:sz w:val="15"/>
+              </w:rPr>
+              <w:t>MAE</w:t>
+            </w:r>
+          </w:p>
+        </w:tc>
+        <w:tc>
+          <w:tcPr>
+            <w:tcW w:type="dxa" w:w="1224"/>
+          </w:tcPr>
+          <w:p>
+            <w:pPr>
+              <w:spacing w:after="0" w:line="240" w:lineRule="auto"/>
+              <w:jc w:val="center"/>
+            </w:pPr>
+            <w:r/>
+            <w:r>
+              <w:rPr>
+                <w:sz w:val="15"/>
+              </w:rPr>
+              <w:t>0.276</w:t>
+            </w:r>
+          </w:p>
+        </w:tc>
+        <w:tc>
+          <w:tcPr>
+            <w:tcW w:type="dxa" w:w="1224"/>
+          </w:tcPr>
+          <w:p>
+            <w:pPr>
+              <w:spacing w:after="0" w:line="240" w:lineRule="auto"/>
+              <w:jc w:val="center"/>
+            </w:pPr>
+            <w:r/>
+            <w:r>
+              <w:rPr>
+                <w:b/>
+                <w:sz w:val="15"/>
+              </w:rPr>
+              <w:t>0.245</w:t>
+            </w:r>
+          </w:p>
+        </w:tc>
+        <w:tc>
+          <w:tcPr>
+            <w:tcW w:type="dxa" w:w="1296"/>
+          </w:tcPr>
+          <w:p>
+            <w:pPr>
+              <w:spacing w:after="0" w:line="240" w:lineRule="auto"/>
+              <w:jc w:val="center"/>
+            </w:pPr>
+            <w:r/>
+            <w:r>
+              <w:rPr>
+                <w:sz w:val="15"/>
+              </w:rPr>
+              <w:t>−0.031</w:t>
+            </w:r>
+          </w:p>
+        </w:tc>
+        <w:tc>
+          <w:tcPr>
+            <w:tcW w:type="dxa" w:w="1872"/>
+          </w:tcPr>
+          <w:p>
+            <w:pPr>
+              <w:spacing w:after="0" w:line="240" w:lineRule="auto"/>
+              <w:jc w:val="center"/>
+            </w:pPr>
+            <w:r/>
+            <w:r>
+              <w:rPr>
+                <w:sz w:val="15"/>
+              </w:rPr>
+              <w:t>[−0.062, +0.001]</w:t>
+            </w:r>
+          </w:p>
+        </w:tc>
+      </w:tr>
+      <w:tr>
+        <w:tc>
+          <w:tcPr>
+            <w:tcW w:type="dxa" w:w="1440"/>
+          </w:tcPr>
+          <w:p>
+            <w:pPr>
+              <w:spacing w:after="0" w:line="240" w:lineRule="auto"/>
+              <w:jc w:val="left"/>
+            </w:pPr>
+            <w:r/>
+            <w:r>
+              <w:rPr>
+                <w:sz w:val="15"/>
+              </w:rPr>
+            </w:r>
+          </w:p>
+        </w:tc>
+        <w:tc>
+          <w:tcPr>
+            <w:tcW w:type="dxa" w:w="864"/>
+          </w:tcPr>
+          <w:p>
+            <w:pPr>
+              <w:spacing w:after="0" w:line="240" w:lineRule="auto"/>
+              <w:jc w:val="center"/>
+            </w:pPr>
+            <w:r/>
+            <w:r>
+              <w:rPr>
+                <w:sz w:val="15"/>
+              </w:rPr>
+              <w:t>RMSE</w:t>
+            </w:r>
+          </w:p>
+        </w:tc>
+        <w:tc>
+          <w:tcPr>
+            <w:tcW w:type="dxa" w:w="1224"/>
+          </w:tcPr>
+          <w:p>
+            <w:pPr>
+              <w:spacing w:after="0" w:line="240" w:lineRule="auto"/>
+              <w:jc w:val="center"/>
+            </w:pPr>
+            <w:r/>
+            <w:r>
+              <w:rPr>
+                <w:sz w:val="15"/>
+              </w:rPr>
+              <w:t>0.353</w:t>
+            </w:r>
+          </w:p>
+        </w:tc>
+        <w:tc>
+          <w:tcPr>
+            <w:tcW w:type="dxa" w:w="1224"/>
+          </w:tcPr>
+          <w:p>
+            <w:pPr>
+              <w:spacing w:after="0" w:line="240" w:lineRule="auto"/>
+              <w:jc w:val="center"/>
+            </w:pPr>
+            <w:r/>
+            <w:r>
+              <w:rPr>
+                <w:b/>
+                <w:sz w:val="15"/>
+              </w:rPr>
+              <w:t>0.328</w:t>
+            </w:r>
+          </w:p>
+        </w:tc>
+        <w:tc>
+          <w:tcPr>
+            <w:tcW w:type="dxa" w:w="1296"/>
+          </w:tcPr>
+          <w:p>
+            <w:pPr>
+              <w:spacing w:after="0" w:line="240" w:lineRule="auto"/>
+              <w:jc w:val="center"/>
+            </w:pPr>
+            <w:r/>
+            <w:r>
+              <w:rPr>
+                <w:sz w:val="15"/>
+              </w:rPr>
+              <w:t>−0.025</w:t>
+            </w:r>
+          </w:p>
+        </w:tc>
+        <w:tc>
+          <w:tcPr>
+            <w:tcW w:type="dxa" w:w="1872"/>
+          </w:tcPr>
+          <w:p>
+            <w:pPr>
+              <w:spacing w:after="0" w:line="240" w:lineRule="auto"/>
+              <w:jc w:val="center"/>
+            </w:pPr>
+            <w:r/>
+            <w:r>
+              <w:rPr>
+                <w:sz w:val="15"/>
+              </w:rPr>
+              <w:t>[−0.062, +0.012]</w:t>
+            </w:r>
+          </w:p>
+        </w:tc>
+      </w:tr>
+      <w:tr>
+        <w:tc>
+          <w:tcPr>
+            <w:tcW w:type="dxa" w:w="1440"/>
+          </w:tcPr>
+          <w:p>
+            <w:pPr>
+              <w:spacing w:after="0" w:line="240" w:lineRule="auto"/>
+              <w:jc w:val="left"/>
+            </w:pPr>
+            <w:r/>
+            <w:r>
+              <w:rPr>
+                <w:sz w:val="15"/>
+              </w:rPr>
+            </w:r>
+          </w:p>
+        </w:tc>
+        <w:tc>
+          <w:tcPr>
+            <w:tcW w:type="dxa" w:w="864"/>
+          </w:tcPr>
+          <w:p>
+            <w:pPr>
+              <w:spacing w:after="0" w:line="240" w:lineRule="auto"/>
+              <w:jc w:val="center"/>
+            </w:pPr>
+            <w:r/>
+            <w:r>
+              <w:rPr>
+                <w:sz w:val="15"/>
+              </w:rPr>
+              <w:t>GMFE</w:t>
+            </w:r>
+          </w:p>
+        </w:tc>
+        <w:tc>
+          <w:tcPr>
+            <w:tcW w:type="dxa" w:w="1224"/>
+          </w:tcPr>
+          <w:p>
+            <w:pPr>
+              <w:spacing w:after="0" w:line="240" w:lineRule="auto"/>
+              <w:jc w:val="center"/>
+            </w:pPr>
+            <w:r/>
+            <w:r>
+              <w:rPr>
+                <w:sz w:val="15"/>
+              </w:rPr>
+              <w:t>1.889</w:t>
+            </w:r>
+          </w:p>
+        </w:tc>
+        <w:tc>
+          <w:tcPr>
+            <w:tcW w:type="dxa" w:w="1224"/>
+          </w:tcPr>
+          <w:p>
+            <w:pPr>
+              <w:spacing w:after="0" w:line="240" w:lineRule="auto"/>
+              <w:jc w:val="center"/>
+            </w:pPr>
+            <w:r/>
+            <w:r>
+              <w:rPr>
+                <w:b/>
+                <w:sz w:val="15"/>
+              </w:rPr>
+              <w:t>1.759</w:t>
+            </w:r>
+          </w:p>
+        </w:tc>
+        <w:tc>
+          <w:tcPr>
+            <w:tcW w:type="dxa" w:w="1296"/>
+          </w:tcPr>
+          <w:p>
+            <w:pPr>
+              <w:spacing w:after="0" w:line="240" w:lineRule="auto"/>
+              <w:jc w:val="center"/>
+            </w:pPr>
+            <w:r/>
+            <w:r>
+              <w:rPr>
+                <w:sz w:val="15"/>
+              </w:rPr>
+              <w:t>−0.130</w:t>
+            </w:r>
+          </w:p>
+        </w:tc>
+        <w:tc>
+          <w:tcPr>
+            <w:tcW w:type="dxa" w:w="1872"/>
+          </w:tcPr>
+          <w:p>
+            <w:pPr>
+              <w:spacing w:after="0" w:line="240" w:lineRule="auto"/>
+              <w:jc w:val="center"/>
+            </w:pPr>
+            <w:r/>
+            <w:r>
+              <w:rPr>
+                <w:sz w:val="15"/>
+              </w:rPr>
+              <w:t>[−0.263, +0.004]</w:t>
+            </w:r>
+          </w:p>
+        </w:tc>
+      </w:tr>
+      <w:tr>
+        <w:tc>
+          <w:tcPr>
+            <w:tcW w:type="dxa" w:w="1440"/>
+          </w:tcPr>
+          <w:p>
+            <w:pPr>
+              <w:spacing w:after="0" w:line="240" w:lineRule="auto"/>
+              <w:jc w:val="left"/>
+            </w:pPr>
+            <w:r/>
+            <w:r>
+              <w:rPr>
+                <w:sz w:val="15"/>
+              </w:rPr>
+            </w:r>
+          </w:p>
+        </w:tc>
+        <w:tc>
+          <w:tcPr>
+            <w:tcW w:type="dxa" w:w="864"/>
+          </w:tcPr>
+          <w:p>
+            <w:pPr>
+              <w:spacing w:after="0" w:line="240" w:lineRule="auto"/>
+              <w:jc w:val="center"/>
+            </w:pPr>
+            <w:r/>
+            <w:r>
+              <w:rPr>
+                <w:sz w:val="15"/>
+              </w:rPr>
+              <w:t>W2F</w:t>
+            </w:r>
+          </w:p>
+        </w:tc>
+        <w:tc>
+          <w:tcPr>
+            <w:tcW w:type="dxa" w:w="1224"/>
+          </w:tcPr>
+          <w:p>
+            <w:pPr>
+              <w:spacing w:after="0" w:line="240" w:lineRule="auto"/>
+              <w:jc w:val="center"/>
+            </w:pPr>
+            <w:r/>
+            <w:r>
+              <w:rPr>
+                <w:sz w:val="15"/>
+              </w:rPr>
+              <w:t>0.604</w:t>
+            </w:r>
+          </w:p>
+        </w:tc>
+        <w:tc>
+          <w:tcPr>
+            <w:tcW w:type="dxa" w:w="1224"/>
+          </w:tcPr>
+          <w:p>
+            <w:pPr>
+              <w:spacing w:after="0" w:line="240" w:lineRule="auto"/>
+              <w:jc w:val="center"/>
+            </w:pPr>
+            <w:r/>
+            <w:r>
+              <w:rPr>
+                <w:b/>
+                <w:sz w:val="15"/>
+              </w:rPr>
+              <w:t>0.698</w:t>
+            </w:r>
+          </w:p>
+        </w:tc>
+        <w:tc>
+          <w:tcPr>
+            <w:tcW w:type="dxa" w:w="1296"/>
+          </w:tcPr>
+          <w:p>
+            <w:pPr>
+              <w:spacing w:after="0" w:line="240" w:lineRule="auto"/>
+              <w:jc w:val="center"/>
+            </w:pPr>
+            <w:r/>
+            <w:r>
+              <w:rPr>
+                <w:sz w:val="15"/>
+              </w:rPr>
+              <w:t>+0.094</w:t>
+            </w:r>
+          </w:p>
+        </w:tc>
+        <w:tc>
+          <w:tcPr>
+            <w:tcW w:type="dxa" w:w="1872"/>
+          </w:tcPr>
+          <w:p>
+            <w:pPr>
+              <w:spacing w:after="0" w:line="240" w:lineRule="auto"/>
+              <w:jc w:val="center"/>
+            </w:pPr>
+            <w:r/>
+            <w:r>
+              <w:rPr>
+                <w:sz w:val="15"/>
+              </w:rPr>
+              <w:t>[+0.000, +0.189]</w:t>
+            </w:r>
+          </w:p>
+        </w:tc>
+      </w:tr>
+      <w:tr>
+        <w:tc>
+          <w:tcPr>
+            <w:tcW w:type="dxa" w:w="1440"/>
+          </w:tcPr>
+          <w:p>
+            <w:pPr>
+              <w:spacing w:after="0" w:line="240" w:lineRule="auto"/>
+              <w:jc w:val="left"/>
+            </w:pPr>
+            <w:r/>
+            <w:r>
+              <w:rPr>
+                <w:sz w:val="15"/>
+              </w:rPr>
+              <w:t>Fu (n = 106)</w:t>
+            </w:r>
+          </w:p>
+        </w:tc>
+        <w:tc>
+          <w:tcPr>
+            <w:tcW w:type="dxa" w:w="864"/>
+          </w:tcPr>
+          <w:p>
+            <w:pPr>
+              <w:spacing w:after="0" w:line="240" w:lineRule="auto"/>
+              <w:jc w:val="center"/>
+            </w:pPr>
+            <w:r/>
+            <w:r>
+              <w:rPr>
+                <w:sz w:val="15"/>
+              </w:rPr>
+              <w:t>R²</w:t>
+            </w:r>
+          </w:p>
+        </w:tc>
+        <w:tc>
+          <w:tcPr>
+            <w:tcW w:type="dxa" w:w="1224"/>
+          </w:tcPr>
+          <w:p>
+            <w:pPr>
+              <w:spacing w:after="0" w:line="240" w:lineRule="auto"/>
+              <w:jc w:val="center"/>
+            </w:pPr>
+            <w:r/>
+            <w:r>
+              <w:rPr>
+                <w:sz w:val="15"/>
+              </w:rPr>
+              <w:t>0.663</w:t>
+            </w:r>
+          </w:p>
+        </w:tc>
+        <w:tc>
+          <w:tcPr>
+            <w:tcW w:type="dxa" w:w="1224"/>
+          </w:tcPr>
+          <w:p>
+            <w:pPr>
+              <w:spacing w:after="0" w:line="240" w:lineRule="auto"/>
+              <w:jc w:val="center"/>
+            </w:pPr>
+            <w:r/>
+            <w:r>
+              <w:rPr>
+                <w:b/>
+                <w:sz w:val="15"/>
+              </w:rPr>
+              <w:t>0.694</w:t>
+            </w:r>
+          </w:p>
+        </w:tc>
+        <w:tc>
+          <w:tcPr>
+            <w:tcW w:type="dxa" w:w="1296"/>
+          </w:tcPr>
+          <w:p>
+            <w:pPr>
+              <w:spacing w:after="0" w:line="240" w:lineRule="auto"/>
+              <w:jc w:val="center"/>
+            </w:pPr>
+            <w:r/>
+            <w:r>
+              <w:rPr>
+                <w:sz w:val="15"/>
+              </w:rPr>
+              <w:t>+0.032</w:t>
+            </w:r>
+          </w:p>
+        </w:tc>
+        <w:tc>
+          <w:tcPr>
+            <w:tcW w:type="dxa" w:w="1872"/>
+          </w:tcPr>
+          <w:p>
+            <w:pPr>
+              <w:spacing w:after="0" w:line="240" w:lineRule="auto"/>
+              <w:jc w:val="center"/>
+            </w:pPr>
+            <w:r/>
+            <w:r>
+              <w:rPr>
+                <w:sz w:val="15"/>
+              </w:rPr>
+              <w:t>[−0.028, +0.087]</w:t>
+            </w:r>
+          </w:p>
+        </w:tc>
+      </w:tr>
+      <w:tr>
+        <w:tc>
+          <w:tcPr>
+            <w:tcW w:type="dxa" w:w="1440"/>
+          </w:tcPr>
+          <w:p>
+            <w:pPr>
+              <w:spacing w:after="0" w:line="240" w:lineRule="auto"/>
+              <w:jc w:val="left"/>
+            </w:pPr>
+            <w:r/>
+            <w:r>
+              <w:rPr>
+                <w:sz w:val="15"/>
+              </w:rPr>
+            </w:r>
+          </w:p>
+        </w:tc>
+        <w:tc>
+          <w:tcPr>
+            <w:tcW w:type="dxa" w:w="864"/>
+          </w:tcPr>
+          <w:p>
+            <w:pPr>
+              <w:spacing w:after="0" w:line="240" w:lineRule="auto"/>
+              <w:jc w:val="center"/>
+            </w:pPr>
+            <w:r/>
+            <w:r>
+              <w:rPr>
+                <w:sz w:val="15"/>
+              </w:rPr>
+              <w:t>MAE</w:t>
+            </w:r>
+          </w:p>
+        </w:tc>
+        <w:tc>
+          <w:tcPr>
+            <w:tcW w:type="dxa" w:w="1224"/>
+          </w:tcPr>
+          <w:p>
+            <w:pPr>
+              <w:spacing w:after="0" w:line="240" w:lineRule="auto"/>
+              <w:jc w:val="center"/>
+            </w:pPr>
+            <w:r/>
+            <w:r>
+              <w:rPr>
+                <w:sz w:val="15"/>
+              </w:rPr>
+              <w:t>0.304</w:t>
+            </w:r>
+          </w:p>
+        </w:tc>
+        <w:tc>
+          <w:tcPr>
+            <w:tcW w:type="dxa" w:w="1224"/>
+          </w:tcPr>
+          <w:p>
+            <w:pPr>
+              <w:spacing w:after="0" w:line="240" w:lineRule="auto"/>
+              <w:jc w:val="center"/>
+            </w:pPr>
+            <w:r/>
+            <w:r>
+              <w:rPr>
+                <w:b/>
+                <w:sz w:val="15"/>
+              </w:rPr>
+              <w:t>0.287</w:t>
+            </w:r>
+          </w:p>
+        </w:tc>
+        <w:tc>
+          <w:tcPr>
+            <w:tcW w:type="dxa" w:w="1296"/>
+          </w:tcPr>
+          <w:p>
+            <w:pPr>
+              <w:spacing w:after="0" w:line="240" w:lineRule="auto"/>
+              <w:jc w:val="center"/>
+            </w:pPr>
+            <w:r/>
+            <w:r>
+              <w:rPr>
+                <w:sz w:val="15"/>
+              </w:rPr>
+              <w:t>−0.017</w:t>
+            </w:r>
+          </w:p>
+        </w:tc>
+        <w:tc>
+          <w:tcPr>
+            <w:tcW w:type="dxa" w:w="1872"/>
+          </w:tcPr>
+          <w:p>
+            <w:pPr>
+              <w:spacing w:after="0" w:line="240" w:lineRule="auto"/>
+              <w:jc w:val="center"/>
+            </w:pPr>
+            <w:r/>
+            <w:r>
+              <w:rPr>
+                <w:sz w:val="15"/>
+              </w:rPr>
+              <w:t>[−0.049, +0.015]</w:t>
+            </w:r>
+          </w:p>
+        </w:tc>
+      </w:tr>
+      <w:tr>
+        <w:tc>
+          <w:tcPr>
+            <w:tcW w:type="dxa" w:w="1440"/>
+          </w:tcPr>
+          <w:p>
+            <w:pPr>
+              <w:spacing w:after="0" w:line="240" w:lineRule="auto"/>
+              <w:jc w:val="left"/>
+            </w:pPr>
+            <w:r/>
+            <w:r>
+              <w:rPr>
+                <w:sz w:val="15"/>
+              </w:rPr>
+            </w:r>
+          </w:p>
+        </w:tc>
+        <w:tc>
+          <w:tcPr>
+            <w:tcW w:type="dxa" w:w="864"/>
+          </w:tcPr>
+          <w:p>
+            <w:pPr>
+              <w:spacing w:after="0" w:line="240" w:lineRule="auto"/>
+              <w:jc w:val="center"/>
+            </w:pPr>
+            <w:r/>
+            <w:r>
+              <w:rPr>
+                <w:sz w:val="15"/>
+              </w:rPr>
+              <w:t>RMSE</w:t>
+            </w:r>
+          </w:p>
+        </w:tc>
+        <w:tc>
+          <w:tcPr>
+            <w:tcW w:type="dxa" w:w="1224"/>
+          </w:tcPr>
+          <w:p>
+            <w:pPr>
+              <w:spacing w:after="0" w:line="240" w:lineRule="auto"/>
+              <w:jc w:val="center"/>
+            </w:pPr>
+            <w:r/>
+            <w:r>
+              <w:rPr>
+                <w:sz w:val="15"/>
+              </w:rPr>
+              <w:t>0.410</w:t>
+            </w:r>
+          </w:p>
+        </w:tc>
+        <w:tc>
+          <w:tcPr>
+            <w:tcW w:type="dxa" w:w="1224"/>
+          </w:tcPr>
+          <w:p>
+            <w:pPr>
+              <w:spacing w:after="0" w:line="240" w:lineRule="auto"/>
+              <w:jc w:val="center"/>
+            </w:pPr>
+            <w:r/>
+            <w:r>
+              <w:rPr>
+                <w:b/>
+                <w:sz w:val="15"/>
+              </w:rPr>
+              <w:t>0.390</w:t>
+            </w:r>
+          </w:p>
+        </w:tc>
+        <w:tc>
+          <w:tcPr>
+            <w:tcW w:type="dxa" w:w="1296"/>
+          </w:tcPr>
+          <w:p>
+            <w:pPr>
+              <w:spacing w:after="0" w:line="240" w:lineRule="auto"/>
+              <w:jc w:val="center"/>
+            </w:pPr>
+            <w:r/>
+            <w:r>
+              <w:rPr>
+                <w:sz w:val="15"/>
+              </w:rPr>
+              <w:t>−0.020</w:t>
+            </w:r>
+          </w:p>
+        </w:tc>
+        <w:tc>
+          <w:tcPr>
+            <w:tcW w:type="dxa" w:w="1872"/>
+          </w:tcPr>
+          <w:p>
+            <w:pPr>
+              <w:spacing w:after="0" w:line="240" w:lineRule="auto"/>
+              <w:jc w:val="center"/>
+            </w:pPr>
+            <w:r/>
+            <w:r>
+              <w:rPr>
+                <w:sz w:val="15"/>
+              </w:rPr>
+              <w:t>[−0.056, +0.015]</w:t>
+            </w:r>
+          </w:p>
+        </w:tc>
+      </w:tr>
+      <w:tr>
+        <w:tc>
+          <w:tcPr>
+            <w:tcW w:type="dxa" w:w="1440"/>
+          </w:tcPr>
+          <w:p>
+            <w:pPr>
+              <w:spacing w:after="0" w:line="240" w:lineRule="auto"/>
+              <w:jc w:val="left"/>
+            </w:pPr>
+            <w:r/>
+            <w:r>
+              <w:rPr>
+                <w:sz w:val="15"/>
+              </w:rPr>
+            </w:r>
+          </w:p>
+        </w:tc>
+        <w:tc>
+          <w:tcPr>
+            <w:tcW w:type="dxa" w:w="864"/>
+          </w:tcPr>
+          <w:p>
+            <w:pPr>
+              <w:spacing w:after="0" w:line="240" w:lineRule="auto"/>
+              <w:jc w:val="center"/>
+            </w:pPr>
+            <w:r/>
+            <w:r>
+              <w:rPr>
+                <w:sz w:val="15"/>
+              </w:rPr>
+              <w:t>GMFE</w:t>
+            </w:r>
+          </w:p>
+        </w:tc>
+        <w:tc>
+          <w:tcPr>
+            <w:tcW w:type="dxa" w:w="1224"/>
+          </w:tcPr>
+          <w:p>
+            <w:pPr>
+              <w:spacing w:after="0" w:line="240" w:lineRule="auto"/>
+              <w:jc w:val="center"/>
+            </w:pPr>
+            <w:r/>
+            <w:r>
+              <w:rPr>
+                <w:sz w:val="15"/>
+              </w:rPr>
+              <w:t>2.014</w:t>
+            </w:r>
+          </w:p>
+        </w:tc>
+        <w:tc>
+          <w:tcPr>
+            <w:tcW w:type="dxa" w:w="1224"/>
+          </w:tcPr>
+          <w:p>
+            <w:pPr>
+              <w:spacing w:after="0" w:line="240" w:lineRule="auto"/>
+              <w:jc w:val="center"/>
+            </w:pPr>
+            <w:r/>
+            <w:r>
+              <w:rPr>
+                <w:b/>
+                <w:sz w:val="15"/>
+              </w:rPr>
+              <w:t>1.937</w:t>
+            </w:r>
+          </w:p>
+        </w:tc>
+        <w:tc>
+          <w:tcPr>
+            <w:tcW w:type="dxa" w:w="1296"/>
+          </w:tcPr>
+          <w:p>
+            <w:pPr>
+              <w:spacing w:after="0" w:line="240" w:lineRule="auto"/>
+              <w:jc w:val="center"/>
+            </w:pPr>
+            <w:r/>
+            <w:r>
+              <w:rPr>
+                <w:sz w:val="15"/>
+              </w:rPr>
+              <w:t>−0.077</w:t>
+            </w:r>
+          </w:p>
+        </w:tc>
+        <w:tc>
+          <w:tcPr>
+            <w:tcW w:type="dxa" w:w="1872"/>
+          </w:tcPr>
+          <w:p>
+            <w:pPr>
+              <w:spacing w:after="0" w:line="240" w:lineRule="auto"/>
+              <w:jc w:val="center"/>
+            </w:pPr>
+            <w:r/>
+            <w:r>
+              <w:rPr>
+                <w:sz w:val="15"/>
+              </w:rPr>
+              <w:t>[−0.227, +0.067]</w:t>
+            </w:r>
+          </w:p>
+        </w:tc>
+      </w:tr>
+      <w:tr>
+        <w:tc>
+          <w:tcPr>
+            <w:tcW w:type="dxa" w:w="1440"/>
+            <w:tcBorders>
+              <w:bottom w:val="single" w:sz="6" w:space="0" w:color="000000"/>
+            </w:tcBorders>
+          </w:tcPr>
+          <w:p>
+            <w:pPr>
+              <w:spacing w:after="0" w:line="240" w:lineRule="auto"/>
+              <w:jc w:val="left"/>
+            </w:pPr>
+            <w:r/>
+            <w:r>
+              <w:rPr>
+                <w:sz w:val="15"/>
+              </w:rPr>
+            </w:r>
+          </w:p>
+        </w:tc>
+        <w:tc>
+          <w:tcPr>
+            <w:tcW w:type="dxa" w:w="864"/>
+            <w:tcBorders>
+              <w:bottom w:val="single" w:sz="6" w:space="0" w:color="000000"/>
+            </w:tcBorders>
+          </w:tcPr>
+          <w:p>
+            <w:pPr>
+              <w:spacing w:after="0" w:line="240" w:lineRule="auto"/>
+              <w:jc w:val="center"/>
+            </w:pPr>
+            <w:r/>
+            <w:r>
+              <w:rPr>
+                <w:sz w:val="15"/>
+              </w:rPr>
+              <w:t>W2F</w:t>
+            </w:r>
+          </w:p>
+        </w:tc>
+        <w:tc>
+          <w:tcPr>
+            <w:tcW w:type="dxa" w:w="1224"/>
+            <w:tcBorders>
+              <w:bottom w:val="single" w:sz="6" w:space="0" w:color="000000"/>
+            </w:tcBorders>
+          </w:tcPr>
+          <w:p>
+            <w:pPr>
+              <w:spacing w:after="0" w:line="240" w:lineRule="auto"/>
+              <w:jc w:val="center"/>
+            </w:pPr>
+            <w:r/>
+            <w:r>
+              <w:rPr>
+                <w:sz w:val="15"/>
+              </w:rPr>
+              <w:t>0.604</w:t>
+            </w:r>
+          </w:p>
+        </w:tc>
+        <w:tc>
+          <w:tcPr>
+            <w:tcW w:type="dxa" w:w="1224"/>
+            <w:tcBorders>
+              <w:bottom w:val="single" w:sz="6" w:space="0" w:color="000000"/>
+            </w:tcBorders>
+          </w:tcPr>
+          <w:p>
+            <w:pPr>
+              <w:spacing w:after="0" w:line="240" w:lineRule="auto"/>
+              <w:jc w:val="center"/>
+            </w:pPr>
+            <w:r/>
+            <w:r>
+              <w:rPr>
+                <w:b/>
+                <w:sz w:val="15"/>
+              </w:rPr>
+              <w:t>0.670</w:t>
+            </w:r>
+          </w:p>
+        </w:tc>
+        <w:tc>
+          <w:tcPr>
+            <w:tcW w:type="dxa" w:w="1296"/>
+            <w:tcBorders>
+              <w:bottom w:val="single" w:sz="6" w:space="0" w:color="000000"/>
+            </w:tcBorders>
+          </w:tcPr>
+          <w:p>
+            <w:pPr>
+              <w:spacing w:after="0" w:line="240" w:lineRule="auto"/>
+              <w:jc w:val="center"/>
+            </w:pPr>
+            <w:r/>
+            <w:r>
+              <w:rPr>
+                <w:sz w:val="15"/>
+              </w:rPr>
+              <w:t>+0.066</w:t>
+            </w:r>
+          </w:p>
+        </w:tc>
+        <w:tc>
+          <w:tcPr>
+            <w:tcW w:type="dxa" w:w="1872"/>
+            <w:tcBorders>
+              <w:bottom w:val="single" w:sz="6" w:space="0" w:color="000000"/>
+            </w:tcBorders>
+          </w:tcPr>
+          <w:p>
+            <w:pPr>
+              <w:spacing w:after="0" w:line="240" w:lineRule="auto"/>
+              <w:jc w:val="center"/>
+            </w:pPr>
+            <w:r/>
+            <w:r>
+              <w:rPr>
+                <w:sz w:val="15"/>
+              </w:rPr>
+              <w:t>[−0.009, +0.151]</w:t>
+            </w:r>
+          </w:p>
+        </w:tc>
+      </w:tr>
+    </w:tbl>
+    <w:p>
+      <w:pPr>
+        <w:spacing w:after="0"/>
+      </w:pPr>
+      <w:r>
+        <w:rPr>
+          <w:sz w:val="14"/>
+        </w:rPr>
+        <w:t>Both models evaluated on the same compounds, the subset for which the benchmark publishes per-compound predictions; all of them lie in the official test split of every endpoint. Difference = this work − benchmark, oriented by the metric. CI: paired compound-level bootstrap, B = 10 000, the same resampled compounds for both models. †: CI excludes zero in favour of this work; ‡: in favour of the benchmark (unused — no metric favours the benchmark); no mark: CI includes zero. Bold: better value. MAE and RMSE in pKa units (pKa) or log10 units (CL, VDss, Fu).</w:t>
+      </w:r>
+    </w:p>
+    <w:p>
+      <w:pPr>
+        <w:spacing w:after="40"/>
+      </w:pPr>
+    </w:p>
+    <w:p>
+      <w:pPr>
+        <w:jc w:val="center"/>
+      </w:pPr>
+      <w:r>
+        <w:drawing>
+          <wp:inline xmlns:a="http://schemas.openxmlformats.org/drawingml/2006/main" xmlns:pic="http://schemas.openxmlformats.org/drawingml/2006/picture">
+            <wp:extent cx="5943600" cy="1812039"/>
+            <wp:docPr id="3" name="Picture 3"/>
+            <wp:cNvGraphicFramePr>
+              <a:graphicFrameLocks noChangeAspect="1"/>
+            </wp:cNvGraphicFramePr>
+            <a:graphic>
+              <a:graphicData uri="http://schemas.openxmlformats.org/drawingml/2006/picture">
+                <pic:pic>
+                  <pic:nvPicPr>
+                    <pic:cNvPr id="0" name="fig3_paired_vs_jia.png"/>
+                    <pic:cNvPicPr/>
+                  </pic:nvPicPr>
+                  <pic:blipFill>
+                    <a:blip r:embed="rId11"/>
+                    <a:stretch>
+                      <a:fillRect/>
+                    </a:stretch>
+                  </pic:blipFill>
+                  <pic:spPr>
+                    <a:xfrm>
+                      <a:off x="0" y="0"/>
+                      <a:ext cx="5943600" cy="1812039"/>
+                    </a:xfrm>
+                    <a:prstGeom prst="rect"/>
+                  </pic:spPr>
+                </pic:pic>
+              </a:graphicData>
+            </a:graphic>
+          </wp:inline>
+        </w:drawing>
+      </w:r>
+    </w:p>
+    <w:p>
+      <w:pPr>
+        <w:jc w:val="both"/>
+      </w:pPr>
+      <w:r>
+        <w:rPr>
+          <w:sz w:val="16"/>
+        </w:rPr>
+        <w:t xml:space="preserve">Fig. 3. </w:t>
+      </w:r>
+      <w:r>
+        <w:rPr>
+          <w:sz w:val="16"/>
+        </w:rPr>
+        <w:t>Per-compound absolute error of the benchmark's published predictions (horizontal) against this work's (vertical) on the same compounds. Points below the identity line are compounds this work predicts more accurately; the panel titles give the count. pKa in pKa units, CL, VDss and Fu in log10 units.</w:t>
+      </w:r>
+    </w:p>
+    <w:p>
+      <w:pPr>
+        <w:pStyle w:val="Heading2"/>
+      </w:pPr>
+      <w:r>
+        <w:t>D. Comparison With Untuned Classical Baselines</w:t>
+      </w:r>
+    </w:p>
+    <w:p>
+      <w:pPr>
+        <w:jc w:val="both"/>
+      </w:pPr>
+      <w:r>
+        <w:rPr>
+          <w:b w:val="0"/>
+          <w:i w:val="0"/>
+        </w:rPr>
+        <w:t>Table V compares the proposed models with three classical regressors trained on the same training split and evaluated on the same test compounds in the same order: Random Forest (RF), XGBoost (XGB) and support vector regression (SVM), each with library-default hyperparameters (no tuning). RF was trained with seeds 42–51 and is reported as a 10-seed ensemble. With default settings, XGB uses no row or column subsampling, so all ten seeds produced identical predictions and its ensemble equals a single fit; SVM is deterministic and was fit once. Fig. 4 summarizes the headline error metric per endpoint.</w:t>
       </w:r>
     </w:p>
     <w:p>
@@ -5330,7 +8175,7 @@
           <w:smallCaps/>
           <w:sz w:val="16"/>
         </w:rPr>
-        <w:t>Table IV</w:t>
+        <w:t>Table V</w:t>
         <w:br/>
       </w:r>
       <w:r>
@@ -7788,7 +10633,7 @@
         <w:drawing>
           <wp:inline xmlns:a="http://schemas.openxmlformats.org/drawingml/2006/main" xmlns:pic="http://schemas.openxmlformats.org/drawingml/2006/picture">
             <wp:extent cx="5943600" cy="1711802"/>
-            <wp:docPr id="3" name="Picture 3"/>
+            <wp:docPr id="4" name="Picture 4"/>
             <wp:cNvGraphicFramePr>
               <a:graphicFrameLocks noChangeAspect="1"/>
             </wp:cNvGraphicFramePr>
@@ -7796,11 +10641,11 @@
               <a:graphicData uri="http://schemas.openxmlformats.org/drawingml/2006/picture">
                 <pic:pic>
                   <pic:nvPicPr>
-                    <pic:cNvPr id="0" name="fig3_baselines.png"/>
+                    <pic:cNvPr id="0" name="fig4_baselines.png"/>
                     <pic:cNvPicPr/>
                   </pic:nvPicPr>
                   <pic:blipFill>
-                    <a:blip r:embed="rId11"/>
+                    <a:blip r:embed="rId12"/>
                     <a:stretch>
                       <a:fillRect/>
                     </a:stretch>
@@ -7827,7 +10672,7 @@
         <w:rPr>
           <w:sz w:val="16"/>
         </w:rPr>
-        <w:t xml:space="preserve">Fig. 3. </w:t>
+        <w:t xml:space="preserve">Fig. 4. </w:t>
       </w:r>
       <w:r>
         <w:rPr>
@@ -7841,7 +10686,7 @@
         <w:pStyle w:val="Heading2"/>
       </w:pPr>
       <w:r>
-        <w:t>D. Ablation Study</w:t>
+        <w:t>E. Ablation Study</w:t>
       </w:r>
     </w:p>
     <w:p>
@@ -7853,7 +10698,7 @@
           <w:b w:val="0"/>
           <w:i w:val="0"/>
         </w:rPr>
-        <w:t>Tables V and VI report 10-seed ablations retrained under the same protocol, training split and test split as the final models. For CL and VDss (Table V), the final model is compared with the base MFMN (no auxiliary supervision and no dynamic gating) and with the alternative MFMN variant that differs only in the gating mechanism (MFMN-InteractAux for CL; MFMN-DynGate for VDss); Fig. 4 shows the per-seed GMFE distributions. For pKa (Table VI), the xTB-derived features, the edge gating and the ionizable-site readout of the full GraphMPNN are removed one at a time; on pKa (basic), the variant without the site readout performed best and is used as the final model, so the full GraphMPNN and its other two ablations are compared against it. For Fu, the low-fu training-loss weight is removed. Variant–final differences use the same paired compound-level bootstrap as Section C.</w:t>
+        <w:t>Tables VI and VII report 10-seed ablations retrained under the same protocol, training split and test split as the final models. For CL and VDss (Table VI), the final model is compared with the base MFMN (no auxiliary supervision and no dynamic gating) and with the alternative MFMN variant that differs only in the gating mechanism (MFMN-InteractAux for CL; MFMN-DynGate for VDss); Fig. 5 shows the per-seed GMFE distributions. For pKa (Table VII), the xTB-derived features, the edge gating and the ionizable-site readout of the full GraphMPNN are removed one at a time; on pKa (basic), the variant without the site readout performed best and is used as the final model, so the full GraphMPNN and its other two ablations are compared against it. For Fu, the low-fu training-loss weight is removed. Variant–final differences use the same paired compound-level bootstrap as Section D.</w:t>
       </w:r>
     </w:p>
     <w:p>
@@ -7890,7 +10735,7 @@
           <w:smallCaps/>
           <w:sz w:val="16"/>
         </w:rPr>
-        <w:t>Table V</w:t>
+        <w:t>Table VI</w:t>
         <w:br/>
       </w:r>
       <w:r>
@@ -8763,7 +11608,7 @@
         <w:drawing>
           <wp:inline xmlns:a="http://schemas.openxmlformats.org/drawingml/2006/main" xmlns:pic="http://schemas.openxmlformats.org/drawingml/2006/picture">
             <wp:extent cx="3108960" cy="1866579"/>
-            <wp:docPr id="4" name="Picture 4"/>
+            <wp:docPr id="5" name="Picture 5"/>
             <wp:cNvGraphicFramePr>
               <a:graphicFrameLocks noChangeAspect="1"/>
             </wp:cNvGraphicFramePr>
@@ -8771,11 +11616,11 @@
               <a:graphicData uri="http://schemas.openxmlformats.org/drawingml/2006/picture">
                 <pic:pic>
                   <pic:nvPicPr>
-                    <pic:cNvPr id="0" name="fig4_ablation.png"/>
+                    <pic:cNvPr id="0" name="fig5_ablation.png"/>
                     <pic:cNvPicPr/>
                   </pic:nvPicPr>
                   <pic:blipFill>
-                    <a:blip r:embed="rId12"/>
+                    <a:blip r:embed="rId13"/>
                     <a:stretch>
                       <a:fillRect/>
                     </a:stretch>
@@ -8802,7 +11647,7 @@
         <w:rPr>
           <w:sz w:val="16"/>
         </w:rPr>
-        <w:t xml:space="preserve">Fig. 4. </w:t>
+        <w:t xml:space="preserve">Fig. 5. </w:t>
       </w:r>
       <w:r>
         <w:rPr>
@@ -8857,7 +11702,7 @@
           <w:smallCaps/>
           <w:sz w:val="16"/>
         </w:rPr>
-        <w:t>Table VI</w:t>
+        <w:t>Table VII</w:t>
         <w:br/>
       </w:r>
       <w:r>

--- a/manuscript/Results_section_draft.docx
+++ b/manuscript/Results_section_draft.docx
@@ -12783,6 +12783,1076 @@
       <w:pPr>
         <w:spacing w:after="40"/>
       </w:pPr>
+    </w:p>
+    <w:p>
+      <w:pPr>
+        <w:pStyle w:val="Heading2"/>
+      </w:pPr>
+      <w:r>
+        <w:t>F. Propagation to Predicted Exposure</w:t>
+      </w:r>
+    </w:p>
+    <w:p>
+      <w:pPr>
+        <w:jc w:val="both"/>
+      </w:pPr>
+      <w:r>
+        <w:rPr>
+          <w:b w:val="0"/>
+          <w:i w:val="0"/>
+        </w:rPr>
+        <w:t>A natural question is whether improved parameter predictions translate into better predicted exposure. Table VIII addresses this on the same 106 compounds of Section C, holding the downstream model fixed and varying only the source of CL and VDss. Under the simplest exposure model consistent with the dose-linearity and 1 mg/kg normalization used throughout this benchmark — a one-compartment intravenous model — the area under the concentration–time curve and the maximum concentration follow in closed form from CL, VDss and the infusion duration: AUC = D/CL, and Cmax = D/V for a bolus or (R₀/CL)(1 − e^(−kT)) for an infusion of duration T, with R₀ = D/T and k = CL/V. Parameter error can therefore be propagated to exposure error analytically, with no fitted downstream model and no training data.</w:t>
+      </w:r>
+    </w:p>
+    <w:p>
+      <w:pPr>
+        <w:jc w:val="both"/>
+      </w:pPr>
+      <w:r>
+        <w:rPr>
+          <w:b w:val="0"/>
+          <w:i w:val="0"/>
+        </w:rPr>
+        <w:t xml:space="preserve">What this quantifies is </w:t>
+      </w:r>
+      <w:r>
+        <w:rPr>
+          <w:b w:val="0"/>
+          <w:i/>
+        </w:rPr>
+        <w:t>how parameter error propagates into exposure error</w:t>
+      </w:r>
+      <w:r>
+        <w:rPr>
+          <w:b w:val="0"/>
+          <w:i w:val="0"/>
+        </w:rPr>
+        <w:t xml:space="preserve"> with the downstream model held constant; it is not a measurement of absolute concentration–time profile accuracy, and it is not comparable with exposure errors obtained by scoring predicted profiles against observed profiles. Two consequences of the model should be stated before the numbers are read. First, because AUC = D/CL exactly, the AUC fold error is identically the CL fold error, so the AUC row carries no information beyond the CL results of Tables I–IV; it is reported for completeness. Cmax, which depends on CL, VDss and infusion time jointly, is the only genuinely new quantity. Second, Fu does not enter a one-compartment model at all, so this analysis is silent on it; under a physiologically based model Fu would act through tissue partitioning, which this model does not represent.</w:t>
+      </w:r>
+    </w:p>
+    <w:p>
+      <w:pPr>
+        <w:jc w:val="both"/>
+      </w:pPr>
+      <w:r>
+        <w:rPr>
+          <w:b w:val="0"/>
+          <w:i w:val="0"/>
+        </w:rPr>
+        <w:t>No difference is resolved. For Cmax the proposed parameters give the lower geometric mean fold error (1.774 vs. 1.872) and the higher fraction within two-fold (0.689 vs. 0.632), but the paired differences are not resolved (GMFE difference -0.097, 95% CI [-0.228, 0.034]). For AUC the two parameter sources are indistinguishable, as the equivalence with CL requires. The ensemble again outperforms the average individual seed on every exposure metric (Cmax GMFE 1.774 for the ensemble vs. 1.833 ± 0.040 across seeds).</w:t>
+      </w:r>
+    </w:p>
+    <w:p>
+      <w:pPr>
+        <w:keepNext/>
+        <w:jc w:val="center"/>
+      </w:pPr>
+      <w:r>
+        <w:rPr>
+          <w:smallCaps/>
+          <w:sz w:val="16"/>
+        </w:rPr>
+        <w:t>Table VIII</w:t>
+        <w:br/>
+      </w:r>
+      <w:r>
+        <w:rPr>
+          <w:sz w:val="16"/>
+        </w:rPr>
+        <w:t>Propagation of predicted CL and VDss to exposure under a one-compartment IV model</w:t>
+      </w:r>
+    </w:p>
+    <w:tbl>
+      <w:tblPr>
+        <w:tblW w:type="auto" w:w="0"/>
+        <w:jc w:val="center"/>
+        <w:tblLayout w:type="fixed"/>
+        <w:tblLook w:firstColumn="1" w:firstRow="1" w:lastColumn="0" w:lastRow="0" w:noHBand="0" w:noVBand="1" w:val="04A0"/>
+      </w:tblPr>
+      <w:tblGrid>
+        <w:gridCol w:w="1872"/>
+        <w:gridCol w:w="1872"/>
+        <w:gridCol w:w="1872"/>
+        <w:gridCol w:w="1872"/>
+        <w:gridCol w:w="1872"/>
+      </w:tblGrid>
+      <w:tr>
+        <w:tc>
+          <w:tcPr>
+            <w:tcW w:type="dxa" w:w="1296"/>
+            <w:tcBorders>
+              <w:top w:val="single" w:sz="6" w:space="0" w:color="000000"/>
+              <w:bottom w:val="single" w:sz="6" w:space="0" w:color="000000"/>
+            </w:tcBorders>
+          </w:tcPr>
+          <w:p>
+            <w:pPr>
+              <w:spacing w:after="0" w:line="240" w:lineRule="auto"/>
+              <w:jc w:val="left"/>
+            </w:pPr>
+            <w:r/>
+            <w:r>
+              <w:rPr>
+                <w:b/>
+                <w:sz w:val="15"/>
+              </w:rPr>
+              <w:t>Exposure</w:t>
+            </w:r>
+          </w:p>
+        </w:tc>
+        <w:tc>
+          <w:tcPr>
+            <w:tcW w:type="dxa" w:w="864"/>
+            <w:tcBorders>
+              <w:top w:val="single" w:sz="6" w:space="0" w:color="000000"/>
+              <w:bottom w:val="single" w:sz="6" w:space="0" w:color="000000"/>
+            </w:tcBorders>
+          </w:tcPr>
+          <w:p>
+            <w:pPr>
+              <w:spacing w:after="0" w:line="240" w:lineRule="auto"/>
+              <w:jc w:val="center"/>
+            </w:pPr>
+            <w:r/>
+            <w:r>
+              <w:rPr>
+                <w:b/>
+                <w:sz w:val="15"/>
+              </w:rPr>
+              <w:t>Metric</w:t>
+            </w:r>
+          </w:p>
+        </w:tc>
+        <w:tc>
+          <w:tcPr>
+            <w:tcW w:type="dxa" w:w="2232"/>
+            <w:tcBorders>
+              <w:top w:val="single" w:sz="6" w:space="0" w:color="000000"/>
+              <w:bottom w:val="single" w:sz="6" w:space="0" w:color="000000"/>
+            </w:tcBorders>
+          </w:tcPr>
+          <w:p>
+            <w:pPr>
+              <w:spacing w:after="0" w:line="240" w:lineRule="auto"/>
+              <w:jc w:val="center"/>
+            </w:pPr>
+            <w:r/>
+            <w:r>
+              <w:rPr>
+                <w:b/>
+                <w:sz w:val="15"/>
+              </w:rPr>
+              <w:t>From benchmark parameters [95% CI]</w:t>
+            </w:r>
+          </w:p>
+        </w:tc>
+        <w:tc>
+          <w:tcPr>
+            <w:tcW w:type="dxa" w:w="2232"/>
+            <w:tcBorders>
+              <w:top w:val="single" w:sz="6" w:space="0" w:color="000000"/>
+              <w:bottom w:val="single" w:sz="6" w:space="0" w:color="000000"/>
+            </w:tcBorders>
+          </w:tcPr>
+          <w:p>
+            <w:pPr>
+              <w:spacing w:after="0" w:line="240" w:lineRule="auto"/>
+              <w:jc w:val="center"/>
+            </w:pPr>
+            <w:r/>
+            <w:r>
+              <w:rPr>
+                <w:b/>
+                <w:sz w:val="15"/>
+              </w:rPr>
+              <w:t>From this work's parameters [95% CI]</w:t>
+            </w:r>
+          </w:p>
+        </w:tc>
+        <w:tc>
+          <w:tcPr>
+            <w:tcW w:type="dxa" w:w="1728"/>
+            <w:tcBorders>
+              <w:top w:val="single" w:sz="6" w:space="0" w:color="000000"/>
+              <w:bottom w:val="single" w:sz="6" w:space="0" w:color="000000"/>
+            </w:tcBorders>
+          </w:tcPr>
+          <w:p>
+            <w:pPr>
+              <w:spacing w:after="0" w:line="240" w:lineRule="auto"/>
+              <w:jc w:val="center"/>
+            </w:pPr>
+            <w:r/>
+            <w:r>
+              <w:rPr>
+                <w:b/>
+                <w:sz w:val="15"/>
+              </w:rPr>
+              <w:t>95% CI of difference</w:t>
+            </w:r>
+          </w:p>
+        </w:tc>
+      </w:tr>
+      <w:tr>
+        <w:tc>
+          <w:tcPr>
+            <w:tcW w:type="dxa" w:w="1296"/>
+          </w:tcPr>
+          <w:p>
+            <w:pPr>
+              <w:spacing w:after="0" w:line="240" w:lineRule="auto"/>
+              <w:jc w:val="left"/>
+            </w:pPr>
+            <w:r/>
+            <w:r>
+              <w:rPr>
+                <w:sz w:val="15"/>
+              </w:rPr>
+              <w:t>AUC (n = 106)</w:t>
+            </w:r>
+          </w:p>
+        </w:tc>
+        <w:tc>
+          <w:tcPr>
+            <w:tcW w:type="dxa" w:w="864"/>
+          </w:tcPr>
+          <w:p>
+            <w:pPr>
+              <w:spacing w:after="0" w:line="240" w:lineRule="auto"/>
+              <w:jc w:val="center"/>
+            </w:pPr>
+            <w:r/>
+            <w:r>
+              <w:rPr>
+                <w:sz w:val="15"/>
+              </w:rPr>
+              <w:t>R²</w:t>
+            </w:r>
+          </w:p>
+        </w:tc>
+        <w:tc>
+          <w:tcPr>
+            <w:tcW w:type="dxa" w:w="2232"/>
+          </w:tcPr>
+          <w:p>
+            <w:pPr>
+              <w:spacing w:after="0" w:line="240" w:lineRule="auto"/>
+              <w:jc w:val="center"/>
+            </w:pPr>
+            <w:r/>
+            <w:r>
+              <w:rPr>
+                <w:b/>
+                <w:sz w:val="15"/>
+              </w:rPr>
+              <w:t>0.433 [0.234, 0.595]</w:t>
+            </w:r>
+          </w:p>
+        </w:tc>
+        <w:tc>
+          <w:tcPr>
+            <w:tcW w:type="dxa" w:w="2232"/>
+          </w:tcPr>
+          <w:p>
+            <w:pPr>
+              <w:spacing w:after="0" w:line="240" w:lineRule="auto"/>
+              <w:jc w:val="center"/>
+            </w:pPr>
+            <w:r/>
+            <w:r>
+              <w:rPr>
+                <w:sz w:val="15"/>
+              </w:rPr>
+              <w:t>0.411 [0.223, 0.569]</w:t>
+            </w:r>
+          </w:p>
+        </w:tc>
+        <w:tc>
+          <w:tcPr>
+            <w:tcW w:type="dxa" w:w="1728"/>
+          </w:tcPr>
+          <w:p>
+            <w:pPr>
+              <w:spacing w:after="0" w:line="240" w:lineRule="auto"/>
+              <w:jc w:val="center"/>
+            </w:pPr>
+            <w:r/>
+            <w:r>
+              <w:rPr>
+                <w:sz w:val="15"/>
+              </w:rPr>
+              <w:t>[−0.109, +0.058]</w:t>
+            </w:r>
+          </w:p>
+        </w:tc>
+      </w:tr>
+      <w:tr>
+        <w:tc>
+          <w:tcPr>
+            <w:tcW w:type="dxa" w:w="1296"/>
+          </w:tcPr>
+          <w:p>
+            <w:pPr>
+              <w:spacing w:after="0" w:line="240" w:lineRule="auto"/>
+              <w:jc w:val="left"/>
+            </w:pPr>
+            <w:r/>
+            <w:r>
+              <w:rPr>
+                <w:sz w:val="15"/>
+              </w:rPr>
+            </w:r>
+          </w:p>
+        </w:tc>
+        <w:tc>
+          <w:tcPr>
+            <w:tcW w:type="dxa" w:w="864"/>
+          </w:tcPr>
+          <w:p>
+            <w:pPr>
+              <w:spacing w:after="0" w:line="240" w:lineRule="auto"/>
+              <w:jc w:val="center"/>
+            </w:pPr>
+            <w:r/>
+            <w:r>
+              <w:rPr>
+                <w:sz w:val="15"/>
+              </w:rPr>
+              <w:t>GMFE</w:t>
+            </w:r>
+          </w:p>
+        </w:tc>
+        <w:tc>
+          <w:tcPr>
+            <w:tcW w:type="dxa" w:w="2232"/>
+          </w:tcPr>
+          <w:p>
+            <w:pPr>
+              <w:spacing w:after="0" w:line="240" w:lineRule="auto"/>
+              <w:jc w:val="center"/>
+            </w:pPr>
+            <w:r/>
+            <w:r>
+              <w:rPr>
+                <w:sz w:val="15"/>
+              </w:rPr>
+              <w:t>1.969 [1.760, 2.238]</w:t>
+            </w:r>
+          </w:p>
+        </w:tc>
+        <w:tc>
+          <w:tcPr>
+            <w:tcW w:type="dxa" w:w="2232"/>
+          </w:tcPr>
+          <w:p>
+            <w:pPr>
+              <w:spacing w:after="0" w:line="240" w:lineRule="auto"/>
+              <w:jc w:val="center"/>
+            </w:pPr>
+            <w:r/>
+            <w:r>
+              <w:rPr>
+                <w:b/>
+                <w:sz w:val="15"/>
+              </w:rPr>
+              <w:t>1.953 [1.732, 2.233]</w:t>
+            </w:r>
+          </w:p>
+        </w:tc>
+        <w:tc>
+          <w:tcPr>
+            <w:tcW w:type="dxa" w:w="1728"/>
+          </w:tcPr>
+          <w:p>
+            <w:pPr>
+              <w:spacing w:after="0" w:line="240" w:lineRule="auto"/>
+              <w:jc w:val="center"/>
+            </w:pPr>
+            <w:r/>
+            <w:r>
+              <w:rPr>
+                <w:sz w:val="15"/>
+              </w:rPr>
+              <w:t>[−0.121, +0.093]</w:t>
+            </w:r>
+          </w:p>
+        </w:tc>
+      </w:tr>
+      <w:tr>
+        <w:tc>
+          <w:tcPr>
+            <w:tcW w:type="dxa" w:w="1296"/>
+          </w:tcPr>
+          <w:p>
+            <w:pPr>
+              <w:spacing w:after="0" w:line="240" w:lineRule="auto"/>
+              <w:jc w:val="left"/>
+            </w:pPr>
+            <w:r/>
+            <w:r>
+              <w:rPr>
+                <w:sz w:val="15"/>
+              </w:rPr>
+            </w:r>
+          </w:p>
+        </w:tc>
+        <w:tc>
+          <w:tcPr>
+            <w:tcW w:type="dxa" w:w="864"/>
+          </w:tcPr>
+          <w:p>
+            <w:pPr>
+              <w:spacing w:after="0" w:line="240" w:lineRule="auto"/>
+              <w:jc w:val="center"/>
+            </w:pPr>
+            <w:r/>
+            <w:r>
+              <w:rPr>
+                <w:sz w:val="15"/>
+              </w:rPr>
+              <w:t>W2F</w:t>
+            </w:r>
+          </w:p>
+        </w:tc>
+        <w:tc>
+          <w:tcPr>
+            <w:tcW w:type="dxa" w:w="2232"/>
+          </w:tcPr>
+          <w:p>
+            <w:pPr>
+              <w:spacing w:after="0" w:line="240" w:lineRule="auto"/>
+              <w:jc w:val="center"/>
+            </w:pPr>
+            <w:r/>
+            <w:r>
+              <w:rPr>
+                <w:b/>
+                <w:sz w:val="15"/>
+              </w:rPr>
+              <w:t>0.642 [0.547, 0.726]</w:t>
+            </w:r>
+          </w:p>
+        </w:tc>
+        <w:tc>
+          <w:tcPr>
+            <w:tcW w:type="dxa" w:w="2232"/>
+          </w:tcPr>
+          <w:p>
+            <w:pPr>
+              <w:spacing w:after="0" w:line="240" w:lineRule="auto"/>
+              <w:jc w:val="center"/>
+            </w:pPr>
+            <w:r/>
+            <w:r>
+              <w:rPr>
+                <w:sz w:val="15"/>
+              </w:rPr>
+              <w:t>0.613 [0.519, 0.708]</w:t>
+            </w:r>
+          </w:p>
+        </w:tc>
+        <w:tc>
+          <w:tcPr>
+            <w:tcW w:type="dxa" w:w="1728"/>
+          </w:tcPr>
+          <w:p>
+            <w:pPr>
+              <w:spacing w:after="0" w:line="240" w:lineRule="auto"/>
+              <w:jc w:val="center"/>
+            </w:pPr>
+            <w:r/>
+            <w:r>
+              <w:rPr>
+                <w:sz w:val="15"/>
+              </w:rPr>
+              <w:t>[−0.104, +0.047]</w:t>
+            </w:r>
+          </w:p>
+        </w:tc>
+      </w:tr>
+      <w:tr>
+        <w:tc>
+          <w:tcPr>
+            <w:tcW w:type="dxa" w:w="1296"/>
+          </w:tcPr>
+          <w:p>
+            <w:pPr>
+              <w:spacing w:after="0" w:line="240" w:lineRule="auto"/>
+              <w:jc w:val="left"/>
+            </w:pPr>
+            <w:r/>
+            <w:r>
+              <w:rPr>
+                <w:sz w:val="15"/>
+              </w:rPr>
+              <w:t>Cmax (n = 106)</w:t>
+            </w:r>
+          </w:p>
+        </w:tc>
+        <w:tc>
+          <w:tcPr>
+            <w:tcW w:type="dxa" w:w="864"/>
+          </w:tcPr>
+          <w:p>
+            <w:pPr>
+              <w:spacing w:after="0" w:line="240" w:lineRule="auto"/>
+              <w:jc w:val="center"/>
+            </w:pPr>
+            <w:r/>
+            <w:r>
+              <w:rPr>
+                <w:sz w:val="15"/>
+              </w:rPr>
+              <w:t>R²</w:t>
+            </w:r>
+          </w:p>
+        </w:tc>
+        <w:tc>
+          <w:tcPr>
+            <w:tcW w:type="dxa" w:w="2232"/>
+          </w:tcPr>
+          <w:p>
+            <w:pPr>
+              <w:spacing w:after="0" w:line="240" w:lineRule="auto"/>
+              <w:jc w:val="center"/>
+            </w:pPr>
+            <w:r/>
+            <w:r>
+              <w:rPr>
+                <w:sz w:val="15"/>
+              </w:rPr>
+              <w:t>0.572 [0.415, 0.686]</w:t>
+            </w:r>
+          </w:p>
+        </w:tc>
+        <w:tc>
+          <w:tcPr>
+            <w:tcW w:type="dxa" w:w="2232"/>
+          </w:tcPr>
+          <w:p>
+            <w:pPr>
+              <w:spacing w:after="0" w:line="240" w:lineRule="auto"/>
+              <w:jc w:val="center"/>
+            </w:pPr>
+            <w:r/>
+            <w:r>
+              <w:rPr>
+                <w:b/>
+                <w:sz w:val="15"/>
+              </w:rPr>
+              <w:t>0.615 [0.441, 0.741]</w:t>
+            </w:r>
+          </w:p>
+        </w:tc>
+        <w:tc>
+          <w:tcPr>
+            <w:tcW w:type="dxa" w:w="1728"/>
+          </w:tcPr>
+          <w:p>
+            <w:pPr>
+              <w:spacing w:after="0" w:line="240" w:lineRule="auto"/>
+              <w:jc w:val="center"/>
+            </w:pPr>
+            <w:r/>
+            <w:r>
+              <w:rPr>
+                <w:sz w:val="15"/>
+              </w:rPr>
+              <w:t>[−0.043, +0.122]</w:t>
+            </w:r>
+          </w:p>
+        </w:tc>
+      </w:tr>
+      <w:tr>
+        <w:tc>
+          <w:tcPr>
+            <w:tcW w:type="dxa" w:w="1296"/>
+          </w:tcPr>
+          <w:p>
+            <w:pPr>
+              <w:spacing w:after="0" w:line="240" w:lineRule="auto"/>
+              <w:jc w:val="left"/>
+            </w:pPr>
+            <w:r/>
+            <w:r>
+              <w:rPr>
+                <w:sz w:val="15"/>
+              </w:rPr>
+            </w:r>
+          </w:p>
+        </w:tc>
+        <w:tc>
+          <w:tcPr>
+            <w:tcW w:type="dxa" w:w="864"/>
+          </w:tcPr>
+          <w:p>
+            <w:pPr>
+              <w:spacing w:after="0" w:line="240" w:lineRule="auto"/>
+              <w:jc w:val="center"/>
+            </w:pPr>
+            <w:r/>
+            <w:r>
+              <w:rPr>
+                <w:sz w:val="15"/>
+              </w:rPr>
+              <w:t>GMFE</w:t>
+            </w:r>
+          </w:p>
+        </w:tc>
+        <w:tc>
+          <w:tcPr>
+            <w:tcW w:type="dxa" w:w="2232"/>
+          </w:tcPr>
+          <w:p>
+            <w:pPr>
+              <w:spacing w:after="0" w:line="240" w:lineRule="auto"/>
+              <w:jc w:val="center"/>
+            </w:pPr>
+            <w:r/>
+            <w:r>
+              <w:rPr>
+                <w:sz w:val="15"/>
+              </w:rPr>
+              <w:t>1.872 [1.695, 2.079]</w:t>
+            </w:r>
+          </w:p>
+        </w:tc>
+        <w:tc>
+          <w:tcPr>
+            <w:tcW w:type="dxa" w:w="2232"/>
+          </w:tcPr>
+          <w:p>
+            <w:pPr>
+              <w:spacing w:after="0" w:line="240" w:lineRule="auto"/>
+              <w:jc w:val="center"/>
+            </w:pPr>
+            <w:r/>
+            <w:r>
+              <w:rPr>
+                <w:b/>
+                <w:sz w:val="15"/>
+              </w:rPr>
+              <w:t>1.774 [1.606, 1.976]</w:t>
+            </w:r>
+          </w:p>
+        </w:tc>
+        <w:tc>
+          <w:tcPr>
+            <w:tcW w:type="dxa" w:w="1728"/>
+          </w:tcPr>
+          <w:p>
+            <w:pPr>
+              <w:spacing w:after="0" w:line="240" w:lineRule="auto"/>
+              <w:jc w:val="center"/>
+            </w:pPr>
+            <w:r/>
+            <w:r>
+              <w:rPr>
+                <w:sz w:val="15"/>
+              </w:rPr>
+              <w:t>[−0.228, +0.034]</w:t>
+            </w:r>
+          </w:p>
+        </w:tc>
+      </w:tr>
+      <w:tr>
+        <w:tc>
+          <w:tcPr>
+            <w:tcW w:type="dxa" w:w="1296"/>
+            <w:tcBorders>
+              <w:bottom w:val="single" w:sz="6" w:space="0" w:color="000000"/>
+            </w:tcBorders>
+          </w:tcPr>
+          <w:p>
+            <w:pPr>
+              <w:spacing w:after="0" w:line="240" w:lineRule="auto"/>
+              <w:jc w:val="left"/>
+            </w:pPr>
+            <w:r/>
+            <w:r>
+              <w:rPr>
+                <w:sz w:val="15"/>
+              </w:rPr>
+            </w:r>
+          </w:p>
+        </w:tc>
+        <w:tc>
+          <w:tcPr>
+            <w:tcW w:type="dxa" w:w="864"/>
+            <w:tcBorders>
+              <w:bottom w:val="single" w:sz="6" w:space="0" w:color="000000"/>
+            </w:tcBorders>
+          </w:tcPr>
+          <w:p>
+            <w:pPr>
+              <w:spacing w:after="0" w:line="240" w:lineRule="auto"/>
+              <w:jc w:val="center"/>
+            </w:pPr>
+            <w:r/>
+            <w:r>
+              <w:rPr>
+                <w:sz w:val="15"/>
+              </w:rPr>
+              <w:t>W2F</w:t>
+            </w:r>
+          </w:p>
+        </w:tc>
+        <w:tc>
+          <w:tcPr>
+            <w:tcW w:type="dxa" w:w="2232"/>
+            <w:tcBorders>
+              <w:bottom w:val="single" w:sz="6" w:space="0" w:color="000000"/>
+            </w:tcBorders>
+          </w:tcPr>
+          <w:p>
+            <w:pPr>
+              <w:spacing w:after="0" w:line="240" w:lineRule="auto"/>
+              <w:jc w:val="center"/>
+            </w:pPr>
+            <w:r/>
+            <w:r>
+              <w:rPr>
+                <w:sz w:val="15"/>
+              </w:rPr>
+              <w:t>0.632 [0.538, 0.717]</w:t>
+            </w:r>
+          </w:p>
+        </w:tc>
+        <w:tc>
+          <w:tcPr>
+            <w:tcW w:type="dxa" w:w="2232"/>
+            <w:tcBorders>
+              <w:bottom w:val="single" w:sz="6" w:space="0" w:color="000000"/>
+            </w:tcBorders>
+          </w:tcPr>
+          <w:p>
+            <w:pPr>
+              <w:spacing w:after="0" w:line="240" w:lineRule="auto"/>
+              <w:jc w:val="center"/>
+            </w:pPr>
+            <w:r/>
+            <w:r>
+              <w:rPr>
+                <w:b/>
+                <w:sz w:val="15"/>
+              </w:rPr>
+              <w:t>0.689 [0.594, 0.774]</w:t>
+            </w:r>
+          </w:p>
+        </w:tc>
+        <w:tc>
+          <w:tcPr>
+            <w:tcW w:type="dxa" w:w="1728"/>
+            <w:tcBorders>
+              <w:bottom w:val="single" w:sz="6" w:space="0" w:color="000000"/>
+            </w:tcBorders>
+          </w:tcPr>
+          <w:p>
+            <w:pPr>
+              <w:spacing w:after="0" w:line="240" w:lineRule="auto"/>
+              <w:jc w:val="center"/>
+            </w:pPr>
+            <w:r/>
+            <w:r>
+              <w:rPr>
+                <w:sz w:val="15"/>
+              </w:rPr>
+              <w:t>[−0.038, +0.151]</w:t>
+            </w:r>
+          </w:p>
+        </w:tc>
+      </w:tr>
+    </w:tbl>
+    <w:p>
+      <w:pPr>
+        <w:spacing w:after="0"/>
+      </w:pPr>
+      <w:r>
+        <w:rPr>
+          <w:sz w:val="14"/>
+        </w:rPr>
+        <w:t>One-compartment IV model, dose linearity, 1 mg/kg; observed CL and VDss define the reference exposure. R² on log10 exposure; GMFE and W2F on the linear scale. CIs: compound-level bootstrap, B = 10 000; differences paired as in Table IV. No difference is resolved. AUC fold error is identically CL fold error under this model. These values are not comparable with exposure errors obtained by scoring predicted concentration–time profiles against observed profiles.</w:t>
+      </w:r>
+    </w:p>
+    <w:p>
+      <w:pPr>
+        <w:spacing w:after="40"/>
+      </w:pPr>
+    </w:p>
+    <w:p>
+      <w:pPr>
+        <w:jc w:val="center"/>
+      </w:pPr>
+      <w:r>
+        <w:drawing>
+          <wp:inline xmlns:a="http://schemas.openxmlformats.org/drawingml/2006/main" xmlns:pic="http://schemas.openxmlformats.org/drawingml/2006/picture">
+            <wp:extent cx="5943600" cy="2660336"/>
+            <wp:docPr id="6" name="Picture 6"/>
+            <wp:cNvGraphicFramePr>
+              <a:graphicFrameLocks noChangeAspect="1"/>
+            </wp:cNvGraphicFramePr>
+            <a:graphic>
+              <a:graphicData uri="http://schemas.openxmlformats.org/drawingml/2006/picture">
+                <pic:pic>
+                  <pic:nvPicPr>
+                    <pic:cNvPr id="0" name="fig6_downstream.png"/>
+                    <pic:cNvPicPr/>
+                  </pic:nvPicPr>
+                  <pic:blipFill>
+                    <a:blip r:embed="rId14"/>
+                    <a:stretch>
+                      <a:fillRect/>
+                    </a:stretch>
+                  </pic:blipFill>
+                  <pic:spPr>
+                    <a:xfrm>
+                      <a:off x="0" y="0"/>
+                      <a:ext cx="5943600" cy="2660336"/>
+                    </a:xfrm>
+                    <a:prstGeom prst="rect"/>
+                  </pic:spPr>
+                </pic:pic>
+              </a:graphicData>
+            </a:graphic>
+          </wp:inline>
+        </w:drawing>
+      </w:r>
+    </w:p>
+    <w:p>
+      <w:pPr>
+        <w:jc w:val="both"/>
+      </w:pPr>
+      <w:r>
+        <w:rPr>
+          <w:sz w:val="16"/>
+        </w:rPr>
+        <w:t xml:space="preserve">Fig. 6. </w:t>
+      </w:r>
+      <w:r>
+        <w:rPr>
+          <w:sz w:val="16"/>
+        </w:rPr>
+        <w:t>Per-compound exposure fold error from the benchmark's parameters (horizontal) against this work's (vertical), under the one-compartment model. The shaded square marks compounds within two-fold for both; points below the identity line are compounds for which this work's parameters give the closer exposure.</w:t>
+      </w:r>
+    </w:p>
+    <w:p>
+      <w:pPr>
+        <w:pStyle w:val="Heading1"/>
+      </w:pPr>
+      <w:r>
+        <w:t>VI. Discussion</w:t>
+      </w:r>
+    </w:p>
+    <w:p>
+      <w:pPr>
+        <w:pStyle w:val="Heading2"/>
+      </w:pPr>
+      <w:r>
+        <w:t>A. Where the Proposed Models Improve, and Where They Do Not</w:t>
+      </w:r>
+    </w:p>
+    <w:p>
+      <w:pPr>
+        <w:jc w:val="both"/>
+      </w:pPr>
+      <w:r>
+        <w:rPr>
+          <w:b w:val="0"/>
+          <w:i w:val="0"/>
+        </w:rPr>
+        <w:t>The five endpoints divide cleanly. On the two pKa endpoints the proposed GraphMPNN models improve on the published benchmark by a margin that survives every test applied here: the published values lie outside the bootstrap confidence intervals of the ensemble metrics (Table III), and on the subset where the benchmark's own per-compound predictions are available the improvement is resolved by a paired test on R², MAE and RMSE for both endpoints (Table IV). The effect is large rather than marginal — on pKa (basic) the paired MAE falls from 0.634 to 0.314, and the proposed model is the closer prediction for 76 of the 106 compounds. On the three pharmacokinetic endpoints the picture is different: the ensembles are at least as good as the benchmark on most metrics and better on several point estimates, but no difference is resolved, and on the full test split the benchmark retains the better GMFE and within-two-fold fraction for CL (Table III).</w:t>
+      </w:r>
+    </w:p>
+    <w:p>
+      <w:pPr>
+        <w:jc w:val="both"/>
+      </w:pPr>
+      <w:r>
+        <w:rPr>
+          <w:b w:val="0"/>
+          <w:i w:val="0"/>
+        </w:rPr>
+        <w:t>The most plausible reading is that the gap reflects what each endpoint's data can support rather than a difference in modeling effort. pKa is a thermodynamic property of the molecular structure itself, measured reproducibly, and the training sets here are the largest of the five. A message-passing network operating on the molecular graph with xTB-derived electronic features can exploit that structure directly, and the ablation confirms that the electronic features carry real signal for pKa (basic). CL, VDss and Fu are whole-organism properties whose reference values aggregate inter-individual variability, differing assay protocols and literature curation decisions; their test sets here are also far smaller, 177 compounds for CL and VDss. Both factors compress the achievable range of performance and widen every confidence interval, so that even consistent point-estimate advantages — the proposed model holds the better value on every VDss and Fu metric in Table IV — fail to resolve.</w:t>
+      </w:r>
+    </w:p>
+    <w:p>
+      <w:pPr>
+        <w:jc w:val="both"/>
+      </w:pPr>
+      <w:r>
+        <w:rPr>
+          <w:b w:val="0"/>
+          <w:i w:val="0"/>
+        </w:rPr>
+        <w:t>Two observations recur across every analysis and are worth separating from the endpoint-specific findings. First, ensembling is not cosmetic: on all five endpoints the 10-seed ensemble beats the average individual seed on every metric, and the gap is large enough to change conclusions. CL is the clearest case, where the ensemble R² of 0.497 exceeds the published 0.48 while the seed mean of 0.441 does not. Any comparison of this kind should therefore state whether an ensemble or a single model is being reported. Second, the seed-to-seed standard deviation is substantial relative to the differences under discussion — up to 0.029 in R² — which is why a comparison based on a single seed per architecture is difficult to interpret.</w:t>
+      </w:r>
+    </w:p>
+    <w:p>
+      <w:pPr>
+        <w:pStyle w:val="Heading2"/>
+      </w:pPr>
+      <w:r>
+        <w:t>B. What the Ablations Show</w:t>
+      </w:r>
+    </w:p>
+    <w:p>
+      <w:pPr>
+        <w:jc w:val="both"/>
+      </w:pPr>
+      <w:r>
+        <w:rPr>
+          <w:b w:val="0"/>
+          <w:i w:val="0"/>
+        </w:rPr>
+        <w:t>The component ablations resolve far less than is usually claimed for architectural choices. On CL, none of the differences between the final MFMN-DynGate, MFMN-InteractAux and the base MFMN is resolved, although the ordering is consistent and the seed-to-seed variance falls markedly as components are added (0.076 to 0.020 in R² standard deviation). On VDss the auxiliary supervision is clearly load-bearing: removing it costs 0.108 in GMFE with the CI excluding zero, whereas exchanging one gating mechanism for the other changes nothing resolvable. On pKa (basic) the xTB-derived features are the component that matters, and on pKa (acidic) no component is resolved at all.</w:t>
+      </w:r>
+    </w:p>
+    <w:p>
+      <w:pPr>
+        <w:jc w:val="both"/>
+      </w:pPr>
+      <w:r>
+        <w:rPr>
+          <w:b w:val="0"/>
+          <w:i w:val="0"/>
+        </w:rPr>
+        <w:t>Read together, these results suggest that for this family of problems the choice of representation — graph versus descriptor, with or without electronic features — matters more than the particular gating or attention mechanism layered on top, and that several of the architectural refinements are within seed noise on the test sets available. That is a limitation of the evidence as much as a claim about the architectures: with 177 compounds, differences smaller than roughly one seed standard deviation cannot be detected.</w:t>
+      </w:r>
+    </w:p>
+    <w:p>
+      <w:pPr>
+        <w:pStyle w:val="Heading2"/>
+      </w:pPr>
+      <w:r>
+        <w:t>C. Does Better Parameter Prediction Improve Predicted Exposure?</w:t>
+      </w:r>
+    </w:p>
+    <w:p>
+      <w:pPr>
+        <w:jc w:val="both"/>
+      </w:pPr>
+      <w:r>
+        <w:rPr>
+          <w:b w:val="0"/>
+          <w:i w:val="0"/>
+        </w:rPr>
+        <w:t>Section F answers this directly for the quantities a one-compartment model can express, and the answer is that it does not, measurably, on these 106 compounds. The result deserves care rather than dismissal. The AUC comparison is not independent evidence at all: AUC = D/CL makes its fold error identical to the CL fold error, so it restates an endpoint on which the two models were already indistinguishable. Cmax is the informative quantity, and there the proposed parameters give a lower GMFE (1.774 vs. 1.872) and a higher within-two-fold fraction, in the direction the VDss results predict, but without reaching resolution on a sample this size.</w:t>
+      </w:r>
+    </w:p>
+    <w:p>
+      <w:pPr>
+        <w:jc w:val="both"/>
+      </w:pPr>
+      <w:r>
+        <w:rPr>
+          <w:b w:val="0"/>
+          <w:i w:val="0"/>
+        </w:rPr>
+        <w:t xml:space="preserve">Two structural features of the problem limit what this analysis can show. The benchmark's own feature-importance analysis for its downstream model </w:t>
+      </w:r>
+      <w:r>
+        <w:rPr>
+          <w:b/>
+          <w:i w:val="0"/>
+          <w:color w:val="C00000"/>
+        </w:rPr>
+        <w:t>[REF: Jia et al., Supporting Information, Table S6]</w:t>
+      </w:r>
+      <w:r>
+        <w:rPr>
+          <w:b w:val="0"/>
+          <w:i w:val="0"/>
+        </w:rPr>
+        <w:t xml:space="preserve"> ranks CL and VDss far above the remaining parameters, with Fu last, which supports propagating exactly those two but also implies that improvements concentrated in the other parameters cannot express themselves downstream. More fundamentally, the endpoints on which the proposed models improve most — the two pKa constants — have almost no influence on exposure in this framework, while the endpoint that dominates exposure, CL, is the one on which the two models are closest. A substantial gain in pKa prediction can therefore coexist with no measurable gain in predicted exposure without any inconsistency. Confirming this properly would require the observed concentration–time data, which is not publicly available for this benchmark; the comparison reported here is the strongest that can be made without it.</w:t>
+      </w:r>
+    </w:p>
+    <w:p>
+      <w:pPr>
+        <w:pStyle w:val="Heading2"/>
+      </w:pPr>
+      <w:r>
+        <w:t>D. Limitations</w:t>
+      </w:r>
+    </w:p>
+    <w:p>
+      <w:pPr>
+        <w:jc w:val="both"/>
+      </w:pPr>
+      <w:r>
+        <w:rPr>
+          <w:b w:val="0"/>
+          <w:i w:val="0"/>
+        </w:rPr>
+        <w:t>Each endpoint is evaluated on a single official held-out split, so the results characterize performance on those particular compounds and inherit their composition. The CL and VDss splits contain 177 compounds each, and the paired comparison of Table IV and the exposure analysis of Table VIII rest on 106; at these sizes only large differences resolve, and the absence of a resolved difference is not evidence of equivalence. No cross-validated estimate for the final models is reported here, so the stability of these results across alternative partitions of the same data is not established.</w:t>
+      </w:r>
+    </w:p>
+    <w:p>
+      <w:pPr>
+        <w:jc w:val="both"/>
+      </w:pPr>
+      <w:r>
+        <w:rPr>
+          <w:b w:val="0"/>
+          <w:i w:val="0"/>
+        </w:rPr>
+        <w:t>The comparison is against a single published benchmark, and for most of the test data that benchmark reports aggregate values only, which is why Table III can report no more than whether a published point estimate falls inside a confidence interval. Published values were transcribed from the source and should be re-verified before submission. The classical baselines of Section D use library defaults and are intended as a reference point for the difficulty of each endpoint, not as tuned competitors.</w:t>
+      </w:r>
+    </w:p>
+    <w:p>
+      <w:pPr>
+        <w:jc w:val="both"/>
+      </w:pPr>
+      <w:r>
+        <w:rPr>
+          <w:b w:val="0"/>
+          <w:i w:val="0"/>
+        </w:rPr>
+        <w:t>The exposure analysis of Section F inherits the assumptions of a one-compartment intravenous model with linear kinetics and a 1 mg/kg normalization. Real disposition is frequently multi-compartmental, and the model cannot represent tissue partitioning, protein binding or saturable elimination; its value here is that it is identical across the arms being compared, not that it describes any compound exactly. Its results therefore bound how much the parameter improvements could matter under that model, and say nothing about absolute profile accuracy.</w:t>
+      </w:r>
+    </w:p>
+    <w:p>
+      <w:pPr>
+        <w:pStyle w:val="Heading1"/>
+      </w:pPr>
+      <w:r>
+        <w:t>VII. Conclusion</w:t>
+      </w:r>
+    </w:p>
+    <w:p>
+      <w:pPr>
+        <w:jc w:val="both"/>
+      </w:pPr>
+      <w:r>
+        <w:rPr>
+          <w:b w:val="0"/>
+          <w:i w:val="0"/>
+        </w:rPr>
+        <w:t>This work reproduced and extended the first stage of a published intravenous pharmacokinetics benchmark, training a graph message-passing network for the two pKa endpoints and a family of factorized-descriptor networks for clearance, volume of distribution and fraction unbound, each as a 10-seed ensemble fitted on the official training split and scored once on the official held-out test split. On the pKa endpoints the proposed models improve on the benchmark substantially and the improvement is statistically resolved, both against the published values and, on the subset where the benchmark's per-compound predictions are available, by a paired test: R² rises to 0.969 and 0.950 for the acidic and basic endpoints, with mean absolute errors of 0.424 and 0.406 pKa units. On clearance, volume of distribution and fraction unbound the proposed models are comparable to the benchmark, better on several point estimates and worse on others, with no difference resolved.</w:t>
+      </w:r>
+    </w:p>
+    <w:p>
+      <w:pPr>
+        <w:jc w:val="both"/>
+      </w:pPr>
+      <w:r>
+        <w:rPr>
+          <w:b w:val="0"/>
+          <w:i w:val="0"/>
+        </w:rPr>
+        <w:t>Propagating the predicted parameters through a fixed one-compartment exposure model produced no resolved improvement in predicted AUC or Cmax. That outcome is consistent with the parameter-level results rather than in tension with them, since exposure in this framework is governed largely by clearance, the endpoint on which the two models are closest, and is insensitive to the pKa constants on which they differ most. Establishing whether improved parameter prediction benefits full concentration–time prediction would require the observed profile data underlying the benchmark.</w:t>
+      </w:r>
+    </w:p>
+    <w:p>
+      <w:pPr>
+        <w:jc w:val="both"/>
+      </w:pPr>
+      <w:r>
+        <w:rPr>
+          <w:b w:val="0"/>
+          <w:i w:val="0"/>
+        </w:rPr>
+        <w:t>Two methodological points generalize beyond this benchmark. Multi-seed ensembling changed the sign of several comparisons relative to single models and should be reported explicitly rather than left implicit. And across the ablations, differences between architectural variants were frequently smaller than the variation between random seeds of the same architecture, so claims about component contributions on test sets of this size require seed-level variability to be quantified before they can be sustained.</w:t>
+      </w:r>
     </w:p>
     <w:sectPr>
       <w:pgSz w:w="12240" w:h="15840"/>

--- a/manuscript/Results_section_draft.docx
+++ b/manuscript/Results_section_draft.docx
@@ -178,6 +178,8 @@
         <w:jc w:val="center"/>
         <w:tblLayout w:type="fixed"/>
         <w:tblLook w:firstColumn="1" w:firstRow="1" w:lastColumn="0" w:lastRow="0" w:noHBand="0" w:noVBand="1" w:val="04A0"/>
+        <w:tblLayout w:type="fixed"/>
+        <w:tblW w:w="9360" w:type="dxa"/>
       </w:tblPr>
       <w:tblGrid>
         <w:gridCol w:w="2340"/>
@@ -188,7 +190,7 @@
       <w:tr>
         <w:tc>
           <w:tcPr>
-            <w:tcW w:type="dxa" w:w="2160"/>
+            <w:tcW w:type="dxa" w:w="2700"/>
             <w:tcBorders>
               <w:top w:val="single" w:sz="6" w:space="0" w:color="000000"/>
               <w:bottom w:val="single" w:sz="6" w:space="0" w:color="000000"/>
@@ -211,7 +213,7 @@
         </w:tc>
         <w:tc>
           <w:tcPr>
-            <w:tcW w:type="dxa" w:w="1008"/>
+            <w:tcW w:type="dxa" w:w="1260"/>
             <w:tcBorders>
               <w:top w:val="single" w:sz="6" w:space="0" w:color="000000"/>
               <w:bottom w:val="single" w:sz="6" w:space="0" w:color="000000"/>
@@ -234,7 +236,7 @@
         </w:tc>
         <w:tc>
           <w:tcPr>
-            <w:tcW w:type="dxa" w:w="2448"/>
+            <w:tcW w:type="dxa" w:w="3060"/>
             <w:tcBorders>
               <w:top w:val="single" w:sz="6" w:space="0" w:color="000000"/>
               <w:bottom w:val="single" w:sz="6" w:space="0" w:color="000000"/>
@@ -257,7 +259,7 @@
         </w:tc>
         <w:tc>
           <w:tcPr>
-            <w:tcW w:type="dxa" w:w="1872"/>
+            <w:tcW w:type="dxa" w:w="2340"/>
             <w:tcBorders>
               <w:top w:val="single" w:sz="6" w:space="0" w:color="000000"/>
               <w:bottom w:val="single" w:sz="6" w:space="0" w:color="000000"/>
@@ -282,7 +284,7 @@
       <w:tr>
         <w:tc>
           <w:tcPr>
-            <w:tcW w:type="dxa" w:w="2160"/>
+            <w:tcW w:type="dxa" w:w="2700"/>
           </w:tcPr>
           <w:p>
             <w:pPr>
@@ -300,7 +302,7 @@
         </w:tc>
         <w:tc>
           <w:tcPr>
-            <w:tcW w:type="dxa" w:w="1008"/>
+            <w:tcW w:type="dxa" w:w="1260"/>
           </w:tcPr>
           <w:p>
             <w:pPr>
@@ -318,7 +320,7 @@
         </w:tc>
         <w:tc>
           <w:tcPr>
-            <w:tcW w:type="dxa" w:w="2448"/>
+            <w:tcW w:type="dxa" w:w="3060"/>
           </w:tcPr>
           <w:p>
             <w:pPr>
@@ -336,7 +338,7 @@
         </w:tc>
         <w:tc>
           <w:tcPr>
-            <w:tcW w:type="dxa" w:w="1872"/>
+            <w:tcW w:type="dxa" w:w="2340"/>
           </w:tcPr>
           <w:p>
             <w:pPr>
@@ -356,7 +358,7 @@
       <w:tr>
         <w:tc>
           <w:tcPr>
-            <w:tcW w:type="dxa" w:w="2160"/>
+            <w:tcW w:type="dxa" w:w="2700"/>
           </w:tcPr>
           <w:p>
             <w:pPr>
@@ -373,7 +375,7 @@
         </w:tc>
         <w:tc>
           <w:tcPr>
-            <w:tcW w:type="dxa" w:w="1008"/>
+            <w:tcW w:type="dxa" w:w="1260"/>
           </w:tcPr>
           <w:p>
             <w:pPr>
@@ -391,7 +393,7 @@
         </w:tc>
         <w:tc>
           <w:tcPr>
-            <w:tcW w:type="dxa" w:w="2448"/>
+            <w:tcW w:type="dxa" w:w="3060"/>
           </w:tcPr>
           <w:p>
             <w:pPr>
@@ -409,7 +411,7 @@
         </w:tc>
         <w:tc>
           <w:tcPr>
-            <w:tcW w:type="dxa" w:w="1872"/>
+            <w:tcW w:type="dxa" w:w="2340"/>
           </w:tcPr>
           <w:p>
             <w:pPr>
@@ -429,7 +431,7 @@
       <w:tr>
         <w:tc>
           <w:tcPr>
-            <w:tcW w:type="dxa" w:w="2160"/>
+            <w:tcW w:type="dxa" w:w="2700"/>
           </w:tcPr>
           <w:p>
             <w:pPr>
@@ -446,7 +448,7 @@
         </w:tc>
         <w:tc>
           <w:tcPr>
-            <w:tcW w:type="dxa" w:w="1008"/>
+            <w:tcW w:type="dxa" w:w="1260"/>
           </w:tcPr>
           <w:p>
             <w:pPr>
@@ -464,7 +466,7 @@
         </w:tc>
         <w:tc>
           <w:tcPr>
-            <w:tcW w:type="dxa" w:w="2448"/>
+            <w:tcW w:type="dxa" w:w="3060"/>
           </w:tcPr>
           <w:p>
             <w:pPr>
@@ -482,7 +484,7 @@
         </w:tc>
         <w:tc>
           <w:tcPr>
-            <w:tcW w:type="dxa" w:w="1872"/>
+            <w:tcW w:type="dxa" w:w="2340"/>
           </w:tcPr>
           <w:p>
             <w:pPr>
@@ -502,7 +504,7 @@
       <w:tr>
         <w:tc>
           <w:tcPr>
-            <w:tcW w:type="dxa" w:w="2160"/>
+            <w:tcW w:type="dxa" w:w="2700"/>
           </w:tcPr>
           <w:p>
             <w:pPr>
@@ -519,7 +521,7 @@
         </w:tc>
         <w:tc>
           <w:tcPr>
-            <w:tcW w:type="dxa" w:w="1008"/>
+            <w:tcW w:type="dxa" w:w="1260"/>
           </w:tcPr>
           <w:p>
             <w:pPr>
@@ -537,7 +539,7 @@
         </w:tc>
         <w:tc>
           <w:tcPr>
-            <w:tcW w:type="dxa" w:w="2448"/>
+            <w:tcW w:type="dxa" w:w="3060"/>
           </w:tcPr>
           <w:p>
             <w:pPr>
@@ -555,7 +557,7 @@
         </w:tc>
         <w:tc>
           <w:tcPr>
-            <w:tcW w:type="dxa" w:w="1872"/>
+            <w:tcW w:type="dxa" w:w="2340"/>
           </w:tcPr>
           <w:p>
             <w:pPr>
@@ -575,7 +577,7 @@
       <w:tr>
         <w:tc>
           <w:tcPr>
-            <w:tcW w:type="dxa" w:w="2160"/>
+            <w:tcW w:type="dxa" w:w="2700"/>
           </w:tcPr>
           <w:p>
             <w:pPr>
@@ -593,7 +595,7 @@
         </w:tc>
         <w:tc>
           <w:tcPr>
-            <w:tcW w:type="dxa" w:w="1008"/>
+            <w:tcW w:type="dxa" w:w="1260"/>
           </w:tcPr>
           <w:p>
             <w:pPr>
@@ -611,7 +613,7 @@
         </w:tc>
         <w:tc>
           <w:tcPr>
-            <w:tcW w:type="dxa" w:w="2448"/>
+            <w:tcW w:type="dxa" w:w="3060"/>
           </w:tcPr>
           <w:p>
             <w:pPr>
@@ -629,7 +631,7 @@
         </w:tc>
         <w:tc>
           <w:tcPr>
-            <w:tcW w:type="dxa" w:w="1872"/>
+            <w:tcW w:type="dxa" w:w="2340"/>
           </w:tcPr>
           <w:p>
             <w:pPr>
@@ -649,7 +651,7 @@
       <w:tr>
         <w:tc>
           <w:tcPr>
-            <w:tcW w:type="dxa" w:w="2160"/>
+            <w:tcW w:type="dxa" w:w="2700"/>
           </w:tcPr>
           <w:p>
             <w:pPr>
@@ -666,7 +668,7 @@
         </w:tc>
         <w:tc>
           <w:tcPr>
-            <w:tcW w:type="dxa" w:w="1008"/>
+            <w:tcW w:type="dxa" w:w="1260"/>
           </w:tcPr>
           <w:p>
             <w:pPr>
@@ -684,7 +686,7 @@
         </w:tc>
         <w:tc>
           <w:tcPr>
-            <w:tcW w:type="dxa" w:w="2448"/>
+            <w:tcW w:type="dxa" w:w="3060"/>
           </w:tcPr>
           <w:p>
             <w:pPr>
@@ -702,7 +704,7 @@
         </w:tc>
         <w:tc>
           <w:tcPr>
-            <w:tcW w:type="dxa" w:w="1872"/>
+            <w:tcW w:type="dxa" w:w="2340"/>
           </w:tcPr>
           <w:p>
             <w:pPr>
@@ -722,7 +724,7 @@
       <w:tr>
         <w:tc>
           <w:tcPr>
-            <w:tcW w:type="dxa" w:w="2160"/>
+            <w:tcW w:type="dxa" w:w="2700"/>
           </w:tcPr>
           <w:p>
             <w:pPr>
@@ -739,7 +741,7 @@
         </w:tc>
         <w:tc>
           <w:tcPr>
-            <w:tcW w:type="dxa" w:w="1008"/>
+            <w:tcW w:type="dxa" w:w="1260"/>
           </w:tcPr>
           <w:p>
             <w:pPr>
@@ -757,7 +759,7 @@
         </w:tc>
         <w:tc>
           <w:tcPr>
-            <w:tcW w:type="dxa" w:w="2448"/>
+            <w:tcW w:type="dxa" w:w="3060"/>
           </w:tcPr>
           <w:p>
             <w:pPr>
@@ -775,7 +777,7 @@
         </w:tc>
         <w:tc>
           <w:tcPr>
-            <w:tcW w:type="dxa" w:w="1872"/>
+            <w:tcW w:type="dxa" w:w="2340"/>
           </w:tcPr>
           <w:p>
             <w:pPr>
@@ -795,7 +797,7 @@
       <w:tr>
         <w:tc>
           <w:tcPr>
-            <w:tcW w:type="dxa" w:w="2160"/>
+            <w:tcW w:type="dxa" w:w="2700"/>
             <w:tcBorders>
               <w:bottom w:val="single" w:sz="6" w:space="0" w:color="000000"/>
             </w:tcBorders>
@@ -815,7 +817,7 @@
         </w:tc>
         <w:tc>
           <w:tcPr>
-            <w:tcW w:type="dxa" w:w="1008"/>
+            <w:tcW w:type="dxa" w:w="1260"/>
             <w:tcBorders>
               <w:bottom w:val="single" w:sz="6" w:space="0" w:color="000000"/>
             </w:tcBorders>
@@ -836,7 +838,7 @@
         </w:tc>
         <w:tc>
           <w:tcPr>
-            <w:tcW w:type="dxa" w:w="2448"/>
+            <w:tcW w:type="dxa" w:w="3060"/>
             <w:tcBorders>
               <w:bottom w:val="single" w:sz="6" w:space="0" w:color="000000"/>
             </w:tcBorders>
@@ -857,7 +859,7 @@
         </w:tc>
         <w:tc>
           <w:tcPr>
-            <w:tcW w:type="dxa" w:w="1872"/>
+            <w:tcW w:type="dxa" w:w="2340"/>
             <w:tcBorders>
               <w:bottom w:val="single" w:sz="6" w:space="0" w:color="000000"/>
             </w:tcBorders>
@@ -920,6 +922,8 @@
         <w:jc w:val="center"/>
         <w:tblLayout w:type="fixed"/>
         <w:tblLook w:firstColumn="1" w:firstRow="1" w:lastColumn="0" w:lastRow="0" w:noHBand="0" w:noVBand="1" w:val="04A0"/>
+        <w:tblLayout w:type="fixed"/>
+        <w:tblW w:w="9360" w:type="dxa"/>
       </w:tblPr>
       <w:tblGrid>
         <w:gridCol w:w="2340"/>
@@ -930,7 +934,7 @@
       <w:tr>
         <w:tc>
           <w:tcPr>
-            <w:tcW w:type="dxa" w:w="3024"/>
+            <w:tcW w:type="dxa" w:w="3640"/>
             <w:tcBorders>
               <w:top w:val="single" w:sz="6" w:space="0" w:color="000000"/>
               <w:bottom w:val="single" w:sz="6" w:space="0" w:color="000000"/>
@@ -953,7 +957,7 @@
         </w:tc>
         <w:tc>
           <w:tcPr>
-            <w:tcW w:type="dxa" w:w="864"/>
+            <w:tcW w:type="dxa" w:w="1040"/>
             <w:tcBorders>
               <w:top w:val="single" w:sz="6" w:space="0" w:color="000000"/>
               <w:bottom w:val="single" w:sz="6" w:space="0" w:color="000000"/>
@@ -976,7 +980,7 @@
         </w:tc>
         <w:tc>
           <w:tcPr>
-            <w:tcW w:type="dxa" w:w="2160"/>
+            <w:tcW w:type="dxa" w:w="2600"/>
             <w:tcBorders>
               <w:top w:val="single" w:sz="6" w:space="0" w:color="000000"/>
               <w:bottom w:val="single" w:sz="6" w:space="0" w:color="000000"/>
@@ -999,7 +1003,7 @@
         </w:tc>
         <w:tc>
           <w:tcPr>
-            <w:tcW w:type="dxa" w:w="1728"/>
+            <w:tcW w:type="dxa" w:w="2080"/>
             <w:tcBorders>
               <w:top w:val="single" w:sz="6" w:space="0" w:color="000000"/>
               <w:bottom w:val="single" w:sz="6" w:space="0" w:color="000000"/>
@@ -1024,7 +1028,7 @@
       <w:tr>
         <w:tc>
           <w:tcPr>
-            <w:tcW w:type="dxa" w:w="3024"/>
+            <w:tcW w:type="dxa" w:w="3640"/>
           </w:tcPr>
           <w:p>
             <w:pPr>
@@ -1042,7 +1046,7 @@
         </w:tc>
         <w:tc>
           <w:tcPr>
-            <w:tcW w:type="dxa" w:w="864"/>
+            <w:tcW w:type="dxa" w:w="1040"/>
           </w:tcPr>
           <w:p>
             <w:pPr>
@@ -1060,7 +1064,7 @@
         </w:tc>
         <w:tc>
           <w:tcPr>
-            <w:tcW w:type="dxa" w:w="2160"/>
+            <w:tcW w:type="dxa" w:w="2600"/>
           </w:tcPr>
           <w:p>
             <w:pPr>
@@ -1078,7 +1082,7 @@
         </w:tc>
         <w:tc>
           <w:tcPr>
-            <w:tcW w:type="dxa" w:w="1728"/>
+            <w:tcW w:type="dxa" w:w="2080"/>
           </w:tcPr>
           <w:p>
             <w:pPr>
@@ -1098,7 +1102,7 @@
       <w:tr>
         <w:tc>
           <w:tcPr>
-            <w:tcW w:type="dxa" w:w="3024"/>
+            <w:tcW w:type="dxa" w:w="3640"/>
           </w:tcPr>
           <w:p>
             <w:pPr>
@@ -1115,7 +1119,7 @@
         </w:tc>
         <w:tc>
           <w:tcPr>
-            <w:tcW w:type="dxa" w:w="864"/>
+            <w:tcW w:type="dxa" w:w="1040"/>
           </w:tcPr>
           <w:p>
             <w:pPr>
@@ -1133,7 +1137,7 @@
         </w:tc>
         <w:tc>
           <w:tcPr>
-            <w:tcW w:type="dxa" w:w="2160"/>
+            <w:tcW w:type="dxa" w:w="2600"/>
           </w:tcPr>
           <w:p>
             <w:pPr>
@@ -1151,7 +1155,7 @@
         </w:tc>
         <w:tc>
           <w:tcPr>
-            <w:tcW w:type="dxa" w:w="1728"/>
+            <w:tcW w:type="dxa" w:w="2080"/>
           </w:tcPr>
           <w:p>
             <w:pPr>
@@ -1171,7 +1175,7 @@
       <w:tr>
         <w:tc>
           <w:tcPr>
-            <w:tcW w:type="dxa" w:w="3024"/>
+            <w:tcW w:type="dxa" w:w="3640"/>
           </w:tcPr>
           <w:p>
             <w:pPr>
@@ -1188,7 +1192,7 @@
         </w:tc>
         <w:tc>
           <w:tcPr>
-            <w:tcW w:type="dxa" w:w="864"/>
+            <w:tcW w:type="dxa" w:w="1040"/>
           </w:tcPr>
           <w:p>
             <w:pPr>
@@ -1206,7 +1210,7 @@
         </w:tc>
         <w:tc>
           <w:tcPr>
-            <w:tcW w:type="dxa" w:w="2160"/>
+            <w:tcW w:type="dxa" w:w="2600"/>
           </w:tcPr>
           <w:p>
             <w:pPr>
@@ -1224,7 +1228,7 @@
         </w:tc>
         <w:tc>
           <w:tcPr>
-            <w:tcW w:type="dxa" w:w="1728"/>
+            <w:tcW w:type="dxa" w:w="2080"/>
           </w:tcPr>
           <w:p>
             <w:pPr>
@@ -1244,7 +1248,7 @@
       <w:tr>
         <w:tc>
           <w:tcPr>
-            <w:tcW w:type="dxa" w:w="3024"/>
+            <w:tcW w:type="dxa" w:w="3640"/>
           </w:tcPr>
           <w:p>
             <w:pPr>
@@ -1261,7 +1265,7 @@
         </w:tc>
         <w:tc>
           <w:tcPr>
-            <w:tcW w:type="dxa" w:w="864"/>
+            <w:tcW w:type="dxa" w:w="1040"/>
           </w:tcPr>
           <w:p>
             <w:pPr>
@@ -1279,7 +1283,7 @@
         </w:tc>
         <w:tc>
           <w:tcPr>
-            <w:tcW w:type="dxa" w:w="2160"/>
+            <w:tcW w:type="dxa" w:w="2600"/>
           </w:tcPr>
           <w:p>
             <w:pPr>
@@ -1297,7 +1301,7 @@
         </w:tc>
         <w:tc>
           <w:tcPr>
-            <w:tcW w:type="dxa" w:w="1728"/>
+            <w:tcW w:type="dxa" w:w="2080"/>
           </w:tcPr>
           <w:p>
             <w:pPr>
@@ -1317,7 +1321,7 @@
       <w:tr>
         <w:tc>
           <w:tcPr>
-            <w:tcW w:type="dxa" w:w="3024"/>
+            <w:tcW w:type="dxa" w:w="3640"/>
           </w:tcPr>
           <w:p>
             <w:pPr>
@@ -1334,7 +1338,7 @@
         </w:tc>
         <w:tc>
           <w:tcPr>
-            <w:tcW w:type="dxa" w:w="864"/>
+            <w:tcW w:type="dxa" w:w="1040"/>
           </w:tcPr>
           <w:p>
             <w:pPr>
@@ -1352,7 +1356,7 @@
         </w:tc>
         <w:tc>
           <w:tcPr>
-            <w:tcW w:type="dxa" w:w="2160"/>
+            <w:tcW w:type="dxa" w:w="2600"/>
           </w:tcPr>
           <w:p>
             <w:pPr>
@@ -1370,7 +1374,7 @@
         </w:tc>
         <w:tc>
           <w:tcPr>
-            <w:tcW w:type="dxa" w:w="1728"/>
+            <w:tcW w:type="dxa" w:w="2080"/>
           </w:tcPr>
           <w:p>
             <w:pPr>
@@ -1390,7 +1394,7 @@
       <w:tr>
         <w:tc>
           <w:tcPr>
-            <w:tcW w:type="dxa" w:w="3024"/>
+            <w:tcW w:type="dxa" w:w="3640"/>
           </w:tcPr>
           <w:p>
             <w:pPr>
@@ -1408,7 +1412,7 @@
         </w:tc>
         <w:tc>
           <w:tcPr>
-            <w:tcW w:type="dxa" w:w="864"/>
+            <w:tcW w:type="dxa" w:w="1040"/>
           </w:tcPr>
           <w:p>
             <w:pPr>
@@ -1426,7 +1430,7 @@
         </w:tc>
         <w:tc>
           <w:tcPr>
-            <w:tcW w:type="dxa" w:w="2160"/>
+            <w:tcW w:type="dxa" w:w="2600"/>
           </w:tcPr>
           <w:p>
             <w:pPr>
@@ -1444,7 +1448,7 @@
         </w:tc>
         <w:tc>
           <w:tcPr>
-            <w:tcW w:type="dxa" w:w="1728"/>
+            <w:tcW w:type="dxa" w:w="2080"/>
           </w:tcPr>
           <w:p>
             <w:pPr>
@@ -1464,7 +1468,7 @@
       <w:tr>
         <w:tc>
           <w:tcPr>
-            <w:tcW w:type="dxa" w:w="3024"/>
+            <w:tcW w:type="dxa" w:w="3640"/>
           </w:tcPr>
           <w:p>
             <w:pPr>
@@ -1481,7 +1485,7 @@
         </w:tc>
         <w:tc>
           <w:tcPr>
-            <w:tcW w:type="dxa" w:w="864"/>
+            <w:tcW w:type="dxa" w:w="1040"/>
           </w:tcPr>
           <w:p>
             <w:pPr>
@@ -1499,7 +1503,7 @@
         </w:tc>
         <w:tc>
           <w:tcPr>
-            <w:tcW w:type="dxa" w:w="2160"/>
+            <w:tcW w:type="dxa" w:w="2600"/>
           </w:tcPr>
           <w:p>
             <w:pPr>
@@ -1517,7 +1521,7 @@
         </w:tc>
         <w:tc>
           <w:tcPr>
-            <w:tcW w:type="dxa" w:w="1728"/>
+            <w:tcW w:type="dxa" w:w="2080"/>
           </w:tcPr>
           <w:p>
             <w:pPr>
@@ -1537,7 +1541,7 @@
       <w:tr>
         <w:tc>
           <w:tcPr>
-            <w:tcW w:type="dxa" w:w="3024"/>
+            <w:tcW w:type="dxa" w:w="3640"/>
           </w:tcPr>
           <w:p>
             <w:pPr>
@@ -1554,7 +1558,7 @@
         </w:tc>
         <w:tc>
           <w:tcPr>
-            <w:tcW w:type="dxa" w:w="864"/>
+            <w:tcW w:type="dxa" w:w="1040"/>
           </w:tcPr>
           <w:p>
             <w:pPr>
@@ -1572,7 +1576,7 @@
         </w:tc>
         <w:tc>
           <w:tcPr>
-            <w:tcW w:type="dxa" w:w="2160"/>
+            <w:tcW w:type="dxa" w:w="2600"/>
           </w:tcPr>
           <w:p>
             <w:pPr>
@@ -1590,7 +1594,7 @@
         </w:tc>
         <w:tc>
           <w:tcPr>
-            <w:tcW w:type="dxa" w:w="1728"/>
+            <w:tcW w:type="dxa" w:w="2080"/>
           </w:tcPr>
           <w:p>
             <w:pPr>
@@ -1610,7 +1614,7 @@
       <w:tr>
         <w:tc>
           <w:tcPr>
-            <w:tcW w:type="dxa" w:w="3024"/>
+            <w:tcW w:type="dxa" w:w="3640"/>
           </w:tcPr>
           <w:p>
             <w:pPr>
@@ -1627,7 +1631,7 @@
         </w:tc>
         <w:tc>
           <w:tcPr>
-            <w:tcW w:type="dxa" w:w="864"/>
+            <w:tcW w:type="dxa" w:w="1040"/>
           </w:tcPr>
           <w:p>
             <w:pPr>
@@ -1645,7 +1649,7 @@
         </w:tc>
         <w:tc>
           <w:tcPr>
-            <w:tcW w:type="dxa" w:w="2160"/>
+            <w:tcW w:type="dxa" w:w="2600"/>
           </w:tcPr>
           <w:p>
             <w:pPr>
@@ -1663,7 +1667,7 @@
         </w:tc>
         <w:tc>
           <w:tcPr>
-            <w:tcW w:type="dxa" w:w="1728"/>
+            <w:tcW w:type="dxa" w:w="2080"/>
           </w:tcPr>
           <w:p>
             <w:pPr>
@@ -1683,7 +1687,7 @@
       <w:tr>
         <w:tc>
           <w:tcPr>
-            <w:tcW w:type="dxa" w:w="3024"/>
+            <w:tcW w:type="dxa" w:w="3640"/>
           </w:tcPr>
           <w:p>
             <w:pPr>
@@ -1700,7 +1704,7 @@
         </w:tc>
         <w:tc>
           <w:tcPr>
-            <w:tcW w:type="dxa" w:w="864"/>
+            <w:tcW w:type="dxa" w:w="1040"/>
           </w:tcPr>
           <w:p>
             <w:pPr>
@@ -1718,7 +1722,7 @@
         </w:tc>
         <w:tc>
           <w:tcPr>
-            <w:tcW w:type="dxa" w:w="2160"/>
+            <w:tcW w:type="dxa" w:w="2600"/>
           </w:tcPr>
           <w:p>
             <w:pPr>
@@ -1736,7 +1740,7 @@
         </w:tc>
         <w:tc>
           <w:tcPr>
-            <w:tcW w:type="dxa" w:w="1728"/>
+            <w:tcW w:type="dxa" w:w="2080"/>
           </w:tcPr>
           <w:p>
             <w:pPr>
@@ -1756,7 +1760,7 @@
       <w:tr>
         <w:tc>
           <w:tcPr>
-            <w:tcW w:type="dxa" w:w="3024"/>
+            <w:tcW w:type="dxa" w:w="3640"/>
           </w:tcPr>
           <w:p>
             <w:pPr>
@@ -1774,7 +1778,7 @@
         </w:tc>
         <w:tc>
           <w:tcPr>
-            <w:tcW w:type="dxa" w:w="864"/>
+            <w:tcW w:type="dxa" w:w="1040"/>
           </w:tcPr>
           <w:p>
             <w:pPr>
@@ -1792,7 +1796,7 @@
         </w:tc>
         <w:tc>
           <w:tcPr>
-            <w:tcW w:type="dxa" w:w="2160"/>
+            <w:tcW w:type="dxa" w:w="2600"/>
           </w:tcPr>
           <w:p>
             <w:pPr>
@@ -1810,7 +1814,7 @@
         </w:tc>
         <w:tc>
           <w:tcPr>
-            <w:tcW w:type="dxa" w:w="1728"/>
+            <w:tcW w:type="dxa" w:w="2080"/>
           </w:tcPr>
           <w:p>
             <w:pPr>
@@ -1830,7 +1834,7 @@
       <w:tr>
         <w:tc>
           <w:tcPr>
-            <w:tcW w:type="dxa" w:w="3024"/>
+            <w:tcW w:type="dxa" w:w="3640"/>
           </w:tcPr>
           <w:p>
             <w:pPr>
@@ -1847,7 +1851,7 @@
         </w:tc>
         <w:tc>
           <w:tcPr>
-            <w:tcW w:type="dxa" w:w="864"/>
+            <w:tcW w:type="dxa" w:w="1040"/>
           </w:tcPr>
           <w:p>
             <w:pPr>
@@ -1865,7 +1869,7 @@
         </w:tc>
         <w:tc>
           <w:tcPr>
-            <w:tcW w:type="dxa" w:w="2160"/>
+            <w:tcW w:type="dxa" w:w="2600"/>
           </w:tcPr>
           <w:p>
             <w:pPr>
@@ -1883,7 +1887,7 @@
         </w:tc>
         <w:tc>
           <w:tcPr>
-            <w:tcW w:type="dxa" w:w="1728"/>
+            <w:tcW w:type="dxa" w:w="2080"/>
           </w:tcPr>
           <w:p>
             <w:pPr>
@@ -1903,7 +1907,7 @@
       <w:tr>
         <w:tc>
           <w:tcPr>
-            <w:tcW w:type="dxa" w:w="3024"/>
+            <w:tcW w:type="dxa" w:w="3640"/>
           </w:tcPr>
           <w:p>
             <w:pPr>
@@ -1920,7 +1924,7 @@
         </w:tc>
         <w:tc>
           <w:tcPr>
-            <w:tcW w:type="dxa" w:w="864"/>
+            <w:tcW w:type="dxa" w:w="1040"/>
           </w:tcPr>
           <w:p>
             <w:pPr>
@@ -1938,7 +1942,7 @@
         </w:tc>
         <w:tc>
           <w:tcPr>
-            <w:tcW w:type="dxa" w:w="2160"/>
+            <w:tcW w:type="dxa" w:w="2600"/>
           </w:tcPr>
           <w:p>
             <w:pPr>
@@ -1956,7 +1960,7 @@
         </w:tc>
         <w:tc>
           <w:tcPr>
-            <w:tcW w:type="dxa" w:w="1728"/>
+            <w:tcW w:type="dxa" w:w="2080"/>
           </w:tcPr>
           <w:p>
             <w:pPr>
@@ -1976,7 +1980,7 @@
       <w:tr>
         <w:tc>
           <w:tcPr>
-            <w:tcW w:type="dxa" w:w="3024"/>
+            <w:tcW w:type="dxa" w:w="3640"/>
           </w:tcPr>
           <w:p>
             <w:pPr>
@@ -1993,7 +1997,7 @@
         </w:tc>
         <w:tc>
           <w:tcPr>
-            <w:tcW w:type="dxa" w:w="864"/>
+            <w:tcW w:type="dxa" w:w="1040"/>
           </w:tcPr>
           <w:p>
             <w:pPr>
@@ -2011,7 +2015,7 @@
         </w:tc>
         <w:tc>
           <w:tcPr>
-            <w:tcW w:type="dxa" w:w="2160"/>
+            <w:tcW w:type="dxa" w:w="2600"/>
           </w:tcPr>
           <w:p>
             <w:pPr>
@@ -2029,7 +2033,7 @@
         </w:tc>
         <w:tc>
           <w:tcPr>
-            <w:tcW w:type="dxa" w:w="1728"/>
+            <w:tcW w:type="dxa" w:w="2080"/>
           </w:tcPr>
           <w:p>
             <w:pPr>
@@ -2049,7 +2053,7 @@
       <w:tr>
         <w:tc>
           <w:tcPr>
-            <w:tcW w:type="dxa" w:w="3024"/>
+            <w:tcW w:type="dxa" w:w="3640"/>
             <w:tcBorders>
               <w:bottom w:val="single" w:sz="6" w:space="0" w:color="000000"/>
             </w:tcBorders>
@@ -2069,7 +2073,7 @@
         </w:tc>
         <w:tc>
           <w:tcPr>
-            <w:tcW w:type="dxa" w:w="864"/>
+            <w:tcW w:type="dxa" w:w="1040"/>
             <w:tcBorders>
               <w:bottom w:val="single" w:sz="6" w:space="0" w:color="000000"/>
             </w:tcBorders>
@@ -2090,7 +2094,7 @@
         </w:tc>
         <w:tc>
           <w:tcPr>
-            <w:tcW w:type="dxa" w:w="2160"/>
+            <w:tcW w:type="dxa" w:w="2600"/>
             <w:tcBorders>
               <w:bottom w:val="single" w:sz="6" w:space="0" w:color="000000"/>
             </w:tcBorders>
@@ -2111,7 +2115,7 @@
         </w:tc>
         <w:tc>
           <w:tcPr>
-            <w:tcW w:type="dxa" w:w="1728"/>
+            <w:tcW w:type="dxa" w:w="2080"/>
             <w:tcBorders>
               <w:bottom w:val="single" w:sz="6" w:space="0" w:color="000000"/>
             </w:tcBorders>
@@ -2316,6 +2320,8 @@
         <w:jc w:val="center"/>
         <w:tblLayout w:type="fixed"/>
         <w:tblLook w:firstColumn="1" w:firstRow="1" w:lastColumn="0" w:lastRow="0" w:noHBand="0" w:noVBand="1" w:val="04A0"/>
+        <w:tblLayout w:type="fixed"/>
+        <w:tblW w:w="9360" w:type="dxa"/>
       </w:tblPr>
       <w:tblGrid>
         <w:gridCol w:w="1337"/>
@@ -2329,7 +2335,7 @@
       <w:tr>
         <w:tc>
           <w:tcPr>
-            <w:tcW w:type="dxa" w:w="1368"/>
+            <w:tcW w:type="dxa" w:w="1520"/>
             <w:tcBorders>
               <w:top w:val="single" w:sz="6" w:space="0" w:color="000000"/>
               <w:bottom w:val="single" w:sz="6" w:space="0" w:color="000000"/>
@@ -2352,7 +2358,7 @@
         </w:tc>
         <w:tc>
           <w:tcPr>
-            <w:tcW w:type="dxa" w:w="792"/>
+            <w:tcW w:type="dxa" w:w="880"/>
             <w:tcBorders>
               <w:top w:val="single" w:sz="6" w:space="0" w:color="000000"/>
               <w:bottom w:val="single" w:sz="6" w:space="0" w:color="000000"/>
@@ -2375,7 +2381,7 @@
         </w:tc>
         <w:tc>
           <w:tcPr>
-            <w:tcW w:type="dxa" w:w="1008"/>
+            <w:tcW w:type="dxa" w:w="1120"/>
             <w:tcBorders>
               <w:top w:val="single" w:sz="6" w:space="0" w:color="000000"/>
               <w:bottom w:val="single" w:sz="6" w:space="0" w:color="000000"/>
@@ -2398,7 +2404,7 @@
         </w:tc>
         <w:tc>
           <w:tcPr>
-            <w:tcW w:type="dxa" w:w="2088"/>
+            <w:tcW w:type="dxa" w:w="2320"/>
             <w:tcBorders>
               <w:top w:val="single" w:sz="6" w:space="0" w:color="000000"/>
               <w:bottom w:val="single" w:sz="6" w:space="0" w:color="000000"/>
@@ -2421,7 +2427,7 @@
         </w:tc>
         <w:tc>
           <w:tcPr>
-            <w:tcW w:type="dxa" w:w="1224"/>
+            <w:tcW w:type="dxa" w:w="1360"/>
             <w:tcBorders>
               <w:top w:val="single" w:sz="6" w:space="0" w:color="000000"/>
               <w:bottom w:val="single" w:sz="6" w:space="0" w:color="000000"/>
@@ -2444,7 +2450,7 @@
         </w:tc>
         <w:tc>
           <w:tcPr>
-            <w:tcW w:type="dxa" w:w="936"/>
+            <w:tcW w:type="dxa" w:w="1040"/>
             <w:tcBorders>
               <w:top w:val="single" w:sz="6" w:space="0" w:color="000000"/>
               <w:bottom w:val="single" w:sz="6" w:space="0" w:color="000000"/>
@@ -2467,7 +2473,7 @@
         </w:tc>
         <w:tc>
           <w:tcPr>
-            <w:tcW w:type="dxa" w:w="1008"/>
+            <w:tcW w:type="dxa" w:w="1120"/>
             <w:tcBorders>
               <w:top w:val="single" w:sz="6" w:space="0" w:color="000000"/>
               <w:bottom w:val="single" w:sz="6" w:space="0" w:color="000000"/>
@@ -2492,7 +2498,7 @@
       <w:tr>
         <w:tc>
           <w:tcPr>
-            <w:tcW w:type="dxa" w:w="1368"/>
+            <w:tcW w:type="dxa" w:w="1520"/>
           </w:tcPr>
           <w:p>
             <w:pPr>
@@ -2510,7 +2516,7 @@
         </w:tc>
         <w:tc>
           <w:tcPr>
-            <w:tcW w:type="dxa" w:w="792"/>
+            <w:tcW w:type="dxa" w:w="880"/>
           </w:tcPr>
           <w:p>
             <w:pPr>
@@ -2528,7 +2534,7 @@
         </w:tc>
         <w:tc>
           <w:tcPr>
-            <w:tcW w:type="dxa" w:w="1008"/>
+            <w:tcW w:type="dxa" w:w="1120"/>
           </w:tcPr>
           <w:p>
             <w:pPr>
@@ -2546,7 +2552,7 @@
         </w:tc>
         <w:tc>
           <w:tcPr>
-            <w:tcW w:type="dxa" w:w="2088"/>
+            <w:tcW w:type="dxa" w:w="2320"/>
           </w:tcPr>
           <w:p>
             <w:pPr>
@@ -2565,7 +2571,7 @@
         </w:tc>
         <w:tc>
           <w:tcPr>
-            <w:tcW w:type="dxa" w:w="1224"/>
+            <w:tcW w:type="dxa" w:w="1360"/>
           </w:tcPr>
           <w:p>
             <w:pPr>
@@ -2583,7 +2589,7 @@
         </w:tc>
         <w:tc>
           <w:tcPr>
-            <w:tcW w:type="dxa" w:w="936"/>
+            <w:tcW w:type="dxa" w:w="1040"/>
           </w:tcPr>
           <w:p>
             <w:pPr>
@@ -2601,7 +2607,7 @@
         </w:tc>
         <w:tc>
           <w:tcPr>
-            <w:tcW w:type="dxa" w:w="1008"/>
+            <w:tcW w:type="dxa" w:w="1120"/>
           </w:tcPr>
           <w:p>
             <w:pPr>
@@ -2621,7 +2627,7 @@
       <w:tr>
         <w:tc>
           <w:tcPr>
-            <w:tcW w:type="dxa" w:w="1368"/>
+            <w:tcW w:type="dxa" w:w="1520"/>
           </w:tcPr>
           <w:p>
             <w:pPr>
@@ -2638,7 +2644,7 @@
         </w:tc>
         <w:tc>
           <w:tcPr>
-            <w:tcW w:type="dxa" w:w="792"/>
+            <w:tcW w:type="dxa" w:w="880"/>
           </w:tcPr>
           <w:p>
             <w:pPr>
@@ -2656,7 +2662,7 @@
         </w:tc>
         <w:tc>
           <w:tcPr>
-            <w:tcW w:type="dxa" w:w="1008"/>
+            <w:tcW w:type="dxa" w:w="1120"/>
           </w:tcPr>
           <w:p>
             <w:pPr>
@@ -2674,7 +2680,7 @@
         </w:tc>
         <w:tc>
           <w:tcPr>
-            <w:tcW w:type="dxa" w:w="2088"/>
+            <w:tcW w:type="dxa" w:w="2320"/>
           </w:tcPr>
           <w:p>
             <w:pPr>
@@ -2693,7 +2699,7 @@
         </w:tc>
         <w:tc>
           <w:tcPr>
-            <w:tcW w:type="dxa" w:w="1224"/>
+            <w:tcW w:type="dxa" w:w="1360"/>
           </w:tcPr>
           <w:p>
             <w:pPr>
@@ -2711,7 +2717,7 @@
         </w:tc>
         <w:tc>
           <w:tcPr>
-            <w:tcW w:type="dxa" w:w="936"/>
+            <w:tcW w:type="dxa" w:w="1040"/>
           </w:tcPr>
           <w:p>
             <w:pPr>
@@ -2729,7 +2735,7 @@
         </w:tc>
         <w:tc>
           <w:tcPr>
-            <w:tcW w:type="dxa" w:w="1008"/>
+            <w:tcW w:type="dxa" w:w="1120"/>
           </w:tcPr>
           <w:p>
             <w:pPr>
@@ -2749,7 +2755,7 @@
       <w:tr>
         <w:tc>
           <w:tcPr>
-            <w:tcW w:type="dxa" w:w="1368"/>
+            <w:tcW w:type="dxa" w:w="1520"/>
           </w:tcPr>
           <w:p>
             <w:pPr>
@@ -2766,7 +2772,7 @@
         </w:tc>
         <w:tc>
           <w:tcPr>
-            <w:tcW w:type="dxa" w:w="792"/>
+            <w:tcW w:type="dxa" w:w="880"/>
           </w:tcPr>
           <w:p>
             <w:pPr>
@@ -2784,7 +2790,7 @@
         </w:tc>
         <w:tc>
           <w:tcPr>
-            <w:tcW w:type="dxa" w:w="1008"/>
+            <w:tcW w:type="dxa" w:w="1120"/>
           </w:tcPr>
           <w:p>
             <w:pPr>
@@ -2802,7 +2808,7 @@
         </w:tc>
         <w:tc>
           <w:tcPr>
-            <w:tcW w:type="dxa" w:w="2088"/>
+            <w:tcW w:type="dxa" w:w="2320"/>
           </w:tcPr>
           <w:p>
             <w:pPr>
@@ -2821,7 +2827,7 @@
         </w:tc>
         <w:tc>
           <w:tcPr>
-            <w:tcW w:type="dxa" w:w="1224"/>
+            <w:tcW w:type="dxa" w:w="1360"/>
           </w:tcPr>
           <w:p>
             <w:pPr>
@@ -2839,7 +2845,7 @@
         </w:tc>
         <w:tc>
           <w:tcPr>
-            <w:tcW w:type="dxa" w:w="936"/>
+            <w:tcW w:type="dxa" w:w="1040"/>
           </w:tcPr>
           <w:p>
             <w:pPr>
@@ -2857,7 +2863,7 @@
         </w:tc>
         <w:tc>
           <w:tcPr>
-            <w:tcW w:type="dxa" w:w="1008"/>
+            <w:tcW w:type="dxa" w:w="1120"/>
           </w:tcPr>
           <w:p>
             <w:pPr>
@@ -2877,7 +2883,7 @@
       <w:tr>
         <w:tc>
           <w:tcPr>
-            <w:tcW w:type="dxa" w:w="1368"/>
+            <w:tcW w:type="dxa" w:w="1520"/>
           </w:tcPr>
           <w:p>
             <w:pPr>
@@ -2895,7 +2901,7 @@
         </w:tc>
         <w:tc>
           <w:tcPr>
-            <w:tcW w:type="dxa" w:w="792"/>
+            <w:tcW w:type="dxa" w:w="880"/>
           </w:tcPr>
           <w:p>
             <w:pPr>
@@ -2913,7 +2919,7 @@
         </w:tc>
         <w:tc>
           <w:tcPr>
-            <w:tcW w:type="dxa" w:w="1008"/>
+            <w:tcW w:type="dxa" w:w="1120"/>
           </w:tcPr>
           <w:p>
             <w:pPr>
@@ -2931,7 +2937,7 @@
         </w:tc>
         <w:tc>
           <w:tcPr>
-            <w:tcW w:type="dxa" w:w="2088"/>
+            <w:tcW w:type="dxa" w:w="2320"/>
           </w:tcPr>
           <w:p>
             <w:pPr>
@@ -2950,7 +2956,7 @@
         </w:tc>
         <w:tc>
           <w:tcPr>
-            <w:tcW w:type="dxa" w:w="1224"/>
+            <w:tcW w:type="dxa" w:w="1360"/>
           </w:tcPr>
           <w:p>
             <w:pPr>
@@ -2968,7 +2974,7 @@
         </w:tc>
         <w:tc>
           <w:tcPr>
-            <w:tcW w:type="dxa" w:w="936"/>
+            <w:tcW w:type="dxa" w:w="1040"/>
           </w:tcPr>
           <w:p>
             <w:pPr>
@@ -2986,7 +2992,7 @@
         </w:tc>
         <w:tc>
           <w:tcPr>
-            <w:tcW w:type="dxa" w:w="1008"/>
+            <w:tcW w:type="dxa" w:w="1120"/>
           </w:tcPr>
           <w:p>
             <w:pPr>
@@ -3006,7 +3012,7 @@
       <w:tr>
         <w:tc>
           <w:tcPr>
-            <w:tcW w:type="dxa" w:w="1368"/>
+            <w:tcW w:type="dxa" w:w="1520"/>
           </w:tcPr>
           <w:p>
             <w:pPr>
@@ -3023,7 +3029,7 @@
         </w:tc>
         <w:tc>
           <w:tcPr>
-            <w:tcW w:type="dxa" w:w="792"/>
+            <w:tcW w:type="dxa" w:w="880"/>
           </w:tcPr>
           <w:p>
             <w:pPr>
@@ -3041,7 +3047,7 @@
         </w:tc>
         <w:tc>
           <w:tcPr>
-            <w:tcW w:type="dxa" w:w="1008"/>
+            <w:tcW w:type="dxa" w:w="1120"/>
           </w:tcPr>
           <w:p>
             <w:pPr>
@@ -3059,7 +3065,7 @@
         </w:tc>
         <w:tc>
           <w:tcPr>
-            <w:tcW w:type="dxa" w:w="2088"/>
+            <w:tcW w:type="dxa" w:w="2320"/>
           </w:tcPr>
           <w:p>
             <w:pPr>
@@ -3078,7 +3084,7 @@
         </w:tc>
         <w:tc>
           <w:tcPr>
-            <w:tcW w:type="dxa" w:w="1224"/>
+            <w:tcW w:type="dxa" w:w="1360"/>
           </w:tcPr>
           <w:p>
             <w:pPr>
@@ -3096,7 +3102,7 @@
         </w:tc>
         <w:tc>
           <w:tcPr>
-            <w:tcW w:type="dxa" w:w="936"/>
+            <w:tcW w:type="dxa" w:w="1040"/>
           </w:tcPr>
           <w:p>
             <w:pPr>
@@ -3114,7 +3120,7 @@
         </w:tc>
         <w:tc>
           <w:tcPr>
-            <w:tcW w:type="dxa" w:w="1008"/>
+            <w:tcW w:type="dxa" w:w="1120"/>
           </w:tcPr>
           <w:p>
             <w:pPr>
@@ -3134,7 +3140,7 @@
       <w:tr>
         <w:tc>
           <w:tcPr>
-            <w:tcW w:type="dxa" w:w="1368"/>
+            <w:tcW w:type="dxa" w:w="1520"/>
           </w:tcPr>
           <w:p>
             <w:pPr>
@@ -3151,7 +3157,7 @@
         </w:tc>
         <w:tc>
           <w:tcPr>
-            <w:tcW w:type="dxa" w:w="792"/>
+            <w:tcW w:type="dxa" w:w="880"/>
           </w:tcPr>
           <w:p>
             <w:pPr>
@@ -3169,7 +3175,7 @@
         </w:tc>
         <w:tc>
           <w:tcPr>
-            <w:tcW w:type="dxa" w:w="1008"/>
+            <w:tcW w:type="dxa" w:w="1120"/>
           </w:tcPr>
           <w:p>
             <w:pPr>
@@ -3187,7 +3193,7 @@
         </w:tc>
         <w:tc>
           <w:tcPr>
-            <w:tcW w:type="dxa" w:w="2088"/>
+            <w:tcW w:type="dxa" w:w="2320"/>
           </w:tcPr>
           <w:p>
             <w:pPr>
@@ -3206,7 +3212,7 @@
         </w:tc>
         <w:tc>
           <w:tcPr>
-            <w:tcW w:type="dxa" w:w="1224"/>
+            <w:tcW w:type="dxa" w:w="1360"/>
           </w:tcPr>
           <w:p>
             <w:pPr>
@@ -3224,7 +3230,7 @@
         </w:tc>
         <w:tc>
           <w:tcPr>
-            <w:tcW w:type="dxa" w:w="936"/>
+            <w:tcW w:type="dxa" w:w="1040"/>
           </w:tcPr>
           <w:p>
             <w:pPr>
@@ -3242,7 +3248,7 @@
         </w:tc>
         <w:tc>
           <w:tcPr>
-            <w:tcW w:type="dxa" w:w="1008"/>
+            <w:tcW w:type="dxa" w:w="1120"/>
           </w:tcPr>
           <w:p>
             <w:pPr>
@@ -3262,7 +3268,7 @@
       <w:tr>
         <w:tc>
           <w:tcPr>
-            <w:tcW w:type="dxa" w:w="1368"/>
+            <w:tcW w:type="dxa" w:w="1520"/>
           </w:tcPr>
           <w:p>
             <w:pPr>
@@ -3280,7 +3286,7 @@
         </w:tc>
         <w:tc>
           <w:tcPr>
-            <w:tcW w:type="dxa" w:w="792"/>
+            <w:tcW w:type="dxa" w:w="880"/>
           </w:tcPr>
           <w:p>
             <w:pPr>
@@ -3298,7 +3304,7 @@
         </w:tc>
         <w:tc>
           <w:tcPr>
-            <w:tcW w:type="dxa" w:w="1008"/>
+            <w:tcW w:type="dxa" w:w="1120"/>
           </w:tcPr>
           <w:p>
             <w:pPr>
@@ -3316,7 +3322,7 @@
         </w:tc>
         <w:tc>
           <w:tcPr>
-            <w:tcW w:type="dxa" w:w="2088"/>
+            <w:tcW w:type="dxa" w:w="2320"/>
           </w:tcPr>
           <w:p>
             <w:pPr>
@@ -3335,7 +3341,7 @@
         </w:tc>
         <w:tc>
           <w:tcPr>
-            <w:tcW w:type="dxa" w:w="1224"/>
+            <w:tcW w:type="dxa" w:w="1360"/>
           </w:tcPr>
           <w:p>
             <w:pPr>
@@ -3353,7 +3359,7 @@
         </w:tc>
         <w:tc>
           <w:tcPr>
-            <w:tcW w:type="dxa" w:w="936"/>
+            <w:tcW w:type="dxa" w:w="1040"/>
           </w:tcPr>
           <w:p>
             <w:pPr>
@@ -3371,7 +3377,7 @@
         </w:tc>
         <w:tc>
           <w:tcPr>
-            <w:tcW w:type="dxa" w:w="1008"/>
+            <w:tcW w:type="dxa" w:w="1120"/>
           </w:tcPr>
           <w:p>
             <w:pPr>
@@ -3391,7 +3397,7 @@
       <w:tr>
         <w:tc>
           <w:tcPr>
-            <w:tcW w:type="dxa" w:w="1368"/>
+            <w:tcW w:type="dxa" w:w="1520"/>
           </w:tcPr>
           <w:p>
             <w:pPr>
@@ -3408,7 +3414,7 @@
         </w:tc>
         <w:tc>
           <w:tcPr>
-            <w:tcW w:type="dxa" w:w="792"/>
+            <w:tcW w:type="dxa" w:w="880"/>
           </w:tcPr>
           <w:p>
             <w:pPr>
@@ -3426,7 +3432,7 @@
         </w:tc>
         <w:tc>
           <w:tcPr>
-            <w:tcW w:type="dxa" w:w="1008"/>
+            <w:tcW w:type="dxa" w:w="1120"/>
           </w:tcPr>
           <w:p>
             <w:pPr>
@@ -3444,7 +3450,7 @@
         </w:tc>
         <w:tc>
           <w:tcPr>
-            <w:tcW w:type="dxa" w:w="2088"/>
+            <w:tcW w:type="dxa" w:w="2320"/>
           </w:tcPr>
           <w:p>
             <w:pPr>
@@ -3463,7 +3469,7 @@
         </w:tc>
         <w:tc>
           <w:tcPr>
-            <w:tcW w:type="dxa" w:w="1224"/>
+            <w:tcW w:type="dxa" w:w="1360"/>
           </w:tcPr>
           <w:p>
             <w:pPr>
@@ -3481,7 +3487,7 @@
         </w:tc>
         <w:tc>
           <w:tcPr>
-            <w:tcW w:type="dxa" w:w="936"/>
+            <w:tcW w:type="dxa" w:w="1040"/>
           </w:tcPr>
           <w:p>
             <w:pPr>
@@ -3499,7 +3505,7 @@
         </w:tc>
         <w:tc>
           <w:tcPr>
-            <w:tcW w:type="dxa" w:w="1008"/>
+            <w:tcW w:type="dxa" w:w="1120"/>
           </w:tcPr>
           <w:p>
             <w:pPr>
@@ -3519,7 +3525,7 @@
       <w:tr>
         <w:tc>
           <w:tcPr>
-            <w:tcW w:type="dxa" w:w="1368"/>
+            <w:tcW w:type="dxa" w:w="1520"/>
           </w:tcPr>
           <w:p>
             <w:pPr>
@@ -3536,7 +3542,7 @@
         </w:tc>
         <w:tc>
           <w:tcPr>
-            <w:tcW w:type="dxa" w:w="792"/>
+            <w:tcW w:type="dxa" w:w="880"/>
           </w:tcPr>
           <w:p>
             <w:pPr>
@@ -3554,7 +3560,7 @@
         </w:tc>
         <w:tc>
           <w:tcPr>
-            <w:tcW w:type="dxa" w:w="1008"/>
+            <w:tcW w:type="dxa" w:w="1120"/>
           </w:tcPr>
           <w:p>
             <w:pPr>
@@ -3572,7 +3578,7 @@
         </w:tc>
         <w:tc>
           <w:tcPr>
-            <w:tcW w:type="dxa" w:w="2088"/>
+            <w:tcW w:type="dxa" w:w="2320"/>
           </w:tcPr>
           <w:p>
             <w:pPr>
@@ -3591,7 +3597,7 @@
         </w:tc>
         <w:tc>
           <w:tcPr>
-            <w:tcW w:type="dxa" w:w="1224"/>
+            <w:tcW w:type="dxa" w:w="1360"/>
           </w:tcPr>
           <w:p>
             <w:pPr>
@@ -3609,7 +3615,7 @@
         </w:tc>
         <w:tc>
           <w:tcPr>
-            <w:tcW w:type="dxa" w:w="936"/>
+            <w:tcW w:type="dxa" w:w="1040"/>
           </w:tcPr>
           <w:p>
             <w:pPr>
@@ -3627,7 +3633,7 @@
         </w:tc>
         <w:tc>
           <w:tcPr>
-            <w:tcW w:type="dxa" w:w="1008"/>
+            <w:tcW w:type="dxa" w:w="1120"/>
           </w:tcPr>
           <w:p>
             <w:pPr>
@@ -3647,7 +3653,7 @@
       <w:tr>
         <w:tc>
           <w:tcPr>
-            <w:tcW w:type="dxa" w:w="1368"/>
+            <w:tcW w:type="dxa" w:w="1520"/>
           </w:tcPr>
           <w:p>
             <w:pPr>
@@ -3664,7 +3670,7 @@
         </w:tc>
         <w:tc>
           <w:tcPr>
-            <w:tcW w:type="dxa" w:w="792"/>
+            <w:tcW w:type="dxa" w:w="880"/>
           </w:tcPr>
           <w:p>
             <w:pPr>
@@ -3682,7 +3688,7 @@
         </w:tc>
         <w:tc>
           <w:tcPr>
-            <w:tcW w:type="dxa" w:w="1008"/>
+            <w:tcW w:type="dxa" w:w="1120"/>
           </w:tcPr>
           <w:p>
             <w:pPr>
@@ -3701,7 +3707,7 @@
         </w:tc>
         <w:tc>
           <w:tcPr>
-            <w:tcW w:type="dxa" w:w="2088"/>
+            <w:tcW w:type="dxa" w:w="2320"/>
           </w:tcPr>
           <w:p>
             <w:pPr>
@@ -3719,7 +3725,7 @@
         </w:tc>
         <w:tc>
           <w:tcPr>
-            <w:tcW w:type="dxa" w:w="1224"/>
+            <w:tcW w:type="dxa" w:w="1360"/>
           </w:tcPr>
           <w:p>
             <w:pPr>
@@ -3737,7 +3743,7 @@
         </w:tc>
         <w:tc>
           <w:tcPr>
-            <w:tcW w:type="dxa" w:w="936"/>
+            <w:tcW w:type="dxa" w:w="1040"/>
           </w:tcPr>
           <w:p>
             <w:pPr>
@@ -3755,7 +3761,7 @@
         </w:tc>
         <w:tc>
           <w:tcPr>
-            <w:tcW w:type="dxa" w:w="1008"/>
+            <w:tcW w:type="dxa" w:w="1120"/>
           </w:tcPr>
           <w:p>
             <w:pPr>
@@ -3775,7 +3781,7 @@
       <w:tr>
         <w:tc>
           <w:tcPr>
-            <w:tcW w:type="dxa" w:w="1368"/>
+            <w:tcW w:type="dxa" w:w="1520"/>
           </w:tcPr>
           <w:p>
             <w:pPr>
@@ -3792,7 +3798,7 @@
         </w:tc>
         <w:tc>
           <w:tcPr>
-            <w:tcW w:type="dxa" w:w="792"/>
+            <w:tcW w:type="dxa" w:w="880"/>
           </w:tcPr>
           <w:p>
             <w:pPr>
@@ -3810,7 +3816,7 @@
         </w:tc>
         <w:tc>
           <w:tcPr>
-            <w:tcW w:type="dxa" w:w="1008"/>
+            <w:tcW w:type="dxa" w:w="1120"/>
           </w:tcPr>
           <w:p>
             <w:pPr>
@@ -3829,7 +3835,7 @@
         </w:tc>
         <w:tc>
           <w:tcPr>
-            <w:tcW w:type="dxa" w:w="2088"/>
+            <w:tcW w:type="dxa" w:w="2320"/>
           </w:tcPr>
           <w:p>
             <w:pPr>
@@ -3847,7 +3853,7 @@
         </w:tc>
         <w:tc>
           <w:tcPr>
-            <w:tcW w:type="dxa" w:w="1224"/>
+            <w:tcW w:type="dxa" w:w="1360"/>
           </w:tcPr>
           <w:p>
             <w:pPr>
@@ -3865,7 +3871,7 @@
         </w:tc>
         <w:tc>
           <w:tcPr>
-            <w:tcW w:type="dxa" w:w="936"/>
+            <w:tcW w:type="dxa" w:w="1040"/>
           </w:tcPr>
           <w:p>
             <w:pPr>
@@ -3883,7 +3889,7 @@
         </w:tc>
         <w:tc>
           <w:tcPr>
-            <w:tcW w:type="dxa" w:w="1008"/>
+            <w:tcW w:type="dxa" w:w="1120"/>
           </w:tcPr>
           <w:p>
             <w:pPr>
@@ -3903,7 +3909,7 @@
       <w:tr>
         <w:tc>
           <w:tcPr>
-            <w:tcW w:type="dxa" w:w="1368"/>
+            <w:tcW w:type="dxa" w:w="1520"/>
           </w:tcPr>
           <w:p>
             <w:pPr>
@@ -3921,7 +3927,7 @@
         </w:tc>
         <w:tc>
           <w:tcPr>
-            <w:tcW w:type="dxa" w:w="792"/>
+            <w:tcW w:type="dxa" w:w="880"/>
           </w:tcPr>
           <w:p>
             <w:pPr>
@@ -3939,7 +3945,7 @@
         </w:tc>
         <w:tc>
           <w:tcPr>
-            <w:tcW w:type="dxa" w:w="1008"/>
+            <w:tcW w:type="dxa" w:w="1120"/>
           </w:tcPr>
           <w:p>
             <w:pPr>
@@ -3957,7 +3963,7 @@
         </w:tc>
         <w:tc>
           <w:tcPr>
-            <w:tcW w:type="dxa" w:w="2088"/>
+            <w:tcW w:type="dxa" w:w="2320"/>
           </w:tcPr>
           <w:p>
             <w:pPr>
@@ -3976,7 +3982,7 @@
         </w:tc>
         <w:tc>
           <w:tcPr>
-            <w:tcW w:type="dxa" w:w="1224"/>
+            <w:tcW w:type="dxa" w:w="1360"/>
           </w:tcPr>
           <w:p>
             <w:pPr>
@@ -3994,7 +4000,7 @@
         </w:tc>
         <w:tc>
           <w:tcPr>
-            <w:tcW w:type="dxa" w:w="936"/>
+            <w:tcW w:type="dxa" w:w="1040"/>
           </w:tcPr>
           <w:p>
             <w:pPr>
@@ -4012,7 +4018,7 @@
         </w:tc>
         <w:tc>
           <w:tcPr>
-            <w:tcW w:type="dxa" w:w="1008"/>
+            <w:tcW w:type="dxa" w:w="1120"/>
           </w:tcPr>
           <w:p>
             <w:pPr>
@@ -4032,7 +4038,7 @@
       <w:tr>
         <w:tc>
           <w:tcPr>
-            <w:tcW w:type="dxa" w:w="1368"/>
+            <w:tcW w:type="dxa" w:w="1520"/>
           </w:tcPr>
           <w:p>
             <w:pPr>
@@ -4049,7 +4055,7 @@
         </w:tc>
         <w:tc>
           <w:tcPr>
-            <w:tcW w:type="dxa" w:w="792"/>
+            <w:tcW w:type="dxa" w:w="880"/>
           </w:tcPr>
           <w:p>
             <w:pPr>
@@ -4067,7 +4073,7 @@
         </w:tc>
         <w:tc>
           <w:tcPr>
-            <w:tcW w:type="dxa" w:w="1008"/>
+            <w:tcW w:type="dxa" w:w="1120"/>
           </w:tcPr>
           <w:p>
             <w:pPr>
@@ -4085,7 +4091,7 @@
         </w:tc>
         <w:tc>
           <w:tcPr>
-            <w:tcW w:type="dxa" w:w="2088"/>
+            <w:tcW w:type="dxa" w:w="2320"/>
           </w:tcPr>
           <w:p>
             <w:pPr>
@@ -4104,7 +4110,7 @@
         </w:tc>
         <w:tc>
           <w:tcPr>
-            <w:tcW w:type="dxa" w:w="1224"/>
+            <w:tcW w:type="dxa" w:w="1360"/>
           </w:tcPr>
           <w:p>
             <w:pPr>
@@ -4122,7 +4128,7 @@
         </w:tc>
         <w:tc>
           <w:tcPr>
-            <w:tcW w:type="dxa" w:w="936"/>
+            <w:tcW w:type="dxa" w:w="1040"/>
           </w:tcPr>
           <w:p>
             <w:pPr>
@@ -4140,7 +4146,7 @@
         </w:tc>
         <w:tc>
           <w:tcPr>
-            <w:tcW w:type="dxa" w:w="1008"/>
+            <w:tcW w:type="dxa" w:w="1120"/>
           </w:tcPr>
           <w:p>
             <w:pPr>
@@ -4160,7 +4166,7 @@
       <w:tr>
         <w:tc>
           <w:tcPr>
-            <w:tcW w:type="dxa" w:w="1368"/>
+            <w:tcW w:type="dxa" w:w="1520"/>
           </w:tcPr>
           <w:p>
             <w:pPr>
@@ -4177,7 +4183,7 @@
         </w:tc>
         <w:tc>
           <w:tcPr>
-            <w:tcW w:type="dxa" w:w="792"/>
+            <w:tcW w:type="dxa" w:w="880"/>
           </w:tcPr>
           <w:p>
             <w:pPr>
@@ -4195,7 +4201,7 @@
         </w:tc>
         <w:tc>
           <w:tcPr>
-            <w:tcW w:type="dxa" w:w="1008"/>
+            <w:tcW w:type="dxa" w:w="1120"/>
           </w:tcPr>
           <w:p>
             <w:pPr>
@@ -4213,7 +4219,7 @@
         </w:tc>
         <w:tc>
           <w:tcPr>
-            <w:tcW w:type="dxa" w:w="2088"/>
+            <w:tcW w:type="dxa" w:w="2320"/>
           </w:tcPr>
           <w:p>
             <w:pPr>
@@ -4232,7 +4238,7 @@
         </w:tc>
         <w:tc>
           <w:tcPr>
-            <w:tcW w:type="dxa" w:w="1224"/>
+            <w:tcW w:type="dxa" w:w="1360"/>
           </w:tcPr>
           <w:p>
             <w:pPr>
@@ -4250,7 +4256,7 @@
         </w:tc>
         <w:tc>
           <w:tcPr>
-            <w:tcW w:type="dxa" w:w="936"/>
+            <w:tcW w:type="dxa" w:w="1040"/>
           </w:tcPr>
           <w:p>
             <w:pPr>
@@ -4268,7 +4274,7 @@
         </w:tc>
         <w:tc>
           <w:tcPr>
-            <w:tcW w:type="dxa" w:w="1008"/>
+            <w:tcW w:type="dxa" w:w="1120"/>
           </w:tcPr>
           <w:p>
             <w:pPr>
@@ -4288,7 +4294,7 @@
       <w:tr>
         <w:tc>
           <w:tcPr>
-            <w:tcW w:type="dxa" w:w="1368"/>
+            <w:tcW w:type="dxa" w:w="1520"/>
           </w:tcPr>
           <w:p>
             <w:pPr>
@@ -4305,7 +4311,7 @@
         </w:tc>
         <w:tc>
           <w:tcPr>
-            <w:tcW w:type="dxa" w:w="792"/>
+            <w:tcW w:type="dxa" w:w="880"/>
           </w:tcPr>
           <w:p>
             <w:pPr>
@@ -4323,7 +4329,7 @@
         </w:tc>
         <w:tc>
           <w:tcPr>
-            <w:tcW w:type="dxa" w:w="1008"/>
+            <w:tcW w:type="dxa" w:w="1120"/>
           </w:tcPr>
           <w:p>
             <w:pPr>
@@ -4341,7 +4347,7 @@
         </w:tc>
         <w:tc>
           <w:tcPr>
-            <w:tcW w:type="dxa" w:w="2088"/>
+            <w:tcW w:type="dxa" w:w="2320"/>
           </w:tcPr>
           <w:p>
             <w:pPr>
@@ -4360,7 +4366,7 @@
         </w:tc>
         <w:tc>
           <w:tcPr>
-            <w:tcW w:type="dxa" w:w="1224"/>
+            <w:tcW w:type="dxa" w:w="1360"/>
           </w:tcPr>
           <w:p>
             <w:pPr>
@@ -4378,7 +4384,7 @@
         </w:tc>
         <w:tc>
           <w:tcPr>
-            <w:tcW w:type="dxa" w:w="936"/>
+            <w:tcW w:type="dxa" w:w="1040"/>
           </w:tcPr>
           <w:p>
             <w:pPr>
@@ -4396,7 +4402,7 @@
         </w:tc>
         <w:tc>
           <w:tcPr>
-            <w:tcW w:type="dxa" w:w="1008"/>
+            <w:tcW w:type="dxa" w:w="1120"/>
           </w:tcPr>
           <w:p>
             <w:pPr>
@@ -4416,7 +4422,7 @@
       <w:tr>
         <w:tc>
           <w:tcPr>
-            <w:tcW w:type="dxa" w:w="1368"/>
+            <w:tcW w:type="dxa" w:w="1520"/>
           </w:tcPr>
           <w:p>
             <w:pPr>
@@ -4433,7 +4439,7 @@
         </w:tc>
         <w:tc>
           <w:tcPr>
-            <w:tcW w:type="dxa" w:w="792"/>
+            <w:tcW w:type="dxa" w:w="880"/>
           </w:tcPr>
           <w:p>
             <w:pPr>
@@ -4451,7 +4457,7 @@
         </w:tc>
         <w:tc>
           <w:tcPr>
-            <w:tcW w:type="dxa" w:w="1008"/>
+            <w:tcW w:type="dxa" w:w="1120"/>
           </w:tcPr>
           <w:p>
             <w:pPr>
@@ -4469,7 +4475,7 @@
         </w:tc>
         <w:tc>
           <w:tcPr>
-            <w:tcW w:type="dxa" w:w="2088"/>
+            <w:tcW w:type="dxa" w:w="2320"/>
           </w:tcPr>
           <w:p>
             <w:pPr>
@@ -4488,7 +4494,7 @@
         </w:tc>
         <w:tc>
           <w:tcPr>
-            <w:tcW w:type="dxa" w:w="1224"/>
+            <w:tcW w:type="dxa" w:w="1360"/>
           </w:tcPr>
           <w:p>
             <w:pPr>
@@ -4506,7 +4512,7 @@
         </w:tc>
         <w:tc>
           <w:tcPr>
-            <w:tcW w:type="dxa" w:w="936"/>
+            <w:tcW w:type="dxa" w:w="1040"/>
           </w:tcPr>
           <w:p>
             <w:pPr>
@@ -4524,7 +4530,7 @@
         </w:tc>
         <w:tc>
           <w:tcPr>
-            <w:tcW w:type="dxa" w:w="1008"/>
+            <w:tcW w:type="dxa" w:w="1120"/>
           </w:tcPr>
           <w:p>
             <w:pPr>
@@ -4544,7 +4550,7 @@
       <w:tr>
         <w:tc>
           <w:tcPr>
-            <w:tcW w:type="dxa" w:w="1368"/>
+            <w:tcW w:type="dxa" w:w="1520"/>
           </w:tcPr>
           <w:p>
             <w:pPr>
@@ -4562,7 +4568,7 @@
         </w:tc>
         <w:tc>
           <w:tcPr>
-            <w:tcW w:type="dxa" w:w="792"/>
+            <w:tcW w:type="dxa" w:w="880"/>
           </w:tcPr>
           <w:p>
             <w:pPr>
@@ -4580,7 +4586,7 @@
         </w:tc>
         <w:tc>
           <w:tcPr>
-            <w:tcW w:type="dxa" w:w="1008"/>
+            <w:tcW w:type="dxa" w:w="1120"/>
           </w:tcPr>
           <w:p>
             <w:pPr>
@@ -4598,7 +4604,7 @@
         </w:tc>
         <w:tc>
           <w:tcPr>
-            <w:tcW w:type="dxa" w:w="2088"/>
+            <w:tcW w:type="dxa" w:w="2320"/>
           </w:tcPr>
           <w:p>
             <w:pPr>
@@ -4617,7 +4623,7 @@
         </w:tc>
         <w:tc>
           <w:tcPr>
-            <w:tcW w:type="dxa" w:w="1224"/>
+            <w:tcW w:type="dxa" w:w="1360"/>
           </w:tcPr>
           <w:p>
             <w:pPr>
@@ -4635,7 +4641,7 @@
         </w:tc>
         <w:tc>
           <w:tcPr>
-            <w:tcW w:type="dxa" w:w="936"/>
+            <w:tcW w:type="dxa" w:w="1040"/>
           </w:tcPr>
           <w:p>
             <w:pPr>
@@ -4653,7 +4659,7 @@
         </w:tc>
         <w:tc>
           <w:tcPr>
-            <w:tcW w:type="dxa" w:w="1008"/>
+            <w:tcW w:type="dxa" w:w="1120"/>
           </w:tcPr>
           <w:p>
             <w:pPr>
@@ -4673,7 +4679,7 @@
       <w:tr>
         <w:tc>
           <w:tcPr>
-            <w:tcW w:type="dxa" w:w="1368"/>
+            <w:tcW w:type="dxa" w:w="1520"/>
           </w:tcPr>
           <w:p>
             <w:pPr>
@@ -4690,7 +4696,7 @@
         </w:tc>
         <w:tc>
           <w:tcPr>
-            <w:tcW w:type="dxa" w:w="792"/>
+            <w:tcW w:type="dxa" w:w="880"/>
           </w:tcPr>
           <w:p>
             <w:pPr>
@@ -4708,7 +4714,7 @@
         </w:tc>
         <w:tc>
           <w:tcPr>
-            <w:tcW w:type="dxa" w:w="1008"/>
+            <w:tcW w:type="dxa" w:w="1120"/>
           </w:tcPr>
           <w:p>
             <w:pPr>
@@ -4727,7 +4733,7 @@
         </w:tc>
         <w:tc>
           <w:tcPr>
-            <w:tcW w:type="dxa" w:w="2088"/>
+            <w:tcW w:type="dxa" w:w="2320"/>
           </w:tcPr>
           <w:p>
             <w:pPr>
@@ -4745,7 +4751,7 @@
         </w:tc>
         <w:tc>
           <w:tcPr>
-            <w:tcW w:type="dxa" w:w="1224"/>
+            <w:tcW w:type="dxa" w:w="1360"/>
           </w:tcPr>
           <w:p>
             <w:pPr>
@@ -4763,7 +4769,7 @@
         </w:tc>
         <w:tc>
           <w:tcPr>
-            <w:tcW w:type="dxa" w:w="936"/>
+            <w:tcW w:type="dxa" w:w="1040"/>
           </w:tcPr>
           <w:p>
             <w:pPr>
@@ -4781,7 +4787,7 @@
         </w:tc>
         <w:tc>
           <w:tcPr>
-            <w:tcW w:type="dxa" w:w="1008"/>
+            <w:tcW w:type="dxa" w:w="1120"/>
           </w:tcPr>
           <w:p>
             <w:pPr>
@@ -4801,7 +4807,7 @@
       <w:tr>
         <w:tc>
           <w:tcPr>
-            <w:tcW w:type="dxa" w:w="1368"/>
+            <w:tcW w:type="dxa" w:w="1520"/>
           </w:tcPr>
           <w:p>
             <w:pPr>
@@ -4818,7 +4824,7 @@
         </w:tc>
         <w:tc>
           <w:tcPr>
-            <w:tcW w:type="dxa" w:w="792"/>
+            <w:tcW w:type="dxa" w:w="880"/>
           </w:tcPr>
           <w:p>
             <w:pPr>
@@ -4836,7 +4842,7 @@
         </w:tc>
         <w:tc>
           <w:tcPr>
-            <w:tcW w:type="dxa" w:w="1008"/>
+            <w:tcW w:type="dxa" w:w="1120"/>
           </w:tcPr>
           <w:p>
             <w:pPr>
@@ -4855,7 +4861,7 @@
         </w:tc>
         <w:tc>
           <w:tcPr>
-            <w:tcW w:type="dxa" w:w="2088"/>
+            <w:tcW w:type="dxa" w:w="2320"/>
           </w:tcPr>
           <w:p>
             <w:pPr>
@@ -4873,7 +4879,7 @@
         </w:tc>
         <w:tc>
           <w:tcPr>
-            <w:tcW w:type="dxa" w:w="1224"/>
+            <w:tcW w:type="dxa" w:w="1360"/>
           </w:tcPr>
           <w:p>
             <w:pPr>
@@ -4891,7 +4897,7 @@
         </w:tc>
         <w:tc>
           <w:tcPr>
-            <w:tcW w:type="dxa" w:w="936"/>
+            <w:tcW w:type="dxa" w:w="1040"/>
           </w:tcPr>
           <w:p>
             <w:pPr>
@@ -4909,7 +4915,7 @@
         </w:tc>
         <w:tc>
           <w:tcPr>
-            <w:tcW w:type="dxa" w:w="1008"/>
+            <w:tcW w:type="dxa" w:w="1120"/>
           </w:tcPr>
           <w:p>
             <w:pPr>
@@ -4929,7 +4935,7 @@
       <w:tr>
         <w:tc>
           <w:tcPr>
-            <w:tcW w:type="dxa" w:w="1368"/>
+            <w:tcW w:type="dxa" w:w="1520"/>
           </w:tcPr>
           <w:p>
             <w:pPr>
@@ -4946,7 +4952,7 @@
         </w:tc>
         <w:tc>
           <w:tcPr>
-            <w:tcW w:type="dxa" w:w="792"/>
+            <w:tcW w:type="dxa" w:w="880"/>
           </w:tcPr>
           <w:p>
             <w:pPr>
@@ -4964,7 +4970,7 @@
         </w:tc>
         <w:tc>
           <w:tcPr>
-            <w:tcW w:type="dxa" w:w="1008"/>
+            <w:tcW w:type="dxa" w:w="1120"/>
           </w:tcPr>
           <w:p>
             <w:pPr>
@@ -4983,7 +4989,7 @@
         </w:tc>
         <w:tc>
           <w:tcPr>
-            <w:tcW w:type="dxa" w:w="2088"/>
+            <w:tcW w:type="dxa" w:w="2320"/>
           </w:tcPr>
           <w:p>
             <w:pPr>
@@ -5001,7 +5007,7 @@
         </w:tc>
         <w:tc>
           <w:tcPr>
-            <w:tcW w:type="dxa" w:w="1224"/>
+            <w:tcW w:type="dxa" w:w="1360"/>
           </w:tcPr>
           <w:p>
             <w:pPr>
@@ -5019,7 +5025,7 @@
         </w:tc>
         <w:tc>
           <w:tcPr>
-            <w:tcW w:type="dxa" w:w="936"/>
+            <w:tcW w:type="dxa" w:w="1040"/>
           </w:tcPr>
           <w:p>
             <w:pPr>
@@ -5037,7 +5043,7 @@
         </w:tc>
         <w:tc>
           <w:tcPr>
-            <w:tcW w:type="dxa" w:w="1008"/>
+            <w:tcW w:type="dxa" w:w="1120"/>
           </w:tcPr>
           <w:p>
             <w:pPr>
@@ -5057,7 +5063,7 @@
       <w:tr>
         <w:tc>
           <w:tcPr>
-            <w:tcW w:type="dxa" w:w="1368"/>
+            <w:tcW w:type="dxa" w:w="1520"/>
             <w:tcBorders>
               <w:bottom w:val="single" w:sz="6" w:space="0" w:color="000000"/>
             </w:tcBorders>
@@ -5077,7 +5083,7 @@
         </w:tc>
         <w:tc>
           <w:tcPr>
-            <w:tcW w:type="dxa" w:w="792"/>
+            <w:tcW w:type="dxa" w:w="880"/>
             <w:tcBorders>
               <w:bottom w:val="single" w:sz="6" w:space="0" w:color="000000"/>
             </w:tcBorders>
@@ -5098,7 +5104,7 @@
         </w:tc>
         <w:tc>
           <w:tcPr>
-            <w:tcW w:type="dxa" w:w="1008"/>
+            <w:tcW w:type="dxa" w:w="1120"/>
             <w:tcBorders>
               <w:bottom w:val="single" w:sz="6" w:space="0" w:color="000000"/>
             </w:tcBorders>
@@ -5119,7 +5125,7 @@
         </w:tc>
         <w:tc>
           <w:tcPr>
-            <w:tcW w:type="dxa" w:w="2088"/>
+            <w:tcW w:type="dxa" w:w="2320"/>
             <w:tcBorders>
               <w:bottom w:val="single" w:sz="6" w:space="0" w:color="000000"/>
             </w:tcBorders>
@@ -5141,7 +5147,7 @@
         </w:tc>
         <w:tc>
           <w:tcPr>
-            <w:tcW w:type="dxa" w:w="1224"/>
+            <w:tcW w:type="dxa" w:w="1360"/>
             <w:tcBorders>
               <w:bottom w:val="single" w:sz="6" w:space="0" w:color="000000"/>
             </w:tcBorders>
@@ -5162,7 +5168,7 @@
         </w:tc>
         <w:tc>
           <w:tcPr>
-            <w:tcW w:type="dxa" w:w="936"/>
+            <w:tcW w:type="dxa" w:w="1040"/>
             <w:tcBorders>
               <w:bottom w:val="single" w:sz="6" w:space="0" w:color="000000"/>
             </w:tcBorders>
@@ -5183,7 +5189,7 @@
         </w:tc>
         <w:tc>
           <w:tcPr>
-            <w:tcW w:type="dxa" w:w="1008"/>
+            <w:tcW w:type="dxa" w:w="1120"/>
             <w:tcBorders>
               <w:bottom w:val="single" w:sz="6" w:space="0" w:color="000000"/>
             </w:tcBorders>
@@ -5346,6 +5352,8 @@
         <w:jc w:val="center"/>
         <w:tblLayout w:type="fixed"/>
         <w:tblLook w:firstColumn="1" w:firstRow="1" w:lastColumn="0" w:lastRow="0" w:noHBand="0" w:noVBand="1" w:val="04A0"/>
+        <w:tblLayout w:type="fixed"/>
+        <w:tblW w:w="9360" w:type="dxa"/>
       </w:tblPr>
       <w:tblGrid>
         <w:gridCol w:w="1560"/>
@@ -5358,7 +5366,7 @@
       <w:tr>
         <w:tc>
           <w:tcPr>
-            <w:tcW w:type="dxa" w:w="1440"/>
+            <w:tcW w:type="dxa" w:w="1702"/>
             <w:tcBorders>
               <w:top w:val="single" w:sz="6" w:space="0" w:color="000000"/>
               <w:bottom w:val="single" w:sz="6" w:space="0" w:color="000000"/>
@@ -5381,7 +5389,7 @@
         </w:tc>
         <w:tc>
           <w:tcPr>
-            <w:tcW w:type="dxa" w:w="864"/>
+            <w:tcW w:type="dxa" w:w="1021"/>
             <w:tcBorders>
               <w:top w:val="single" w:sz="6" w:space="0" w:color="000000"/>
               <w:bottom w:val="single" w:sz="6" w:space="0" w:color="000000"/>
@@ -5404,7 +5412,7 @@
         </w:tc>
         <w:tc>
           <w:tcPr>
-            <w:tcW w:type="dxa" w:w="1224"/>
+            <w:tcW w:type="dxa" w:w="1447"/>
             <w:tcBorders>
               <w:top w:val="single" w:sz="6" w:space="0" w:color="000000"/>
               <w:bottom w:val="single" w:sz="6" w:space="0" w:color="000000"/>
@@ -5427,7 +5435,7 @@
         </w:tc>
         <w:tc>
           <w:tcPr>
-            <w:tcW w:type="dxa" w:w="1224"/>
+            <w:tcW w:type="dxa" w:w="1447"/>
             <w:tcBorders>
               <w:top w:val="single" w:sz="6" w:space="0" w:color="000000"/>
               <w:bottom w:val="single" w:sz="6" w:space="0" w:color="000000"/>
@@ -5450,7 +5458,7 @@
         </w:tc>
         <w:tc>
           <w:tcPr>
-            <w:tcW w:type="dxa" w:w="1296"/>
+            <w:tcW w:type="dxa" w:w="1532"/>
             <w:tcBorders>
               <w:top w:val="single" w:sz="6" w:space="0" w:color="000000"/>
               <w:bottom w:val="single" w:sz="6" w:space="0" w:color="000000"/>
@@ -5473,7 +5481,7 @@
         </w:tc>
         <w:tc>
           <w:tcPr>
-            <w:tcW w:type="dxa" w:w="1872"/>
+            <w:tcW w:type="dxa" w:w="2212"/>
             <w:tcBorders>
               <w:top w:val="single" w:sz="6" w:space="0" w:color="000000"/>
               <w:bottom w:val="single" w:sz="6" w:space="0" w:color="000000"/>
@@ -5498,7 +5506,7 @@
       <w:tr>
         <w:tc>
           <w:tcPr>
-            <w:tcW w:type="dxa" w:w="1440"/>
+            <w:tcW w:type="dxa" w:w="1702"/>
           </w:tcPr>
           <w:p>
             <w:pPr>
@@ -5516,7 +5524,7 @@
         </w:tc>
         <w:tc>
           <w:tcPr>
-            <w:tcW w:type="dxa" w:w="864"/>
+            <w:tcW w:type="dxa" w:w="1021"/>
           </w:tcPr>
           <w:p>
             <w:pPr>
@@ -5534,7 +5542,7 @@
         </w:tc>
         <w:tc>
           <w:tcPr>
-            <w:tcW w:type="dxa" w:w="1224"/>
+            <w:tcW w:type="dxa" w:w="1447"/>
           </w:tcPr>
           <w:p>
             <w:pPr>
@@ -5552,7 +5560,7 @@
         </w:tc>
         <w:tc>
           <w:tcPr>
-            <w:tcW w:type="dxa" w:w="1224"/>
+            <w:tcW w:type="dxa" w:w="1447"/>
           </w:tcPr>
           <w:p>
             <w:pPr>
@@ -5571,7 +5579,7 @@
         </w:tc>
         <w:tc>
           <w:tcPr>
-            <w:tcW w:type="dxa" w:w="1296"/>
+            <w:tcW w:type="dxa" w:w="1532"/>
           </w:tcPr>
           <w:p>
             <w:pPr>
@@ -5589,7 +5597,7 @@
         </w:tc>
         <w:tc>
           <w:tcPr>
-            <w:tcW w:type="dxa" w:w="1872"/>
+            <w:tcW w:type="dxa" w:w="2212"/>
           </w:tcPr>
           <w:p>
             <w:pPr>
@@ -5609,7 +5617,7 @@
       <w:tr>
         <w:tc>
           <w:tcPr>
-            <w:tcW w:type="dxa" w:w="1440"/>
+            <w:tcW w:type="dxa" w:w="1702"/>
           </w:tcPr>
           <w:p>
             <w:pPr>
@@ -5626,7 +5634,7 @@
         </w:tc>
         <w:tc>
           <w:tcPr>
-            <w:tcW w:type="dxa" w:w="864"/>
+            <w:tcW w:type="dxa" w:w="1021"/>
           </w:tcPr>
           <w:p>
             <w:pPr>
@@ -5644,7 +5652,7 @@
         </w:tc>
         <w:tc>
           <w:tcPr>
-            <w:tcW w:type="dxa" w:w="1224"/>
+            <w:tcW w:type="dxa" w:w="1447"/>
           </w:tcPr>
           <w:p>
             <w:pPr>
@@ -5662,7 +5670,7 @@
         </w:tc>
         <w:tc>
           <w:tcPr>
-            <w:tcW w:type="dxa" w:w="1224"/>
+            <w:tcW w:type="dxa" w:w="1447"/>
           </w:tcPr>
           <w:p>
             <w:pPr>
@@ -5681,7 +5689,7 @@
         </w:tc>
         <w:tc>
           <w:tcPr>
-            <w:tcW w:type="dxa" w:w="1296"/>
+            <w:tcW w:type="dxa" w:w="1532"/>
           </w:tcPr>
           <w:p>
             <w:pPr>
@@ -5699,7 +5707,7 @@
         </w:tc>
         <w:tc>
           <w:tcPr>
-            <w:tcW w:type="dxa" w:w="1872"/>
+            <w:tcW w:type="dxa" w:w="2212"/>
           </w:tcPr>
           <w:p>
             <w:pPr>
@@ -5719,7 +5727,7 @@
       <w:tr>
         <w:tc>
           <w:tcPr>
-            <w:tcW w:type="dxa" w:w="1440"/>
+            <w:tcW w:type="dxa" w:w="1702"/>
           </w:tcPr>
           <w:p>
             <w:pPr>
@@ -5736,7 +5744,7 @@
         </w:tc>
         <w:tc>
           <w:tcPr>
-            <w:tcW w:type="dxa" w:w="864"/>
+            <w:tcW w:type="dxa" w:w="1021"/>
           </w:tcPr>
           <w:p>
             <w:pPr>
@@ -5754,7 +5762,7 @@
         </w:tc>
         <w:tc>
           <w:tcPr>
-            <w:tcW w:type="dxa" w:w="1224"/>
+            <w:tcW w:type="dxa" w:w="1447"/>
           </w:tcPr>
           <w:p>
             <w:pPr>
@@ -5772,7 +5780,7 @@
         </w:tc>
         <w:tc>
           <w:tcPr>
-            <w:tcW w:type="dxa" w:w="1224"/>
+            <w:tcW w:type="dxa" w:w="1447"/>
           </w:tcPr>
           <w:p>
             <w:pPr>
@@ -5791,7 +5799,7 @@
         </w:tc>
         <w:tc>
           <w:tcPr>
-            <w:tcW w:type="dxa" w:w="1296"/>
+            <w:tcW w:type="dxa" w:w="1532"/>
           </w:tcPr>
           <w:p>
             <w:pPr>
@@ -5809,7 +5817,7 @@
         </w:tc>
         <w:tc>
           <w:tcPr>
-            <w:tcW w:type="dxa" w:w="1872"/>
+            <w:tcW w:type="dxa" w:w="2212"/>
           </w:tcPr>
           <w:p>
             <w:pPr>
@@ -5829,7 +5837,7 @@
       <w:tr>
         <w:tc>
           <w:tcPr>
-            <w:tcW w:type="dxa" w:w="1440"/>
+            <w:tcW w:type="dxa" w:w="1702"/>
           </w:tcPr>
           <w:p>
             <w:pPr>
@@ -5846,7 +5854,7 @@
         </w:tc>
         <w:tc>
           <w:tcPr>
-            <w:tcW w:type="dxa" w:w="864"/>
+            <w:tcW w:type="dxa" w:w="1021"/>
           </w:tcPr>
           <w:p>
             <w:pPr>
@@ -5864,7 +5872,7 @@
         </w:tc>
         <w:tc>
           <w:tcPr>
-            <w:tcW w:type="dxa" w:w="1224"/>
+            <w:tcW w:type="dxa" w:w="1447"/>
           </w:tcPr>
           <w:p>
             <w:pPr>
@@ -5882,7 +5890,7 @@
         </w:tc>
         <w:tc>
           <w:tcPr>
-            <w:tcW w:type="dxa" w:w="1224"/>
+            <w:tcW w:type="dxa" w:w="1447"/>
           </w:tcPr>
           <w:p>
             <w:pPr>
@@ -5901,7 +5909,7 @@
         </w:tc>
         <w:tc>
           <w:tcPr>
-            <w:tcW w:type="dxa" w:w="1296"/>
+            <w:tcW w:type="dxa" w:w="1532"/>
           </w:tcPr>
           <w:p>
             <w:pPr>
@@ -5919,7 +5927,7 @@
         </w:tc>
         <w:tc>
           <w:tcPr>
-            <w:tcW w:type="dxa" w:w="1872"/>
+            <w:tcW w:type="dxa" w:w="2212"/>
           </w:tcPr>
           <w:p>
             <w:pPr>
@@ -5939,7 +5947,7 @@
       <w:tr>
         <w:tc>
           <w:tcPr>
-            <w:tcW w:type="dxa" w:w="1440"/>
+            <w:tcW w:type="dxa" w:w="1702"/>
           </w:tcPr>
           <w:p>
             <w:pPr>
@@ -5957,7 +5965,7 @@
         </w:tc>
         <w:tc>
           <w:tcPr>
-            <w:tcW w:type="dxa" w:w="864"/>
+            <w:tcW w:type="dxa" w:w="1021"/>
           </w:tcPr>
           <w:p>
             <w:pPr>
@@ -5975,7 +5983,7 @@
         </w:tc>
         <w:tc>
           <w:tcPr>
-            <w:tcW w:type="dxa" w:w="1224"/>
+            <w:tcW w:type="dxa" w:w="1447"/>
           </w:tcPr>
           <w:p>
             <w:pPr>
@@ -5993,7 +6001,7 @@
         </w:tc>
         <w:tc>
           <w:tcPr>
-            <w:tcW w:type="dxa" w:w="1224"/>
+            <w:tcW w:type="dxa" w:w="1447"/>
           </w:tcPr>
           <w:p>
             <w:pPr>
@@ -6012,7 +6020,7 @@
         </w:tc>
         <w:tc>
           <w:tcPr>
-            <w:tcW w:type="dxa" w:w="1296"/>
+            <w:tcW w:type="dxa" w:w="1532"/>
           </w:tcPr>
           <w:p>
             <w:pPr>
@@ -6030,7 +6038,7 @@
         </w:tc>
         <w:tc>
           <w:tcPr>
-            <w:tcW w:type="dxa" w:w="1872"/>
+            <w:tcW w:type="dxa" w:w="2212"/>
           </w:tcPr>
           <w:p>
             <w:pPr>
@@ -6050,7 +6058,7 @@
       <w:tr>
         <w:tc>
           <w:tcPr>
-            <w:tcW w:type="dxa" w:w="1440"/>
+            <w:tcW w:type="dxa" w:w="1702"/>
           </w:tcPr>
           <w:p>
             <w:pPr>
@@ -6067,7 +6075,7 @@
         </w:tc>
         <w:tc>
           <w:tcPr>
-            <w:tcW w:type="dxa" w:w="864"/>
+            <w:tcW w:type="dxa" w:w="1021"/>
           </w:tcPr>
           <w:p>
             <w:pPr>
@@ -6085,7 +6093,7 @@
         </w:tc>
         <w:tc>
           <w:tcPr>
-            <w:tcW w:type="dxa" w:w="1224"/>
+            <w:tcW w:type="dxa" w:w="1447"/>
           </w:tcPr>
           <w:p>
             <w:pPr>
@@ -6103,7 +6111,7 @@
         </w:tc>
         <w:tc>
           <w:tcPr>
-            <w:tcW w:type="dxa" w:w="1224"/>
+            <w:tcW w:type="dxa" w:w="1447"/>
           </w:tcPr>
           <w:p>
             <w:pPr>
@@ -6122,7 +6130,7 @@
         </w:tc>
         <w:tc>
           <w:tcPr>
-            <w:tcW w:type="dxa" w:w="1296"/>
+            <w:tcW w:type="dxa" w:w="1532"/>
           </w:tcPr>
           <w:p>
             <w:pPr>
@@ -6140,7 +6148,7 @@
         </w:tc>
         <w:tc>
           <w:tcPr>
-            <w:tcW w:type="dxa" w:w="1872"/>
+            <w:tcW w:type="dxa" w:w="2212"/>
           </w:tcPr>
           <w:p>
             <w:pPr>
@@ -6160,7 +6168,7 @@
       <w:tr>
         <w:tc>
           <w:tcPr>
-            <w:tcW w:type="dxa" w:w="1440"/>
+            <w:tcW w:type="dxa" w:w="1702"/>
           </w:tcPr>
           <w:p>
             <w:pPr>
@@ -6177,7 +6185,7 @@
         </w:tc>
         <w:tc>
           <w:tcPr>
-            <w:tcW w:type="dxa" w:w="864"/>
+            <w:tcW w:type="dxa" w:w="1021"/>
           </w:tcPr>
           <w:p>
             <w:pPr>
@@ -6195,7 +6203,7 @@
         </w:tc>
         <w:tc>
           <w:tcPr>
-            <w:tcW w:type="dxa" w:w="1224"/>
+            <w:tcW w:type="dxa" w:w="1447"/>
           </w:tcPr>
           <w:p>
             <w:pPr>
@@ -6213,7 +6221,7 @@
         </w:tc>
         <w:tc>
           <w:tcPr>
-            <w:tcW w:type="dxa" w:w="1224"/>
+            <w:tcW w:type="dxa" w:w="1447"/>
           </w:tcPr>
           <w:p>
             <w:pPr>
@@ -6232,7 +6240,7 @@
         </w:tc>
         <w:tc>
           <w:tcPr>
-            <w:tcW w:type="dxa" w:w="1296"/>
+            <w:tcW w:type="dxa" w:w="1532"/>
           </w:tcPr>
           <w:p>
             <w:pPr>
@@ -6250,7 +6258,7 @@
         </w:tc>
         <w:tc>
           <w:tcPr>
-            <w:tcW w:type="dxa" w:w="1872"/>
+            <w:tcW w:type="dxa" w:w="2212"/>
           </w:tcPr>
           <w:p>
             <w:pPr>
@@ -6270,7 +6278,7 @@
       <w:tr>
         <w:tc>
           <w:tcPr>
-            <w:tcW w:type="dxa" w:w="1440"/>
+            <w:tcW w:type="dxa" w:w="1702"/>
           </w:tcPr>
           <w:p>
             <w:pPr>
@@ -6287,7 +6295,7 @@
         </w:tc>
         <w:tc>
           <w:tcPr>
-            <w:tcW w:type="dxa" w:w="864"/>
+            <w:tcW w:type="dxa" w:w="1021"/>
           </w:tcPr>
           <w:p>
             <w:pPr>
@@ -6305,7 +6313,7 @@
         </w:tc>
         <w:tc>
           <w:tcPr>
-            <w:tcW w:type="dxa" w:w="1224"/>
+            <w:tcW w:type="dxa" w:w="1447"/>
           </w:tcPr>
           <w:p>
             <w:pPr>
@@ -6323,7 +6331,7 @@
         </w:tc>
         <w:tc>
           <w:tcPr>
-            <w:tcW w:type="dxa" w:w="1224"/>
+            <w:tcW w:type="dxa" w:w="1447"/>
           </w:tcPr>
           <w:p>
             <w:pPr>
@@ -6342,7 +6350,7 @@
         </w:tc>
         <w:tc>
           <w:tcPr>
-            <w:tcW w:type="dxa" w:w="1296"/>
+            <w:tcW w:type="dxa" w:w="1532"/>
           </w:tcPr>
           <w:p>
             <w:pPr>
@@ -6360,7 +6368,7 @@
         </w:tc>
         <w:tc>
           <w:tcPr>
-            <w:tcW w:type="dxa" w:w="1872"/>
+            <w:tcW w:type="dxa" w:w="2212"/>
           </w:tcPr>
           <w:p>
             <w:pPr>
@@ -6380,7 +6388,7 @@
       <w:tr>
         <w:tc>
           <w:tcPr>
-            <w:tcW w:type="dxa" w:w="1440"/>
+            <w:tcW w:type="dxa" w:w="1702"/>
           </w:tcPr>
           <w:p>
             <w:pPr>
@@ -6398,7 +6406,7 @@
         </w:tc>
         <w:tc>
           <w:tcPr>
-            <w:tcW w:type="dxa" w:w="864"/>
+            <w:tcW w:type="dxa" w:w="1021"/>
           </w:tcPr>
           <w:p>
             <w:pPr>
@@ -6416,7 +6424,7 @@
         </w:tc>
         <w:tc>
           <w:tcPr>
-            <w:tcW w:type="dxa" w:w="1224"/>
+            <w:tcW w:type="dxa" w:w="1447"/>
           </w:tcPr>
           <w:p>
             <w:pPr>
@@ -6435,7 +6443,7 @@
         </w:tc>
         <w:tc>
           <w:tcPr>
-            <w:tcW w:type="dxa" w:w="1224"/>
+            <w:tcW w:type="dxa" w:w="1447"/>
           </w:tcPr>
           <w:p>
             <w:pPr>
@@ -6453,7 +6461,7 @@
         </w:tc>
         <w:tc>
           <w:tcPr>
-            <w:tcW w:type="dxa" w:w="1296"/>
+            <w:tcW w:type="dxa" w:w="1532"/>
           </w:tcPr>
           <w:p>
             <w:pPr>
@@ -6471,7 +6479,7 @@
         </w:tc>
         <w:tc>
           <w:tcPr>
-            <w:tcW w:type="dxa" w:w="1872"/>
+            <w:tcW w:type="dxa" w:w="2212"/>
           </w:tcPr>
           <w:p>
             <w:pPr>
@@ -6491,7 +6499,7 @@
       <w:tr>
         <w:tc>
           <w:tcPr>
-            <w:tcW w:type="dxa" w:w="1440"/>
+            <w:tcW w:type="dxa" w:w="1702"/>
           </w:tcPr>
           <w:p>
             <w:pPr>
@@ -6508,7 +6516,7 @@
         </w:tc>
         <w:tc>
           <w:tcPr>
-            <w:tcW w:type="dxa" w:w="864"/>
+            <w:tcW w:type="dxa" w:w="1021"/>
           </w:tcPr>
           <w:p>
             <w:pPr>
@@ -6526,7 +6534,7 @@
         </w:tc>
         <w:tc>
           <w:tcPr>
-            <w:tcW w:type="dxa" w:w="1224"/>
+            <w:tcW w:type="dxa" w:w="1447"/>
           </w:tcPr>
           <w:p>
             <w:pPr>
@@ -6544,7 +6552,7 @@
         </w:tc>
         <w:tc>
           <w:tcPr>
-            <w:tcW w:type="dxa" w:w="1224"/>
+            <w:tcW w:type="dxa" w:w="1447"/>
           </w:tcPr>
           <w:p>
             <w:pPr>
@@ -6563,7 +6571,7 @@
         </w:tc>
         <w:tc>
           <w:tcPr>
-            <w:tcW w:type="dxa" w:w="1296"/>
+            <w:tcW w:type="dxa" w:w="1532"/>
           </w:tcPr>
           <w:p>
             <w:pPr>
@@ -6581,7 +6589,7 @@
         </w:tc>
         <w:tc>
           <w:tcPr>
-            <w:tcW w:type="dxa" w:w="1872"/>
+            <w:tcW w:type="dxa" w:w="2212"/>
           </w:tcPr>
           <w:p>
             <w:pPr>
@@ -6601,7 +6609,7 @@
       <w:tr>
         <w:tc>
           <w:tcPr>
-            <w:tcW w:type="dxa" w:w="1440"/>
+            <w:tcW w:type="dxa" w:w="1702"/>
           </w:tcPr>
           <w:p>
             <w:pPr>
@@ -6618,7 +6626,7 @@
         </w:tc>
         <w:tc>
           <w:tcPr>
-            <w:tcW w:type="dxa" w:w="864"/>
+            <w:tcW w:type="dxa" w:w="1021"/>
           </w:tcPr>
           <w:p>
             <w:pPr>
@@ -6636,7 +6644,7 @@
         </w:tc>
         <w:tc>
           <w:tcPr>
-            <w:tcW w:type="dxa" w:w="1224"/>
+            <w:tcW w:type="dxa" w:w="1447"/>
           </w:tcPr>
           <w:p>
             <w:pPr>
@@ -6655,7 +6663,7 @@
         </w:tc>
         <w:tc>
           <w:tcPr>
-            <w:tcW w:type="dxa" w:w="1224"/>
+            <w:tcW w:type="dxa" w:w="1447"/>
           </w:tcPr>
           <w:p>
             <w:pPr>
@@ -6673,7 +6681,7 @@
         </w:tc>
         <w:tc>
           <w:tcPr>
-            <w:tcW w:type="dxa" w:w="1296"/>
+            <w:tcW w:type="dxa" w:w="1532"/>
           </w:tcPr>
           <w:p>
             <w:pPr>
@@ -6691,7 +6699,7 @@
         </w:tc>
         <w:tc>
           <w:tcPr>
-            <w:tcW w:type="dxa" w:w="1872"/>
+            <w:tcW w:type="dxa" w:w="2212"/>
           </w:tcPr>
           <w:p>
             <w:pPr>
@@ -6711,7 +6719,7 @@
       <w:tr>
         <w:tc>
           <w:tcPr>
-            <w:tcW w:type="dxa" w:w="1440"/>
+            <w:tcW w:type="dxa" w:w="1702"/>
           </w:tcPr>
           <w:p>
             <w:pPr>
@@ -6728,7 +6736,7 @@
         </w:tc>
         <w:tc>
           <w:tcPr>
-            <w:tcW w:type="dxa" w:w="864"/>
+            <w:tcW w:type="dxa" w:w="1021"/>
           </w:tcPr>
           <w:p>
             <w:pPr>
@@ -6746,7 +6754,7 @@
         </w:tc>
         <w:tc>
           <w:tcPr>
-            <w:tcW w:type="dxa" w:w="1224"/>
+            <w:tcW w:type="dxa" w:w="1447"/>
           </w:tcPr>
           <w:p>
             <w:pPr>
@@ -6764,7 +6772,7 @@
         </w:tc>
         <w:tc>
           <w:tcPr>
-            <w:tcW w:type="dxa" w:w="1224"/>
+            <w:tcW w:type="dxa" w:w="1447"/>
           </w:tcPr>
           <w:p>
             <w:pPr>
@@ -6783,7 +6791,7 @@
         </w:tc>
         <w:tc>
           <w:tcPr>
-            <w:tcW w:type="dxa" w:w="1296"/>
+            <w:tcW w:type="dxa" w:w="1532"/>
           </w:tcPr>
           <w:p>
             <w:pPr>
@@ -6801,7 +6809,7 @@
         </w:tc>
         <w:tc>
           <w:tcPr>
-            <w:tcW w:type="dxa" w:w="1872"/>
+            <w:tcW w:type="dxa" w:w="2212"/>
           </w:tcPr>
           <w:p>
             <w:pPr>
@@ -6821,7 +6829,7 @@
       <w:tr>
         <w:tc>
           <w:tcPr>
-            <w:tcW w:type="dxa" w:w="1440"/>
+            <w:tcW w:type="dxa" w:w="1702"/>
           </w:tcPr>
           <w:p>
             <w:pPr>
@@ -6838,7 +6846,7 @@
         </w:tc>
         <w:tc>
           <w:tcPr>
-            <w:tcW w:type="dxa" w:w="864"/>
+            <w:tcW w:type="dxa" w:w="1021"/>
           </w:tcPr>
           <w:p>
             <w:pPr>
@@ -6856,7 +6864,7 @@
         </w:tc>
         <w:tc>
           <w:tcPr>
-            <w:tcW w:type="dxa" w:w="1224"/>
+            <w:tcW w:type="dxa" w:w="1447"/>
           </w:tcPr>
           <w:p>
             <w:pPr>
@@ -6875,7 +6883,7 @@
         </w:tc>
         <w:tc>
           <w:tcPr>
-            <w:tcW w:type="dxa" w:w="1224"/>
+            <w:tcW w:type="dxa" w:w="1447"/>
           </w:tcPr>
           <w:p>
             <w:pPr>
@@ -6893,7 +6901,7 @@
         </w:tc>
         <w:tc>
           <w:tcPr>
-            <w:tcW w:type="dxa" w:w="1296"/>
+            <w:tcW w:type="dxa" w:w="1532"/>
           </w:tcPr>
           <w:p>
             <w:pPr>
@@ -6911,7 +6919,7 @@
         </w:tc>
         <w:tc>
           <w:tcPr>
-            <w:tcW w:type="dxa" w:w="1872"/>
+            <w:tcW w:type="dxa" w:w="2212"/>
           </w:tcPr>
           <w:p>
             <w:pPr>
@@ -6931,7 +6939,7 @@
       <w:tr>
         <w:tc>
           <w:tcPr>
-            <w:tcW w:type="dxa" w:w="1440"/>
+            <w:tcW w:type="dxa" w:w="1702"/>
           </w:tcPr>
           <w:p>
             <w:pPr>
@@ -6949,7 +6957,7 @@
         </w:tc>
         <w:tc>
           <w:tcPr>
-            <w:tcW w:type="dxa" w:w="864"/>
+            <w:tcW w:type="dxa" w:w="1021"/>
           </w:tcPr>
           <w:p>
             <w:pPr>
@@ -6967,7 +6975,7 @@
         </w:tc>
         <w:tc>
           <w:tcPr>
-            <w:tcW w:type="dxa" w:w="1224"/>
+            <w:tcW w:type="dxa" w:w="1447"/>
           </w:tcPr>
           <w:p>
             <w:pPr>
@@ -6985,7 +6993,7 @@
         </w:tc>
         <w:tc>
           <w:tcPr>
-            <w:tcW w:type="dxa" w:w="1224"/>
+            <w:tcW w:type="dxa" w:w="1447"/>
           </w:tcPr>
           <w:p>
             <w:pPr>
@@ -7004,7 +7012,7 @@
         </w:tc>
         <w:tc>
           <w:tcPr>
-            <w:tcW w:type="dxa" w:w="1296"/>
+            <w:tcW w:type="dxa" w:w="1532"/>
           </w:tcPr>
           <w:p>
             <w:pPr>
@@ -7022,7 +7030,7 @@
         </w:tc>
         <w:tc>
           <w:tcPr>
-            <w:tcW w:type="dxa" w:w="1872"/>
+            <w:tcW w:type="dxa" w:w="2212"/>
           </w:tcPr>
           <w:p>
             <w:pPr>
@@ -7042,7 +7050,7 @@
       <w:tr>
         <w:tc>
           <w:tcPr>
-            <w:tcW w:type="dxa" w:w="1440"/>
+            <w:tcW w:type="dxa" w:w="1702"/>
           </w:tcPr>
           <w:p>
             <w:pPr>
@@ -7059,7 +7067,7 @@
         </w:tc>
         <w:tc>
           <w:tcPr>
-            <w:tcW w:type="dxa" w:w="864"/>
+            <w:tcW w:type="dxa" w:w="1021"/>
           </w:tcPr>
           <w:p>
             <w:pPr>
@@ -7077,7 +7085,7 @@
         </w:tc>
         <w:tc>
           <w:tcPr>
-            <w:tcW w:type="dxa" w:w="1224"/>
+            <w:tcW w:type="dxa" w:w="1447"/>
           </w:tcPr>
           <w:p>
             <w:pPr>
@@ -7095,7 +7103,7 @@
         </w:tc>
         <w:tc>
           <w:tcPr>
-            <w:tcW w:type="dxa" w:w="1224"/>
+            <w:tcW w:type="dxa" w:w="1447"/>
           </w:tcPr>
           <w:p>
             <w:pPr>
@@ -7114,7 +7122,7 @@
         </w:tc>
         <w:tc>
           <w:tcPr>
-            <w:tcW w:type="dxa" w:w="1296"/>
+            <w:tcW w:type="dxa" w:w="1532"/>
           </w:tcPr>
           <w:p>
             <w:pPr>
@@ -7132,7 +7140,7 @@
         </w:tc>
         <w:tc>
           <w:tcPr>
-            <w:tcW w:type="dxa" w:w="1872"/>
+            <w:tcW w:type="dxa" w:w="2212"/>
           </w:tcPr>
           <w:p>
             <w:pPr>
@@ -7152,7 +7160,7 @@
       <w:tr>
         <w:tc>
           <w:tcPr>
-            <w:tcW w:type="dxa" w:w="1440"/>
+            <w:tcW w:type="dxa" w:w="1702"/>
           </w:tcPr>
           <w:p>
             <w:pPr>
@@ -7169,7 +7177,7 @@
         </w:tc>
         <w:tc>
           <w:tcPr>
-            <w:tcW w:type="dxa" w:w="864"/>
+            <w:tcW w:type="dxa" w:w="1021"/>
           </w:tcPr>
           <w:p>
             <w:pPr>
@@ -7187,7 +7195,7 @@
         </w:tc>
         <w:tc>
           <w:tcPr>
-            <w:tcW w:type="dxa" w:w="1224"/>
+            <w:tcW w:type="dxa" w:w="1447"/>
           </w:tcPr>
           <w:p>
             <w:pPr>
@@ -7205,7 +7213,7 @@
         </w:tc>
         <w:tc>
           <w:tcPr>
-            <w:tcW w:type="dxa" w:w="1224"/>
+            <w:tcW w:type="dxa" w:w="1447"/>
           </w:tcPr>
           <w:p>
             <w:pPr>
@@ -7224,7 +7232,7 @@
         </w:tc>
         <w:tc>
           <w:tcPr>
-            <w:tcW w:type="dxa" w:w="1296"/>
+            <w:tcW w:type="dxa" w:w="1532"/>
           </w:tcPr>
           <w:p>
             <w:pPr>
@@ -7242,7 +7250,7 @@
         </w:tc>
         <w:tc>
           <w:tcPr>
-            <w:tcW w:type="dxa" w:w="1872"/>
+            <w:tcW w:type="dxa" w:w="2212"/>
           </w:tcPr>
           <w:p>
             <w:pPr>
@@ -7262,7 +7270,7 @@
       <w:tr>
         <w:tc>
           <w:tcPr>
-            <w:tcW w:type="dxa" w:w="1440"/>
+            <w:tcW w:type="dxa" w:w="1702"/>
           </w:tcPr>
           <w:p>
             <w:pPr>
@@ -7279,7 +7287,7 @@
         </w:tc>
         <w:tc>
           <w:tcPr>
-            <w:tcW w:type="dxa" w:w="864"/>
+            <w:tcW w:type="dxa" w:w="1021"/>
           </w:tcPr>
           <w:p>
             <w:pPr>
@@ -7297,7 +7305,7 @@
         </w:tc>
         <w:tc>
           <w:tcPr>
-            <w:tcW w:type="dxa" w:w="1224"/>
+            <w:tcW w:type="dxa" w:w="1447"/>
           </w:tcPr>
           <w:p>
             <w:pPr>
@@ -7315,7 +7323,7 @@
         </w:tc>
         <w:tc>
           <w:tcPr>
-            <w:tcW w:type="dxa" w:w="1224"/>
+            <w:tcW w:type="dxa" w:w="1447"/>
           </w:tcPr>
           <w:p>
             <w:pPr>
@@ -7334,7 +7342,7 @@
         </w:tc>
         <w:tc>
           <w:tcPr>
-            <w:tcW w:type="dxa" w:w="1296"/>
+            <w:tcW w:type="dxa" w:w="1532"/>
           </w:tcPr>
           <w:p>
             <w:pPr>
@@ -7352,7 +7360,7 @@
         </w:tc>
         <w:tc>
           <w:tcPr>
-            <w:tcW w:type="dxa" w:w="1872"/>
+            <w:tcW w:type="dxa" w:w="2212"/>
           </w:tcPr>
           <w:p>
             <w:pPr>
@@ -7372,7 +7380,7 @@
       <w:tr>
         <w:tc>
           <w:tcPr>
-            <w:tcW w:type="dxa" w:w="1440"/>
+            <w:tcW w:type="dxa" w:w="1702"/>
           </w:tcPr>
           <w:p>
             <w:pPr>
@@ -7389,7 +7397,7 @@
         </w:tc>
         <w:tc>
           <w:tcPr>
-            <w:tcW w:type="dxa" w:w="864"/>
+            <w:tcW w:type="dxa" w:w="1021"/>
           </w:tcPr>
           <w:p>
             <w:pPr>
@@ -7407,7 +7415,7 @@
         </w:tc>
         <w:tc>
           <w:tcPr>
-            <w:tcW w:type="dxa" w:w="1224"/>
+            <w:tcW w:type="dxa" w:w="1447"/>
           </w:tcPr>
           <w:p>
             <w:pPr>
@@ -7425,7 +7433,7 @@
         </w:tc>
         <w:tc>
           <w:tcPr>
-            <w:tcW w:type="dxa" w:w="1224"/>
+            <w:tcW w:type="dxa" w:w="1447"/>
           </w:tcPr>
           <w:p>
             <w:pPr>
@@ -7444,7 +7452,7 @@
         </w:tc>
         <w:tc>
           <w:tcPr>
-            <w:tcW w:type="dxa" w:w="1296"/>
+            <w:tcW w:type="dxa" w:w="1532"/>
           </w:tcPr>
           <w:p>
             <w:pPr>
@@ -7462,7 +7470,7 @@
         </w:tc>
         <w:tc>
           <w:tcPr>
-            <w:tcW w:type="dxa" w:w="1872"/>
+            <w:tcW w:type="dxa" w:w="2212"/>
           </w:tcPr>
           <w:p>
             <w:pPr>
@@ -7482,7 +7490,7 @@
       <w:tr>
         <w:tc>
           <w:tcPr>
-            <w:tcW w:type="dxa" w:w="1440"/>
+            <w:tcW w:type="dxa" w:w="1702"/>
           </w:tcPr>
           <w:p>
             <w:pPr>
@@ -7500,7 +7508,7 @@
         </w:tc>
         <w:tc>
           <w:tcPr>
-            <w:tcW w:type="dxa" w:w="864"/>
+            <w:tcW w:type="dxa" w:w="1021"/>
           </w:tcPr>
           <w:p>
             <w:pPr>
@@ -7518,7 +7526,7 @@
         </w:tc>
         <w:tc>
           <w:tcPr>
-            <w:tcW w:type="dxa" w:w="1224"/>
+            <w:tcW w:type="dxa" w:w="1447"/>
           </w:tcPr>
           <w:p>
             <w:pPr>
@@ -7536,7 +7544,7 @@
         </w:tc>
         <w:tc>
           <w:tcPr>
-            <w:tcW w:type="dxa" w:w="1224"/>
+            <w:tcW w:type="dxa" w:w="1447"/>
           </w:tcPr>
           <w:p>
             <w:pPr>
@@ -7555,7 +7563,7 @@
         </w:tc>
         <w:tc>
           <w:tcPr>
-            <w:tcW w:type="dxa" w:w="1296"/>
+            <w:tcW w:type="dxa" w:w="1532"/>
           </w:tcPr>
           <w:p>
             <w:pPr>
@@ -7573,7 +7581,7 @@
         </w:tc>
         <w:tc>
           <w:tcPr>
-            <w:tcW w:type="dxa" w:w="1872"/>
+            <w:tcW w:type="dxa" w:w="2212"/>
           </w:tcPr>
           <w:p>
             <w:pPr>
@@ -7593,7 +7601,7 @@
       <w:tr>
         <w:tc>
           <w:tcPr>
-            <w:tcW w:type="dxa" w:w="1440"/>
+            <w:tcW w:type="dxa" w:w="1702"/>
           </w:tcPr>
           <w:p>
             <w:pPr>
@@ -7610,7 +7618,7 @@
         </w:tc>
         <w:tc>
           <w:tcPr>
-            <w:tcW w:type="dxa" w:w="864"/>
+            <w:tcW w:type="dxa" w:w="1021"/>
           </w:tcPr>
           <w:p>
             <w:pPr>
@@ -7628,7 +7636,7 @@
         </w:tc>
         <w:tc>
           <w:tcPr>
-            <w:tcW w:type="dxa" w:w="1224"/>
+            <w:tcW w:type="dxa" w:w="1447"/>
           </w:tcPr>
           <w:p>
             <w:pPr>
@@ -7646,7 +7654,7 @@
         </w:tc>
         <w:tc>
           <w:tcPr>
-            <w:tcW w:type="dxa" w:w="1224"/>
+            <w:tcW w:type="dxa" w:w="1447"/>
           </w:tcPr>
           <w:p>
             <w:pPr>
@@ -7665,7 +7673,7 @@
         </w:tc>
         <w:tc>
           <w:tcPr>
-            <w:tcW w:type="dxa" w:w="1296"/>
+            <w:tcW w:type="dxa" w:w="1532"/>
           </w:tcPr>
           <w:p>
             <w:pPr>
@@ -7683,7 +7691,7 @@
         </w:tc>
         <w:tc>
           <w:tcPr>
-            <w:tcW w:type="dxa" w:w="1872"/>
+            <w:tcW w:type="dxa" w:w="2212"/>
           </w:tcPr>
           <w:p>
             <w:pPr>
@@ -7703,7 +7711,7 @@
       <w:tr>
         <w:tc>
           <w:tcPr>
-            <w:tcW w:type="dxa" w:w="1440"/>
+            <w:tcW w:type="dxa" w:w="1702"/>
           </w:tcPr>
           <w:p>
             <w:pPr>
@@ -7720,7 +7728,7 @@
         </w:tc>
         <w:tc>
           <w:tcPr>
-            <w:tcW w:type="dxa" w:w="864"/>
+            <w:tcW w:type="dxa" w:w="1021"/>
           </w:tcPr>
           <w:p>
             <w:pPr>
@@ -7738,7 +7746,7 @@
         </w:tc>
         <w:tc>
           <w:tcPr>
-            <w:tcW w:type="dxa" w:w="1224"/>
+            <w:tcW w:type="dxa" w:w="1447"/>
           </w:tcPr>
           <w:p>
             <w:pPr>
@@ -7756,7 +7764,7 @@
         </w:tc>
         <w:tc>
           <w:tcPr>
-            <w:tcW w:type="dxa" w:w="1224"/>
+            <w:tcW w:type="dxa" w:w="1447"/>
           </w:tcPr>
           <w:p>
             <w:pPr>
@@ -7775,7 +7783,7 @@
         </w:tc>
         <w:tc>
           <w:tcPr>
-            <w:tcW w:type="dxa" w:w="1296"/>
+            <w:tcW w:type="dxa" w:w="1532"/>
           </w:tcPr>
           <w:p>
             <w:pPr>
@@ -7793,7 +7801,7 @@
         </w:tc>
         <w:tc>
           <w:tcPr>
-            <w:tcW w:type="dxa" w:w="1872"/>
+            <w:tcW w:type="dxa" w:w="2212"/>
           </w:tcPr>
           <w:p>
             <w:pPr>
@@ -7813,7 +7821,7 @@
       <w:tr>
         <w:tc>
           <w:tcPr>
-            <w:tcW w:type="dxa" w:w="1440"/>
+            <w:tcW w:type="dxa" w:w="1702"/>
           </w:tcPr>
           <w:p>
             <w:pPr>
@@ -7830,7 +7838,7 @@
         </w:tc>
         <w:tc>
           <w:tcPr>
-            <w:tcW w:type="dxa" w:w="864"/>
+            <w:tcW w:type="dxa" w:w="1021"/>
           </w:tcPr>
           <w:p>
             <w:pPr>
@@ -7848,7 +7856,7 @@
         </w:tc>
         <w:tc>
           <w:tcPr>
-            <w:tcW w:type="dxa" w:w="1224"/>
+            <w:tcW w:type="dxa" w:w="1447"/>
           </w:tcPr>
           <w:p>
             <w:pPr>
@@ -7866,7 +7874,7 @@
         </w:tc>
         <w:tc>
           <w:tcPr>
-            <w:tcW w:type="dxa" w:w="1224"/>
+            <w:tcW w:type="dxa" w:w="1447"/>
           </w:tcPr>
           <w:p>
             <w:pPr>
@@ -7885,7 +7893,7 @@
         </w:tc>
         <w:tc>
           <w:tcPr>
-            <w:tcW w:type="dxa" w:w="1296"/>
+            <w:tcW w:type="dxa" w:w="1532"/>
           </w:tcPr>
           <w:p>
             <w:pPr>
@@ -7903,7 +7911,7 @@
         </w:tc>
         <w:tc>
           <w:tcPr>
-            <w:tcW w:type="dxa" w:w="1872"/>
+            <w:tcW w:type="dxa" w:w="2212"/>
           </w:tcPr>
           <w:p>
             <w:pPr>
@@ -7923,7 +7931,7 @@
       <w:tr>
         <w:tc>
           <w:tcPr>
-            <w:tcW w:type="dxa" w:w="1440"/>
+            <w:tcW w:type="dxa" w:w="1702"/>
             <w:tcBorders>
               <w:bottom w:val="single" w:sz="6" w:space="0" w:color="000000"/>
             </w:tcBorders>
@@ -7943,7 +7951,7 @@
         </w:tc>
         <w:tc>
           <w:tcPr>
-            <w:tcW w:type="dxa" w:w="864"/>
+            <w:tcW w:type="dxa" w:w="1021"/>
             <w:tcBorders>
               <w:bottom w:val="single" w:sz="6" w:space="0" w:color="000000"/>
             </w:tcBorders>
@@ -7964,7 +7972,7 @@
         </w:tc>
         <w:tc>
           <w:tcPr>
-            <w:tcW w:type="dxa" w:w="1224"/>
+            <w:tcW w:type="dxa" w:w="1447"/>
             <w:tcBorders>
               <w:bottom w:val="single" w:sz="6" w:space="0" w:color="000000"/>
             </w:tcBorders>
@@ -7985,7 +7993,7 @@
         </w:tc>
         <w:tc>
           <w:tcPr>
-            <w:tcW w:type="dxa" w:w="1224"/>
+            <w:tcW w:type="dxa" w:w="1447"/>
             <w:tcBorders>
               <w:bottom w:val="single" w:sz="6" w:space="0" w:color="000000"/>
             </w:tcBorders>
@@ -8007,7 +8015,7 @@
         </w:tc>
         <w:tc>
           <w:tcPr>
-            <w:tcW w:type="dxa" w:w="1296"/>
+            <w:tcW w:type="dxa" w:w="1532"/>
             <w:tcBorders>
               <w:bottom w:val="single" w:sz="6" w:space="0" w:color="000000"/>
             </w:tcBorders>
@@ -8028,7 +8036,7 @@
         </w:tc>
         <w:tc>
           <w:tcPr>
-            <w:tcW w:type="dxa" w:w="1872"/>
+            <w:tcW w:type="dxa" w:w="2212"/>
             <w:tcBorders>
               <w:bottom w:val="single" w:sz="6" w:space="0" w:color="000000"/>
             </w:tcBorders>
@@ -8191,6 +8199,8 @@
         <w:jc w:val="center"/>
         <w:tblLayout w:type="fixed"/>
         <w:tblLook w:firstColumn="1" w:firstRow="1" w:lastColumn="0" w:lastRow="0" w:noHBand="0" w:noVBand="1" w:val="04A0"/>
+        <w:tblLayout w:type="fixed"/>
+        <w:tblW w:w="9360" w:type="dxa"/>
       </w:tblPr>
       <w:tblGrid>
         <w:gridCol w:w="1872"/>
@@ -8202,7 +8212,7 @@
       <w:tr>
         <w:tc>
           <w:tcPr>
-            <w:tcW w:type="dxa" w:w="2520"/>
+            <w:tcW w:type="dxa" w:w="2663"/>
             <w:tcBorders>
               <w:top w:val="single" w:sz="6" w:space="0" w:color="000000"/>
               <w:bottom w:val="single" w:sz="6" w:space="0" w:color="000000"/>
@@ -8225,7 +8235,7 @@
         </w:tc>
         <w:tc>
           <w:tcPr>
-            <w:tcW w:type="dxa" w:w="6336"/>
+            <w:tcW w:type="dxa" w:w="6696"/>
             <w:gridSpan w:val="4"/>
             <w:tcBorders>
               <w:top w:val="single" w:sz="6" w:space="0" w:color="000000"/>
@@ -8251,7 +8261,7 @@
       <w:tr>
         <w:tc>
           <w:tcPr>
-            <w:tcW w:type="dxa" w:w="2520"/>
+            <w:tcW w:type="dxa" w:w="2663"/>
           </w:tcPr>
           <w:p>
             <w:pPr>
@@ -8270,7 +8280,7 @@
         </w:tc>
         <w:tc>
           <w:tcPr>
-            <w:tcW w:type="dxa" w:w="1584"/>
+            <w:tcW w:type="dxa" w:w="1674"/>
           </w:tcPr>
           <w:p>
             <w:pPr>
@@ -8289,7 +8299,7 @@
         </w:tc>
         <w:tc>
           <w:tcPr>
-            <w:tcW w:type="dxa" w:w="1584"/>
+            <w:tcW w:type="dxa" w:w="1674"/>
           </w:tcPr>
           <w:p>
             <w:pPr>
@@ -8308,7 +8318,7 @@
         </w:tc>
         <w:tc>
           <w:tcPr>
-            <w:tcW w:type="dxa" w:w="1584"/>
+            <w:tcW w:type="dxa" w:w="1674"/>
           </w:tcPr>
           <w:p>
             <w:pPr>
@@ -8327,7 +8337,7 @@
         </w:tc>
         <w:tc>
           <w:tcPr>
-            <w:tcW w:type="dxa" w:w="1584"/>
+            <w:tcW w:type="dxa" w:w="1674"/>
           </w:tcPr>
           <w:p>
             <w:pPr>
@@ -8348,7 +8358,7 @@
       <w:tr>
         <w:tc>
           <w:tcPr>
-            <w:tcW w:type="dxa" w:w="2520"/>
+            <w:tcW w:type="dxa" w:w="2663"/>
           </w:tcPr>
           <w:p>
             <w:pPr>
@@ -8366,7 +8376,7 @@
         </w:tc>
         <w:tc>
           <w:tcPr>
-            <w:tcW w:type="dxa" w:w="1584"/>
+            <w:tcW w:type="dxa" w:w="1674"/>
           </w:tcPr>
           <w:p>
             <w:pPr>
@@ -8385,7 +8395,7 @@
         </w:tc>
         <w:tc>
           <w:tcPr>
-            <w:tcW w:type="dxa" w:w="1584"/>
+            <w:tcW w:type="dxa" w:w="1674"/>
           </w:tcPr>
           <w:p>
             <w:pPr>
@@ -8404,7 +8414,7 @@
         </w:tc>
         <w:tc>
           <w:tcPr>
-            <w:tcW w:type="dxa" w:w="1584"/>
+            <w:tcW w:type="dxa" w:w="1674"/>
           </w:tcPr>
           <w:p>
             <w:pPr>
@@ -8423,7 +8433,7 @@
         </w:tc>
         <w:tc>
           <w:tcPr>
-            <w:tcW w:type="dxa" w:w="1584"/>
+            <w:tcW w:type="dxa" w:w="1674"/>
           </w:tcPr>
           <w:p>
             <w:pPr>
@@ -8444,7 +8454,7 @@
       <w:tr>
         <w:tc>
           <w:tcPr>
-            <w:tcW w:type="dxa" w:w="2520"/>
+            <w:tcW w:type="dxa" w:w="2663"/>
           </w:tcPr>
           <w:p>
             <w:pPr>
@@ -8462,7 +8472,7 @@
         </w:tc>
         <w:tc>
           <w:tcPr>
-            <w:tcW w:type="dxa" w:w="1584"/>
+            <w:tcW w:type="dxa" w:w="1674"/>
           </w:tcPr>
           <w:p>
             <w:pPr>
@@ -8480,7 +8490,7 @@
         </w:tc>
         <w:tc>
           <w:tcPr>
-            <w:tcW w:type="dxa" w:w="1584"/>
+            <w:tcW w:type="dxa" w:w="1674"/>
           </w:tcPr>
           <w:p>
             <w:pPr>
@@ -8498,7 +8508,7 @@
         </w:tc>
         <w:tc>
           <w:tcPr>
-            <w:tcW w:type="dxa" w:w="1584"/>
+            <w:tcW w:type="dxa" w:w="1674"/>
           </w:tcPr>
           <w:p>
             <w:pPr>
@@ -8516,7 +8526,7 @@
         </w:tc>
         <w:tc>
           <w:tcPr>
-            <w:tcW w:type="dxa" w:w="1584"/>
+            <w:tcW w:type="dxa" w:w="1674"/>
           </w:tcPr>
           <w:p>
             <w:pPr>
@@ -8536,7 +8546,7 @@
       <w:tr>
         <w:tc>
           <w:tcPr>
-            <w:tcW w:type="dxa" w:w="2520"/>
+            <w:tcW w:type="dxa" w:w="2663"/>
           </w:tcPr>
           <w:p>
             <w:pPr>
@@ -8554,7 +8564,7 @@
         </w:tc>
         <w:tc>
           <w:tcPr>
-            <w:tcW w:type="dxa" w:w="1584"/>
+            <w:tcW w:type="dxa" w:w="1674"/>
           </w:tcPr>
           <w:p>
             <w:pPr>
@@ -8572,7 +8582,7 @@
         </w:tc>
         <w:tc>
           <w:tcPr>
-            <w:tcW w:type="dxa" w:w="1584"/>
+            <w:tcW w:type="dxa" w:w="1674"/>
           </w:tcPr>
           <w:p>
             <w:pPr>
@@ -8590,7 +8600,7 @@
         </w:tc>
         <w:tc>
           <w:tcPr>
-            <w:tcW w:type="dxa" w:w="1584"/>
+            <w:tcW w:type="dxa" w:w="1674"/>
           </w:tcPr>
           <w:p>
             <w:pPr>
@@ -8608,7 +8618,7 @@
         </w:tc>
         <w:tc>
           <w:tcPr>
-            <w:tcW w:type="dxa" w:w="1584"/>
+            <w:tcW w:type="dxa" w:w="1674"/>
           </w:tcPr>
           <w:p>
             <w:pPr>
@@ -8628,7 +8638,7 @@
       <w:tr>
         <w:tc>
           <w:tcPr>
-            <w:tcW w:type="dxa" w:w="2520"/>
+            <w:tcW w:type="dxa" w:w="2663"/>
           </w:tcPr>
           <w:p>
             <w:pPr>
@@ -8646,7 +8656,7 @@
         </w:tc>
         <w:tc>
           <w:tcPr>
-            <w:tcW w:type="dxa" w:w="1584"/>
+            <w:tcW w:type="dxa" w:w="1674"/>
           </w:tcPr>
           <w:p>
             <w:pPr>
@@ -8664,7 +8674,7 @@
         </w:tc>
         <w:tc>
           <w:tcPr>
-            <w:tcW w:type="dxa" w:w="1584"/>
+            <w:tcW w:type="dxa" w:w="1674"/>
           </w:tcPr>
           <w:p>
             <w:pPr>
@@ -8682,7 +8692,7 @@
         </w:tc>
         <w:tc>
           <w:tcPr>
-            <w:tcW w:type="dxa" w:w="1584"/>
+            <w:tcW w:type="dxa" w:w="1674"/>
           </w:tcPr>
           <w:p>
             <w:pPr>
@@ -8700,7 +8710,7 @@
         </w:tc>
         <w:tc>
           <w:tcPr>
-            <w:tcW w:type="dxa" w:w="1584"/>
+            <w:tcW w:type="dxa" w:w="1674"/>
           </w:tcPr>
           <w:p>
             <w:pPr>
@@ -8720,7 +8730,7 @@
       <w:tr>
         <w:tc>
           <w:tcPr>
-            <w:tcW w:type="dxa" w:w="2520"/>
+            <w:tcW w:type="dxa" w:w="2663"/>
           </w:tcPr>
           <w:p>
             <w:pPr>
@@ -8739,7 +8749,7 @@
         </w:tc>
         <w:tc>
           <w:tcPr>
-            <w:tcW w:type="dxa" w:w="1584"/>
+            <w:tcW w:type="dxa" w:w="1674"/>
           </w:tcPr>
           <w:p>
             <w:pPr>
@@ -8758,7 +8768,7 @@
         </w:tc>
         <w:tc>
           <w:tcPr>
-            <w:tcW w:type="dxa" w:w="1584"/>
+            <w:tcW w:type="dxa" w:w="1674"/>
           </w:tcPr>
           <w:p>
             <w:pPr>
@@ -8777,7 +8787,7 @@
         </w:tc>
         <w:tc>
           <w:tcPr>
-            <w:tcW w:type="dxa" w:w="1584"/>
+            <w:tcW w:type="dxa" w:w="1674"/>
           </w:tcPr>
           <w:p>
             <w:pPr>
@@ -8796,7 +8806,7 @@
         </w:tc>
         <w:tc>
           <w:tcPr>
-            <w:tcW w:type="dxa" w:w="1584"/>
+            <w:tcW w:type="dxa" w:w="1674"/>
           </w:tcPr>
           <w:p>
             <w:pPr>
@@ -8817,7 +8827,7 @@
       <w:tr>
         <w:tc>
           <w:tcPr>
-            <w:tcW w:type="dxa" w:w="2520"/>
+            <w:tcW w:type="dxa" w:w="2663"/>
           </w:tcPr>
           <w:p>
             <w:pPr>
@@ -8835,7 +8845,7 @@
         </w:tc>
         <w:tc>
           <w:tcPr>
-            <w:tcW w:type="dxa" w:w="1584"/>
+            <w:tcW w:type="dxa" w:w="1674"/>
           </w:tcPr>
           <w:p>
             <w:pPr>
@@ -8854,7 +8864,7 @@
         </w:tc>
         <w:tc>
           <w:tcPr>
-            <w:tcW w:type="dxa" w:w="1584"/>
+            <w:tcW w:type="dxa" w:w="1674"/>
           </w:tcPr>
           <w:p>
             <w:pPr>
@@ -8873,7 +8883,7 @@
         </w:tc>
         <w:tc>
           <w:tcPr>
-            <w:tcW w:type="dxa" w:w="1584"/>
+            <w:tcW w:type="dxa" w:w="1674"/>
           </w:tcPr>
           <w:p>
             <w:pPr>
@@ -8892,7 +8902,7 @@
         </w:tc>
         <w:tc>
           <w:tcPr>
-            <w:tcW w:type="dxa" w:w="1584"/>
+            <w:tcW w:type="dxa" w:w="1674"/>
           </w:tcPr>
           <w:p>
             <w:pPr>
@@ -8913,7 +8923,7 @@
       <w:tr>
         <w:tc>
           <w:tcPr>
-            <w:tcW w:type="dxa" w:w="2520"/>
+            <w:tcW w:type="dxa" w:w="2663"/>
           </w:tcPr>
           <w:p>
             <w:pPr>
@@ -8931,7 +8941,7 @@
         </w:tc>
         <w:tc>
           <w:tcPr>
-            <w:tcW w:type="dxa" w:w="1584"/>
+            <w:tcW w:type="dxa" w:w="1674"/>
           </w:tcPr>
           <w:p>
             <w:pPr>
@@ -8949,7 +8959,7 @@
         </w:tc>
         <w:tc>
           <w:tcPr>
-            <w:tcW w:type="dxa" w:w="1584"/>
+            <w:tcW w:type="dxa" w:w="1674"/>
           </w:tcPr>
           <w:p>
             <w:pPr>
@@ -8967,7 +8977,7 @@
         </w:tc>
         <w:tc>
           <w:tcPr>
-            <w:tcW w:type="dxa" w:w="1584"/>
+            <w:tcW w:type="dxa" w:w="1674"/>
           </w:tcPr>
           <w:p>
             <w:pPr>
@@ -8985,7 +8995,7 @@
         </w:tc>
         <w:tc>
           <w:tcPr>
-            <w:tcW w:type="dxa" w:w="1584"/>
+            <w:tcW w:type="dxa" w:w="1674"/>
           </w:tcPr>
           <w:p>
             <w:pPr>
@@ -9005,7 +9015,7 @@
       <w:tr>
         <w:tc>
           <w:tcPr>
-            <w:tcW w:type="dxa" w:w="2520"/>
+            <w:tcW w:type="dxa" w:w="2663"/>
           </w:tcPr>
           <w:p>
             <w:pPr>
@@ -9023,7 +9033,7 @@
         </w:tc>
         <w:tc>
           <w:tcPr>
-            <w:tcW w:type="dxa" w:w="1584"/>
+            <w:tcW w:type="dxa" w:w="1674"/>
           </w:tcPr>
           <w:p>
             <w:pPr>
@@ -9041,7 +9051,7 @@
         </w:tc>
         <w:tc>
           <w:tcPr>
-            <w:tcW w:type="dxa" w:w="1584"/>
+            <w:tcW w:type="dxa" w:w="1674"/>
           </w:tcPr>
           <w:p>
             <w:pPr>
@@ -9059,7 +9069,7 @@
         </w:tc>
         <w:tc>
           <w:tcPr>
-            <w:tcW w:type="dxa" w:w="1584"/>
+            <w:tcW w:type="dxa" w:w="1674"/>
           </w:tcPr>
           <w:p>
             <w:pPr>
@@ -9077,7 +9087,7 @@
         </w:tc>
         <w:tc>
           <w:tcPr>
-            <w:tcW w:type="dxa" w:w="1584"/>
+            <w:tcW w:type="dxa" w:w="1674"/>
           </w:tcPr>
           <w:p>
             <w:pPr>
@@ -9097,7 +9107,7 @@
       <w:tr>
         <w:tc>
           <w:tcPr>
-            <w:tcW w:type="dxa" w:w="2520"/>
+            <w:tcW w:type="dxa" w:w="2663"/>
           </w:tcPr>
           <w:p>
             <w:pPr>
@@ -9115,7 +9125,7 @@
         </w:tc>
         <w:tc>
           <w:tcPr>
-            <w:tcW w:type="dxa" w:w="1584"/>
+            <w:tcW w:type="dxa" w:w="1674"/>
           </w:tcPr>
           <w:p>
             <w:pPr>
@@ -9133,7 +9143,7 @@
         </w:tc>
         <w:tc>
           <w:tcPr>
-            <w:tcW w:type="dxa" w:w="1584"/>
+            <w:tcW w:type="dxa" w:w="1674"/>
           </w:tcPr>
           <w:p>
             <w:pPr>
@@ -9151,7 +9161,7 @@
         </w:tc>
         <w:tc>
           <w:tcPr>
-            <w:tcW w:type="dxa" w:w="1584"/>
+            <w:tcW w:type="dxa" w:w="1674"/>
           </w:tcPr>
           <w:p>
             <w:pPr>
@@ -9169,7 +9179,7 @@
         </w:tc>
         <w:tc>
           <w:tcPr>
-            <w:tcW w:type="dxa" w:w="1584"/>
+            <w:tcW w:type="dxa" w:w="1674"/>
           </w:tcPr>
           <w:p>
             <w:pPr>
@@ -9189,7 +9199,7 @@
       <w:tr>
         <w:tc>
           <w:tcPr>
-            <w:tcW w:type="dxa" w:w="2520"/>
+            <w:tcW w:type="dxa" w:w="2663"/>
           </w:tcPr>
           <w:p>
             <w:pPr>
@@ -9208,7 +9218,7 @@
         </w:tc>
         <w:tc>
           <w:tcPr>
-            <w:tcW w:type="dxa" w:w="1584"/>
+            <w:tcW w:type="dxa" w:w="1674"/>
           </w:tcPr>
           <w:p>
             <w:pPr>
@@ -9227,7 +9237,7 @@
         </w:tc>
         <w:tc>
           <w:tcPr>
-            <w:tcW w:type="dxa" w:w="1584"/>
+            <w:tcW w:type="dxa" w:w="1674"/>
           </w:tcPr>
           <w:p>
             <w:pPr>
@@ -9246,7 +9256,7 @@
         </w:tc>
         <w:tc>
           <w:tcPr>
-            <w:tcW w:type="dxa" w:w="1584"/>
+            <w:tcW w:type="dxa" w:w="1674"/>
           </w:tcPr>
           <w:p>
             <w:pPr>
@@ -9265,7 +9275,7 @@
         </w:tc>
         <w:tc>
           <w:tcPr>
-            <w:tcW w:type="dxa" w:w="1584"/>
+            <w:tcW w:type="dxa" w:w="1674"/>
           </w:tcPr>
           <w:p>
             <w:pPr>
@@ -9286,7 +9296,7 @@
       <w:tr>
         <w:tc>
           <w:tcPr>
-            <w:tcW w:type="dxa" w:w="2520"/>
+            <w:tcW w:type="dxa" w:w="2663"/>
           </w:tcPr>
           <w:p>
             <w:pPr>
@@ -9304,7 +9314,7 @@
         </w:tc>
         <w:tc>
           <w:tcPr>
-            <w:tcW w:type="dxa" w:w="1584"/>
+            <w:tcW w:type="dxa" w:w="1674"/>
           </w:tcPr>
           <w:p>
             <w:pPr>
@@ -9323,7 +9333,7 @@
         </w:tc>
         <w:tc>
           <w:tcPr>
-            <w:tcW w:type="dxa" w:w="1584"/>
+            <w:tcW w:type="dxa" w:w="1674"/>
           </w:tcPr>
           <w:p>
             <w:pPr>
@@ -9341,7 +9351,7 @@
         </w:tc>
         <w:tc>
           <w:tcPr>
-            <w:tcW w:type="dxa" w:w="1584"/>
+            <w:tcW w:type="dxa" w:w="1674"/>
           </w:tcPr>
           <w:p>
             <w:pPr>
@@ -9359,7 +9369,7 @@
         </w:tc>
         <w:tc>
           <w:tcPr>
-            <w:tcW w:type="dxa" w:w="1584"/>
+            <w:tcW w:type="dxa" w:w="1674"/>
           </w:tcPr>
           <w:p>
             <w:pPr>
@@ -9379,7 +9389,7 @@
       <w:tr>
         <w:tc>
           <w:tcPr>
-            <w:tcW w:type="dxa" w:w="2520"/>
+            <w:tcW w:type="dxa" w:w="2663"/>
           </w:tcPr>
           <w:p>
             <w:pPr>
@@ -9397,7 +9407,7 @@
         </w:tc>
         <w:tc>
           <w:tcPr>
-            <w:tcW w:type="dxa" w:w="1584"/>
+            <w:tcW w:type="dxa" w:w="1674"/>
           </w:tcPr>
           <w:p>
             <w:pPr>
@@ -9415,7 +9425,7 @@
         </w:tc>
         <w:tc>
           <w:tcPr>
-            <w:tcW w:type="dxa" w:w="1584"/>
+            <w:tcW w:type="dxa" w:w="1674"/>
           </w:tcPr>
           <w:p>
             <w:pPr>
@@ -9434,7 +9444,7 @@
         </w:tc>
         <w:tc>
           <w:tcPr>
-            <w:tcW w:type="dxa" w:w="1584"/>
+            <w:tcW w:type="dxa" w:w="1674"/>
           </w:tcPr>
           <w:p>
             <w:pPr>
@@ -9453,7 +9463,7 @@
         </w:tc>
         <w:tc>
           <w:tcPr>
-            <w:tcW w:type="dxa" w:w="1584"/>
+            <w:tcW w:type="dxa" w:w="1674"/>
           </w:tcPr>
           <w:p>
             <w:pPr>
@@ -9474,7 +9484,7 @@
       <w:tr>
         <w:tc>
           <w:tcPr>
-            <w:tcW w:type="dxa" w:w="2520"/>
+            <w:tcW w:type="dxa" w:w="2663"/>
           </w:tcPr>
           <w:p>
             <w:pPr>
@@ -9492,7 +9502,7 @@
         </w:tc>
         <w:tc>
           <w:tcPr>
-            <w:tcW w:type="dxa" w:w="1584"/>
+            <w:tcW w:type="dxa" w:w="1674"/>
           </w:tcPr>
           <w:p>
             <w:pPr>
@@ -9510,7 +9520,7 @@
         </w:tc>
         <w:tc>
           <w:tcPr>
-            <w:tcW w:type="dxa" w:w="1584"/>
+            <w:tcW w:type="dxa" w:w="1674"/>
           </w:tcPr>
           <w:p>
             <w:pPr>
@@ -9528,7 +9538,7 @@
         </w:tc>
         <w:tc>
           <w:tcPr>
-            <w:tcW w:type="dxa" w:w="1584"/>
+            <w:tcW w:type="dxa" w:w="1674"/>
           </w:tcPr>
           <w:p>
             <w:pPr>
@@ -9546,7 +9556,7 @@
         </w:tc>
         <w:tc>
           <w:tcPr>
-            <w:tcW w:type="dxa" w:w="1584"/>
+            <w:tcW w:type="dxa" w:w="1674"/>
           </w:tcPr>
           <w:p>
             <w:pPr>
@@ -9566,7 +9576,7 @@
       <w:tr>
         <w:tc>
           <w:tcPr>
-            <w:tcW w:type="dxa" w:w="2520"/>
+            <w:tcW w:type="dxa" w:w="2663"/>
           </w:tcPr>
           <w:p>
             <w:pPr>
@@ -9584,7 +9594,7 @@
         </w:tc>
         <w:tc>
           <w:tcPr>
-            <w:tcW w:type="dxa" w:w="1584"/>
+            <w:tcW w:type="dxa" w:w="1674"/>
           </w:tcPr>
           <w:p>
             <w:pPr>
@@ -9602,7 +9612,7 @@
         </w:tc>
         <w:tc>
           <w:tcPr>
-            <w:tcW w:type="dxa" w:w="1584"/>
+            <w:tcW w:type="dxa" w:w="1674"/>
           </w:tcPr>
           <w:p>
             <w:pPr>
@@ -9620,7 +9630,7 @@
         </w:tc>
         <w:tc>
           <w:tcPr>
-            <w:tcW w:type="dxa" w:w="1584"/>
+            <w:tcW w:type="dxa" w:w="1674"/>
           </w:tcPr>
           <w:p>
             <w:pPr>
@@ -9638,7 +9648,7 @@
         </w:tc>
         <w:tc>
           <w:tcPr>
-            <w:tcW w:type="dxa" w:w="1584"/>
+            <w:tcW w:type="dxa" w:w="1674"/>
           </w:tcPr>
           <w:p>
             <w:pPr>
@@ -9658,7 +9668,7 @@
       <w:tr>
         <w:tc>
           <w:tcPr>
-            <w:tcW w:type="dxa" w:w="2520"/>
+            <w:tcW w:type="dxa" w:w="2663"/>
           </w:tcPr>
           <w:p>
             <w:pPr>
@@ -9677,7 +9687,7 @@
         </w:tc>
         <w:tc>
           <w:tcPr>
-            <w:tcW w:type="dxa" w:w="1584"/>
+            <w:tcW w:type="dxa" w:w="1674"/>
           </w:tcPr>
           <w:p>
             <w:pPr>
@@ -9696,7 +9706,7 @@
         </w:tc>
         <w:tc>
           <w:tcPr>
-            <w:tcW w:type="dxa" w:w="1584"/>
+            <w:tcW w:type="dxa" w:w="1674"/>
           </w:tcPr>
           <w:p>
             <w:pPr>
@@ -9715,7 +9725,7 @@
         </w:tc>
         <w:tc>
           <w:tcPr>
-            <w:tcW w:type="dxa" w:w="1584"/>
+            <w:tcW w:type="dxa" w:w="1674"/>
           </w:tcPr>
           <w:p>
             <w:pPr>
@@ -9734,7 +9744,7 @@
         </w:tc>
         <w:tc>
           <w:tcPr>
-            <w:tcW w:type="dxa" w:w="1584"/>
+            <w:tcW w:type="dxa" w:w="1674"/>
           </w:tcPr>
           <w:p>
             <w:pPr>
@@ -9755,7 +9765,7 @@
       <w:tr>
         <w:tc>
           <w:tcPr>
-            <w:tcW w:type="dxa" w:w="2520"/>
+            <w:tcW w:type="dxa" w:w="2663"/>
           </w:tcPr>
           <w:p>
             <w:pPr>
@@ -9773,7 +9783,7 @@
         </w:tc>
         <w:tc>
           <w:tcPr>
-            <w:tcW w:type="dxa" w:w="1584"/>
+            <w:tcW w:type="dxa" w:w="1674"/>
           </w:tcPr>
           <w:p>
             <w:pPr>
@@ -9792,7 +9802,7 @@
         </w:tc>
         <w:tc>
           <w:tcPr>
-            <w:tcW w:type="dxa" w:w="1584"/>
+            <w:tcW w:type="dxa" w:w="1674"/>
           </w:tcPr>
           <w:p>
             <w:pPr>
@@ -9811,7 +9821,7 @@
         </w:tc>
         <w:tc>
           <w:tcPr>
-            <w:tcW w:type="dxa" w:w="1584"/>
+            <w:tcW w:type="dxa" w:w="1674"/>
           </w:tcPr>
           <w:p>
             <w:pPr>
@@ -9830,7 +9840,7 @@
         </w:tc>
         <w:tc>
           <w:tcPr>
-            <w:tcW w:type="dxa" w:w="1584"/>
+            <w:tcW w:type="dxa" w:w="1674"/>
           </w:tcPr>
           <w:p>
             <w:pPr>
@@ -9851,7 +9861,7 @@
       <w:tr>
         <w:tc>
           <w:tcPr>
-            <w:tcW w:type="dxa" w:w="2520"/>
+            <w:tcW w:type="dxa" w:w="2663"/>
           </w:tcPr>
           <w:p>
             <w:pPr>
@@ -9869,7 +9879,7 @@
         </w:tc>
         <w:tc>
           <w:tcPr>
-            <w:tcW w:type="dxa" w:w="1584"/>
+            <w:tcW w:type="dxa" w:w="1674"/>
           </w:tcPr>
           <w:p>
             <w:pPr>
@@ -9887,7 +9897,7 @@
         </w:tc>
         <w:tc>
           <w:tcPr>
-            <w:tcW w:type="dxa" w:w="1584"/>
+            <w:tcW w:type="dxa" w:w="1674"/>
           </w:tcPr>
           <w:p>
             <w:pPr>
@@ -9905,7 +9915,7 @@
         </w:tc>
         <w:tc>
           <w:tcPr>
-            <w:tcW w:type="dxa" w:w="1584"/>
+            <w:tcW w:type="dxa" w:w="1674"/>
           </w:tcPr>
           <w:p>
             <w:pPr>
@@ -9923,7 +9933,7 @@
         </w:tc>
         <w:tc>
           <w:tcPr>
-            <w:tcW w:type="dxa" w:w="1584"/>
+            <w:tcW w:type="dxa" w:w="1674"/>
           </w:tcPr>
           <w:p>
             <w:pPr>
@@ -9943,7 +9953,7 @@
       <w:tr>
         <w:tc>
           <w:tcPr>
-            <w:tcW w:type="dxa" w:w="2520"/>
+            <w:tcW w:type="dxa" w:w="2663"/>
           </w:tcPr>
           <w:p>
             <w:pPr>
@@ -9961,7 +9971,7 @@
         </w:tc>
         <w:tc>
           <w:tcPr>
-            <w:tcW w:type="dxa" w:w="1584"/>
+            <w:tcW w:type="dxa" w:w="1674"/>
           </w:tcPr>
           <w:p>
             <w:pPr>
@@ -9979,7 +9989,7 @@
         </w:tc>
         <w:tc>
           <w:tcPr>
-            <w:tcW w:type="dxa" w:w="1584"/>
+            <w:tcW w:type="dxa" w:w="1674"/>
           </w:tcPr>
           <w:p>
             <w:pPr>
@@ -9997,7 +10007,7 @@
         </w:tc>
         <w:tc>
           <w:tcPr>
-            <w:tcW w:type="dxa" w:w="1584"/>
+            <w:tcW w:type="dxa" w:w="1674"/>
           </w:tcPr>
           <w:p>
             <w:pPr>
@@ -10015,7 +10025,7 @@
         </w:tc>
         <w:tc>
           <w:tcPr>
-            <w:tcW w:type="dxa" w:w="1584"/>
+            <w:tcW w:type="dxa" w:w="1674"/>
           </w:tcPr>
           <w:p>
             <w:pPr>
@@ -10035,7 +10045,7 @@
       <w:tr>
         <w:tc>
           <w:tcPr>
-            <w:tcW w:type="dxa" w:w="2520"/>
+            <w:tcW w:type="dxa" w:w="2663"/>
           </w:tcPr>
           <w:p>
             <w:pPr>
@@ -10053,7 +10063,7 @@
         </w:tc>
         <w:tc>
           <w:tcPr>
-            <w:tcW w:type="dxa" w:w="1584"/>
+            <w:tcW w:type="dxa" w:w="1674"/>
           </w:tcPr>
           <w:p>
             <w:pPr>
@@ -10071,7 +10081,7 @@
         </w:tc>
         <w:tc>
           <w:tcPr>
-            <w:tcW w:type="dxa" w:w="1584"/>
+            <w:tcW w:type="dxa" w:w="1674"/>
           </w:tcPr>
           <w:p>
             <w:pPr>
@@ -10089,7 +10099,7 @@
         </w:tc>
         <w:tc>
           <w:tcPr>
-            <w:tcW w:type="dxa" w:w="1584"/>
+            <w:tcW w:type="dxa" w:w="1674"/>
           </w:tcPr>
           <w:p>
             <w:pPr>
@@ -10107,7 +10117,7 @@
         </w:tc>
         <w:tc>
           <w:tcPr>
-            <w:tcW w:type="dxa" w:w="1584"/>
+            <w:tcW w:type="dxa" w:w="1674"/>
           </w:tcPr>
           <w:p>
             <w:pPr>
@@ -10127,7 +10137,7 @@
       <w:tr>
         <w:tc>
           <w:tcPr>
-            <w:tcW w:type="dxa" w:w="2520"/>
+            <w:tcW w:type="dxa" w:w="2663"/>
           </w:tcPr>
           <w:p>
             <w:pPr>
@@ -10146,7 +10156,7 @@
         </w:tc>
         <w:tc>
           <w:tcPr>
-            <w:tcW w:type="dxa" w:w="1584"/>
+            <w:tcW w:type="dxa" w:w="1674"/>
           </w:tcPr>
           <w:p>
             <w:pPr>
@@ -10165,7 +10175,7 @@
         </w:tc>
         <w:tc>
           <w:tcPr>
-            <w:tcW w:type="dxa" w:w="1584"/>
+            <w:tcW w:type="dxa" w:w="1674"/>
           </w:tcPr>
           <w:p>
             <w:pPr>
@@ -10184,7 +10194,7 @@
         </w:tc>
         <w:tc>
           <w:tcPr>
-            <w:tcW w:type="dxa" w:w="1584"/>
+            <w:tcW w:type="dxa" w:w="1674"/>
           </w:tcPr>
           <w:p>
             <w:pPr>
@@ -10203,7 +10213,7 @@
         </w:tc>
         <w:tc>
           <w:tcPr>
-            <w:tcW w:type="dxa" w:w="1584"/>
+            <w:tcW w:type="dxa" w:w="1674"/>
           </w:tcPr>
           <w:p>
             <w:pPr>
@@ -10224,7 +10234,7 @@
       <w:tr>
         <w:tc>
           <w:tcPr>
-            <w:tcW w:type="dxa" w:w="2520"/>
+            <w:tcW w:type="dxa" w:w="2663"/>
           </w:tcPr>
           <w:p>
             <w:pPr>
@@ -10242,7 +10252,7 @@
         </w:tc>
         <w:tc>
           <w:tcPr>
-            <w:tcW w:type="dxa" w:w="1584"/>
+            <w:tcW w:type="dxa" w:w="1674"/>
           </w:tcPr>
           <w:p>
             <w:pPr>
@@ -10261,7 +10271,7 @@
         </w:tc>
         <w:tc>
           <w:tcPr>
-            <w:tcW w:type="dxa" w:w="1584"/>
+            <w:tcW w:type="dxa" w:w="1674"/>
           </w:tcPr>
           <w:p>
             <w:pPr>
@@ -10280,7 +10290,7 @@
         </w:tc>
         <w:tc>
           <w:tcPr>
-            <w:tcW w:type="dxa" w:w="1584"/>
+            <w:tcW w:type="dxa" w:w="1674"/>
           </w:tcPr>
           <w:p>
             <w:pPr>
@@ -10299,7 +10309,7 @@
         </w:tc>
         <w:tc>
           <w:tcPr>
-            <w:tcW w:type="dxa" w:w="1584"/>
+            <w:tcW w:type="dxa" w:w="1674"/>
           </w:tcPr>
           <w:p>
             <w:pPr>
@@ -10320,7 +10330,7 @@
       <w:tr>
         <w:tc>
           <w:tcPr>
-            <w:tcW w:type="dxa" w:w="2520"/>
+            <w:tcW w:type="dxa" w:w="2663"/>
           </w:tcPr>
           <w:p>
             <w:pPr>
@@ -10338,7 +10348,7 @@
         </w:tc>
         <w:tc>
           <w:tcPr>
-            <w:tcW w:type="dxa" w:w="1584"/>
+            <w:tcW w:type="dxa" w:w="1674"/>
           </w:tcPr>
           <w:p>
             <w:pPr>
@@ -10356,7 +10366,7 @@
         </w:tc>
         <w:tc>
           <w:tcPr>
-            <w:tcW w:type="dxa" w:w="1584"/>
+            <w:tcW w:type="dxa" w:w="1674"/>
           </w:tcPr>
           <w:p>
             <w:pPr>
@@ -10374,7 +10384,7 @@
         </w:tc>
         <w:tc>
           <w:tcPr>
-            <w:tcW w:type="dxa" w:w="1584"/>
+            <w:tcW w:type="dxa" w:w="1674"/>
           </w:tcPr>
           <w:p>
             <w:pPr>
@@ -10392,7 +10402,7 @@
         </w:tc>
         <w:tc>
           <w:tcPr>
-            <w:tcW w:type="dxa" w:w="1584"/>
+            <w:tcW w:type="dxa" w:w="1674"/>
           </w:tcPr>
           <w:p>
             <w:pPr>
@@ -10412,7 +10422,7 @@
       <w:tr>
         <w:tc>
           <w:tcPr>
-            <w:tcW w:type="dxa" w:w="2520"/>
+            <w:tcW w:type="dxa" w:w="2663"/>
           </w:tcPr>
           <w:p>
             <w:pPr>
@@ -10430,7 +10440,7 @@
         </w:tc>
         <w:tc>
           <w:tcPr>
-            <w:tcW w:type="dxa" w:w="1584"/>
+            <w:tcW w:type="dxa" w:w="1674"/>
           </w:tcPr>
           <w:p>
             <w:pPr>
@@ -10448,7 +10458,7 @@
         </w:tc>
         <w:tc>
           <w:tcPr>
-            <w:tcW w:type="dxa" w:w="1584"/>
+            <w:tcW w:type="dxa" w:w="1674"/>
           </w:tcPr>
           <w:p>
             <w:pPr>
@@ -10466,7 +10476,7 @@
         </w:tc>
         <w:tc>
           <w:tcPr>
-            <w:tcW w:type="dxa" w:w="1584"/>
+            <w:tcW w:type="dxa" w:w="1674"/>
           </w:tcPr>
           <w:p>
             <w:pPr>
@@ -10484,7 +10494,7 @@
         </w:tc>
         <w:tc>
           <w:tcPr>
-            <w:tcW w:type="dxa" w:w="1584"/>
+            <w:tcW w:type="dxa" w:w="1674"/>
           </w:tcPr>
           <w:p>
             <w:pPr>
@@ -10504,7 +10514,7 @@
       <w:tr>
         <w:tc>
           <w:tcPr>
-            <w:tcW w:type="dxa" w:w="2520"/>
+            <w:tcW w:type="dxa" w:w="2663"/>
             <w:tcBorders>
               <w:bottom w:val="single" w:sz="6" w:space="0" w:color="000000"/>
             </w:tcBorders>
@@ -10525,7 +10535,7 @@
         </w:tc>
         <w:tc>
           <w:tcPr>
-            <w:tcW w:type="dxa" w:w="1584"/>
+            <w:tcW w:type="dxa" w:w="1674"/>
             <w:tcBorders>
               <w:bottom w:val="single" w:sz="6" w:space="0" w:color="000000"/>
             </w:tcBorders>
@@ -10546,7 +10556,7 @@
         </w:tc>
         <w:tc>
           <w:tcPr>
-            <w:tcW w:type="dxa" w:w="1584"/>
+            <w:tcW w:type="dxa" w:w="1674"/>
             <w:tcBorders>
               <w:bottom w:val="single" w:sz="6" w:space="0" w:color="000000"/>
             </w:tcBorders>
@@ -10567,7 +10577,7 @@
         </w:tc>
         <w:tc>
           <w:tcPr>
-            <w:tcW w:type="dxa" w:w="1584"/>
+            <w:tcW w:type="dxa" w:w="1674"/>
             <w:tcBorders>
               <w:bottom w:val="single" w:sz="6" w:space="0" w:color="000000"/>
             </w:tcBorders>
@@ -10588,7 +10598,7 @@
         </w:tc>
         <w:tc>
           <w:tcPr>
-            <w:tcW w:type="dxa" w:w="1584"/>
+            <w:tcW w:type="dxa" w:w="1674"/>
             <w:tcBorders>
               <w:bottom w:val="single" w:sz="6" w:space="0" w:color="000000"/>
             </w:tcBorders>
@@ -10751,6 +10761,8 @@
         <w:jc w:val="center"/>
         <w:tblLayout w:type="fixed"/>
         <w:tblLook w:firstColumn="1" w:firstRow="1" w:lastColumn="0" w:lastRow="0" w:noHBand="0" w:noVBand="1" w:val="04A0"/>
+        <w:tblLayout w:type="fixed"/>
+        <w:tblW w:w="9360" w:type="dxa"/>
       </w:tblPr>
       <w:tblGrid>
         <w:gridCol w:w="1560"/>
@@ -10763,7 +10775,7 @@
       <w:tr>
         <w:tc>
           <w:tcPr>
-            <w:tcW w:type="dxa" w:w="864"/>
+            <w:tcW w:type="dxa" w:w="871"/>
             <w:tcBorders>
               <w:top w:val="single" w:sz="6" w:space="0" w:color="000000"/>
               <w:bottom w:val="single" w:sz="6" w:space="0" w:color="000000"/>
@@ -10786,7 +10798,7 @@
         </w:tc>
         <w:tc>
           <w:tcPr>
-            <w:tcW w:type="dxa" w:w="2088"/>
+            <w:tcW w:type="dxa" w:w="2104"/>
             <w:tcBorders>
               <w:top w:val="single" w:sz="6" w:space="0" w:color="000000"/>
               <w:bottom w:val="single" w:sz="6" w:space="0" w:color="000000"/>
@@ -10809,7 +10821,7 @@
         </w:tc>
         <w:tc>
           <w:tcPr>
-            <w:tcW w:type="dxa" w:w="1584"/>
+            <w:tcW w:type="dxa" w:w="1596"/>
             <w:tcBorders>
               <w:top w:val="single" w:sz="6" w:space="0" w:color="000000"/>
               <w:bottom w:val="single" w:sz="6" w:space="0" w:color="000000"/>
@@ -10832,7 +10844,7 @@
         </w:tc>
         <w:tc>
           <w:tcPr>
-            <w:tcW w:type="dxa" w:w="1584"/>
+            <w:tcW w:type="dxa" w:w="1596"/>
             <w:tcBorders>
               <w:top w:val="single" w:sz="6" w:space="0" w:color="000000"/>
               <w:bottom w:val="single" w:sz="6" w:space="0" w:color="000000"/>
@@ -10855,7 +10867,7 @@
         </w:tc>
         <w:tc>
           <w:tcPr>
-            <w:tcW w:type="dxa" w:w="1584"/>
+            <w:tcW w:type="dxa" w:w="1596"/>
             <w:tcBorders>
               <w:top w:val="single" w:sz="6" w:space="0" w:color="000000"/>
               <w:bottom w:val="single" w:sz="6" w:space="0" w:color="000000"/>
@@ -10878,7 +10890,7 @@
         </w:tc>
         <w:tc>
           <w:tcPr>
-            <w:tcW w:type="dxa" w:w="1584"/>
+            <w:tcW w:type="dxa" w:w="1596"/>
             <w:tcBorders>
               <w:top w:val="single" w:sz="6" w:space="0" w:color="000000"/>
               <w:bottom w:val="single" w:sz="6" w:space="0" w:color="000000"/>
@@ -10903,7 +10915,7 @@
       <w:tr>
         <w:tc>
           <w:tcPr>
-            <w:tcW w:type="dxa" w:w="864"/>
+            <w:tcW w:type="dxa" w:w="871"/>
           </w:tcPr>
           <w:p>
             <w:pPr>
@@ -10921,7 +10933,7 @@
         </w:tc>
         <w:tc>
           <w:tcPr>
-            <w:tcW w:type="dxa" w:w="2088"/>
+            <w:tcW w:type="dxa" w:w="2104"/>
           </w:tcPr>
           <w:p>
             <w:pPr>
@@ -10939,7 +10951,7 @@
         </w:tc>
         <w:tc>
           <w:tcPr>
-            <w:tcW w:type="dxa" w:w="1584"/>
+            <w:tcW w:type="dxa" w:w="1596"/>
           </w:tcPr>
           <w:p>
             <w:pPr>
@@ -10957,7 +10969,7 @@
         </w:tc>
         <w:tc>
           <w:tcPr>
-            <w:tcW w:type="dxa" w:w="1584"/>
+            <w:tcW w:type="dxa" w:w="1596"/>
           </w:tcPr>
           <w:p>
             <w:pPr>
@@ -10975,7 +10987,7 @@
         </w:tc>
         <w:tc>
           <w:tcPr>
-            <w:tcW w:type="dxa" w:w="1584"/>
+            <w:tcW w:type="dxa" w:w="1596"/>
           </w:tcPr>
           <w:p>
             <w:pPr>
@@ -10993,7 +11005,7 @@
         </w:tc>
         <w:tc>
           <w:tcPr>
-            <w:tcW w:type="dxa" w:w="1584"/>
+            <w:tcW w:type="dxa" w:w="1596"/>
           </w:tcPr>
           <w:p>
             <w:pPr>
@@ -11013,7 +11025,7 @@
       <w:tr>
         <w:tc>
           <w:tcPr>
-            <w:tcW w:type="dxa" w:w="864"/>
+            <w:tcW w:type="dxa" w:w="871"/>
           </w:tcPr>
           <w:p>
             <w:pPr>
@@ -11030,7 +11042,7 @@
         </w:tc>
         <w:tc>
           <w:tcPr>
-            <w:tcW w:type="dxa" w:w="2088"/>
+            <w:tcW w:type="dxa" w:w="2104"/>
           </w:tcPr>
           <w:p>
             <w:pPr>
@@ -11048,7 +11060,7 @@
         </w:tc>
         <w:tc>
           <w:tcPr>
-            <w:tcW w:type="dxa" w:w="1584"/>
+            <w:tcW w:type="dxa" w:w="1596"/>
           </w:tcPr>
           <w:p>
             <w:pPr>
@@ -11066,7 +11078,7 @@
         </w:tc>
         <w:tc>
           <w:tcPr>
-            <w:tcW w:type="dxa" w:w="1584"/>
+            <w:tcW w:type="dxa" w:w="1596"/>
           </w:tcPr>
           <w:p>
             <w:pPr>
@@ -11084,7 +11096,7 @@
         </w:tc>
         <w:tc>
           <w:tcPr>
-            <w:tcW w:type="dxa" w:w="1584"/>
+            <w:tcW w:type="dxa" w:w="1596"/>
           </w:tcPr>
           <w:p>
             <w:pPr>
@@ -11102,7 +11114,7 @@
         </w:tc>
         <w:tc>
           <w:tcPr>
-            <w:tcW w:type="dxa" w:w="1584"/>
+            <w:tcW w:type="dxa" w:w="1596"/>
           </w:tcPr>
           <w:p>
             <w:pPr>
@@ -11123,7 +11135,7 @@
       <w:tr>
         <w:tc>
           <w:tcPr>
-            <w:tcW w:type="dxa" w:w="864"/>
+            <w:tcW w:type="dxa" w:w="871"/>
           </w:tcPr>
           <w:p>
             <w:pPr>
@@ -11140,7 +11152,7 @@
         </w:tc>
         <w:tc>
           <w:tcPr>
-            <w:tcW w:type="dxa" w:w="2088"/>
+            <w:tcW w:type="dxa" w:w="2104"/>
           </w:tcPr>
           <w:p>
             <w:pPr>
@@ -11158,7 +11170,7 @@
         </w:tc>
         <w:tc>
           <w:tcPr>
-            <w:tcW w:type="dxa" w:w="1584"/>
+            <w:tcW w:type="dxa" w:w="1596"/>
           </w:tcPr>
           <w:p>
             <w:pPr>
@@ -11177,7 +11189,7 @@
         </w:tc>
         <w:tc>
           <w:tcPr>
-            <w:tcW w:type="dxa" w:w="1584"/>
+            <w:tcW w:type="dxa" w:w="1596"/>
           </w:tcPr>
           <w:p>
             <w:pPr>
@@ -11196,7 +11208,7 @@
         </w:tc>
         <w:tc>
           <w:tcPr>
-            <w:tcW w:type="dxa" w:w="1584"/>
+            <w:tcW w:type="dxa" w:w="1596"/>
           </w:tcPr>
           <w:p>
             <w:pPr>
@@ -11215,7 +11227,7 @@
         </w:tc>
         <w:tc>
           <w:tcPr>
-            <w:tcW w:type="dxa" w:w="1584"/>
+            <w:tcW w:type="dxa" w:w="1596"/>
           </w:tcPr>
           <w:p>
             <w:pPr>
@@ -11236,7 +11248,7 @@
       <w:tr>
         <w:tc>
           <w:tcPr>
-            <w:tcW w:type="dxa" w:w="864"/>
+            <w:tcW w:type="dxa" w:w="871"/>
           </w:tcPr>
           <w:p>
             <w:pPr>
@@ -11254,7 +11266,7 @@
         </w:tc>
         <w:tc>
           <w:tcPr>
-            <w:tcW w:type="dxa" w:w="2088"/>
+            <w:tcW w:type="dxa" w:w="2104"/>
           </w:tcPr>
           <w:p>
             <w:pPr>
@@ -11272,7 +11284,7 @@
         </w:tc>
         <w:tc>
           <w:tcPr>
-            <w:tcW w:type="dxa" w:w="1584"/>
+            <w:tcW w:type="dxa" w:w="1596"/>
           </w:tcPr>
           <w:p>
             <w:pPr>
@@ -11290,7 +11302,7 @@
         </w:tc>
         <w:tc>
           <w:tcPr>
-            <w:tcW w:type="dxa" w:w="1584"/>
+            <w:tcW w:type="dxa" w:w="1596"/>
           </w:tcPr>
           <w:p>
             <w:pPr>
@@ -11308,7 +11320,7 @@
         </w:tc>
         <w:tc>
           <w:tcPr>
-            <w:tcW w:type="dxa" w:w="1584"/>
+            <w:tcW w:type="dxa" w:w="1596"/>
           </w:tcPr>
           <w:p>
             <w:pPr>
@@ -11326,7 +11338,7 @@
         </w:tc>
         <w:tc>
           <w:tcPr>
-            <w:tcW w:type="dxa" w:w="1584"/>
+            <w:tcW w:type="dxa" w:w="1596"/>
           </w:tcPr>
           <w:p>
             <w:pPr>
@@ -11346,7 +11358,7 @@
       <w:tr>
         <w:tc>
           <w:tcPr>
-            <w:tcW w:type="dxa" w:w="864"/>
+            <w:tcW w:type="dxa" w:w="871"/>
           </w:tcPr>
           <w:p>
             <w:pPr>
@@ -11363,7 +11375,7 @@
         </w:tc>
         <w:tc>
           <w:tcPr>
-            <w:tcW w:type="dxa" w:w="2088"/>
+            <w:tcW w:type="dxa" w:w="2104"/>
           </w:tcPr>
           <w:p>
             <w:pPr>
@@ -11381,7 +11393,7 @@
         </w:tc>
         <w:tc>
           <w:tcPr>
-            <w:tcW w:type="dxa" w:w="1584"/>
+            <w:tcW w:type="dxa" w:w="1596"/>
           </w:tcPr>
           <w:p>
             <w:pPr>
@@ -11399,7 +11411,7 @@
         </w:tc>
         <w:tc>
           <w:tcPr>
-            <w:tcW w:type="dxa" w:w="1584"/>
+            <w:tcW w:type="dxa" w:w="1596"/>
           </w:tcPr>
           <w:p>
             <w:pPr>
@@ -11417,7 +11429,7 @@
         </w:tc>
         <w:tc>
           <w:tcPr>
-            <w:tcW w:type="dxa" w:w="1584"/>
+            <w:tcW w:type="dxa" w:w="1596"/>
           </w:tcPr>
           <w:p>
             <w:pPr>
@@ -11435,7 +11447,7 @@
         </w:tc>
         <w:tc>
           <w:tcPr>
-            <w:tcW w:type="dxa" w:w="1584"/>
+            <w:tcW w:type="dxa" w:w="1596"/>
           </w:tcPr>
           <w:p>
             <w:pPr>
@@ -11456,7 +11468,7 @@
       <w:tr>
         <w:tc>
           <w:tcPr>
-            <w:tcW w:type="dxa" w:w="864"/>
+            <w:tcW w:type="dxa" w:w="871"/>
             <w:tcBorders>
               <w:bottom w:val="single" w:sz="6" w:space="0" w:color="000000"/>
             </w:tcBorders>
@@ -11476,7 +11488,7 @@
         </w:tc>
         <w:tc>
           <w:tcPr>
-            <w:tcW w:type="dxa" w:w="2088"/>
+            <w:tcW w:type="dxa" w:w="2104"/>
             <w:tcBorders>
               <w:bottom w:val="single" w:sz="6" w:space="0" w:color="000000"/>
             </w:tcBorders>
@@ -11497,7 +11509,7 @@
         </w:tc>
         <w:tc>
           <w:tcPr>
-            <w:tcW w:type="dxa" w:w="1584"/>
+            <w:tcW w:type="dxa" w:w="1596"/>
             <w:tcBorders>
               <w:bottom w:val="single" w:sz="6" w:space="0" w:color="000000"/>
             </w:tcBorders>
@@ -11519,7 +11531,7 @@
         </w:tc>
         <w:tc>
           <w:tcPr>
-            <w:tcW w:type="dxa" w:w="1584"/>
+            <w:tcW w:type="dxa" w:w="1596"/>
             <w:tcBorders>
               <w:bottom w:val="single" w:sz="6" w:space="0" w:color="000000"/>
             </w:tcBorders>
@@ -11541,7 +11553,7 @@
         </w:tc>
         <w:tc>
           <w:tcPr>
-            <w:tcW w:type="dxa" w:w="1584"/>
+            <w:tcW w:type="dxa" w:w="1596"/>
             <w:tcBorders>
               <w:bottom w:val="single" w:sz="6" w:space="0" w:color="000000"/>
             </w:tcBorders>
@@ -11563,7 +11575,7 @@
         </w:tc>
         <w:tc>
           <w:tcPr>
-            <w:tcW w:type="dxa" w:w="1584"/>
+            <w:tcW w:type="dxa" w:w="1596"/>
             <w:tcBorders>
               <w:bottom w:val="single" w:sz="6" w:space="0" w:color="000000"/>
             </w:tcBorders>
@@ -11718,6 +11730,8 @@
         <w:jc w:val="center"/>
         <w:tblLayout w:type="fixed"/>
         <w:tblLook w:firstColumn="1" w:firstRow="1" w:lastColumn="0" w:lastRow="0" w:noHBand="0" w:noVBand="1" w:val="04A0"/>
+        <w:tblLayout w:type="fixed"/>
+        <w:tblW w:w="9360" w:type="dxa"/>
       </w:tblPr>
       <w:tblGrid>
         <w:gridCol w:w="1560"/>
@@ -11730,7 +11744,7 @@
       <w:tr>
         <w:tc>
           <w:tcPr>
-            <w:tcW w:type="dxa" w:w="1224"/>
+            <w:tcW w:type="dxa" w:w="1220"/>
             <w:tcBorders>
               <w:top w:val="single" w:sz="6" w:space="0" w:color="000000"/>
               <w:bottom w:val="single" w:sz="6" w:space="0" w:color="000000"/>
@@ -11753,7 +11767,7 @@
         </w:tc>
         <w:tc>
           <w:tcPr>
-            <w:tcW w:type="dxa" w:w="1944"/>
+            <w:tcW w:type="dxa" w:w="1938"/>
             <w:tcBorders>
               <w:top w:val="single" w:sz="6" w:space="0" w:color="000000"/>
               <w:bottom w:val="single" w:sz="6" w:space="0" w:color="000000"/>
@@ -11776,7 +11790,7 @@
         </w:tc>
         <w:tc>
           <w:tcPr>
-            <w:tcW w:type="dxa" w:w="1555"/>
+            <w:tcW w:type="dxa" w:w="1550"/>
             <w:tcBorders>
               <w:top w:val="single" w:sz="6" w:space="0" w:color="000000"/>
               <w:bottom w:val="single" w:sz="6" w:space="0" w:color="000000"/>
@@ -11799,7 +11813,7 @@
         </w:tc>
         <w:tc>
           <w:tcPr>
-            <w:tcW w:type="dxa" w:w="1555"/>
+            <w:tcW w:type="dxa" w:w="1550"/>
             <w:tcBorders>
               <w:top w:val="single" w:sz="6" w:space="0" w:color="000000"/>
               <w:bottom w:val="single" w:sz="6" w:space="0" w:color="000000"/>
@@ -11822,7 +11836,7 @@
         </w:tc>
         <w:tc>
           <w:tcPr>
-            <w:tcW w:type="dxa" w:w="1555"/>
+            <w:tcW w:type="dxa" w:w="1550"/>
             <w:tcBorders>
               <w:top w:val="single" w:sz="6" w:space="0" w:color="000000"/>
               <w:bottom w:val="single" w:sz="6" w:space="0" w:color="000000"/>
@@ -11845,7 +11859,7 @@
         </w:tc>
         <w:tc>
           <w:tcPr>
-            <w:tcW w:type="dxa" w:w="1555"/>
+            <w:tcW w:type="dxa" w:w="1550"/>
             <w:tcBorders>
               <w:top w:val="single" w:sz="6" w:space="0" w:color="000000"/>
               <w:bottom w:val="single" w:sz="6" w:space="0" w:color="000000"/>
@@ -11870,7 +11884,7 @@
       <w:tr>
         <w:tc>
           <w:tcPr>
-            <w:tcW w:type="dxa" w:w="1224"/>
+            <w:tcW w:type="dxa" w:w="1220"/>
           </w:tcPr>
           <w:p>
             <w:pPr>
@@ -11888,7 +11902,7 @@
         </w:tc>
         <w:tc>
           <w:tcPr>
-            <w:tcW w:type="dxa" w:w="1944"/>
+            <w:tcW w:type="dxa" w:w="1938"/>
           </w:tcPr>
           <w:p>
             <w:pPr>
@@ -11906,7 +11920,7 @@
         </w:tc>
         <w:tc>
           <w:tcPr>
-            <w:tcW w:type="dxa" w:w="1555"/>
+            <w:tcW w:type="dxa" w:w="1550"/>
           </w:tcPr>
           <w:p>
             <w:pPr>
@@ -11924,7 +11938,7 @@
         </w:tc>
         <w:tc>
           <w:tcPr>
-            <w:tcW w:type="dxa" w:w="1555"/>
+            <w:tcW w:type="dxa" w:w="1550"/>
           </w:tcPr>
           <w:p>
             <w:pPr>
@@ -11942,7 +11956,7 @@
         </w:tc>
         <w:tc>
           <w:tcPr>
-            <w:tcW w:type="dxa" w:w="1555"/>
+            <w:tcW w:type="dxa" w:w="1550"/>
           </w:tcPr>
           <w:p>
             <w:pPr>
@@ -11960,7 +11974,7 @@
         </w:tc>
         <w:tc>
           <w:tcPr>
-            <w:tcW w:type="dxa" w:w="1555"/>
+            <w:tcW w:type="dxa" w:w="1550"/>
           </w:tcPr>
           <w:p>
             <w:pPr>
@@ -11981,7 +11995,7 @@
       <w:tr>
         <w:tc>
           <w:tcPr>
-            <w:tcW w:type="dxa" w:w="1224"/>
+            <w:tcW w:type="dxa" w:w="1220"/>
           </w:tcPr>
           <w:p>
             <w:pPr>
@@ -11998,7 +12012,7 @@
         </w:tc>
         <w:tc>
           <w:tcPr>
-            <w:tcW w:type="dxa" w:w="1944"/>
+            <w:tcW w:type="dxa" w:w="1938"/>
           </w:tcPr>
           <w:p>
             <w:pPr>
@@ -12016,7 +12030,7 @@
         </w:tc>
         <w:tc>
           <w:tcPr>
-            <w:tcW w:type="dxa" w:w="1555"/>
+            <w:tcW w:type="dxa" w:w="1550"/>
           </w:tcPr>
           <w:p>
             <w:pPr>
@@ -12035,7 +12049,7 @@
         </w:tc>
         <w:tc>
           <w:tcPr>
-            <w:tcW w:type="dxa" w:w="1555"/>
+            <w:tcW w:type="dxa" w:w="1550"/>
           </w:tcPr>
           <w:p>
             <w:pPr>
@@ -12053,7 +12067,7 @@
         </w:tc>
         <w:tc>
           <w:tcPr>
-            <w:tcW w:type="dxa" w:w="1555"/>
+            <w:tcW w:type="dxa" w:w="1550"/>
           </w:tcPr>
           <w:p>
             <w:pPr>
@@ -12072,7 +12086,7 @@
         </w:tc>
         <w:tc>
           <w:tcPr>
-            <w:tcW w:type="dxa" w:w="1555"/>
+            <w:tcW w:type="dxa" w:w="1550"/>
           </w:tcPr>
           <w:p>
             <w:pPr>
@@ -12092,7 +12106,7 @@
       <w:tr>
         <w:tc>
           <w:tcPr>
-            <w:tcW w:type="dxa" w:w="1224"/>
+            <w:tcW w:type="dxa" w:w="1220"/>
           </w:tcPr>
           <w:p>
             <w:pPr>
@@ -12109,7 +12123,7 @@
         </w:tc>
         <w:tc>
           <w:tcPr>
-            <w:tcW w:type="dxa" w:w="1944"/>
+            <w:tcW w:type="dxa" w:w="1938"/>
           </w:tcPr>
           <w:p>
             <w:pPr>
@@ -12127,7 +12141,7 @@
         </w:tc>
         <w:tc>
           <w:tcPr>
-            <w:tcW w:type="dxa" w:w="1555"/>
+            <w:tcW w:type="dxa" w:w="1550"/>
           </w:tcPr>
           <w:p>
             <w:pPr>
@@ -12145,7 +12159,7 @@
         </w:tc>
         <w:tc>
           <w:tcPr>
-            <w:tcW w:type="dxa" w:w="1555"/>
+            <w:tcW w:type="dxa" w:w="1550"/>
           </w:tcPr>
           <w:p>
             <w:pPr>
@@ -12163,7 +12177,7 @@
         </w:tc>
         <w:tc>
           <w:tcPr>
-            <w:tcW w:type="dxa" w:w="1555"/>
+            <w:tcW w:type="dxa" w:w="1550"/>
           </w:tcPr>
           <w:p>
             <w:pPr>
@@ -12181,7 +12195,7 @@
         </w:tc>
         <w:tc>
           <w:tcPr>
-            <w:tcW w:type="dxa" w:w="1555"/>
+            <w:tcW w:type="dxa" w:w="1550"/>
           </w:tcPr>
           <w:p>
             <w:pPr>
@@ -12201,7 +12215,7 @@
       <w:tr>
         <w:tc>
           <w:tcPr>
-            <w:tcW w:type="dxa" w:w="1224"/>
+            <w:tcW w:type="dxa" w:w="1220"/>
           </w:tcPr>
           <w:p>
             <w:pPr>
@@ -12218,7 +12232,7 @@
         </w:tc>
         <w:tc>
           <w:tcPr>
-            <w:tcW w:type="dxa" w:w="1944"/>
+            <w:tcW w:type="dxa" w:w="1938"/>
           </w:tcPr>
           <w:p>
             <w:pPr>
@@ -12236,7 +12250,7 @@
         </w:tc>
         <w:tc>
           <w:tcPr>
-            <w:tcW w:type="dxa" w:w="1555"/>
+            <w:tcW w:type="dxa" w:w="1550"/>
           </w:tcPr>
           <w:p>
             <w:pPr>
@@ -12254,7 +12268,7 @@
         </w:tc>
         <w:tc>
           <w:tcPr>
-            <w:tcW w:type="dxa" w:w="1555"/>
+            <w:tcW w:type="dxa" w:w="1550"/>
           </w:tcPr>
           <w:p>
             <w:pPr>
@@ -12273,7 +12287,7 @@
         </w:tc>
         <w:tc>
           <w:tcPr>
-            <w:tcW w:type="dxa" w:w="1555"/>
+            <w:tcW w:type="dxa" w:w="1550"/>
           </w:tcPr>
           <w:p>
             <w:pPr>
@@ -12291,7 +12305,7 @@
         </w:tc>
         <w:tc>
           <w:tcPr>
-            <w:tcW w:type="dxa" w:w="1555"/>
+            <w:tcW w:type="dxa" w:w="1550"/>
           </w:tcPr>
           <w:p>
             <w:pPr>
@@ -12311,7 +12325,7 @@
       <w:tr>
         <w:tc>
           <w:tcPr>
-            <w:tcW w:type="dxa" w:w="1224"/>
+            <w:tcW w:type="dxa" w:w="1220"/>
           </w:tcPr>
           <w:p>
             <w:pPr>
@@ -12329,7 +12343,7 @@
         </w:tc>
         <w:tc>
           <w:tcPr>
-            <w:tcW w:type="dxa" w:w="1944"/>
+            <w:tcW w:type="dxa" w:w="1938"/>
           </w:tcPr>
           <w:p>
             <w:pPr>
@@ -12347,7 +12361,7 @@
         </w:tc>
         <w:tc>
           <w:tcPr>
-            <w:tcW w:type="dxa" w:w="1555"/>
+            <w:tcW w:type="dxa" w:w="1550"/>
           </w:tcPr>
           <w:p>
             <w:pPr>
@@ -12365,7 +12379,7 @@
         </w:tc>
         <w:tc>
           <w:tcPr>
-            <w:tcW w:type="dxa" w:w="1555"/>
+            <w:tcW w:type="dxa" w:w="1550"/>
           </w:tcPr>
           <w:p>
             <w:pPr>
@@ -12383,7 +12397,7 @@
         </w:tc>
         <w:tc>
           <w:tcPr>
-            <w:tcW w:type="dxa" w:w="1555"/>
+            <w:tcW w:type="dxa" w:w="1550"/>
           </w:tcPr>
           <w:p>
             <w:pPr>
@@ -12401,7 +12415,7 @@
         </w:tc>
         <w:tc>
           <w:tcPr>
-            <w:tcW w:type="dxa" w:w="1555"/>
+            <w:tcW w:type="dxa" w:w="1550"/>
           </w:tcPr>
           <w:p>
             <w:pPr>
@@ -12421,7 +12435,7 @@
       <w:tr>
         <w:tc>
           <w:tcPr>
-            <w:tcW w:type="dxa" w:w="1224"/>
+            <w:tcW w:type="dxa" w:w="1220"/>
           </w:tcPr>
           <w:p>
             <w:pPr>
@@ -12438,7 +12452,7 @@
         </w:tc>
         <w:tc>
           <w:tcPr>
-            <w:tcW w:type="dxa" w:w="1944"/>
+            <w:tcW w:type="dxa" w:w="1938"/>
           </w:tcPr>
           <w:p>
             <w:pPr>
@@ -12456,7 +12470,7 @@
         </w:tc>
         <w:tc>
           <w:tcPr>
-            <w:tcW w:type="dxa" w:w="1555"/>
+            <w:tcW w:type="dxa" w:w="1550"/>
           </w:tcPr>
           <w:p>
             <w:pPr>
@@ -12474,7 +12488,7 @@
         </w:tc>
         <w:tc>
           <w:tcPr>
-            <w:tcW w:type="dxa" w:w="1555"/>
+            <w:tcW w:type="dxa" w:w="1550"/>
           </w:tcPr>
           <w:p>
             <w:pPr>
@@ -12492,7 +12506,7 @@
         </w:tc>
         <w:tc>
           <w:tcPr>
-            <w:tcW w:type="dxa" w:w="1555"/>
+            <w:tcW w:type="dxa" w:w="1550"/>
           </w:tcPr>
           <w:p>
             <w:pPr>
@@ -12510,7 +12524,7 @@
         </w:tc>
         <w:tc>
           <w:tcPr>
-            <w:tcW w:type="dxa" w:w="1555"/>
+            <w:tcW w:type="dxa" w:w="1550"/>
           </w:tcPr>
           <w:p>
             <w:pPr>
@@ -12530,7 +12544,7 @@
       <w:tr>
         <w:tc>
           <w:tcPr>
-            <w:tcW w:type="dxa" w:w="1224"/>
+            <w:tcW w:type="dxa" w:w="1220"/>
           </w:tcPr>
           <w:p>
             <w:pPr>
@@ -12547,7 +12561,7 @@
         </w:tc>
         <w:tc>
           <w:tcPr>
-            <w:tcW w:type="dxa" w:w="1944"/>
+            <w:tcW w:type="dxa" w:w="1938"/>
           </w:tcPr>
           <w:p>
             <w:pPr>
@@ -12565,7 +12579,7 @@
         </w:tc>
         <w:tc>
           <w:tcPr>
-            <w:tcW w:type="dxa" w:w="1555"/>
+            <w:tcW w:type="dxa" w:w="1550"/>
           </w:tcPr>
           <w:p>
             <w:pPr>
@@ -12583,7 +12597,7 @@
         </w:tc>
         <w:tc>
           <w:tcPr>
-            <w:tcW w:type="dxa" w:w="1555"/>
+            <w:tcW w:type="dxa" w:w="1550"/>
           </w:tcPr>
           <w:p>
             <w:pPr>
@@ -12601,7 +12615,7 @@
         </w:tc>
         <w:tc>
           <w:tcPr>
-            <w:tcW w:type="dxa" w:w="1555"/>
+            <w:tcW w:type="dxa" w:w="1550"/>
           </w:tcPr>
           <w:p>
             <w:pPr>
@@ -12619,7 +12633,7 @@
         </w:tc>
         <w:tc>
           <w:tcPr>
-            <w:tcW w:type="dxa" w:w="1555"/>
+            <w:tcW w:type="dxa" w:w="1550"/>
           </w:tcPr>
           <w:p>
             <w:pPr>
@@ -12639,7 +12653,7 @@
       <w:tr>
         <w:tc>
           <w:tcPr>
-            <w:tcW w:type="dxa" w:w="1224"/>
+            <w:tcW w:type="dxa" w:w="1220"/>
             <w:tcBorders>
               <w:bottom w:val="single" w:sz="6" w:space="0" w:color="000000"/>
             </w:tcBorders>
@@ -12659,7 +12673,7 @@
         </w:tc>
         <w:tc>
           <w:tcPr>
-            <w:tcW w:type="dxa" w:w="1944"/>
+            <w:tcW w:type="dxa" w:w="1938"/>
             <w:tcBorders>
               <w:bottom w:val="single" w:sz="6" w:space="0" w:color="000000"/>
             </w:tcBorders>
@@ -12680,7 +12694,7 @@
         </w:tc>
         <w:tc>
           <w:tcPr>
-            <w:tcW w:type="dxa" w:w="1555"/>
+            <w:tcW w:type="dxa" w:w="1550"/>
             <w:tcBorders>
               <w:bottom w:val="single" w:sz="6" w:space="0" w:color="000000"/>
             </w:tcBorders>
@@ -12702,7 +12716,7 @@
         </w:tc>
         <w:tc>
           <w:tcPr>
-            <w:tcW w:type="dxa" w:w="1555"/>
+            <w:tcW w:type="dxa" w:w="1550"/>
             <w:tcBorders>
               <w:bottom w:val="single" w:sz="6" w:space="0" w:color="000000"/>
             </w:tcBorders>
@@ -12724,7 +12738,7 @@
         </w:tc>
         <w:tc>
           <w:tcPr>
-            <w:tcW w:type="dxa" w:w="1555"/>
+            <w:tcW w:type="dxa" w:w="1550"/>
             <w:tcBorders>
               <w:bottom w:val="single" w:sz="6" w:space="0" w:color="000000"/>
             </w:tcBorders>
@@ -12746,7 +12760,7 @@
         </w:tc>
         <w:tc>
           <w:tcPr>
-            <w:tcW w:type="dxa" w:w="1555"/>
+            <w:tcW w:type="dxa" w:w="1550"/>
             <w:tcBorders>
               <w:bottom w:val="single" w:sz="6" w:space="0" w:color="000000"/>
             </w:tcBorders>
@@ -12868,6 +12882,8 @@
         <w:jc w:val="center"/>
         <w:tblLayout w:type="fixed"/>
         <w:tblLook w:firstColumn="1" w:firstRow="1" w:lastColumn="0" w:lastRow="0" w:noHBand="0" w:noVBand="1" w:val="04A0"/>
+        <w:tblLayout w:type="fixed"/>
+        <w:tblW w:w="9360" w:type="dxa"/>
       </w:tblPr>
       <w:tblGrid>
         <w:gridCol w:w="1872"/>
@@ -12879,7 +12895,7 @@
       <w:tr>
         <w:tc>
           <w:tcPr>
-            <w:tcW w:type="dxa" w:w="1296"/>
+            <w:tcW w:type="dxa" w:w="1452"/>
             <w:tcBorders>
               <w:top w:val="single" w:sz="6" w:space="0" w:color="000000"/>
               <w:bottom w:val="single" w:sz="6" w:space="0" w:color="000000"/>
@@ -12902,7 +12918,7 @@
         </w:tc>
         <w:tc>
           <w:tcPr>
-            <w:tcW w:type="dxa" w:w="864"/>
+            <w:tcW w:type="dxa" w:w="968"/>
             <w:tcBorders>
               <w:top w:val="single" w:sz="6" w:space="0" w:color="000000"/>
               <w:bottom w:val="single" w:sz="6" w:space="0" w:color="000000"/>
@@ -12925,7 +12941,7 @@
         </w:tc>
         <w:tc>
           <w:tcPr>
-            <w:tcW w:type="dxa" w:w="2232"/>
+            <w:tcW w:type="dxa" w:w="2501"/>
             <w:tcBorders>
               <w:top w:val="single" w:sz="6" w:space="0" w:color="000000"/>
               <w:bottom w:val="single" w:sz="6" w:space="0" w:color="000000"/>
@@ -12948,7 +12964,7 @@
         </w:tc>
         <w:tc>
           <w:tcPr>
-            <w:tcW w:type="dxa" w:w="2232"/>
+            <w:tcW w:type="dxa" w:w="2501"/>
             <w:tcBorders>
               <w:top w:val="single" w:sz="6" w:space="0" w:color="000000"/>
               <w:bottom w:val="single" w:sz="6" w:space="0" w:color="000000"/>
@@ -12971,7 +12987,7 @@
         </w:tc>
         <w:tc>
           <w:tcPr>
-            <w:tcW w:type="dxa" w:w="1728"/>
+            <w:tcW w:type="dxa" w:w="1937"/>
             <w:tcBorders>
               <w:top w:val="single" w:sz="6" w:space="0" w:color="000000"/>
               <w:bottom w:val="single" w:sz="6" w:space="0" w:color="000000"/>
@@ -12996,7 +13012,7 @@
       <w:tr>
         <w:tc>
           <w:tcPr>
-            <w:tcW w:type="dxa" w:w="1296"/>
+            <w:tcW w:type="dxa" w:w="1452"/>
           </w:tcPr>
           <w:p>
             <w:pPr>
@@ -13014,7 +13030,7 @@
         </w:tc>
         <w:tc>
           <w:tcPr>
-            <w:tcW w:type="dxa" w:w="864"/>
+            <w:tcW w:type="dxa" w:w="968"/>
           </w:tcPr>
           <w:p>
             <w:pPr>
@@ -13032,7 +13048,7 @@
         </w:tc>
         <w:tc>
           <w:tcPr>
-            <w:tcW w:type="dxa" w:w="2232"/>
+            <w:tcW w:type="dxa" w:w="2501"/>
           </w:tcPr>
           <w:p>
             <w:pPr>
@@ -13051,7 +13067,7 @@
         </w:tc>
         <w:tc>
           <w:tcPr>
-            <w:tcW w:type="dxa" w:w="2232"/>
+            <w:tcW w:type="dxa" w:w="2501"/>
           </w:tcPr>
           <w:p>
             <w:pPr>
@@ -13069,7 +13085,7 @@
         </w:tc>
         <w:tc>
           <w:tcPr>
-            <w:tcW w:type="dxa" w:w="1728"/>
+            <w:tcW w:type="dxa" w:w="1937"/>
           </w:tcPr>
           <w:p>
             <w:pPr>
@@ -13089,7 +13105,7 @@
       <w:tr>
         <w:tc>
           <w:tcPr>
-            <w:tcW w:type="dxa" w:w="1296"/>
+            <w:tcW w:type="dxa" w:w="1452"/>
           </w:tcPr>
           <w:p>
             <w:pPr>
@@ -13106,7 +13122,7 @@
         </w:tc>
         <w:tc>
           <w:tcPr>
-            <w:tcW w:type="dxa" w:w="864"/>
+            <w:tcW w:type="dxa" w:w="968"/>
           </w:tcPr>
           <w:p>
             <w:pPr>
@@ -13124,7 +13140,7 @@
         </w:tc>
         <w:tc>
           <w:tcPr>
-            <w:tcW w:type="dxa" w:w="2232"/>
+            <w:tcW w:type="dxa" w:w="2501"/>
           </w:tcPr>
           <w:p>
             <w:pPr>
@@ -13142,7 +13158,7 @@
         </w:tc>
         <w:tc>
           <w:tcPr>
-            <w:tcW w:type="dxa" w:w="2232"/>
+            <w:tcW w:type="dxa" w:w="2501"/>
           </w:tcPr>
           <w:p>
             <w:pPr>
@@ -13161,7 +13177,7 @@
         </w:tc>
         <w:tc>
           <w:tcPr>
-            <w:tcW w:type="dxa" w:w="1728"/>
+            <w:tcW w:type="dxa" w:w="1937"/>
           </w:tcPr>
           <w:p>
             <w:pPr>
@@ -13181,7 +13197,7 @@
       <w:tr>
         <w:tc>
           <w:tcPr>
-            <w:tcW w:type="dxa" w:w="1296"/>
+            <w:tcW w:type="dxa" w:w="1452"/>
           </w:tcPr>
           <w:p>
             <w:pPr>
@@ -13198,7 +13214,7 @@
         </w:tc>
         <w:tc>
           <w:tcPr>
-            <w:tcW w:type="dxa" w:w="864"/>
+            <w:tcW w:type="dxa" w:w="968"/>
           </w:tcPr>
           <w:p>
             <w:pPr>
@@ -13216,7 +13232,7 @@
         </w:tc>
         <w:tc>
           <w:tcPr>
-            <w:tcW w:type="dxa" w:w="2232"/>
+            <w:tcW w:type="dxa" w:w="2501"/>
           </w:tcPr>
           <w:p>
             <w:pPr>
@@ -13235,7 +13251,7 @@
         </w:tc>
         <w:tc>
           <w:tcPr>
-            <w:tcW w:type="dxa" w:w="2232"/>
+            <w:tcW w:type="dxa" w:w="2501"/>
           </w:tcPr>
           <w:p>
             <w:pPr>
@@ -13253,7 +13269,7 @@
         </w:tc>
         <w:tc>
           <w:tcPr>
-            <w:tcW w:type="dxa" w:w="1728"/>
+            <w:tcW w:type="dxa" w:w="1937"/>
           </w:tcPr>
           <w:p>
             <w:pPr>
@@ -13273,7 +13289,7 @@
       <w:tr>
         <w:tc>
           <w:tcPr>
-            <w:tcW w:type="dxa" w:w="1296"/>
+            <w:tcW w:type="dxa" w:w="1452"/>
           </w:tcPr>
           <w:p>
             <w:pPr>
@@ -13291,7 +13307,7 @@
         </w:tc>
         <w:tc>
           <w:tcPr>
-            <w:tcW w:type="dxa" w:w="864"/>
+            <w:tcW w:type="dxa" w:w="968"/>
           </w:tcPr>
           <w:p>
             <w:pPr>
@@ -13309,7 +13325,7 @@
         </w:tc>
         <w:tc>
           <w:tcPr>
-            <w:tcW w:type="dxa" w:w="2232"/>
+            <w:tcW w:type="dxa" w:w="2501"/>
           </w:tcPr>
           <w:p>
             <w:pPr>
@@ -13327,7 +13343,7 @@
         </w:tc>
         <w:tc>
           <w:tcPr>
-            <w:tcW w:type="dxa" w:w="2232"/>
+            <w:tcW w:type="dxa" w:w="2501"/>
           </w:tcPr>
           <w:p>
             <w:pPr>
@@ -13346,7 +13362,7 @@
         </w:tc>
         <w:tc>
           <w:tcPr>
-            <w:tcW w:type="dxa" w:w="1728"/>
+            <w:tcW w:type="dxa" w:w="1937"/>
           </w:tcPr>
           <w:p>
             <w:pPr>
@@ -13366,7 +13382,7 @@
       <w:tr>
         <w:tc>
           <w:tcPr>
-            <w:tcW w:type="dxa" w:w="1296"/>
+            <w:tcW w:type="dxa" w:w="1452"/>
           </w:tcPr>
           <w:p>
             <w:pPr>
@@ -13383,7 +13399,7 @@
         </w:tc>
         <w:tc>
           <w:tcPr>
-            <w:tcW w:type="dxa" w:w="864"/>
+            <w:tcW w:type="dxa" w:w="968"/>
           </w:tcPr>
           <w:p>
             <w:pPr>
@@ -13401,7 +13417,7 @@
         </w:tc>
         <w:tc>
           <w:tcPr>
-            <w:tcW w:type="dxa" w:w="2232"/>
+            <w:tcW w:type="dxa" w:w="2501"/>
           </w:tcPr>
           <w:p>
             <w:pPr>
@@ -13419,7 +13435,7 @@
         </w:tc>
         <w:tc>
           <w:tcPr>
-            <w:tcW w:type="dxa" w:w="2232"/>
+            <w:tcW w:type="dxa" w:w="2501"/>
           </w:tcPr>
           <w:p>
             <w:pPr>
@@ -13438,7 +13454,7 @@
         </w:tc>
         <w:tc>
           <w:tcPr>
-            <w:tcW w:type="dxa" w:w="1728"/>
+            <w:tcW w:type="dxa" w:w="1937"/>
           </w:tcPr>
           <w:p>
             <w:pPr>
@@ -13458,7 +13474,7 @@
       <w:tr>
         <w:tc>
           <w:tcPr>
-            <w:tcW w:type="dxa" w:w="1296"/>
+            <w:tcW w:type="dxa" w:w="1452"/>
             <w:tcBorders>
               <w:bottom w:val="single" w:sz="6" w:space="0" w:color="000000"/>
             </w:tcBorders>
@@ -13478,7 +13494,7 @@
         </w:tc>
         <w:tc>
           <w:tcPr>
-            <w:tcW w:type="dxa" w:w="864"/>
+            <w:tcW w:type="dxa" w:w="968"/>
             <w:tcBorders>
               <w:bottom w:val="single" w:sz="6" w:space="0" w:color="000000"/>
             </w:tcBorders>
@@ -13499,7 +13515,7 @@
         </w:tc>
         <w:tc>
           <w:tcPr>
-            <w:tcW w:type="dxa" w:w="2232"/>
+            <w:tcW w:type="dxa" w:w="2501"/>
             <w:tcBorders>
               <w:bottom w:val="single" w:sz="6" w:space="0" w:color="000000"/>
             </w:tcBorders>
@@ -13520,7 +13536,7 @@
         </w:tc>
         <w:tc>
           <w:tcPr>
-            <w:tcW w:type="dxa" w:w="2232"/>
+            <w:tcW w:type="dxa" w:w="2501"/>
             <w:tcBorders>
               <w:bottom w:val="single" w:sz="6" w:space="0" w:color="000000"/>
             </w:tcBorders>
@@ -13542,7 +13558,7 @@
         </w:tc>
         <w:tc>
           <w:tcPr>
-            <w:tcW w:type="dxa" w:w="1728"/>
+            <w:tcW w:type="dxa" w:w="1937"/>
             <w:tcBorders>
               <w:bottom w:val="single" w:sz="6" w:space="0" w:color="000000"/>
             </w:tcBorders>

--- a/manuscript/Results_section_draft.docx
+++ b/manuscript/Results_section_draft.docx
@@ -11689,7 +11689,7 @@
           <w:b w:val="0"/>
           <w:i w:val="0"/>
         </w:rPr>
-        <w:t>On pKa (basic), removing the ionizable-site readout gives the best model on every metric: R² 0.950, MAE 0.406, RMSE 0.654 and W1 0.907, compared with 0.948, 0.416, 0.670 and 0.899 for the full GraphMPNN; it is therefore used as the final pKa (basic) model. The improvement over the full model is consistent across seeds (higher R² for 9 of the 10 seeds when paired by seed index) but is not resolved by the paired bootstrap (MAE difference CI [-0.0203, 0.0001]). Relative to the final model, removing the xTB-derived features from the full GraphMPNN degrades every metric with all paired-difference CIs excluding zero (RMSE 0.703 vs. 0.654), and the full model without edge gating is worse on R² and RMSE with CIs excluding zero (RMSE 0.680).</w:t>
+        <w:t>On pKa (basic), removing the ionizable-site readout gives the best model on every metric: R² 0.950, MAE 0.406, RMSE 0.654 and W1 0.907, compared with 0.948, 0.416, 0.670 and 0.899 for the full GraphMPNN; it is therefore used as the final pKa (basic) model. The improvement over the full model is consistent across seeds (higher R² for 9 of the 10 seeds when paired by seed index) but is not resolved by the paired bootstrap (MAE difference CI [-0.0203, 0.0001]). Relative to the final model, removing the xTB-derived features from the full GraphMPNN degrades every metric with all paired-difference CIs excluding zero (RMSE 0.703 vs. 0.654), and the full model without edge gating is worse on R² and RMSE with CIs excluding zero (RMSE 0.680). Removing the xTB-derived features from the final model itself (no site readout, no xTB) gives the same result: R² 0.945, MAE 0.418 and RMSE 0.688, all worse than the final model with every paired-difference CI excluding zero (MAE difference CI [-0.0227, -0.0013]).</w:t>
       </w:r>
     </w:p>
     <w:p>
@@ -12654,6 +12654,115 @@
         <w:tc>
           <w:tcPr>
             <w:tcW w:type="dxa" w:w="1220"/>
+          </w:tcPr>
+          <w:p>
+            <w:pPr>
+              <w:spacing w:after="0" w:line="240" w:lineRule="auto"/>
+              <w:jc w:val="left"/>
+            </w:pPr>
+            <w:r/>
+            <w:r>
+              <w:rPr>
+                <w:sz w:val="15"/>
+              </w:rPr>
+            </w:r>
+          </w:p>
+        </w:tc>
+        <w:tc>
+          <w:tcPr>
+            <w:tcW w:type="dxa" w:w="1938"/>
+          </w:tcPr>
+          <w:p>
+            <w:pPr>
+              <w:spacing w:after="0" w:line="240" w:lineRule="auto"/>
+              <w:jc w:val="center"/>
+            </w:pPr>
+            <w:r/>
+            <w:r>
+              <w:rPr>
+                <w:sz w:val="15"/>
+              </w:rPr>
+              <w:t>final, w/o xTB features</w:t>
+            </w:r>
+          </w:p>
+        </w:tc>
+        <w:tc>
+          <w:tcPr>
+            <w:tcW w:type="dxa" w:w="1550"/>
+          </w:tcPr>
+          <w:p>
+            <w:pPr>
+              <w:spacing w:after="0" w:line="240" w:lineRule="auto"/>
+              <w:jc w:val="center"/>
+            </w:pPr>
+            <w:r/>
+            <w:r>
+              <w:rPr>
+                <w:sz w:val="15"/>
+              </w:rPr>
+              <w:t>0.945† (0.934 ± 0.004)</w:t>
+            </w:r>
+          </w:p>
+        </w:tc>
+        <w:tc>
+          <w:tcPr>
+            <w:tcW w:type="dxa" w:w="1550"/>
+          </w:tcPr>
+          <w:p>
+            <w:pPr>
+              <w:spacing w:after="0" w:line="240" w:lineRule="auto"/>
+              <w:jc w:val="center"/>
+            </w:pPr>
+            <w:r/>
+            <w:r>
+              <w:rPr>
+                <w:sz w:val="15"/>
+              </w:rPr>
+              <w:t>0.418† (0.473 ± 0.014)</w:t>
+            </w:r>
+          </w:p>
+        </w:tc>
+        <w:tc>
+          <w:tcPr>
+            <w:tcW w:type="dxa" w:w="1550"/>
+          </w:tcPr>
+          <w:p>
+            <w:pPr>
+              <w:spacing w:after="0" w:line="240" w:lineRule="auto"/>
+              <w:jc w:val="center"/>
+            </w:pPr>
+            <w:r/>
+            <w:r>
+              <w:rPr>
+                <w:sz w:val="15"/>
+              </w:rPr>
+              <w:t>0.688† (0.753 ± 0.021)</w:t>
+            </w:r>
+          </w:p>
+        </w:tc>
+        <w:tc>
+          <w:tcPr>
+            <w:tcW w:type="dxa" w:w="1550"/>
+          </w:tcPr>
+          <w:p>
+            <w:pPr>
+              <w:spacing w:after="0" w:line="240" w:lineRule="auto"/>
+              <w:jc w:val="center"/>
+            </w:pPr>
+            <w:r/>
+            <w:r>
+              <w:rPr>
+                <w:sz w:val="15"/>
+              </w:rPr>
+              <w:t>0.893† (0.880 ± 0.008)</w:t>
+            </w:r>
+          </w:p>
+        </w:tc>
+      </w:tr>
+      <w:tr>
+        <w:tc>
+          <w:tcPr>
+            <w:tcW w:type="dxa" w:w="1220"/>
             <w:tcBorders>
               <w:bottom w:val="single" w:sz="6" w:space="0" w:color="000000"/>
             </w:tcBorders>
@@ -12790,7 +12899,7 @@
         <w:rPr>
           <w:sz w:val="14"/>
         </w:rPr>
-        <w:t>Entries: 10-seed ensemble (seed mean ± SD); MAE and RMSE in pKa units. Bold: best ensemble value per endpoint and metric. †: paired-bootstrap 95% CI of the difference (final − variant) excludes zero in favor of the final model; no mark: CI includes zero; no variant was resolved as better than the final model. pKa (acidic): final = full GraphMPNN. pKa (basic): final = GraphMPNN without the ionizable-site readout; 'full' rows are the complete GraphMPNN and its ablations. Final-model rows are those of Table I.</w:t>
+        <w:t>Entries: 10-seed ensemble (seed mean ± SD); MAE and RMSE in pKa units. Bold: best ensemble value per endpoint and metric. †: paired-bootstrap 95% CI of the difference (final − variant) excludes zero in favor of the final model; no mark: CI includes zero; no variant was resolved as better than the final model. pKa (acidic): final = full GraphMPNN. pKa (basic): final = GraphMPNN without the ionizable-site readout; 'full' rows are the complete GraphMPNN and its ablations; 'final, w/o xTB features' is the final model with the xTB inputs zeroed. Final-model rows are those of Table I.</w:t>
       </w:r>
     </w:p>
     <w:p>
